--- a/zht/docx/165.content.docx
+++ b/zht/docx/165.content.docx
@@ -149,7 +149,7 @@
         <w:rPr>
           <w:lang w:val="zh_TW" w:bidi="zh_TW"/>
         </w:rPr>
-        <w:t>xu</w:t>
+        <w:t>wan</w:t>
       </w:r>
       <w:r>
         <w:rPr>
@@ -212,7 +212,7 @@
         <w:rPr>
           <w:lang w:val="zh_TW" w:bidi="zh_TW"/>
         </w:rPr>
-        <w:t>許願、願</w:t>
+        <w:t>萬軍、天上的萬象</w:t>
       </w:r>
       <w:r>
         <w:rPr>
@@ -231,18 +231,37 @@
         <w:rPr>
           <w:lang w:val="zh_TW" w:bidi="zh_TW"/>
         </w:rPr>
-        <w:t>向神所作嚴肅的承諾或宣誓。</w:t>
-      </w:r>
-    </w:p>
-    <w:p>
-      <w:pPr>
-        <w:pStyle w:val="Heading3"/>
-      </w:pPr>
-      <w:r>
-        <w:rPr>
-          <w:lang w:val="zh_TW" w:bidi="zh_TW"/>
-        </w:rPr>
-        <w:t>宗教實踐中的許願</w:t>
+        <w:t>這個希伯來文詞語常見於舊約聖經。「萬軍」字面意思指「軍隊」和「天上的軍隊」。 「萬軍」基本上是個軍事術語，在舊約聖經中出現了將近五百次。它可以意味「</w:t>
+      </w:r>
+      <w:r>
+        <w:rPr>
+          <w:lang w:val="zh_TW" w:bidi="zh_TW"/>
+        </w:rPr>
+        <w:t>大軍</w:t>
+      </w:r>
+      <w:r>
+        <w:rPr>
+          <w:lang w:val="zh_TW" w:bidi="zh_TW"/>
+        </w:rPr>
+        <w:t>」（</w:t>
+      </w:r>
+      <w:hyperlink r:id="rId13">
+        <w:r>
+          <w:rPr>
+            <w:lang w:val="zh_TW" w:bidi="zh_TW"/>
+          </w:rPr>
+          <w:rPr>
+            <w:color w:val="0000EE"/>
+            <w:u w:val="single"/>
+          </w:rPr>
+          <w:t>王下18:17</w:t>
+        </w:r>
+      </w:hyperlink>
+      <w:r>
+        <w:rPr>
+          <w:lang w:val="zh_TW" w:bidi="zh_TW"/>
+        </w:rPr>
+        <w:t>），也可指「天使」、「天上的萬象」或整個受造界。</w:t>
       </w:r>
     </w:p>
     <w:p>
@@ -256,7 +275,349 @@
         <w:rPr>
           <w:lang w:val="zh_TW" w:bidi="zh_TW"/>
         </w:rPr>
-        <w:t>向神許願是在聖經中經常提到的宗教做法。大多數關於許願的經文都出現在舊約聖經，尤其是在詩篇中。新約聖經中也提到了一些許願。</w:t>
+        <w:t>「天上的萬象」在聖經中有不同的用法。古代作者有時會象徵性地把太陽、月亮和星辰稱為「軍隊」（譯註：和合本譯為「天上的萬象」）（</w:t>
+      </w:r>
+      <w:hyperlink r:id="rId14">
+        <w:r>
+          <w:rPr>
+            <w:lang w:val="zh_TW" w:bidi="zh_TW"/>
+          </w:rPr>
+          <w:rPr>
+            <w:color w:val="0000EE"/>
+            <w:u w:val="single"/>
+          </w:rPr>
+          <w:t>申4:19</w:t>
+        </w:r>
+      </w:hyperlink>
+      <w:r>
+        <w:rPr>
+          <w:lang w:val="zh_TW" w:bidi="zh_TW"/>
+        </w:rPr>
+        <w:t>；</w:t>
+      </w:r>
+      <w:hyperlink r:id="rId15">
+        <w:r>
+          <w:rPr>
+            <w:lang w:val="zh_TW" w:bidi="zh_TW"/>
+          </w:rPr>
+          <w:rPr>
+            <w:color w:val="0000EE"/>
+            <w:u w:val="single"/>
+          </w:rPr>
+          <w:t>士5:20</w:t>
+        </w:r>
+      </w:hyperlink>
+      <w:r>
+        <w:rPr>
+          <w:lang w:val="zh_TW" w:bidi="zh_TW"/>
+        </w:rPr>
+        <w:t>）。在古代的占星術崇拜中，人們認為天體是由靈體賦予生命的，因此構成一支活的軍隊，掌管天上的命運。敬拜天上的萬象是最早的偶像崇拜形式之一，當時以色列人常常遠離上帝，陷入這種偶像崇拜當中（</w:t>
+      </w:r>
+      <w:hyperlink r:id="rId16">
+        <w:r>
+          <w:rPr>
+            <w:lang w:val="zh_TW" w:bidi="zh_TW"/>
+          </w:rPr>
+          <w:rPr>
+            <w:color w:val="0000EE"/>
+            <w:u w:val="single"/>
+          </w:rPr>
+          <w:t>耶19:13</w:t>
+        </w:r>
+      </w:hyperlink>
+      <w:r>
+        <w:rPr>
+          <w:lang w:val="zh_TW" w:bidi="zh_TW"/>
+        </w:rPr>
+        <w:t>；</w:t>
+      </w:r>
+      <w:hyperlink r:id="rId17">
+        <w:r>
+          <w:rPr>
+            <w:lang w:val="zh_TW" w:bidi="zh_TW"/>
+          </w:rPr>
+          <w:rPr>
+            <w:color w:val="0000EE"/>
+            <w:u w:val="single"/>
+          </w:rPr>
+          <w:t>徒7:42</w:t>
+        </w:r>
+      </w:hyperlink>
+      <w:r>
+        <w:rPr>
+          <w:lang w:val="zh_TW" w:bidi="zh_TW"/>
+        </w:rPr>
+        <w:t>）。雖然聖經明確警告以色列人不要信奉這些異教信仰（</w:t>
+      </w:r>
+      <w:hyperlink r:id="rId14">
+        <w:r>
+          <w:rPr>
+            <w:lang w:val="zh_TW" w:bidi="zh_TW"/>
+          </w:rPr>
+          <w:rPr>
+            <w:color w:val="0000EE"/>
+            <w:u w:val="single"/>
+          </w:rPr>
+          <w:t>申4:19</w:t>
+        </w:r>
+      </w:hyperlink>
+      <w:r>
+        <w:rPr>
+          <w:lang w:val="zh_TW" w:bidi="zh_TW"/>
+        </w:rPr>
+        <w:t>；</w:t>
+      </w:r>
+      <w:hyperlink r:id="rId18">
+        <w:r>
+          <w:rPr>
+            <w:lang w:val="zh_TW" w:bidi="zh_TW"/>
+          </w:rPr>
+          <w:rPr>
+            <w:color w:val="0000EE"/>
+            <w:u w:val="single"/>
+          </w:rPr>
+          <w:t>17:3</w:t>
+        </w:r>
+      </w:hyperlink>
+      <w:r>
+        <w:rPr>
+          <w:lang w:val="zh_TW" w:bidi="zh_TW"/>
+        </w:rPr>
+        <w:t>），他們卻仍舊敬拜天體，特別是在亞述和巴比倫時期（</w:t>
+      </w:r>
+      <w:hyperlink r:id="rId19">
+        <w:r>
+          <w:rPr>
+            <w:lang w:val="zh_TW" w:bidi="zh_TW"/>
+          </w:rPr>
+          <w:rPr>
+            <w:color w:val="0000EE"/>
+            <w:u w:val="single"/>
+          </w:rPr>
+          <w:t>王下17:16</w:t>
+        </w:r>
+      </w:hyperlink>
+      <w:r>
+        <w:rPr>
+          <w:lang w:val="zh_TW" w:bidi="zh_TW"/>
+        </w:rPr>
+        <w:t>，</w:t>
+      </w:r>
+      <w:hyperlink r:id="rId20">
+        <w:r>
+          <w:rPr>
+            <w:lang w:val="zh_TW" w:bidi="zh_TW"/>
+          </w:rPr>
+          <w:rPr>
+            <w:color w:val="0000EE"/>
+            <w:u w:val="single"/>
+          </w:rPr>
+          <w:t>21:3–5</w:t>
+        </w:r>
+      </w:hyperlink>
+      <w:r>
+        <w:rPr>
+          <w:lang w:val="zh_TW" w:bidi="zh_TW"/>
+        </w:rPr>
+        <w:t>；</w:t>
+      </w:r>
+      <w:hyperlink r:id="rId21">
+        <w:r>
+          <w:rPr>
+            <w:lang w:val="zh_TW" w:bidi="zh_TW"/>
+          </w:rPr>
+          <w:rPr>
+            <w:color w:val="0000EE"/>
+            <w:u w:val="single"/>
+          </w:rPr>
+          <w:t>代下33:3–5</w:t>
+        </w:r>
+      </w:hyperlink>
+      <w:r>
+        <w:rPr>
+          <w:lang w:val="zh_TW" w:bidi="zh_TW"/>
+        </w:rPr>
+        <w:t>；</w:t>
+      </w:r>
+      <w:hyperlink r:id="rId22">
+        <w:r>
+          <w:rPr>
+            <w:lang w:val="zh_TW" w:bidi="zh_TW"/>
+          </w:rPr>
+          <w:rPr>
+            <w:color w:val="0000EE"/>
+            <w:u w:val="single"/>
+          </w:rPr>
+          <w:t>耶8:2</w:t>
+        </w:r>
+      </w:hyperlink>
+      <w:r>
+        <w:rPr>
+          <w:lang w:val="zh_TW" w:bidi="zh_TW"/>
+        </w:rPr>
+        <w:t>；</w:t>
+      </w:r>
+      <w:hyperlink r:id="rId23">
+        <w:r>
+          <w:rPr>
+            <w:lang w:val="zh_TW" w:bidi="zh_TW"/>
+          </w:rPr>
+          <w:rPr>
+            <w:color w:val="0000EE"/>
+            <w:u w:val="single"/>
+          </w:rPr>
+          <w:t>番1:5</w:t>
+        </w:r>
+      </w:hyperlink>
+      <w:r>
+        <w:rPr>
+          <w:lang w:val="zh_TW" w:bidi="zh_TW"/>
+        </w:rPr>
+        <w:t>）。糾正這種異教崇拜的正確方式，就是承認耶和華是創天造地的主。祂是全能的主，按照自己的命令安設天體，並命定它們執行特別的功能（</w:t>
+      </w:r>
+      <w:hyperlink r:id="rId24">
+        <w:r>
+          <w:rPr>
+            <w:lang w:val="zh_TW" w:bidi="zh_TW"/>
+          </w:rPr>
+          <w:rPr>
+            <w:color w:val="0000EE"/>
+            <w:u w:val="single"/>
+          </w:rPr>
+          <w:t>創1:14–19</w:t>
+        </w:r>
+      </w:hyperlink>
+      <w:r>
+        <w:rPr>
+          <w:lang w:val="zh_TW" w:bidi="zh_TW"/>
+        </w:rPr>
+        <w:t>，</w:t>
+      </w:r>
+      <w:hyperlink r:id="rId25">
+        <w:r>
+          <w:rPr>
+            <w:lang w:val="zh_TW" w:bidi="zh_TW"/>
+          </w:rPr>
+          <w:rPr>
+            <w:color w:val="0000EE"/>
+            <w:u w:val="single"/>
+          </w:rPr>
+          <w:t>2:1</w:t>
+        </w:r>
+      </w:hyperlink>
+      <w:r>
+        <w:rPr>
+          <w:lang w:val="zh_TW" w:bidi="zh_TW"/>
+        </w:rPr>
+        <w:t>；</w:t>
+      </w:r>
+      <w:hyperlink r:id="rId26">
+        <w:r>
+          <w:rPr>
+            <w:lang w:val="zh_TW" w:bidi="zh_TW"/>
+          </w:rPr>
+          <w:rPr>
+            <w:color w:val="0000EE"/>
+            <w:u w:val="single"/>
+          </w:rPr>
+          <w:t>尼9:6</w:t>
+        </w:r>
+      </w:hyperlink>
+      <w:r>
+        <w:rPr>
+          <w:lang w:val="zh_TW" w:bidi="zh_TW"/>
+        </w:rPr>
+        <w:t>；</w:t>
+      </w:r>
+      <w:hyperlink r:id="rId27">
+        <w:r>
+          <w:rPr>
+            <w:lang w:val="zh_TW" w:bidi="zh_TW"/>
+          </w:rPr>
+          <w:rPr>
+            <w:color w:val="0000EE"/>
+            <w:u w:val="single"/>
+          </w:rPr>
+          <w:t>詩33:6</w:t>
+        </w:r>
+      </w:hyperlink>
+      <w:r>
+        <w:rPr>
+          <w:lang w:val="zh_TW" w:bidi="zh_TW"/>
+        </w:rPr>
+        <w:t>，</w:t>
+      </w:r>
+      <w:hyperlink r:id="rId28">
+        <w:r>
+          <w:rPr>
+            <w:lang w:val="zh_TW" w:bidi="zh_TW"/>
+          </w:rPr>
+          <w:rPr>
+            <w:color w:val="0000EE"/>
+            <w:u w:val="single"/>
+          </w:rPr>
+          <w:t>103:21</w:t>
+        </w:r>
+      </w:hyperlink>
+      <w:r>
+        <w:rPr>
+          <w:lang w:val="zh_TW" w:bidi="zh_TW"/>
+        </w:rPr>
+        <w:t>，</w:t>
+      </w:r>
+      <w:hyperlink r:id="rId29">
+        <w:r>
+          <w:rPr>
+            <w:lang w:val="zh_TW" w:bidi="zh_TW"/>
+          </w:rPr>
+          <w:rPr>
+            <w:color w:val="0000EE"/>
+            <w:u w:val="single"/>
+          </w:rPr>
+          <w:t>148:2</w:t>
+        </w:r>
+      </w:hyperlink>
+      <w:r>
+        <w:rPr>
+          <w:lang w:val="zh_TW" w:bidi="zh_TW"/>
+        </w:rPr>
+        <w:t>；</w:t>
+      </w:r>
+      <w:hyperlink r:id="rId30">
+        <w:r>
+          <w:rPr>
+            <w:lang w:val="zh_TW" w:bidi="zh_TW"/>
+          </w:rPr>
+          <w:rPr>
+            <w:color w:val="0000EE"/>
+            <w:u w:val="single"/>
+          </w:rPr>
+          <w:t>賽40:26</w:t>
+        </w:r>
+      </w:hyperlink>
+      <w:r>
+        <w:rPr>
+          <w:lang w:val="zh_TW" w:bidi="zh_TW"/>
+        </w:rPr>
+        <w:t>，</w:t>
+      </w:r>
+      <w:hyperlink r:id="rId31">
+        <w:r>
+          <w:rPr>
+            <w:lang w:val="zh_TW" w:bidi="zh_TW"/>
+          </w:rPr>
+          <w:rPr>
+            <w:color w:val="0000EE"/>
+            <w:u w:val="single"/>
+          </w:rPr>
+          <w:t>45:12</w:t>
+        </w:r>
+      </w:hyperlink>
+      <w:r>
+        <w:rPr>
+          <w:lang w:val="zh_TW" w:bidi="zh_TW"/>
+        </w:rPr>
+        <w:t>）。</w:t>
       </w:r>
     </w:p>
     <w:p>
@@ -270,9 +631,9 @@
         <w:rPr>
           <w:lang w:val="zh_TW" w:bidi="zh_TW"/>
         </w:rPr>
-        <w:t>十一奉獻、祭祀和供物、守安息日和割禮都是摩西律法所命令的。許願（或譯：立誓）則不是。比如，</w:t>
-      </w:r>
-      <w:hyperlink r:id="rId13">
+        <w:t>神經常被稱為「萬軍之耶和華」，即天上軍隊的主宰（</w:t>
+      </w:r>
+      <w:hyperlink r:id="rId32">
         <w:r>
           <w:rPr>
             <w:lang w:val="zh_TW" w:bidi="zh_TW"/>
@@ -281,37 +642,194 @@
             <w:color w:val="0000EE"/>
             <w:u w:val="single"/>
           </w:rPr>
-          <w:t>詩篇五十篇14節</w:t>
+          <w:t>耶5:14</w:t>
         </w:r>
       </w:hyperlink>
       <w:r>
         <w:rPr>
           <w:lang w:val="zh_TW" w:bidi="zh_TW"/>
         </w:rPr>
-        <w:t>說：「</w:t>
-      </w:r>
-      <w:r>
-        <w:rPr>
-          <w:lang w:val="zh_TW" w:bidi="zh_TW"/>
-        </w:rPr>
-        <w:t>你們要以感謝為祭獻與神， 又要向至高者還你的願。</w:t>
-      </w:r>
-      <w:r>
-        <w:rPr>
-          <w:lang w:val="zh_TW" w:bidi="zh_TW"/>
-        </w:rPr>
-        <w:t>」命令是要遵守或履行已經做出的承諾。神沒有沒有命令要做出承諾，只是在做出承諾時必須履行。這種做法是可以接受的，也有規條提到，但不是要求一定要做的。</w:t>
-      </w:r>
-    </w:p>
-    <w:p>
-      <w:pPr>
-        <w:pStyle w:val="Heading3"/>
-      </w:pPr>
-      <w:r>
-        <w:rPr>
-          <w:lang w:val="zh_TW" w:bidi="zh_TW"/>
-        </w:rPr>
-        <w:t>聖經中的許願類型</w:t>
+        <w:t>，</w:t>
+      </w:r>
+      <w:hyperlink r:id="rId33">
+        <w:r>
+          <w:rPr>
+            <w:lang w:val="zh_TW" w:bidi="zh_TW"/>
+          </w:rPr>
+          <w:rPr>
+            <w:color w:val="0000EE"/>
+            <w:u w:val="single"/>
+          </w:rPr>
+          <w:t>38:17</w:t>
+        </w:r>
+      </w:hyperlink>
+      <w:r>
+        <w:rPr>
+          <w:lang w:val="zh_TW" w:bidi="zh_TW"/>
+        </w:rPr>
+        <w:t>，</w:t>
+      </w:r>
+      <w:hyperlink r:id="rId34">
+        <w:r>
+          <w:rPr>
+            <w:lang w:val="zh_TW" w:bidi="zh_TW"/>
+          </w:rPr>
+          <w:rPr>
+            <w:color w:val="0000EE"/>
+            <w:u w:val="single"/>
+          </w:rPr>
+          <w:t>44:7</w:t>
+        </w:r>
+      </w:hyperlink>
+      <w:r>
+        <w:rPr>
+          <w:lang w:val="zh_TW" w:bidi="zh_TW"/>
+        </w:rPr>
+        <w:t>；</w:t>
+      </w:r>
+      <w:hyperlink r:id="rId35">
+        <w:r>
+          <w:rPr>
+            <w:lang w:val="zh_TW" w:bidi="zh_TW"/>
+          </w:rPr>
+          <w:rPr>
+            <w:color w:val="0000EE"/>
+            <w:u w:val="single"/>
+          </w:rPr>
+          <w:t>何12:5</w:t>
+        </w:r>
+      </w:hyperlink>
+      <w:r>
+        <w:rPr>
+          <w:lang w:val="zh_TW" w:bidi="zh_TW"/>
+        </w:rPr>
+        <w:t>）。天上的萬軍包括天使或使者，他們與耶和華在天上與地上的工作有關。神在天上有一個議會，由天使或「神的眾子」組成（</w:t>
+      </w:r>
+      <w:hyperlink r:id="rId36">
+        <w:r>
+          <w:rPr>
+            <w:lang w:val="zh_TW" w:bidi="zh_TW"/>
+          </w:rPr>
+          <w:rPr>
+            <w:color w:val="0000EE"/>
+            <w:u w:val="single"/>
+          </w:rPr>
+          <w:t>創1:26</w:t>
+        </w:r>
+      </w:hyperlink>
+      <w:r>
+        <w:rPr>
+          <w:lang w:val="zh_TW" w:bidi="zh_TW"/>
+        </w:rPr>
+        <w:t>；</w:t>
+      </w:r>
+      <w:hyperlink r:id="rId37">
+        <w:r>
+          <w:rPr>
+            <w:lang w:val="zh_TW" w:bidi="zh_TW"/>
+          </w:rPr>
+          <w:rPr>
+            <w:color w:val="0000EE"/>
+            <w:u w:val="single"/>
+          </w:rPr>
+          <w:t>王上22:19</w:t>
+        </w:r>
+      </w:hyperlink>
+      <w:r>
+        <w:rPr>
+          <w:lang w:val="zh_TW" w:bidi="zh_TW"/>
+        </w:rPr>
+        <w:t>；</w:t>
+      </w:r>
+      <w:hyperlink r:id="rId38">
+        <w:r>
+          <w:rPr>
+            <w:lang w:val="zh_TW" w:bidi="zh_TW"/>
+          </w:rPr>
+          <w:rPr>
+            <w:color w:val="0000EE"/>
+            <w:u w:val="single"/>
+          </w:rPr>
+          <w:t>伯1:6</w:t>
+        </w:r>
+      </w:hyperlink>
+      <w:r>
+        <w:rPr>
+          <w:lang w:val="zh_TW" w:bidi="zh_TW"/>
+        </w:rPr>
+        <w:t>；</w:t>
+      </w:r>
+      <w:hyperlink r:id="rId39">
+        <w:r>
+          <w:rPr>
+            <w:lang w:val="zh_TW" w:bidi="zh_TW"/>
+          </w:rPr>
+          <w:rPr>
+            <w:color w:val="0000EE"/>
+            <w:u w:val="single"/>
+          </w:rPr>
+          <w:t>詩82</w:t>
+        </w:r>
+      </w:hyperlink>
+      <w:r>
+        <w:rPr>
+          <w:lang w:val="zh_TW" w:bidi="zh_TW"/>
+        </w:rPr>
+        <w:t>；</w:t>
+      </w:r>
+      <w:hyperlink r:id="rId40">
+        <w:r>
+          <w:rPr>
+            <w:lang w:val="zh_TW" w:bidi="zh_TW"/>
+          </w:rPr>
+          <w:rPr>
+            <w:color w:val="0000EE"/>
+            <w:u w:val="single"/>
+          </w:rPr>
+          <w:t>賽6章</w:t>
+        </w:r>
+      </w:hyperlink>
+      <w:r>
+        <w:rPr>
+          <w:lang w:val="zh_TW" w:bidi="zh_TW"/>
+        </w:rPr>
+        <w:t>）。使者從主的會議中接受派遣，以完成祂的目的（</w:t>
+      </w:r>
+      <w:hyperlink r:id="rId41">
+        <w:r>
+          <w:rPr>
+            <w:lang w:val="zh_TW" w:bidi="zh_TW"/>
+          </w:rPr>
+          <w:rPr>
+            <w:color w:val="0000EE"/>
+            <w:u w:val="single"/>
+          </w:rPr>
+          <w:t>創28:12–15</w:t>
+        </w:r>
+      </w:hyperlink>
+      <w:r>
+        <w:rPr>
+          <w:lang w:val="zh_TW" w:bidi="zh_TW"/>
+        </w:rPr>
+        <w:t>；</w:t>
+      </w:r>
+      <w:hyperlink r:id="rId42">
+        <w:r>
+          <w:rPr>
+            <w:lang w:val="zh_TW" w:bidi="zh_TW"/>
+          </w:rPr>
+          <w:rPr>
+            <w:color w:val="0000EE"/>
+            <w:u w:val="single"/>
+          </w:rPr>
+          <w:t>路2:13</w:t>
+        </w:r>
+      </w:hyperlink>
+      <w:r>
+        <w:rPr>
+          <w:lang w:val="zh_TW" w:bidi="zh_TW"/>
+        </w:rPr>
+        <w:t>）。</w:t>
       </w:r>
     </w:p>
     <w:p>
@@ -325,9 +843,9 @@
         <w:rPr>
           <w:lang w:val="zh_TW" w:bidi="zh_TW"/>
         </w:rPr>
-        <w:t>許願是為了得到耶和華的喜悅，表達對祂某種拯救或恩惠的感恩，或表明對祂的絕對委身。個人的委身和分別自己歸於耶和華是拿細耳人許願的主要特徵。參孫、撒母耳和施洗約翰是用這種方式許願的最常見例子。</w:t>
-      </w:r>
-      <w:hyperlink r:id="rId14">
+        <w:t>雖然「萬軍」有時被理解為星辰或天使，但以色列各支派也被稱為「主的軍隊」。在</w:t>
+      </w:r>
+      <w:hyperlink r:id="rId43">
         <w:r>
           <w:rPr>
             <w:lang w:val="zh_TW" w:bidi="zh_TW"/>
@@ -336,68 +854,38 @@
             <w:color w:val="0000EE"/>
             <w:u w:val="single"/>
           </w:rPr>
-          <w:t>民數記六章1至8節</w:t>
+          <w:t>但以理書八章10至11節</w:t>
         </w:r>
       </w:hyperlink>
       <w:r>
         <w:rPr>
           <w:lang w:val="zh_TW" w:bidi="zh_TW"/>
         </w:rPr>
-        <w:t>總結了這種許願的條件。</w:t>
-      </w:r>
-      <w:hyperlink r:id="rId15">
-        <w:r>
-          <w:rPr>
-            <w:lang w:val="zh_TW" w:bidi="zh_TW"/>
-          </w:rPr>
-          <w:rPr>
-            <w:color w:val="0000EE"/>
-            <w:u w:val="single"/>
-          </w:rPr>
-          <w:t>13至21</w:t>
-        </w:r>
-      </w:hyperlink>
-      <w:r>
-        <w:rPr>
-          <w:lang w:val="zh_TW" w:bidi="zh_TW"/>
-        </w:rPr>
-        <w:t>節說明如何離俗。婦女也可以這樣許願（</w:t>
-      </w:r>
-      <w:hyperlink r:id="rId16">
-        <w:r>
-          <w:rPr>
-            <w:lang w:val="zh_TW" w:bidi="zh_TW"/>
-          </w:rPr>
-          <w:rPr>
-            <w:color w:val="0000EE"/>
-            <w:u w:val="single"/>
-          </w:rPr>
-          <w:t>2</w:t>
-        </w:r>
-      </w:hyperlink>
-      <w:r>
-        <w:rPr>
-          <w:lang w:val="zh_TW" w:bidi="zh_TW"/>
-        </w:rPr>
-        <w:t>節），而且可能只是在指定時間內許願。利甲族許願過簡樸、不蓋房屋居住的生活。他們是對以色列的神忠心的有力見證（</w:t>
-      </w:r>
-      <w:hyperlink r:id="rId17">
-        <w:r>
-          <w:rPr>
-            <w:lang w:val="zh_TW" w:bidi="zh_TW"/>
-          </w:rPr>
-          <w:rPr>
-            <w:color w:val="0000EE"/>
-            <w:u w:val="single"/>
-          </w:rPr>
-          <w:t>耶利米書35</w:t>
-        </w:r>
-      </w:hyperlink>
-      <w:r>
-        <w:rPr>
-          <w:lang w:val="zh_TW" w:bidi="zh_TW"/>
-        </w:rPr>
-        <w:t>）。</w:t>
+        <w:t>中，「</w:t>
+      </w:r>
+      <w:r>
+        <w:rPr>
+          <w:lang w:val="zh_TW" w:bidi="zh_TW"/>
+        </w:rPr>
+        <w:t>天象</w:t>
+      </w:r>
+      <w:r>
+        <w:rPr>
+          <w:lang w:val="zh_TW" w:bidi="zh_TW"/>
+        </w:rPr>
+        <w:t>」似乎是指以色列這個「聖民」的比喻性語言，而以色列的君王被稱為「</w:t>
+      </w:r>
+      <w:r>
+        <w:rPr>
+          <w:lang w:val="zh_TW" w:bidi="zh_TW"/>
+        </w:rPr>
+        <w:t>天象之君</w:t>
+      </w:r>
+      <w:r>
+        <w:rPr>
+          <w:lang w:val="zh_TW" w:bidi="zh_TW"/>
+        </w:rPr>
+        <w:t>」。</w:t>
       </w:r>
     </w:p>
     <w:p>
@@ -411,9 +899,33 @@
         <w:rPr>
           <w:lang w:val="zh_TW" w:bidi="zh_TW"/>
         </w:rPr>
-        <w:t>有些許願被視為是在某種意義上與神的討價還價。在伯特利，雅各許願說，假如神保護他並供應他的需要，他就敬拜神並奉獻十分之一（</w:t>
-      </w:r>
-      <w:hyperlink r:id="rId18">
+        <w:t>希臘文翻譯為「</w:t>
+      </w:r>
+      <w:r>
+        <w:rPr>
+          <w:lang w:val="zh_TW" w:bidi="zh_TW"/>
+        </w:rPr>
+        <w:t>天兵</w:t>
+      </w:r>
+      <w:r>
+        <w:rPr>
+          <w:lang w:val="zh_TW" w:bidi="zh_TW"/>
+        </w:rPr>
+        <w:t>」或「</w:t>
+      </w:r>
+      <w:r>
+        <w:rPr>
+          <w:lang w:val="zh_TW" w:bidi="zh_TW"/>
+        </w:rPr>
+        <w:t>天上的日月星辰</w:t>
+      </w:r>
+      <w:r>
+        <w:rPr>
+          <w:lang w:val="zh_TW" w:bidi="zh_TW"/>
+        </w:rPr>
+        <w:t>」的詞語，只在新約聖經出現過兩次（</w:t>
+      </w:r>
+      <w:hyperlink r:id="rId42">
         <w:r>
           <w:rPr>
             <w:lang w:val="zh_TW" w:bidi="zh_TW"/>
@@ -422,10 +934,16 @@
             <w:color w:val="0000EE"/>
             <w:u w:val="single"/>
           </w:rPr>
-          <w:t>創世記28:20</w:t>
+          <w:t>路2:13</w:t>
         </w:r>
       </w:hyperlink>
-      <w:hyperlink r:id="rId15">
+      <w:r>
+        <w:rPr>
+          <w:lang w:val="zh_TW" w:bidi="zh_TW"/>
+        </w:rPr>
+        <w:t>；</w:t>
+      </w:r>
+      <w:hyperlink r:id="rId17">
         <w:r>
           <w:rPr>
             <w:lang w:val="zh_TW" w:bidi="zh_TW"/>
@@ -434,10 +952,16 @@
             <w:color w:val="0000EE"/>
             <w:u w:val="single"/>
           </w:rPr>
-          <w:t>–</w:t>
+          <w:t>徒7:42</w:t>
         </w:r>
       </w:hyperlink>
-      <w:hyperlink r:id="rId18">
+      <w:r>
+        <w:rPr>
+          <w:lang w:val="zh_TW" w:bidi="zh_TW"/>
+        </w:rPr>
+        <w:t>）。「萬軍之主」這稱號被保羅和雅各用來指耶和華（</w:t>
+      </w:r>
+      <w:hyperlink r:id="rId44">
         <w:r>
           <w:rPr>
             <w:lang w:val="zh_TW" w:bidi="zh_TW"/>
@@ -446,16 +970,16 @@
             <w:color w:val="0000EE"/>
             <w:u w:val="single"/>
           </w:rPr>
-          <w:t>22</w:t>
+          <w:t>羅9:29</w:t>
         </w:r>
       </w:hyperlink>
       <w:r>
         <w:rPr>
           <w:lang w:val="zh_TW" w:bidi="zh_TW"/>
         </w:rPr>
-        <w:t>）。哈拿許願說，假如神賜給她一個兒子，她將把他歸給神（</w:t>
-      </w:r>
-      <w:hyperlink r:id="rId19">
+        <w:t>；</w:t>
+      </w:r>
+      <w:hyperlink r:id="rId45">
         <w:r>
           <w:rPr>
             <w:lang w:val="zh_TW" w:bidi="zh_TW"/>
@@ -464,122 +988,14 @@
             <w:color w:val="0000EE"/>
             <w:u w:val="single"/>
           </w:rPr>
-          <w:t>撒母耳記上1:11、27</w:t>
+          <w:t>雅5:4</w:t>
         </w:r>
       </w:hyperlink>
-      <w:hyperlink r:id="rId15">
-        <w:r>
-          <w:rPr>
-            <w:lang w:val="zh_TW" w:bidi="zh_TW"/>
-          </w:rPr>
-          <w:rPr>
-            <w:color w:val="0000EE"/>
-            <w:u w:val="single"/>
-          </w:rPr>
-          <w:t>–</w:t>
-        </w:r>
-      </w:hyperlink>
-      <w:hyperlink r:id="rId19">
-        <w:r>
-          <w:rPr>
-            <w:lang w:val="zh_TW" w:bidi="zh_TW"/>
-          </w:rPr>
-          <w:rPr>
-            <w:color w:val="0000EE"/>
-            <w:u w:val="single"/>
-          </w:rPr>
-          <w:t>28</w:t>
-        </w:r>
-      </w:hyperlink>
-      <w:r>
-        <w:rPr>
-          <w:lang w:val="zh_TW" w:bidi="zh_TW"/>
-        </w:rPr>
-        <w:t>）。在詩篇中，還願通常與因為從危險或痛苦中得救而感恩有關（比如，</w:t>
-      </w:r>
-      <w:hyperlink r:id="rId20">
-        <w:r>
-          <w:rPr>
-            <w:lang w:val="zh_TW" w:bidi="zh_TW"/>
-          </w:rPr>
-          <w:rPr>
-            <w:color w:val="0000EE"/>
-            <w:u w:val="single"/>
-          </w:rPr>
-          <w:t>詩篇22:24</w:t>
-        </w:r>
-      </w:hyperlink>
-      <w:hyperlink r:id="rId15">
-        <w:r>
-          <w:rPr>
-            <w:lang w:val="zh_TW" w:bidi="zh_TW"/>
-          </w:rPr>
-          <w:rPr>
-            <w:color w:val="0000EE"/>
-            <w:u w:val="single"/>
-          </w:rPr>
-          <w:t>–</w:t>
-        </w:r>
-      </w:hyperlink>
-      <w:hyperlink r:id="rId20">
-        <w:r>
-          <w:rPr>
-            <w:lang w:val="zh_TW" w:bidi="zh_TW"/>
-          </w:rPr>
-          <w:rPr>
-            <w:color w:val="0000EE"/>
-            <w:u w:val="single"/>
-          </w:rPr>
-          <w:t>25</w:t>
-        </w:r>
-      </w:hyperlink>
-      <w:r>
-        <w:rPr>
-          <w:lang w:val="zh_TW" w:bidi="zh_TW"/>
-        </w:rPr>
-        <w:t>；</w:t>
-      </w:r>
-      <w:hyperlink r:id="rId21">
-        <w:r>
-          <w:rPr>
-            <w:lang w:val="zh_TW" w:bidi="zh_TW"/>
-          </w:rPr>
-          <w:rPr>
-            <w:color w:val="0000EE"/>
-            <w:u w:val="single"/>
-          </w:rPr>
-          <w:t>56:12</w:t>
-        </w:r>
-      </w:hyperlink>
-      <w:hyperlink r:id="rId15">
-        <w:r>
-          <w:rPr>
-            <w:lang w:val="zh_TW" w:bidi="zh_TW"/>
-          </w:rPr>
-          <w:rPr>
-            <w:color w:val="0000EE"/>
-            <w:u w:val="single"/>
-          </w:rPr>
-          <w:t>–</w:t>
-        </w:r>
-      </w:hyperlink>
-      <w:hyperlink r:id="rId21">
-        <w:r>
-          <w:rPr>
-            <w:lang w:val="zh_TW" w:bidi="zh_TW"/>
-          </w:rPr>
-          <w:rPr>
-            <w:color w:val="0000EE"/>
-            <w:u w:val="single"/>
-          </w:rPr>
-          <w:t>13</w:t>
-        </w:r>
-      </w:hyperlink>
-      <w:r>
-        <w:rPr>
-          <w:lang w:val="zh_TW" w:bidi="zh_TW"/>
-        </w:rPr>
-        <w:t>）。</w:t>
+      <w:r>
+        <w:rPr>
+          <w:lang w:val="zh_TW" w:bidi="zh_TW"/>
+        </w:rPr>
+        <w:t>）。這個術語表達了神在歷史中的主權、權能與威嚴，但究竟這些受祂指揮的「萬軍」具體是什麼，我們並不確定。</w:t>
       </w:r>
     </w:p>
     <w:p>
@@ -591,335 +1007,6 @@
       </w:r>
       <w:r>
         <w:rPr>
-          <w:lang w:val="zh_TW" w:bidi="zh_TW"/>
-        </w:rPr>
-        <w:t>一旦許了願，就必須嚴肅遵行。</w:t>
-      </w:r>
-      <w:r>
-        <w:rPr>
-          <w:lang w:val="zh_TW" w:bidi="zh_TW"/>
-        </w:rPr>
-        <w:t>若不許願，倒無罪</w:t>
-      </w:r>
-      <w:r>
-        <w:rPr>
-          <w:lang w:val="zh_TW" w:bidi="zh_TW"/>
-        </w:rPr>
-        <w:t>（</w:t>
-      </w:r>
-      <w:hyperlink r:id="rId22">
-        <w:r>
-          <w:rPr>
-            <w:lang w:val="zh_TW" w:bidi="zh_TW"/>
-          </w:rPr>
-          <w:rPr>
-            <w:color w:val="0000EE"/>
-            <w:u w:val="single"/>
-          </w:rPr>
-          <w:t>申命記23:22</w:t>
-        </w:r>
-      </w:hyperlink>
-      <w:r>
-        <w:rPr>
-          <w:lang w:val="zh_TW" w:bidi="zh_TW"/>
-        </w:rPr>
-        <w:t>）。一旦許了願，就必須遵守償還（</w:t>
-      </w:r>
-      <w:hyperlink r:id="rId23">
-        <w:r>
-          <w:rPr>
-            <w:lang w:val="zh_TW" w:bidi="zh_TW"/>
-          </w:rPr>
-          <w:rPr>
-            <w:color w:val="0000EE"/>
-            <w:u w:val="single"/>
-          </w:rPr>
-          <w:t>申命記23:21</w:t>
-        </w:r>
-      </w:hyperlink>
-      <w:hyperlink r:id="rId15">
-        <w:r>
-          <w:rPr>
-            <w:lang w:val="zh_TW" w:bidi="zh_TW"/>
-          </w:rPr>
-          <w:rPr>
-            <w:color w:val="0000EE"/>
-            <w:u w:val="single"/>
-          </w:rPr>
-          <w:t>–</w:t>
-        </w:r>
-      </w:hyperlink>
-      <w:hyperlink r:id="rId23">
-        <w:r>
-          <w:rPr>
-            <w:lang w:val="zh_TW" w:bidi="zh_TW"/>
-          </w:rPr>
-          <w:rPr>
-            <w:color w:val="0000EE"/>
-            <w:u w:val="single"/>
-          </w:rPr>
-          <w:t>23</w:t>
-        </w:r>
-      </w:hyperlink>
-      <w:r>
-        <w:rPr>
-          <w:lang w:val="zh_TW" w:bidi="zh_TW"/>
-        </w:rPr>
-        <w:t>；另見</w:t>
-      </w:r>
-      <w:hyperlink r:id="rId24">
-        <w:r>
-          <w:rPr>
-            <w:lang w:val="zh_TW" w:bidi="zh_TW"/>
-          </w:rPr>
-          <w:rPr>
-            <w:color w:val="0000EE"/>
-            <w:u w:val="single"/>
-          </w:rPr>
-          <w:t>民數記30:2</w:t>
-        </w:r>
-      </w:hyperlink>
-      <w:r>
-        <w:rPr>
-          <w:lang w:val="zh_TW" w:bidi="zh_TW"/>
-        </w:rPr>
-        <w:t>；</w:t>
-      </w:r>
-      <w:hyperlink r:id="rId25">
-        <w:r>
-          <w:rPr>
-            <w:lang w:val="zh_TW" w:bidi="zh_TW"/>
-          </w:rPr>
-          <w:rPr>
-            <w:color w:val="0000EE"/>
-            <w:u w:val="single"/>
-          </w:rPr>
-          <w:t>傳道書5:4</w:t>
-        </w:r>
-      </w:hyperlink>
-      <w:hyperlink r:id="rId15">
-        <w:r>
-          <w:rPr>
-            <w:lang w:val="zh_TW" w:bidi="zh_TW"/>
-          </w:rPr>
-          <w:rPr>
-            <w:color w:val="0000EE"/>
-            <w:u w:val="single"/>
-          </w:rPr>
-          <w:t>–</w:t>
-        </w:r>
-      </w:hyperlink>
-      <w:hyperlink r:id="rId25">
-        <w:r>
-          <w:rPr>
-            <w:lang w:val="zh_TW" w:bidi="zh_TW"/>
-          </w:rPr>
-          <w:rPr>
-            <w:color w:val="0000EE"/>
-            <w:u w:val="single"/>
-          </w:rPr>
-          <w:t>6</w:t>
-        </w:r>
-      </w:hyperlink>
-      <w:r>
-        <w:rPr>
-          <w:lang w:val="zh_TW" w:bidi="zh_TW"/>
-        </w:rPr>
-        <w:t>）。</w:t>
-      </w:r>
-    </w:p>
-    <w:p>
-      <w:pPr>
-        <w:pStyle w:val="Heading3"/>
-      </w:pPr>
-      <w:r>
-        <w:rPr>
-          <w:lang w:val="zh_TW" w:bidi="zh_TW"/>
-        </w:rPr>
-        <w:t>新約聖經中的許願</w:t>
-      </w:r>
-    </w:p>
-    <w:p>
-      <w:pPr/>
-      <w:r>
-        <w:rPr>
-          <w:lang w:val="zh_TW" w:bidi="zh_TW"/>
-        </w:rPr>
-      </w:r>
-      <w:r>
-        <w:rPr>
-          <w:lang w:val="zh_TW" w:bidi="zh_TW"/>
-        </w:rPr>
-        <w:t>「許願」在新約聖經中只出現兩次。這兩次都與使徒保羅有關（</w:t>
-      </w:r>
-      <w:hyperlink r:id="rId26">
-        <w:r>
-          <w:rPr>
-            <w:lang w:val="zh_TW" w:bidi="zh_TW"/>
-          </w:rPr>
-          <w:rPr>
-            <w:color w:val="0000EE"/>
-            <w:u w:val="single"/>
-          </w:rPr>
-          <w:t>使徒行傳18:18</w:t>
-        </w:r>
-      </w:hyperlink>
-      <w:r>
-        <w:rPr>
-          <w:lang w:val="zh_TW" w:bidi="zh_TW"/>
-        </w:rPr>
-        <w:t>，</w:t>
-      </w:r>
-      <w:hyperlink r:id="rId27">
-        <w:r>
-          <w:rPr>
-            <w:lang w:val="zh_TW" w:bidi="zh_TW"/>
-          </w:rPr>
-          <w:rPr>
-            <w:color w:val="0000EE"/>
-            <w:u w:val="single"/>
-          </w:rPr>
-          <w:t>21:23</w:t>
-        </w:r>
-      </w:hyperlink>
-      <w:hyperlink r:id="rId15">
-        <w:r>
-          <w:rPr>
-            <w:lang w:val="zh_TW" w:bidi="zh_TW"/>
-          </w:rPr>
-          <w:rPr>
-            <w:color w:val="0000EE"/>
-            <w:u w:val="single"/>
-          </w:rPr>
-          <w:t>–</w:t>
-        </w:r>
-      </w:hyperlink>
-      <w:hyperlink r:id="rId27">
-        <w:r>
-          <w:rPr>
-            <w:lang w:val="zh_TW" w:bidi="zh_TW"/>
-          </w:rPr>
-          <w:rPr>
-            <w:color w:val="0000EE"/>
-            <w:u w:val="single"/>
-          </w:rPr>
-          <w:t>24</w:t>
-        </w:r>
-      </w:hyperlink>
-      <w:r>
-        <w:rPr>
-          <w:lang w:val="zh_TW" w:bidi="zh_TW"/>
-        </w:rPr>
-        <w:t>）。但在「各耳板」這個詞的情況中涉及相同的原則（</w:t>
-      </w:r>
-      <w:hyperlink r:id="rId28">
-        <w:r>
-          <w:rPr>
-            <w:lang w:val="zh_TW" w:bidi="zh_TW"/>
-          </w:rPr>
-          <w:rPr>
-            <w:color w:val="0000EE"/>
-            <w:u w:val="single"/>
-          </w:rPr>
-          <w:t>馬可福音7:11</w:t>
-        </w:r>
-      </w:hyperlink>
-      <w:hyperlink r:id="rId15">
-        <w:r>
-          <w:rPr>
-            <w:lang w:val="zh_TW" w:bidi="zh_TW"/>
-          </w:rPr>
-          <w:rPr>
-            <w:color w:val="0000EE"/>
-            <w:u w:val="single"/>
-          </w:rPr>
-          <w:t>–</w:t>
-        </w:r>
-      </w:hyperlink>
-      <w:hyperlink r:id="rId28">
-        <w:r>
-          <w:rPr>
-            <w:lang w:val="zh_TW" w:bidi="zh_TW"/>
-          </w:rPr>
-          <w:rPr>
-            <w:color w:val="0000EE"/>
-            <w:u w:val="single"/>
-          </w:rPr>
-          <w:t>13</w:t>
-        </w:r>
-      </w:hyperlink>
-      <w:r>
-        <w:rPr>
-          <w:lang w:val="zh_TW" w:bidi="zh_TW"/>
-        </w:rPr>
-        <w:t>；比較</w:t>
-      </w:r>
-      <w:hyperlink r:id="rId29">
-        <w:r>
-          <w:rPr>
-            <w:lang w:val="zh_TW" w:bidi="zh_TW"/>
-          </w:rPr>
-          <w:rPr>
-            <w:color w:val="0000EE"/>
-            <w:u w:val="single"/>
-          </w:rPr>
-          <w:t>馬太福音15:5</w:t>
-        </w:r>
-      </w:hyperlink>
-      <w:hyperlink r:id="rId15">
-        <w:r>
-          <w:rPr>
-            <w:lang w:val="zh_TW" w:bidi="zh_TW"/>
-          </w:rPr>
-          <w:rPr>
-            <w:color w:val="0000EE"/>
-            <w:u w:val="single"/>
-          </w:rPr>
-          <w:t>–</w:t>
-        </w:r>
-      </w:hyperlink>
-      <w:hyperlink r:id="rId29">
-        <w:r>
-          <w:rPr>
-            <w:lang w:val="zh_TW" w:bidi="zh_TW"/>
-          </w:rPr>
-          <w:rPr>
-            <w:color w:val="0000EE"/>
-            <w:u w:val="single"/>
-          </w:rPr>
-          <w:t>6</w:t>
-        </w:r>
-      </w:hyperlink>
-      <w:r>
-        <w:rPr>
-          <w:lang w:val="zh_TW" w:bidi="zh_TW"/>
-        </w:rPr>
-        <w:t>）。在這兩段經文中，耶穌責備那些許願的人，因為許願是一種逃避其它責任的方法。這樣的「禮物」或「供物」涉及金錢。但耶穌說，神不希望這種經過設計從而不照顧人的禮物。</w:t>
-      </w:r>
-    </w:p>
-    <w:p>
-      <w:pPr/>
-      <w:r>
-        <w:rPr>
-          <w:lang w:val="zh_TW" w:bidi="zh_TW"/>
-        </w:rPr>
-      </w:r>
-      <w:r>
-        <w:rPr>
-          <w:lang w:val="zh_TW" w:bidi="zh_TW"/>
-        </w:rPr>
-        <w:t>保羅可能許了願，以避免猶太人和猶太基督徒信徒對他常有的反對。他們經常反對保羅解除外邦信徒遵行摩西律法的義務。保羅在耶路撒冷受到猶太當局的監視。他特意與其他四位猶太信徒一起在聖殿中還願。他的敵人隨後指控保羅將外邦人帶入聖潔的聖殿。</w:t>
-      </w:r>
-    </w:p>
-    <w:p>
-      <w:pPr/>
-      <w:r>
-        <w:rPr>
-          <w:lang w:val="zh_TW" w:bidi="zh_TW"/>
-        </w:rPr>
-      </w:r>
-      <w:r>
-        <w:rPr>
           <w:i/>
           <w:lang w:val="zh_TW" w:bidi="zh_TW"/>
         </w:rPr>
@@ -929,1032 +1016,7 @@
         <w:rPr>
           <w:lang w:val="zh_TW" w:bidi="zh_TW"/>
         </w:rPr>
-        <w:t xml:space="preserve"> </w:t>
-      </w:r>
-      <w:r>
-        <w:rPr>
-          <w:lang w:val="zh_TW" w:bidi="zh_TW"/>
-        </w:rPr>
-        <w:t>盟約</w:t>
-      </w:r>
-      <w:r>
-        <w:rPr>
-          <w:lang w:val="zh_TW" w:bidi="zh_TW"/>
-        </w:rPr>
-        <w:t>；</w:t>
-      </w:r>
-      <w:r>
-        <w:rPr>
-          <w:lang w:val="zh_TW" w:bidi="zh_TW"/>
-        </w:rPr>
-        <w:t>誓言</w:t>
-      </w:r>
-      <w:r>
-        <w:rPr>
-          <w:lang w:val="zh_TW" w:bidi="zh_TW"/>
-        </w:rPr>
-        <w:t>。</w:t>
-      </w:r>
-      <w:r>
-        <w:rPr>
-          <w:lang w:val="zh_TW" w:bidi="zh_TW"/>
-        </w:rPr>
-      </w:r>
-      <w:r>
-        <w:rPr>
-          <w:lang w:val="zh_TW" w:bidi="zh_TW"/>
-        </w:rPr>
-      </w:r>
-    </w:p>
-    <w:p>
-      <w:pPr/>
-      <w:r>
-        <w:rPr>
-          <w:lang w:val="zh_TW" w:bidi="zh_TW"/>
-        </w:rPr>
-      </w:r>
-    </w:p>
-    <w:p>
-      <w:pPr>
-        <w:pStyle w:val="Heading2"/>
-      </w:pPr>
-      <w:r>
-        <w:rPr>
-          <w:lang w:val="zh_TW" w:bidi="zh_TW"/>
-        </w:rPr>
-        <w:t>敘利腓尼基</w:t>
-      </w:r>
-      <w:r>
-        <w:rPr>
-          <w:lang w:val="zh_TW" w:bidi="zh_TW"/>
-        </w:rPr>
-      </w:r>
-    </w:p>
-    <w:p>
-      <w:pPr/>
-      <w:r>
-        <w:rPr>
-          <w:lang w:val="zh_TW" w:bidi="zh_TW"/>
-        </w:rPr>
-      </w:r>
-      <w:r>
-        <w:rPr>
-          <w:lang w:val="zh_TW" w:bidi="zh_TW"/>
-        </w:rPr>
-        <w:t>在泰爾和西頓附近，求耶穌將鬼從她女兒身上趕出去的希臘婦女（</w:t>
-      </w:r>
-      <w:hyperlink r:id="rId30">
-        <w:r>
-          <w:rPr>
-            <w:lang w:val="zh_TW" w:bidi="zh_TW"/>
-          </w:rPr>
-          <w:rPr>
-            <w:color w:val="0000EE"/>
-            <w:u w:val="single"/>
-          </w:rPr>
-          <w:t>馬可福音7:26</w:t>
-        </w:r>
-      </w:hyperlink>
-      <w:r>
-        <w:rPr>
-          <w:lang w:val="zh_TW" w:bidi="zh_TW"/>
-        </w:rPr>
-        <w:t>）的家鄉。腓尼基地區位於羅馬省的敘利亞。</w:t>
-      </w:r>
-    </w:p>
-    <w:p>
-      <w:pPr/>
-      <w:r>
-        <w:rPr>
-          <w:lang w:val="zh_TW" w:bidi="zh_TW"/>
-        </w:rPr>
-      </w:r>
-      <w:r>
-        <w:rPr>
-          <w:lang w:val="zh_TW" w:bidi="zh_TW"/>
-        </w:rPr>
-        <w:t>我們不清楚為什麼馬可特別指出她的家鄉是敘利腓尼基。另一個北非省份被稱為利比亞腓尼基（Libyaphoenicia）。這可能會引起混淆。在平行經文中，這位婦女被稱為迦南人。腓尼基人自稱為迦南人（</w:t>
-      </w:r>
-      <w:hyperlink r:id="rId31">
-        <w:r>
-          <w:rPr>
-            <w:lang w:val="zh_TW" w:bidi="zh_TW"/>
-          </w:rPr>
-          <w:rPr>
-            <w:color w:val="0000EE"/>
-            <w:u w:val="single"/>
-          </w:rPr>
-          <w:t>馬太福音15:22</w:t>
-        </w:r>
-      </w:hyperlink>
-      <w:r>
-        <w:rPr>
-          <w:lang w:val="zh_TW" w:bidi="zh_TW"/>
-        </w:rPr>
-        <w:t>）。</w:t>
-      </w:r>
-      <w:r>
-        <w:rPr>
-          <w:lang w:val="zh_TW" w:bidi="zh_TW"/>
-        </w:rPr>
-      </w:r>
-      <w:r>
-        <w:rPr>
-          <w:lang w:val="zh_TW" w:bidi="zh_TW"/>
-        </w:rPr>
-      </w:r>
-    </w:p>
-    <w:p>
-      <w:pPr/>
-      <w:r>
-        <w:rPr>
-          <w:lang w:val="zh_TW" w:bidi="zh_TW"/>
-        </w:rPr>
-      </w:r>
-    </w:p>
-    <w:p>
-      <w:pPr>
-        <w:pStyle w:val="Heading2"/>
-      </w:pPr>
-      <w:r>
-        <w:rPr>
-          <w:lang w:val="zh_TW" w:bidi="zh_TW"/>
-        </w:rPr>
-        <w:t>敘利亞，敘利亞人</w:t>
-      </w:r>
-      <w:r>
-        <w:rPr>
-          <w:lang w:val="zh_TW" w:bidi="zh_TW"/>
-        </w:rPr>
-      </w:r>
-    </w:p>
-    <w:p>
-      <w:pPr/>
-      <w:r>
-        <w:rPr>
-          <w:lang w:val="zh_TW" w:bidi="zh_TW"/>
-        </w:rPr>
-      </w:r>
-      <w:r>
-        <w:rPr>
-          <w:lang w:val="zh_TW" w:bidi="zh_TW"/>
-        </w:rPr>
-        <w:t>在七十士譯本和一些英文翻譯中用來翻譯亞蘭，亞蘭人的詞。</w:t>
-      </w:r>
-    </w:p>
-    <w:p>
-      <w:pPr>
-        <w:pStyle w:val="Heading3"/>
-      </w:pPr>
-      <w:r>
-        <w:rPr>
-          <w:lang w:val="zh_TW" w:bidi="zh_TW"/>
-        </w:rPr>
-        <w:t>亞蘭人的歷史</w:t>
-      </w:r>
-    </w:p>
-    <w:p>
-      <w:pPr/>
-      <w:r>
-        <w:rPr>
-          <w:lang w:val="zh_TW" w:bidi="zh_TW"/>
-        </w:rPr>
-      </w:r>
-      <w:r>
-        <w:rPr>
-          <w:lang w:val="zh_TW" w:bidi="zh_TW"/>
-        </w:rPr>
-        <w:t>根據</w:t>
-      </w:r>
-      <w:hyperlink r:id="rId32">
-        <w:r>
-          <w:rPr>
-            <w:lang w:val="zh_TW" w:bidi="zh_TW"/>
-          </w:rPr>
-          <w:rPr>
-            <w:color w:val="0000EE"/>
-            <w:u w:val="single"/>
-          </w:rPr>
-          <w:t>創世記十章22至23節</w:t>
-        </w:r>
-      </w:hyperlink>
-      <w:r>
-        <w:rPr>
-          <w:lang w:val="zh_TW" w:bidi="zh_TW"/>
-        </w:rPr>
-        <w:t>的「國家列表」，亞蘭人（Arameans）是閃族的一支，是閃的後裔。在</w:t>
-      </w:r>
-      <w:hyperlink r:id="rId33">
-        <w:r>
-          <w:rPr>
-            <w:lang w:val="zh_TW" w:bidi="zh_TW"/>
-          </w:rPr>
-          <w:rPr>
-            <w:color w:val="0000EE"/>
-            <w:u w:val="single"/>
-          </w:rPr>
-          <w:t>創世記二十二章20至21節</w:t>
-        </w:r>
-      </w:hyperlink>
-      <w:r>
-        <w:rPr>
-          <w:lang w:val="zh_TW" w:bidi="zh_TW"/>
-        </w:rPr>
-        <w:t>的另一個家譜中，亞蘭是拿鶴的後裔。根據</w:t>
-      </w:r>
-      <w:hyperlink r:id="rId34">
-        <w:r>
-          <w:rPr>
-            <w:lang w:val="zh_TW" w:bidi="zh_TW"/>
-          </w:rPr>
-          <w:rPr>
-            <w:color w:val="0000EE"/>
-            <w:u w:val="single"/>
-          </w:rPr>
-          <w:t>阿摩司屬九章7節</w:t>
-        </w:r>
-      </w:hyperlink>
-      <w:r>
-        <w:rPr>
-          <w:lang w:val="zh_TW" w:bidi="zh_TW"/>
-        </w:rPr>
-        <w:t>，亞蘭人（敘利亞人）來自吉珥，這與</w:t>
-      </w:r>
-      <w:hyperlink r:id="rId35">
-        <w:r>
-          <w:rPr>
-            <w:lang w:val="zh_TW" w:bidi="zh_TW"/>
-          </w:rPr>
-          <w:rPr>
-            <w:color w:val="0000EE"/>
-            <w:u w:val="single"/>
-          </w:rPr>
-          <w:t>以賽亞書二十二章6節</w:t>
-        </w:r>
-      </w:hyperlink>
-      <w:r>
-        <w:rPr>
-          <w:lang w:val="zh_TW" w:bidi="zh_TW"/>
-        </w:rPr>
-        <w:t>中的以攔有關。亞蘭人被擄到吉珥（</w:t>
-      </w:r>
-      <w:hyperlink r:id="rId36">
-        <w:r>
-          <w:rPr>
-            <w:lang w:val="zh_TW" w:bidi="zh_TW"/>
-          </w:rPr>
-          <w:rPr>
-            <w:color w:val="0000EE"/>
-            <w:u w:val="single"/>
-          </w:rPr>
-          <w:t>列王紀下16:9</w:t>
-        </w:r>
-      </w:hyperlink>
-      <w:r>
-        <w:rPr>
-          <w:lang w:val="zh_TW" w:bidi="zh_TW"/>
-        </w:rPr>
-        <w:t>；</w:t>
-      </w:r>
-      <w:hyperlink r:id="rId37">
-        <w:r>
-          <w:rPr>
-            <w:lang w:val="zh_TW" w:bidi="zh_TW"/>
-          </w:rPr>
-          <w:rPr>
-            <w:color w:val="0000EE"/>
-            <w:u w:val="single"/>
-          </w:rPr>
-          <w:t>阿摩司書1:5</w:t>
-        </w:r>
-      </w:hyperlink>
-      <w:r>
-        <w:rPr>
-          <w:lang w:val="zh_TW" w:bidi="zh_TW"/>
-        </w:rPr>
-        <w:t>）可能暗示他們要回到他們原來的家園。然而，這群人的確切起源在歷史中已經失傳。當他們清晰地被載入歷史時，他們定居在幼發拉底河中部，從那裡向東方、西方和北方擴展。</w:t>
-      </w:r>
-    </w:p>
-    <w:p>
-      <w:pPr/>
-      <w:r>
-        <w:rPr>
-          <w:lang w:val="zh_TW" w:bidi="zh_TW"/>
-        </w:rPr>
-      </w:r>
-      <w:r>
-        <w:rPr>
-          <w:lang w:val="zh_TW" w:bidi="zh_TW"/>
-        </w:rPr>
-        <w:t>亞蘭族在傳統上被認為是在公元前第二個千年的前半期建立於上美索不達米亞。彼土利和拉班被稱為亞蘭人（</w:t>
-      </w:r>
-      <w:hyperlink r:id="rId38">
-        <w:r>
-          <w:rPr>
-            <w:lang w:val="zh_TW" w:bidi="zh_TW"/>
-          </w:rPr>
-          <w:rPr>
-            <w:color w:val="0000EE"/>
-            <w:u w:val="single"/>
-          </w:rPr>
-          <w:t>創世記25:20</w:t>
-        </w:r>
-      </w:hyperlink>
-      <w:r>
-        <w:rPr>
-          <w:lang w:val="zh_TW" w:bidi="zh_TW"/>
-        </w:rPr>
-        <w:t>，</w:t>
-      </w:r>
-      <w:hyperlink r:id="rId39">
-        <w:r>
-          <w:rPr>
-            <w:lang w:val="zh_TW" w:bidi="zh_TW"/>
-          </w:rPr>
-          <w:rPr>
-            <w:color w:val="0000EE"/>
-            <w:u w:val="single"/>
-          </w:rPr>
-          <w:t>28:1–7</w:t>
-        </w:r>
-      </w:hyperlink>
-      <w:r>
-        <w:rPr>
-          <w:lang w:val="zh_TW" w:bidi="zh_TW"/>
-        </w:rPr>
-        <w:t>）；彼土利的家在巴旦‧亞蘭（</w:t>
-      </w:r>
-      <w:hyperlink r:id="rId38">
-        <w:r>
-          <w:rPr>
-            <w:lang w:val="zh_TW" w:bidi="zh_TW"/>
-          </w:rPr>
-          <w:rPr>
-            <w:color w:val="0000EE"/>
-            <w:u w:val="single"/>
-          </w:rPr>
-          <w:t>25:20</w:t>
-        </w:r>
-      </w:hyperlink>
-      <w:r>
-        <w:rPr>
-          <w:lang w:val="zh_TW" w:bidi="zh_TW"/>
-        </w:rPr>
-        <w:t>）。先知何西阿回顧了歷史，指出雅各逃往「</w:t>
-      </w:r>
-      <w:r>
-        <w:rPr>
-          <w:lang w:val="zh_TW" w:bidi="zh_TW"/>
-        </w:rPr>
-        <w:t>亞蘭地</w:t>
-      </w:r>
-      <w:r>
-        <w:rPr>
-          <w:lang w:val="zh_TW" w:bidi="zh_TW"/>
-        </w:rPr>
-        <w:t>」（</w:t>
-      </w:r>
-      <w:hyperlink r:id="rId40">
-        <w:r>
-          <w:rPr>
-            <w:lang w:val="zh_TW" w:bidi="zh_TW"/>
-          </w:rPr>
-          <w:rPr>
-            <w:color w:val="0000EE"/>
-            <w:u w:val="single"/>
-          </w:rPr>
-          <w:t>何西阿書12:12</w:t>
-        </w:r>
-      </w:hyperlink>
-      <w:r>
-        <w:rPr>
-          <w:lang w:val="zh_TW" w:bidi="zh_TW"/>
-        </w:rPr>
-        <w:t>）或「亞蘭一納哈拉音」（兩河間的亞蘭），這是美索不達米亞北部位於幼發拉底河和底格里斯河之間的地區。在</w:t>
-      </w:r>
-      <w:hyperlink r:id="rId41">
-        <w:r>
-          <w:rPr>
-            <w:lang w:val="zh_TW" w:bidi="zh_TW"/>
-          </w:rPr>
-          <w:rPr>
-            <w:color w:val="0000EE"/>
-            <w:u w:val="single"/>
-          </w:rPr>
-          <w:t>申命記二十六章5節</w:t>
-        </w:r>
-      </w:hyperlink>
-      <w:r>
-        <w:rPr>
-          <w:lang w:val="zh_TW" w:bidi="zh_TW"/>
-        </w:rPr>
-        <w:t>中的認信宣告中，帶來初熟果子的以色列人承認：「</w:t>
-      </w:r>
-      <w:r>
-        <w:rPr>
-          <w:lang w:val="zh_TW" w:bidi="zh_TW"/>
-        </w:rPr>
-        <w:t>我祖</w:t>
-      </w:r>
-      <w:r>
-        <w:rPr>
-          <w:lang w:val="zh_TW" w:bidi="zh_TW"/>
-        </w:rPr>
-        <w:t>〔可能是雅各〕</w:t>
-      </w:r>
-      <w:r>
-        <w:rPr>
-          <w:lang w:val="zh_TW" w:bidi="zh_TW"/>
-        </w:rPr>
-        <w:t>原是一個將亡的亞蘭人</w:t>
-      </w:r>
-      <w:r>
-        <w:rPr>
-          <w:lang w:val="zh_TW" w:bidi="zh_TW"/>
-        </w:rPr>
-        <w:t>。」</w:t>
-      </w:r>
-    </w:p>
-    <w:p>
-      <w:pPr/>
-      <w:r>
-        <w:rPr>
-          <w:lang w:val="zh_TW" w:bidi="zh_TW"/>
-        </w:rPr>
-      </w:r>
-      <w:r>
-        <w:rPr>
-          <w:lang w:val="zh_TW" w:bidi="zh_TW"/>
-        </w:rPr>
-        <w:t>提革拉‧毗列色一世（Tiglath-pileser I）可能是這個地區早期亞蘭人存在的最佳證據。在他第四年的編年史中（公元前1112年），他提到在幼發拉底河中游地區進行了一次針對「阿赫拉瑪，亞蘭人（Akhlama, Arameans）」的戰役，並洗劫了比什里山區（Mt Bishri）的六個亞蘭村莊。</w:t>
-      </w:r>
-    </w:p>
-    <w:p>
-      <w:pPr/>
-      <w:r>
-        <w:rPr>
-          <w:lang w:val="zh_TW" w:bidi="zh_TW"/>
-        </w:rPr>
-      </w:r>
-      <w:r>
-        <w:rPr>
-          <w:lang w:val="zh_TW" w:bidi="zh_TW"/>
-        </w:rPr>
-        <w:t>上美索不達米亞的亞蘭人在聖經歷史中變得重要。他們建立了若干獨立的亞蘭國家，其中兩個對以色列百姓尤為重要—大衛時代的亞蘭-瑣巴，以及從所羅門時代開始的亞蘭-大馬士革。</w:t>
-      </w:r>
-    </w:p>
-    <w:p>
-      <w:pPr/>
-      <w:r>
-        <w:rPr>
-          <w:lang w:val="zh_TW" w:bidi="zh_TW"/>
-        </w:rPr>
-      </w:r>
-      <w:r>
-        <w:rPr>
-          <w:lang w:val="zh_TW" w:bidi="zh_TW"/>
-        </w:rPr>
-        <w:t>大約在公元前1100年，亞蘭部落已經遍布敘利亞，並擴展到約旦河東岸北部，在那裡他們與以色列人發生了衝突。在亞蘭-瑣巴王哈大底謝的鼎盛時期，他有幾個附庸國，如大馬士革、瑪迦和</w:t>
-      </w:r>
-      <w:r>
-        <w:rPr>
-          <w:lang w:val="zh_TW" w:bidi="zh_TW"/>
-        </w:rPr>
-        <w:t>陀伯</w:t>
-      </w:r>
-      <w:r>
-        <w:rPr>
-          <w:lang w:val="zh_TW" w:bidi="zh_TW"/>
-        </w:rPr>
-        <w:t>。他最終被大衛王擊敗（</w:t>
-      </w:r>
-      <w:hyperlink r:id="rId42">
-        <w:r>
-          <w:rPr>
-            <w:lang w:val="zh_TW" w:bidi="zh_TW"/>
-          </w:rPr>
-          <w:rPr>
-            <w:color w:val="0000EE"/>
-            <w:u w:val="single"/>
-          </w:rPr>
-          <w:t>撒母耳記下8:3–4</w:t>
-        </w:r>
-      </w:hyperlink>
-      <w:r>
-        <w:rPr>
-          <w:lang w:val="zh_TW" w:bidi="zh_TW"/>
-        </w:rPr>
-        <w:t>；</w:t>
-      </w:r>
-      <w:hyperlink r:id="rId43">
-        <w:r>
-          <w:rPr>
-            <w:lang w:val="zh_TW" w:bidi="zh_TW"/>
-          </w:rPr>
-          <w:rPr>
-            <w:color w:val="0000EE"/>
-            <w:u w:val="single"/>
-          </w:rPr>
-          <w:t>10:17–19</w:t>
-        </w:r>
-      </w:hyperlink>
-      <w:r>
-        <w:rPr>
-          <w:lang w:val="zh_TW" w:bidi="zh_TW"/>
-        </w:rPr>
-        <w:t>）。</w:t>
-      </w:r>
-    </w:p>
-    <w:p>
-      <w:pPr/>
-      <w:r>
-        <w:rPr>
-          <w:lang w:val="zh_TW" w:bidi="zh_TW"/>
-        </w:rPr>
-      </w:r>
-      <w:r>
-        <w:rPr>
-          <w:lang w:val="zh_TW" w:bidi="zh_TW"/>
-        </w:rPr>
-        <w:t>以色列和猶大發生的事件對大馬士革有一些影響。所羅門去世後，曾經統一的王國分裂為猶大和以色列，兩個小國之間出現了緊張的關係。戰爭在公元前890–880年間爆發，巴沙的以色列與亞撒的猶大之間發生了衝突。亞撒尋求大馬士革的便‧哈達一世的援助（</w:t>
-      </w:r>
-      <w:hyperlink r:id="rId44">
-        <w:r>
-          <w:rPr>
-            <w:lang w:val="zh_TW" w:bidi="zh_TW"/>
-          </w:rPr>
-          <w:rPr>
-            <w:color w:val="0000EE"/>
-            <w:u w:val="single"/>
-          </w:rPr>
-          <w:t>列王紀上15:18</w:t>
-        </w:r>
-      </w:hyperlink>
-      <w:r>
-        <w:rPr>
-          <w:lang w:val="zh_TW" w:bidi="zh_TW"/>
-        </w:rPr>
-        <w:t>）。約旦河東岸的土地多次易手。以色列王暗利的繼任者——即亞哈、亞哈謝、約蘭、耶戶、約哈斯和約阿施——與大馬士革發生了許多衝突。亞哈與便‧哈達及圍攻撒馬利亞的32個盟友作戰（</w:t>
-      </w:r>
-      <w:hyperlink r:id="rId45">
-        <w:r>
-          <w:rPr>
-            <w:lang w:val="zh_TW" w:bidi="zh_TW"/>
-          </w:rPr>
-          <w:rPr>
-            <w:color w:val="0000EE"/>
-            <w:u w:val="single"/>
-          </w:rPr>
-          <w:t>20:1</w:t>
-        </w:r>
-      </w:hyperlink>
-      <w:r>
-        <w:rPr>
-          <w:lang w:val="zh_TW" w:bidi="zh_TW"/>
-        </w:rPr>
-        <w:t>），但以色列擊敗了便‧哈達。第二次，便‧哈達進入以色列領土並到達</w:t>
-      </w:r>
-      <w:r>
-        <w:rPr>
-          <w:lang w:val="zh_TW" w:bidi="zh_TW"/>
-        </w:rPr>
-        <w:t>亞弗</w:t>
-      </w:r>
-      <w:r>
-        <w:rPr>
-          <w:lang w:val="zh_TW" w:bidi="zh_TW"/>
-        </w:rPr>
-        <w:t>（</w:t>
-      </w:r>
-      <w:hyperlink r:id="rId46">
-        <w:r>
-          <w:rPr>
-            <w:lang w:val="zh_TW" w:bidi="zh_TW"/>
-          </w:rPr>
-          <w:rPr>
-            <w:color w:val="0000EE"/>
-            <w:u w:val="single"/>
-          </w:rPr>
-          <w:t>20:26</w:t>
-        </w:r>
-      </w:hyperlink>
-      <w:r>
-        <w:rPr>
-          <w:lang w:val="zh_TW" w:bidi="zh_TW"/>
-        </w:rPr>
-        <w:t>），但他再次被擊敗並被俘。由於他戰敗，並被釋放，作為代價，他被迫在大馬士革開設市場供以色列貿易。在以色列和大馬士革之間三年的平安之後，敵對行動再次爆發，並導致亞哈在基列的拉末地區的戰鬥中被殺（</w:t>
-      </w:r>
-      <w:hyperlink r:id="rId47">
-        <w:r>
-          <w:rPr>
-            <w:lang w:val="zh_TW" w:bidi="zh_TW"/>
-          </w:rPr>
-          <w:rPr>
-            <w:color w:val="0000EE"/>
-            <w:u w:val="single"/>
-          </w:rPr>
-          <w:t>22:29–37</w:t>
-        </w:r>
-      </w:hyperlink>
-      <w:r>
-        <w:rPr>
-          <w:lang w:val="zh_TW" w:bidi="zh_TW"/>
-        </w:rPr>
-        <w:t>）。亞蘭-大馬士革最終被以色列王約阿施擊敗（</w:t>
-      </w:r>
-      <w:hyperlink r:id="rId48">
-        <w:r>
-          <w:rPr>
-            <w:lang w:val="zh_TW" w:bidi="zh_TW"/>
-          </w:rPr>
-          <w:rPr>
-            <w:color w:val="0000EE"/>
-            <w:u w:val="single"/>
-          </w:rPr>
-          <w:t>列王紀下13:25</w:t>
-        </w:r>
-      </w:hyperlink>
-      <w:r>
-        <w:rPr>
-          <w:lang w:val="zh_TW" w:bidi="zh_TW"/>
-        </w:rPr>
-        <w:t>）。</w:t>
-      </w:r>
-    </w:p>
-    <w:p>
-      <w:pPr>
-        <w:pStyle w:val="Heading3"/>
-      </w:pPr>
-      <w:r>
-        <w:rPr>
-          <w:lang w:val="zh_TW" w:bidi="zh_TW"/>
-        </w:rPr>
-        <w:t>亞蘭王國崩潰後的敘利亞</w:t>
-      </w:r>
-    </w:p>
-    <w:p>
-      <w:pPr/>
-      <w:r>
-        <w:rPr>
-          <w:lang w:val="zh_TW" w:bidi="zh_TW"/>
-        </w:rPr>
-      </w:r>
-      <w:r>
-        <w:rPr>
-          <w:lang w:val="zh_TW" w:bidi="zh_TW"/>
-        </w:rPr>
-        <w:t>在公元前733至732年，亞蘭-大馬士革崩潰後，整個地區的政治特性發生了變化。在隨後的幾個世紀中，直到基督教時代，該地區先後被幾個大國控制，沒有獨立的亞蘭國家存留。當亞述在公元前612至609年崩潰時，該地區短暫地被巴比倫控制。隨著波斯王居魯士崛起，敘利亞地區迅速被波斯軍隊佔領。巴勒斯坦、小亞細亞和埃及同時被納入波斯帝國。</w:t>
-      </w:r>
-    </w:p>
-    <w:p>
-      <w:pPr/>
-      <w:r>
-        <w:rPr>
-          <w:lang w:val="zh_TW" w:bidi="zh_TW"/>
-        </w:rPr>
-      </w:r>
-      <w:r>
-        <w:rPr>
-          <w:lang w:val="zh_TW" w:bidi="zh_TW"/>
-        </w:rPr>
-        <w:t>對該地區產生影響的下一個重要政治變革是於公元前360年出現的馬其頓的腓力。他的兒子亞歷山大大帝（公元前336–323年）鞏固了希臘在整個西亞細亞以及遠至印度邊界的勢力。當年僅33歲的他於公元前323年去世後，西亞細亞的控制權落入亞歷山大的將軍手中。將軍塞琉古一世（Seleucus I，公元前312–280年）控制了小亞細亞的南部、敘利亞地區、美索不達米亞，並向東延伸至印度邊界。因此，敘利亞落入了希臘化統治者塞琉古的影響之下，他在安提阿建立了一個新的首都。</w:t>
-      </w:r>
-    </w:p>
-    <w:p>
-      <w:pPr/>
-      <w:r>
-        <w:rPr>
-          <w:lang w:val="zh_TW" w:bidi="zh_TW"/>
-        </w:rPr>
-      </w:r>
-      <w:r>
-        <w:rPr>
-          <w:lang w:val="zh_TW" w:bidi="zh_TW"/>
-        </w:rPr>
-        <w:t>再往西，羅馬正在崛起並將目光投向東方。龐培將軍擊敗了本都年輕的王米特里達梯（Mithridates），並著手摧毀塞琉古王國的殘餘勢力。敘利亞的西部地區在公元前64年被劃為羅馬省。龐培最終進入巴勒斯坦，該地在公元前63年落入羅馬的控制之下。</w:t>
-      </w:r>
-    </w:p>
-    <w:p>
-      <w:pPr/>
-      <w:r>
-        <w:rPr>
-          <w:lang w:val="zh_TW" w:bidi="zh_TW"/>
-        </w:rPr>
-      </w:r>
-      <w:r>
-        <w:rPr>
-          <w:lang w:val="zh_TW" w:bidi="zh_TW"/>
-        </w:rPr>
-        <w:t>羅馬的敘利亞省包括基利家，這是位於小亞細亞東南角的條形領土。北部邊界延伸到幼發拉底河，邊界向南一直延伸到大馬士革，然後向西轉，約在死海中途，繼續向西到地中海。敘利亞的西部邊界是地中海，直到亞歷山大港灣，然後向西。敘利亞省和基利家省（</w:t>
-      </w:r>
-      <w:hyperlink r:id="rId49">
-        <w:r>
-          <w:rPr>
-            <w:lang w:val="zh_TW" w:bidi="zh_TW"/>
-          </w:rPr>
-          <w:rPr>
-            <w:color w:val="0000EE"/>
-            <w:u w:val="single"/>
-          </w:rPr>
-          <w:t>使徒行傳15:23、41</w:t>
-        </w:r>
-      </w:hyperlink>
-      <w:r>
-        <w:rPr>
-          <w:lang w:val="zh_TW" w:bidi="zh_TW"/>
-        </w:rPr>
-        <w:t>；</w:t>
-      </w:r>
-      <w:hyperlink r:id="rId50">
-        <w:r>
-          <w:rPr>
-            <w:lang w:val="zh_TW" w:bidi="zh_TW"/>
-          </w:rPr>
-          <w:rPr>
-            <w:color w:val="0000EE"/>
-            <w:u w:val="single"/>
-          </w:rPr>
-          <w:t>加拉太書1:21</w:t>
-        </w:r>
-      </w:hyperlink>
-      <w:r>
-        <w:rPr>
-          <w:lang w:val="zh_TW" w:bidi="zh_TW"/>
-        </w:rPr>
-        <w:t>）由一位帝國將軍（</w:t>
-      </w:r>
-      <w:r>
-        <w:rPr>
-          <w:i/>
-          <w:lang w:val="zh_TW" w:bidi="zh_TW"/>
-        </w:rPr>
-        <w:t>legatis</w:t>
-      </w:r>
-      <w:r>
-        <w:rPr>
-          <w:lang w:val="zh_TW" w:bidi="zh_TW"/>
-        </w:rPr>
-        <w:t>）統治，他指揮著一支強大的軍團部隊。這樣的一位巡撫居里扭（Quirinius），在凱撒奧古斯都的人口普查時期統治敘利亞；這次人口普查使約瑟和馬利亞來到伯利恆，在那裡耶穌誕生了（</w:t>
-      </w:r>
-      <w:hyperlink r:id="rId51">
-        <w:r>
-          <w:rPr>
-            <w:lang w:val="zh_TW" w:bidi="zh_TW"/>
-          </w:rPr>
-          <w:rPr>
-            <w:color w:val="0000EE"/>
-            <w:u w:val="single"/>
-          </w:rPr>
-          <w:t>路加福音2:2</w:t>
-        </w:r>
-      </w:hyperlink>
-      <w:r>
-        <w:rPr>
-          <w:lang w:val="zh_TW" w:bidi="zh_TW"/>
-        </w:rPr>
-        <w:t>）。</w:t>
-      </w:r>
-    </w:p>
-    <w:p>
-      <w:pPr/>
-      <w:r>
-        <w:rPr>
-          <w:lang w:val="zh_TW" w:bidi="zh_TW"/>
-        </w:rPr>
-      </w:r>
-      <w:r>
-        <w:rPr>
-          <w:lang w:val="zh_TW" w:bidi="zh_TW"/>
-        </w:rPr>
-        <w:t>在接下來的幾個世紀中，大馬士革的人口被基督教化，基督教傳播到羅馬的敘利亞省，形成了至今仍存在的古敘利亞教會。那裡留下了用亞蘭文寫成的基督教文學的非凡遺產。古老的亞蘭文仍然存在，雖然使用了修改過的字母來書寫。</w:t>
-      </w:r>
-    </w:p>
-    <w:p>
-      <w:pPr/>
-      <w:r>
-        <w:rPr>
-          <w:lang w:val="zh_TW" w:bidi="zh_TW"/>
-        </w:rPr>
-      </w:r>
-      <w:r>
-        <w:rPr>
-          <w:lang w:val="zh_TW" w:bidi="zh_TW"/>
-        </w:rPr>
-        <w:t>七世紀伊斯蘭教興起，導致敘利亞教會明顯削弱，不過它從未被完全摧毀。散居的亞蘭文使用者群體仍然在敘利亞的部分地區生存，而現代考古工作已經使許多基督教教堂的遺跡重見光明。</w:t>
-      </w:r>
-    </w:p>
-    <w:p>
-      <w:pPr>
-        <w:pStyle w:val="Heading3"/>
-      </w:pPr>
-      <w:r>
-        <w:rPr>
-          <w:lang w:val="zh_TW" w:bidi="zh_TW"/>
-        </w:rPr>
-        <w:t>語言與文化</w:t>
-      </w:r>
-    </w:p>
-    <w:p>
-      <w:pPr/>
-      <w:r>
-        <w:rPr>
-          <w:lang w:val="zh_TW" w:bidi="zh_TW"/>
-        </w:rPr>
-      </w:r>
-      <w:r>
-        <w:rPr>
-          <w:lang w:val="zh_TW" w:bidi="zh_TW"/>
-        </w:rPr>
-        <w:t>亞蘭文是亞蘭人的語言，目前已發現許多銘文。以色列人採用了亞蘭文字母，該語言成為整個近東外交和行政的國際語言。在波斯時期，從埃及到印度，它是通用語言，在耶穌的時代廣泛使用於巴勒斯坦。「</w:t>
-      </w:r>
-      <w:r>
-        <w:rPr>
-          <w:lang w:val="zh_TW" w:bidi="zh_TW"/>
-        </w:rPr>
-        <w:t>大利大，古米〔</w:t>
-      </w:r>
-      <w:r>
-        <w:rPr>
-          <w:i/>
-          <w:lang w:val="zh_TW" w:bidi="zh_TW"/>
-        </w:rPr>
-        <w:t>talitha cumi</w:t>
-      </w:r>
-      <w:r>
-        <w:rPr>
-          <w:lang w:val="zh_TW" w:bidi="zh_TW"/>
-        </w:rPr>
-        <w:t>〕</w:t>
-      </w:r>
-      <w:r>
-        <w:rPr>
-          <w:lang w:val="zh_TW" w:bidi="zh_TW"/>
-        </w:rPr>
-        <w:t>」（</w:t>
-      </w:r>
-      <w:hyperlink r:id="rId52">
-        <w:r>
-          <w:rPr>
-            <w:lang w:val="zh_TW" w:bidi="zh_TW"/>
-          </w:rPr>
-          <w:rPr>
-            <w:color w:val="0000EE"/>
-            <w:u w:val="single"/>
-          </w:rPr>
-          <w:t>馬可福音5:41</w:t>
-        </w:r>
-      </w:hyperlink>
-      <w:r>
-        <w:rPr>
-          <w:lang w:val="zh_TW" w:bidi="zh_TW"/>
-        </w:rPr>
-        <w:t>）和「主必要來</w:t>
-      </w:r>
-      <w:r>
-        <w:rPr>
-          <w:lang w:val="zh_TW" w:bidi="zh_TW"/>
-        </w:rPr>
-        <w:t>〔</w:t>
-      </w:r>
-      <w:r>
-        <w:rPr>
-          <w:i/>
-          <w:lang w:val="zh_TW" w:bidi="zh_TW"/>
-        </w:rPr>
-        <w:t>marana tha</w:t>
-      </w:r>
-      <w:r>
-        <w:rPr>
-          <w:lang w:val="zh_TW" w:bidi="zh_TW"/>
-        </w:rPr>
-        <w:t>〕</w:t>
-      </w:r>
-      <w:r>
-        <w:rPr>
-          <w:lang w:val="zh_TW" w:bidi="zh_TW"/>
-        </w:rPr>
-        <w:t>」（</w:t>
-      </w:r>
-      <w:hyperlink r:id="rId53">
-        <w:r>
-          <w:rPr>
-            <w:lang w:val="zh_TW" w:bidi="zh_TW"/>
-          </w:rPr>
-          <w:rPr>
-            <w:color w:val="0000EE"/>
-            <w:u w:val="single"/>
-          </w:rPr>
-          <w:t>哥林多前書16:22</w:t>
-        </w:r>
-      </w:hyperlink>
-      <w:r>
-        <w:rPr>
-          <w:lang w:val="zh_TW" w:bidi="zh_TW"/>
-        </w:rPr>
-        <w:t>）是亞蘭文。</w:t>
-      </w:r>
-    </w:p>
-    <w:p>
-      <w:pPr/>
-      <w:r>
-        <w:rPr>
-          <w:lang w:val="zh_TW" w:bidi="zh_TW"/>
-        </w:rPr>
-      </w:r>
-      <w:r>
-        <w:rPr>
-          <w:lang w:val="zh_TW" w:bidi="zh_TW"/>
-        </w:rPr>
-        <w:t>在許多地點的發掘提供了對亞蘭建築、雕塑、陶器和其他藝術的良好了解。亞蘭人的宗教是多神教。人們也崇拜許多外國神祇。主要的亞蘭神祇是古代西閃族的風暴神哈大（Hadad）。在猶大的亞哈斯時代，當基於大馬士革</w:t>
-      </w:r>
-      <w:r>
-        <w:rPr>
-          <w:lang w:val="zh_TW" w:bidi="zh_TW"/>
-        </w:rPr>
-        <w:t>規模樣式</w:t>
-      </w:r>
-      <w:r>
-        <w:rPr>
-          <w:lang w:val="zh_TW" w:bidi="zh_TW"/>
-        </w:rPr>
-        <w:t>的壇被放在聖殿時，大馬士革的崇拜被強加給耶路撒冷的百姓（</w:t>
-      </w:r>
-      <w:hyperlink r:id="rId54">
-        <w:r>
-          <w:rPr>
-            <w:lang w:val="zh_TW" w:bidi="zh_TW"/>
-          </w:rPr>
-          <w:rPr>
-            <w:color w:val="0000EE"/>
-            <w:u w:val="single"/>
-          </w:rPr>
-          <w:t>列王紀下16:10–13</w:t>
-        </w:r>
-      </w:hyperlink>
-      <w:r>
-        <w:rPr>
-          <w:lang w:val="zh_TW" w:bidi="zh_TW"/>
-        </w:rPr>
-        <w:t>）。被亞述統治者撒珥根（Sargon）擄到撒馬利亞的亞蘭人，則帶來了外國的亞蘭崇拜（</w:t>
-      </w:r>
-      <w:hyperlink r:id="rId55">
-        <w:r>
-          <w:rPr>
-            <w:lang w:val="zh_TW" w:bidi="zh_TW"/>
-          </w:rPr>
-          <w:rPr>
-            <w:color w:val="0000EE"/>
-            <w:u w:val="single"/>
-          </w:rPr>
-          <w:t>17:24–34</w:t>
-        </w:r>
-      </w:hyperlink>
-      <w:r>
-        <w:rPr>
-          <w:lang w:val="zh_TW" w:bidi="zh_TW"/>
-        </w:rPr>
-        <w:t>）。</w:t>
-      </w:r>
-    </w:p>
-    <w:p>
-      <w:pPr/>
-      <w:r>
-        <w:rPr>
-          <w:lang w:val="zh_TW" w:bidi="zh_TW"/>
-        </w:rPr>
-      </w:r>
-      <w:r>
-        <w:rPr>
-          <w:lang w:val="zh_TW" w:bidi="zh_TW"/>
-        </w:rPr>
-        <w:t>在亞蘭國家消失後的幾個世紀中，亞蘭文依然存活。基督教形式的亞蘭文，即敘利亞語，留下了大量的文學、歷史、神學、註釋、論文和翻譯作品，這些作品被小心地保存在古老的修道院圖書館中，尤其是在敘利亞北部、伊拉克北部和土耳其南部。</w:t>
-      </w:r>
-    </w:p>
-    <w:p>
-      <w:pPr/>
-      <w:r>
-        <w:rPr>
-          <w:lang w:val="zh_TW" w:bidi="zh_TW"/>
-        </w:rPr>
-      </w:r>
-      <w:r>
-        <w:rPr>
-          <w:i/>
-          <w:lang w:val="zh_TW" w:bidi="zh_TW"/>
-        </w:rPr>
-        <w:t>另見</w:t>
-      </w:r>
-      <w:r>
-        <w:rPr>
-          <w:lang w:val="zh_TW" w:bidi="zh_TW"/>
-        </w:rPr>
-        <w:t xml:space="preserve"> </w:t>
-      </w:r>
-      <w:r>
-        <w:rPr>
-          <w:lang w:val="zh_TW" w:bidi="zh_TW"/>
-        </w:rPr>
-        <w:t>亞蘭文</w:t>
+        <w:t>萬軍之主</w:t>
       </w:r>
       <w:r>
         <w:rPr>

--- a/zht/docx/165.content.docx
+++ b/zht/docx/165.content.docx
@@ -19,7 +19,7 @@
         <w:rPr>
           <w:lang w:val="zh_TW" w:bidi="zh_TW"/>
         </w:rPr>
-        <w:t>Resource: Tyndale Open Bible Dictionary</w:t>
+        <w:t>Resource: Aquifer Open Bible Dictionary</w:t>
       </w:r>
       <w:r>
         <w:rPr>
@@ -112,7 +112,7 @@
         <w:rPr>
           <w:lang w:val="zh_TW" w:bidi="zh_TW"/>
         </w:rPr>
-        <w:t>Tyndale Open Bible Dictionary</w:t>
+        <w:t>Aquifer Open Bible Dictionary</w:t>
       </w:r>
     </w:p>
     <w:p>
@@ -149,7 +149,7 @@
         <w:rPr>
           <w:lang w:val="zh_TW" w:bidi="zh_TW"/>
         </w:rPr>
-        <w:t>wan</w:t>
+        <w:t>wai</w:t>
       </w:r>
       <w:r>
         <w:rPr>
@@ -212,7 +212,7 @@
         <w:rPr>
           <w:lang w:val="zh_TW" w:bidi="zh_TW"/>
         </w:rPr>
-        <w:t>萬軍、天上的萬象</w:t>
+        <w:t>外邦人（寄居的）</w:t>
       </w:r>
       <w:r>
         <w:rPr>
@@ -231,37 +231,7 @@
         <w:rPr>
           <w:lang w:val="zh_TW" w:bidi="zh_TW"/>
         </w:rPr>
-        <w:t>這個希伯來文詞語常見於舊約聖經。「萬軍」字面意思指「軍隊」和「天上的軍隊」。 「萬軍」基本上是個軍事術語，在舊約聖經中出現了將近五百次。它可以意味「</w:t>
-      </w:r>
-      <w:r>
-        <w:rPr>
-          <w:lang w:val="zh_TW" w:bidi="zh_TW"/>
-        </w:rPr>
-        <w:t>大軍</w:t>
-      </w:r>
-      <w:r>
-        <w:rPr>
-          <w:lang w:val="zh_TW" w:bidi="zh_TW"/>
-        </w:rPr>
-        <w:t>」（</w:t>
-      </w:r>
-      <w:hyperlink r:id="rId13">
-        <w:r>
-          <w:rPr>
-            <w:lang w:val="zh_TW" w:bidi="zh_TW"/>
-          </w:rPr>
-          <w:rPr>
-            <w:color w:val="0000EE"/>
-            <w:u w:val="single"/>
-          </w:rPr>
-          <w:t>王下18:17</w:t>
-        </w:r>
-      </w:hyperlink>
-      <w:r>
-        <w:rPr>
-          <w:lang w:val="zh_TW" w:bidi="zh_TW"/>
-        </w:rPr>
-        <w:t>），也可指「天使」、「天上的萬象」或整個受造界。</w:t>
+        <w:t>非屬於國民的人。外邦人（寄居的）可能是臨時的客旅、臨時的居民或外國人。</w:t>
       </w:r>
     </w:p>
     <w:p>
@@ -275,7 +245,25 @@
         <w:rPr>
           <w:lang w:val="zh_TW" w:bidi="zh_TW"/>
         </w:rPr>
-        <w:t>「天上的萬象」在聖經中有不同的用法。古代作者有時會象徵性地把太陽、月亮和星辰稱為「軍隊」（譯註：和合本譯為「天上的萬象」）（</w:t>
+        <w:t>部分譯本正確譯出表達「外邦人」含義的詞，然而，有些譯本僅在兩處地方，表達其最真實的意義（</w:t>
+      </w:r>
+      <w:hyperlink r:id="rId13">
+        <w:r>
+          <w:rPr>
+            <w:lang w:val="zh_TW" w:bidi="zh_TW"/>
+          </w:rPr>
+          <w:rPr>
+            <w:color w:val="0000EE"/>
+            <w:u w:val="single"/>
+          </w:rPr>
+          <w:t>申15:3</w:t>
+        </w:r>
+      </w:hyperlink>
+      <w:r>
+        <w:rPr>
+          <w:lang w:val="zh_TW" w:bidi="zh_TW"/>
+        </w:rPr>
+        <w:t>；</w:t>
       </w:r>
       <w:hyperlink r:id="rId14">
         <w:r>
@@ -286,7 +274,25 @@
             <w:color w:val="0000EE"/>
             <w:u w:val="single"/>
           </w:rPr>
-          <w:t>申4:19</w:t>
+          <w:t>俄1:11</w:t>
+        </w:r>
+      </w:hyperlink>
+      <w:r>
+        <w:rPr>
+          <w:lang w:val="zh_TW" w:bidi="zh_TW"/>
+        </w:rPr>
+        <w:t>）。在大多數情況下，這些基本將該詞翻譯為「外來者」（</w:t>
+      </w:r>
+      <w:hyperlink r:id="rId15">
+        <w:r>
+          <w:rPr>
+            <w:lang w:val="zh_TW" w:bidi="zh_TW"/>
+          </w:rPr>
+          <w:rPr>
+            <w:color w:val="0000EE"/>
+            <w:u w:val="single"/>
+          </w:rPr>
+          <w:t>申14:21</w:t>
         </w:r>
       </w:hyperlink>
       <w:r>
@@ -295,24 +301,6 @@
         </w:rPr>
         <w:t>；</w:t>
       </w:r>
-      <w:hyperlink r:id="rId15">
-        <w:r>
-          <w:rPr>
-            <w:lang w:val="zh_TW" w:bidi="zh_TW"/>
-          </w:rPr>
-          <w:rPr>
-            <w:color w:val="0000EE"/>
-            <w:u w:val="single"/>
-          </w:rPr>
-          <w:t>士5:20</w:t>
-        </w:r>
-      </w:hyperlink>
-      <w:r>
-        <w:rPr>
-          <w:lang w:val="zh_TW" w:bidi="zh_TW"/>
-        </w:rPr>
-        <w:t>）。在古代的占星術崇拜中，人們認為天體是由靈體賦予生命的，因此構成一支活的軍隊，掌管天上的命運。敬拜天上的萬象是最早的偶像崇拜形式之一，當時以色列人常常遠離上帝，陷入這種偶像崇拜當中（</w:t>
-      </w:r>
       <w:hyperlink r:id="rId16">
         <w:r>
           <w:rPr>
@@ -322,7 +310,7 @@
             <w:color w:val="0000EE"/>
             <w:u w:val="single"/>
           </w:rPr>
-          <w:t>耶19:13</w:t>
+          <w:t>伯19:15</w:t>
         </w:r>
       </w:hyperlink>
       <w:r>
@@ -340,25 +328,7 @@
             <w:color w:val="0000EE"/>
             <w:u w:val="single"/>
           </w:rPr>
-          <w:t>徒7:42</w:t>
-        </w:r>
-      </w:hyperlink>
-      <w:r>
-        <w:rPr>
-          <w:lang w:val="zh_TW" w:bidi="zh_TW"/>
-        </w:rPr>
-        <w:t>）。雖然聖經明確警告以色列人不要信奉這些異教信仰（</w:t>
-      </w:r>
-      <w:hyperlink r:id="rId14">
-        <w:r>
-          <w:rPr>
-            <w:lang w:val="zh_TW" w:bidi="zh_TW"/>
-          </w:rPr>
-          <w:rPr>
-            <w:color w:val="0000EE"/>
-            <w:u w:val="single"/>
-          </w:rPr>
-          <w:t>申4:19</w:t>
+          <w:t>詩69:8</w:t>
         </w:r>
       </w:hyperlink>
       <w:r>
@@ -376,14 +346,14 @@
             <w:color w:val="0000EE"/>
             <w:u w:val="single"/>
           </w:rPr>
-          <w:t>17:3</w:t>
-        </w:r>
-      </w:hyperlink>
-      <w:r>
-        <w:rPr>
-          <w:lang w:val="zh_TW" w:bidi="zh_TW"/>
-        </w:rPr>
-        <w:t>），他們卻仍舊敬拜天體，特別是在亞述和巴比倫時期（</w:t>
+          <w:t>哀5:2</w:t>
+        </w:r>
+      </w:hyperlink>
+      <w:r>
+        <w:rPr>
+          <w:lang w:val="zh_TW" w:bidi="zh_TW"/>
+        </w:rPr>
+        <w:t>）或「陌生人」（</w:t>
       </w:r>
       <w:hyperlink r:id="rId19">
         <w:r>
@@ -394,14 +364,14 @@
             <w:color w:val="0000EE"/>
             <w:u w:val="single"/>
           </w:rPr>
-          <w:t>王下17:16</w:t>
-        </w:r>
-      </w:hyperlink>
-      <w:r>
-        <w:rPr>
-          <w:lang w:val="zh_TW" w:bidi="zh_TW"/>
-        </w:rPr>
-        <w:t>，</w:t>
+          <w:t>創15:13</w:t>
+        </w:r>
+      </w:hyperlink>
+      <w:r>
+        <w:rPr>
+          <w:lang w:val="zh_TW" w:bidi="zh_TW"/>
+        </w:rPr>
+        <w:t>；</w:t>
       </w:r>
       <w:hyperlink r:id="rId20">
         <w:r>
@@ -412,7 +382,7 @@
             <w:color w:val="0000EE"/>
             <w:u w:val="single"/>
           </w:rPr>
-          <w:t>21:3–5</w:t>
+          <w:t>出2:22</w:t>
         </w:r>
       </w:hyperlink>
       <w:r>
@@ -430,7 +400,25 @@
             <w:color w:val="0000EE"/>
             <w:u w:val="single"/>
           </w:rPr>
-          <w:t>代下33:3–5</w:t>
+          <w:t>利25:35</w:t>
+        </w:r>
+      </w:hyperlink>
+      <w:r>
+        <w:rPr>
+          <w:lang w:val="zh_TW" w:bidi="zh_TW"/>
+        </w:rPr>
+        <w:t>）。另一個希伯來詞意為「居住者」或「定居者」（</w:t>
+      </w:r>
+      <w:hyperlink r:id="rId21">
+        <w:r>
+          <w:rPr>
+            <w:lang w:val="zh_TW" w:bidi="zh_TW"/>
+          </w:rPr>
+          <w:rPr>
+            <w:color w:val="0000EE"/>
+            <w:u w:val="single"/>
+          </w:rPr>
+          <w:t>利25:35</w:t>
         </w:r>
       </w:hyperlink>
       <w:r>
@@ -448,7 +436,7 @@
             <w:color w:val="0000EE"/>
             <w:u w:val="single"/>
           </w:rPr>
-          <w:t>耶8:2</w:t>
+          <w:t>代上29:15</w:t>
         </w:r>
       </w:hyperlink>
       <w:r>
@@ -466,158 +454,14 @@
             <w:color w:val="0000EE"/>
             <w:u w:val="single"/>
           </w:rPr>
-          <w:t>番1:5</w:t>
-        </w:r>
-      </w:hyperlink>
-      <w:r>
-        <w:rPr>
-          <w:lang w:val="zh_TW" w:bidi="zh_TW"/>
-        </w:rPr>
-        <w:t>）。糾正這種異教崇拜的正確方式，就是承認耶和華是創天造地的主。祂是全能的主，按照自己的命令安設天體，並命定它們執行特別的功能（</w:t>
-      </w:r>
-      <w:hyperlink r:id="rId24">
-        <w:r>
-          <w:rPr>
-            <w:lang w:val="zh_TW" w:bidi="zh_TW"/>
-          </w:rPr>
-          <w:rPr>
-            <w:color w:val="0000EE"/>
-            <w:u w:val="single"/>
-          </w:rPr>
-          <w:t>創1:14–19</w:t>
-        </w:r>
-      </w:hyperlink>
-      <w:r>
-        <w:rPr>
-          <w:lang w:val="zh_TW" w:bidi="zh_TW"/>
-        </w:rPr>
-        <w:t>，</w:t>
-      </w:r>
-      <w:hyperlink r:id="rId25">
-        <w:r>
-          <w:rPr>
-            <w:lang w:val="zh_TW" w:bidi="zh_TW"/>
-          </w:rPr>
-          <w:rPr>
-            <w:color w:val="0000EE"/>
-            <w:u w:val="single"/>
-          </w:rPr>
-          <w:t>2:1</w:t>
-        </w:r>
-      </w:hyperlink>
-      <w:r>
-        <w:rPr>
-          <w:lang w:val="zh_TW" w:bidi="zh_TW"/>
-        </w:rPr>
-        <w:t>；</w:t>
-      </w:r>
-      <w:hyperlink r:id="rId26">
-        <w:r>
-          <w:rPr>
-            <w:lang w:val="zh_TW" w:bidi="zh_TW"/>
-          </w:rPr>
-          <w:rPr>
-            <w:color w:val="0000EE"/>
-            <w:u w:val="single"/>
-          </w:rPr>
-          <w:t>尼9:6</w:t>
-        </w:r>
-      </w:hyperlink>
-      <w:r>
-        <w:rPr>
-          <w:lang w:val="zh_TW" w:bidi="zh_TW"/>
-        </w:rPr>
-        <w:t>；</w:t>
-      </w:r>
-      <w:hyperlink r:id="rId27">
-        <w:r>
-          <w:rPr>
-            <w:lang w:val="zh_TW" w:bidi="zh_TW"/>
-          </w:rPr>
-          <w:rPr>
-            <w:color w:val="0000EE"/>
-            <w:u w:val="single"/>
-          </w:rPr>
-          <w:t>詩33:6</w:t>
-        </w:r>
-      </w:hyperlink>
-      <w:r>
-        <w:rPr>
-          <w:lang w:val="zh_TW" w:bidi="zh_TW"/>
-        </w:rPr>
-        <w:t>，</w:t>
-      </w:r>
-      <w:hyperlink r:id="rId28">
-        <w:r>
-          <w:rPr>
-            <w:lang w:val="zh_TW" w:bidi="zh_TW"/>
-          </w:rPr>
-          <w:rPr>
-            <w:color w:val="0000EE"/>
-            <w:u w:val="single"/>
-          </w:rPr>
-          <w:t>103:21</w:t>
-        </w:r>
-      </w:hyperlink>
-      <w:r>
-        <w:rPr>
-          <w:lang w:val="zh_TW" w:bidi="zh_TW"/>
-        </w:rPr>
-        <w:t>，</w:t>
-      </w:r>
-      <w:hyperlink r:id="rId29">
-        <w:r>
-          <w:rPr>
-            <w:lang w:val="zh_TW" w:bidi="zh_TW"/>
-          </w:rPr>
-          <w:rPr>
-            <w:color w:val="0000EE"/>
-            <w:u w:val="single"/>
-          </w:rPr>
-          <w:t>148:2</w:t>
-        </w:r>
-      </w:hyperlink>
-      <w:r>
-        <w:rPr>
-          <w:lang w:val="zh_TW" w:bidi="zh_TW"/>
-        </w:rPr>
-        <w:t>；</w:t>
-      </w:r>
-      <w:hyperlink r:id="rId30">
-        <w:r>
-          <w:rPr>
-            <w:lang w:val="zh_TW" w:bidi="zh_TW"/>
-          </w:rPr>
-          <w:rPr>
-            <w:color w:val="0000EE"/>
-            <w:u w:val="single"/>
-          </w:rPr>
-          <w:t>賽40:26</w:t>
-        </w:r>
-      </w:hyperlink>
-      <w:r>
-        <w:rPr>
-          <w:lang w:val="zh_TW" w:bidi="zh_TW"/>
-        </w:rPr>
-        <w:t>，</w:t>
-      </w:r>
-      <w:hyperlink r:id="rId31">
-        <w:r>
-          <w:rPr>
-            <w:lang w:val="zh_TW" w:bidi="zh_TW"/>
-          </w:rPr>
-          <w:rPr>
-            <w:color w:val="0000EE"/>
-            <w:u w:val="single"/>
-          </w:rPr>
-          <w:t>45:12</w:t>
-        </w:r>
-      </w:hyperlink>
-      <w:r>
-        <w:rPr>
-          <w:lang w:val="zh_TW" w:bidi="zh_TW"/>
-        </w:rPr>
-        <w:t>）。</w:t>
+          <w:t>詩39:12</w:t>
+        </w:r>
+      </w:hyperlink>
+      <w:r>
+        <w:rPr>
+          <w:lang w:val="zh_TW" w:bidi="zh_TW"/>
+        </w:rPr>
+        <w:t>）。然而，它最常被翻譯為「寄居者」。</w:t>
       </w:r>
     </w:p>
     <w:p>
@@ -631,18 +475,72 @@
         <w:rPr>
           <w:lang w:val="zh_TW" w:bidi="zh_TW"/>
         </w:rPr>
-        <w:t>神經常被稱為「萬軍之耶和華」，即天上軍隊的主宰（</w:t>
-      </w:r>
-      <w:hyperlink r:id="rId32">
-        <w:r>
-          <w:rPr>
-            <w:lang w:val="zh_TW" w:bidi="zh_TW"/>
-          </w:rPr>
-          <w:rPr>
-            <w:color w:val="0000EE"/>
-            <w:u w:val="single"/>
-          </w:rPr>
-          <w:t>耶5:14</w:t>
+        <w:t>臨時旅客或寄居者，通常是想暫時居住的人，或是從一個部落遷到另一個部落，並試圖獲得當地居民的某些優勢或權利。有時，整個部族都可以是以色列的臨時居民。基遍人（</w:t>
+      </w:r>
+      <w:hyperlink r:id="rId24">
+        <w:r>
+          <w:rPr>
+            <w:lang w:val="zh_TW" w:bidi="zh_TW"/>
+          </w:rPr>
+          <w:rPr>
+            <w:color w:val="0000EE"/>
+            <w:u w:val="single"/>
+          </w:rPr>
+          <w:t>書9</w:t>
+        </w:r>
+      </w:hyperlink>
+      <w:r>
+        <w:rPr>
+          <w:lang w:val="zh_TW" w:bidi="zh_TW"/>
+        </w:rPr>
+        <w:t>）和比珥人（</w:t>
+      </w:r>
+      <w:hyperlink r:id="rId25">
+        <w:r>
+          <w:rPr>
+            <w:lang w:val="zh_TW" w:bidi="zh_TW"/>
+          </w:rPr>
+          <w:rPr>
+            <w:color w:val="0000EE"/>
+            <w:u w:val="single"/>
+          </w:rPr>
+          <w:t>撒下4:3</w:t>
+        </w:r>
+      </w:hyperlink>
+      <w:r>
+        <w:rPr>
+          <w:lang w:val="zh_TW" w:bidi="zh_TW"/>
+        </w:rPr>
+        <w:t>；參</w:t>
+      </w:r>
+      <w:hyperlink r:id="rId26">
+        <w:r>
+          <w:rPr>
+            <w:lang w:val="zh_TW" w:bidi="zh_TW"/>
+          </w:rPr>
+          <w:rPr>
+            <w:color w:val="0000EE"/>
+            <w:u w:val="single"/>
+          </w:rPr>
+          <w:t>代下2:17</w:t>
+        </w:r>
+      </w:hyperlink>
+      <w:r>
+        <w:rPr>
+          <w:lang w:val="zh_TW" w:bidi="zh_TW"/>
+        </w:rPr>
+        <w:t>）就是這種情況。以色列人本身是埃及地的臨時居民（</w:t>
+      </w:r>
+      <w:hyperlink r:id="rId19">
+        <w:r>
+          <w:rPr>
+            <w:lang w:val="zh_TW" w:bidi="zh_TW"/>
+          </w:rPr>
+          <w:rPr>
+            <w:color w:val="0000EE"/>
+            <w:u w:val="single"/>
+          </w:rPr>
+          <w:t>創15:13</w:t>
         </w:r>
       </w:hyperlink>
       <w:r>
@@ -651,16 +549,16 @@
         </w:rPr>
         <w:t>，</w:t>
       </w:r>
-      <w:hyperlink r:id="rId33">
-        <w:r>
-          <w:rPr>
-            <w:lang w:val="zh_TW" w:bidi="zh_TW"/>
-          </w:rPr>
-          <w:rPr>
-            <w:color w:val="0000EE"/>
-            <w:u w:val="single"/>
-          </w:rPr>
-          <w:t>38:17</w:t>
+      <w:hyperlink r:id="rId27">
+        <w:r>
+          <w:rPr>
+            <w:lang w:val="zh_TW" w:bidi="zh_TW"/>
+          </w:rPr>
+          <w:rPr>
+            <w:color w:val="0000EE"/>
+            <w:u w:val="single"/>
+          </w:rPr>
+          <w:t>23:4</w:t>
         </w:r>
       </w:hyperlink>
       <w:r>
@@ -669,16 +567,34 @@
         </w:rPr>
         <w:t>，</w:t>
       </w:r>
-      <w:hyperlink r:id="rId34">
-        <w:r>
-          <w:rPr>
-            <w:lang w:val="zh_TW" w:bidi="zh_TW"/>
-          </w:rPr>
-          <w:rPr>
-            <w:color w:val="0000EE"/>
-            <w:u w:val="single"/>
-          </w:rPr>
-          <w:t>44:7</w:t>
+      <w:hyperlink r:id="rId28">
+        <w:r>
+          <w:rPr>
+            <w:lang w:val="zh_TW" w:bidi="zh_TW"/>
+          </w:rPr>
+          <w:rPr>
+            <w:color w:val="0000EE"/>
+            <w:u w:val="single"/>
+          </w:rPr>
+          <w:t>26:3</w:t>
+        </w:r>
+      </w:hyperlink>
+      <w:r>
+        <w:rPr>
+          <w:lang w:val="zh_TW" w:bidi="zh_TW"/>
+        </w:rPr>
+        <w:t>，</w:t>
+      </w:r>
+      <w:hyperlink r:id="rId29">
+        <w:r>
+          <w:rPr>
+            <w:lang w:val="zh_TW" w:bidi="zh_TW"/>
+          </w:rPr>
+          <w:rPr>
+            <w:color w:val="0000EE"/>
+            <w:u w:val="single"/>
+          </w:rPr>
+          <w:t>47:4</w:t>
         </w:r>
       </w:hyperlink>
       <w:r>
@@ -687,142 +603,52 @@
         </w:rPr>
         <w:t>；</w:t>
       </w:r>
-      <w:hyperlink r:id="rId35">
-        <w:r>
-          <w:rPr>
-            <w:lang w:val="zh_TW" w:bidi="zh_TW"/>
-          </w:rPr>
-          <w:rPr>
-            <w:color w:val="0000EE"/>
-            <w:u w:val="single"/>
-          </w:rPr>
-          <w:t>何12:5</w:t>
-        </w:r>
-      </w:hyperlink>
-      <w:r>
-        <w:rPr>
-          <w:lang w:val="zh_TW" w:bidi="zh_TW"/>
-        </w:rPr>
-        <w:t>）。天上的萬軍包括天使或使者，他們與耶和華在天上與地上的工作有關。神在天上有一個議會，由天使或「神的眾子」組成（</w:t>
-      </w:r>
-      <w:hyperlink r:id="rId36">
-        <w:r>
-          <w:rPr>
-            <w:lang w:val="zh_TW" w:bidi="zh_TW"/>
-          </w:rPr>
-          <w:rPr>
-            <w:color w:val="0000EE"/>
-            <w:u w:val="single"/>
-          </w:rPr>
-          <w:t>創1:26</w:t>
-        </w:r>
-      </w:hyperlink>
-      <w:r>
-        <w:rPr>
-          <w:lang w:val="zh_TW" w:bidi="zh_TW"/>
-        </w:rPr>
-        <w:t>；</w:t>
-      </w:r>
-      <w:hyperlink r:id="rId37">
-        <w:r>
-          <w:rPr>
-            <w:lang w:val="zh_TW" w:bidi="zh_TW"/>
-          </w:rPr>
-          <w:rPr>
-            <w:color w:val="0000EE"/>
-            <w:u w:val="single"/>
-          </w:rPr>
-          <w:t>王上22:19</w:t>
-        </w:r>
-      </w:hyperlink>
-      <w:r>
-        <w:rPr>
-          <w:lang w:val="zh_TW" w:bidi="zh_TW"/>
-        </w:rPr>
-        <w:t>；</w:t>
-      </w:r>
-      <w:hyperlink r:id="rId38">
-        <w:r>
-          <w:rPr>
-            <w:lang w:val="zh_TW" w:bidi="zh_TW"/>
-          </w:rPr>
-          <w:rPr>
-            <w:color w:val="0000EE"/>
-            <w:u w:val="single"/>
-          </w:rPr>
-          <w:t>伯1:6</w:t>
-        </w:r>
-      </w:hyperlink>
-      <w:r>
-        <w:rPr>
-          <w:lang w:val="zh_TW" w:bidi="zh_TW"/>
-        </w:rPr>
-        <w:t>；</w:t>
-      </w:r>
-      <w:hyperlink r:id="rId39">
-        <w:r>
-          <w:rPr>
-            <w:lang w:val="zh_TW" w:bidi="zh_TW"/>
-          </w:rPr>
-          <w:rPr>
-            <w:color w:val="0000EE"/>
-            <w:u w:val="single"/>
-          </w:rPr>
-          <w:t>詩82</w:t>
-        </w:r>
-      </w:hyperlink>
-      <w:r>
-        <w:rPr>
-          <w:lang w:val="zh_TW" w:bidi="zh_TW"/>
-        </w:rPr>
-        <w:t>；</w:t>
-      </w:r>
-      <w:hyperlink r:id="rId40">
-        <w:r>
-          <w:rPr>
-            <w:lang w:val="zh_TW" w:bidi="zh_TW"/>
-          </w:rPr>
-          <w:rPr>
-            <w:color w:val="0000EE"/>
-            <w:u w:val="single"/>
-          </w:rPr>
-          <w:t>賽6章</w:t>
-        </w:r>
-      </w:hyperlink>
-      <w:r>
-        <w:rPr>
-          <w:lang w:val="zh_TW" w:bidi="zh_TW"/>
-        </w:rPr>
-        <w:t>）。使者從主的會議中接受派遣，以完成祂的目的（</w:t>
-      </w:r>
-      <w:hyperlink r:id="rId41">
-        <w:r>
-          <w:rPr>
-            <w:lang w:val="zh_TW" w:bidi="zh_TW"/>
-          </w:rPr>
-          <w:rPr>
-            <w:color w:val="0000EE"/>
-            <w:u w:val="single"/>
-          </w:rPr>
-          <w:t>創28:12–15</w:t>
-        </w:r>
-      </w:hyperlink>
-      <w:r>
-        <w:rPr>
-          <w:lang w:val="zh_TW" w:bidi="zh_TW"/>
-        </w:rPr>
-        <w:t>；</w:t>
-      </w:r>
-      <w:hyperlink r:id="rId42">
-        <w:r>
-          <w:rPr>
-            <w:lang w:val="zh_TW" w:bidi="zh_TW"/>
-          </w:rPr>
-          <w:rPr>
-            <w:color w:val="0000EE"/>
-            <w:u w:val="single"/>
-          </w:rPr>
-          <w:t>路2:13</w:t>
+      <w:hyperlink r:id="rId20">
+        <w:r>
+          <w:rPr>
+            <w:lang w:val="zh_TW" w:bidi="zh_TW"/>
+          </w:rPr>
+          <w:rPr>
+            <w:color w:val="0000EE"/>
+            <w:u w:val="single"/>
+          </w:rPr>
+          <w:t>出2:22</w:t>
+        </w:r>
+      </w:hyperlink>
+      <w:r>
+        <w:rPr>
+          <w:lang w:val="zh_TW" w:bidi="zh_TW"/>
+        </w:rPr>
+        <w:t>，</w:t>
+      </w:r>
+      <w:hyperlink r:id="rId30">
+        <w:r>
+          <w:rPr>
+            <w:lang w:val="zh_TW" w:bidi="zh_TW"/>
+          </w:rPr>
+          <w:rPr>
+            <w:color w:val="0000EE"/>
+            <w:u w:val="single"/>
+          </w:rPr>
+          <w:t>23:9</w:t>
+        </w:r>
+      </w:hyperlink>
+      <w:r>
+        <w:rPr>
+          <w:lang w:val="zh_TW" w:bidi="zh_TW"/>
+        </w:rPr>
+        <w:t>）以及其它地方的臨時居民（</w:t>
+      </w:r>
+      <w:hyperlink r:id="rId31">
+        <w:r>
+          <w:rPr>
+            <w:lang w:val="zh_TW" w:bidi="zh_TW"/>
+          </w:rPr>
+          <w:rPr>
+            <w:color w:val="0000EE"/>
+            <w:u w:val="single"/>
+          </w:rPr>
+          <w:t>得1:1</w:t>
         </w:r>
       </w:hyperlink>
       <w:r>
@@ -843,7 +669,205 @@
         <w:rPr>
           <w:lang w:val="zh_TW" w:bidi="zh_TW"/>
         </w:rPr>
-        <w:t>雖然「萬軍」有時被理解為星辰或天使，但以色列各支派也被稱為「主的軍隊」。在</w:t>
+        <w:t>外邦人或臨時居民在以色列擁有某些權利，但也有一些限制。他們可以獻祭（</w:t>
+      </w:r>
+      <w:hyperlink r:id="rId32">
+        <w:r>
+          <w:rPr>
+            <w:lang w:val="zh_TW" w:bidi="zh_TW"/>
+          </w:rPr>
+          <w:rPr>
+            <w:color w:val="0000EE"/>
+            <w:u w:val="single"/>
+          </w:rPr>
+          <w:t>利17:8</w:t>
+        </w:r>
+      </w:hyperlink>
+      <w:r>
+        <w:rPr>
+          <w:lang w:val="zh_TW" w:bidi="zh_TW"/>
+        </w:rPr>
+        <w:t>，</w:t>
+      </w:r>
+      <w:hyperlink r:id="rId33">
+        <w:r>
+          <w:rPr>
+            <w:lang w:val="zh_TW" w:bidi="zh_TW"/>
+          </w:rPr>
+          <w:rPr>
+            <w:color w:val="0000EE"/>
+            <w:u w:val="single"/>
+          </w:rPr>
+          <w:t>22:18</w:t>
+        </w:r>
+      </w:hyperlink>
+      <w:r>
+        <w:rPr>
+          <w:lang w:val="zh_TW" w:bidi="zh_TW"/>
+        </w:rPr>
+        <w:t>），但只有受過割禮，才能進入聖所（</w:t>
+      </w:r>
+      <w:hyperlink r:id="rId34">
+        <w:r>
+          <w:rPr>
+            <w:lang w:val="zh_TW" w:bidi="zh_TW"/>
+          </w:rPr>
+          <w:rPr>
+            <w:color w:val="0000EE"/>
+            <w:u w:val="single"/>
+          </w:rPr>
+          <w:t>結44:9</w:t>
+        </w:r>
+      </w:hyperlink>
+      <w:r>
+        <w:rPr>
+          <w:lang w:val="zh_TW" w:bidi="zh_TW"/>
+        </w:rPr>
+        <w:t>）。他們可以參加猶太的三個節期（</w:t>
+      </w:r>
+      <w:hyperlink r:id="rId35">
+        <w:r>
+          <w:rPr>
+            <w:lang w:val="zh_TW" w:bidi="zh_TW"/>
+          </w:rPr>
+          <w:rPr>
+            <w:color w:val="0000EE"/>
+            <w:u w:val="single"/>
+          </w:rPr>
+          <w:t>申16:11、14</w:t>
+        </w:r>
+      </w:hyperlink>
+      <w:r>
+        <w:rPr>
+          <w:lang w:val="zh_TW" w:bidi="zh_TW"/>
+        </w:rPr>
+        <w:t>），但只有受過割禮，才能吃逾越節的晚餐（</w:t>
+      </w:r>
+      <w:hyperlink r:id="rId36">
+        <w:r>
+          <w:rPr>
+            <w:lang w:val="zh_TW" w:bidi="zh_TW"/>
+          </w:rPr>
+          <w:rPr>
+            <w:color w:val="0000EE"/>
+            <w:u w:val="single"/>
+          </w:rPr>
+          <w:t>出12:43、48</w:t>
+        </w:r>
+      </w:hyperlink>
+      <w:r>
+        <w:rPr>
+          <w:lang w:val="zh_TW" w:bidi="zh_TW"/>
+        </w:rPr>
+        <w:t>）。外邦人不必遵循以色列的宗教，但他們可以享受其中一些利益（</w:t>
+      </w:r>
+      <w:hyperlink r:id="rId37">
+        <w:r>
+          <w:rPr>
+            <w:lang w:val="zh_TW" w:bidi="zh_TW"/>
+          </w:rPr>
+          <w:rPr>
+            <w:color w:val="0000EE"/>
+            <w:u w:val="single"/>
+          </w:rPr>
+          <w:t>申14:29</w:t>
+        </w:r>
+      </w:hyperlink>
+      <w:r>
+        <w:rPr>
+          <w:lang w:val="zh_TW" w:bidi="zh_TW"/>
+        </w:rPr>
+        <w:t>）。他們在安息日或贖罪日不能工作（</w:t>
+      </w:r>
+      <w:hyperlink r:id="rId38">
+        <w:r>
+          <w:rPr>
+            <w:lang w:val="zh_TW" w:bidi="zh_TW"/>
+          </w:rPr>
+          <w:rPr>
+            <w:color w:val="0000EE"/>
+            <w:u w:val="single"/>
+          </w:rPr>
+          <w:t>出20:10</w:t>
+        </w:r>
+      </w:hyperlink>
+      <w:r>
+        <w:rPr>
+          <w:lang w:val="zh_TW" w:bidi="zh_TW"/>
+        </w:rPr>
+        <w:t>，</w:t>
+      </w:r>
+      <w:hyperlink r:id="rId39">
+        <w:r>
+          <w:rPr>
+            <w:lang w:val="zh_TW" w:bidi="zh_TW"/>
+          </w:rPr>
+          <w:rPr>
+            <w:color w:val="0000EE"/>
+            <w:u w:val="single"/>
+          </w:rPr>
+          <w:t>23:12</w:t>
+        </w:r>
+      </w:hyperlink>
+      <w:r>
+        <w:rPr>
+          <w:lang w:val="zh_TW" w:bidi="zh_TW"/>
+        </w:rPr>
+        <w:t>；</w:t>
+      </w:r>
+      <w:hyperlink r:id="rId40">
+        <w:r>
+          <w:rPr>
+            <w:lang w:val="zh_TW" w:bidi="zh_TW"/>
+          </w:rPr>
+          <w:rPr>
+            <w:color w:val="0000EE"/>
+            <w:u w:val="single"/>
+          </w:rPr>
+          <w:t>利16:29</w:t>
+        </w:r>
+      </w:hyperlink>
+      <w:r>
+        <w:rPr>
+          <w:lang w:val="zh_TW" w:bidi="zh_TW"/>
+        </w:rPr>
+        <w:t>；</w:t>
+      </w:r>
+      <w:hyperlink r:id="rId41">
+        <w:r>
+          <w:rPr>
+            <w:lang w:val="zh_TW" w:bidi="zh_TW"/>
+          </w:rPr>
+          <w:rPr>
+            <w:color w:val="0000EE"/>
+            <w:u w:val="single"/>
+          </w:rPr>
+          <w:t>申5:14</w:t>
+        </w:r>
+      </w:hyperlink>
+      <w:r>
+        <w:rPr>
+          <w:lang w:val="zh_TW" w:bidi="zh_TW"/>
+        </w:rPr>
+        <w:t>），若褻瀆神的名字，可能會被石頭打死（</w:t>
+      </w:r>
+      <w:hyperlink r:id="rId42">
+        <w:r>
+          <w:rPr>
+            <w:lang w:val="zh_TW" w:bidi="zh_TW"/>
+          </w:rPr>
+          <w:rPr>
+            <w:color w:val="0000EE"/>
+            <w:u w:val="single"/>
+          </w:rPr>
+          <w:t>利24:16</w:t>
+        </w:r>
+      </w:hyperlink>
+      <w:r>
+        <w:rPr>
+          <w:lang w:val="zh_TW" w:bidi="zh_TW"/>
+        </w:rPr>
+        <w:t>；</w:t>
       </w:r>
       <w:hyperlink r:id="rId43">
         <w:r>
@@ -854,38 +878,140 @@
             <w:color w:val="0000EE"/>
             <w:u w:val="single"/>
           </w:rPr>
-          <w:t>但以理書八章10至11節</w:t>
-        </w:r>
-      </w:hyperlink>
-      <w:r>
-        <w:rPr>
-          <w:lang w:val="zh_TW" w:bidi="zh_TW"/>
-        </w:rPr>
-        <w:t>中，「</w:t>
-      </w:r>
-      <w:r>
-        <w:rPr>
-          <w:lang w:val="zh_TW" w:bidi="zh_TW"/>
-        </w:rPr>
-        <w:t>天象</w:t>
-      </w:r>
-      <w:r>
-        <w:rPr>
-          <w:lang w:val="zh_TW" w:bidi="zh_TW"/>
-        </w:rPr>
-        <w:t>」似乎是指以色列這個「聖民」的比喻性語言，而以色列的君王被稱為「</w:t>
-      </w:r>
-      <w:r>
-        <w:rPr>
-          <w:lang w:val="zh_TW" w:bidi="zh_TW"/>
-        </w:rPr>
-        <w:t>天象之君</w:t>
-      </w:r>
-      <w:r>
-        <w:rPr>
-          <w:lang w:val="zh_TW" w:bidi="zh_TW"/>
-        </w:rPr>
-        <w:t>」。</w:t>
+          <w:t>民15:30</w:t>
+        </w:r>
+      </w:hyperlink>
+      <w:r>
+        <w:rPr>
+          <w:lang w:val="zh_TW" w:bidi="zh_TW"/>
+        </w:rPr>
+        <w:t>）。外邦人不可吃血（</w:t>
+      </w:r>
+      <w:hyperlink r:id="rId44">
+        <w:r>
+          <w:rPr>
+            <w:lang w:val="zh_TW" w:bidi="zh_TW"/>
+          </w:rPr>
+          <w:rPr>
+            <w:color w:val="0000EE"/>
+            <w:u w:val="single"/>
+          </w:rPr>
+          <w:t>利17:10–12</w:t>
+        </w:r>
+      </w:hyperlink>
+      <w:r>
+        <w:rPr>
+          <w:lang w:val="zh_TW" w:bidi="zh_TW"/>
+        </w:rPr>
+        <w:t>），但可以吃自然死亡的動物（</w:t>
+      </w:r>
+      <w:hyperlink r:id="rId15">
+        <w:r>
+          <w:rPr>
+            <w:lang w:val="zh_TW" w:bidi="zh_TW"/>
+          </w:rPr>
+          <w:rPr>
+            <w:color w:val="0000EE"/>
+            <w:u w:val="single"/>
+          </w:rPr>
+          <w:t>申14:21</w:t>
+        </w:r>
+      </w:hyperlink>
+      <w:r>
+        <w:rPr>
+          <w:lang w:val="zh_TW" w:bidi="zh_TW"/>
+        </w:rPr>
+        <w:t>）。以色列在性的道德規範也適用於外邦人（</w:t>
+      </w:r>
+      <w:hyperlink r:id="rId45">
+        <w:r>
+          <w:rPr>
+            <w:lang w:val="zh_TW" w:bidi="zh_TW"/>
+          </w:rPr>
+          <w:rPr>
+            <w:color w:val="0000EE"/>
+            <w:u w:val="single"/>
+          </w:rPr>
+          <w:t>利18:26</w:t>
+        </w:r>
+      </w:hyperlink>
+      <w:r>
+        <w:rPr>
+          <w:lang w:val="zh_TW" w:bidi="zh_TW"/>
+        </w:rPr>
+        <w:t>）。以色列人不可與外邦人通婚，但這仍然是常見的現象（</w:t>
+      </w:r>
+      <w:hyperlink r:id="rId46">
+        <w:r>
+          <w:rPr>
+            <w:lang w:val="zh_TW" w:bidi="zh_TW"/>
+          </w:rPr>
+          <w:rPr>
+            <w:color w:val="0000EE"/>
+            <w:u w:val="single"/>
+          </w:rPr>
+          <w:t>創34:14</w:t>
+        </w:r>
+      </w:hyperlink>
+      <w:r>
+        <w:rPr>
+          <w:lang w:val="zh_TW" w:bidi="zh_TW"/>
+        </w:rPr>
+        <w:t>；</w:t>
+      </w:r>
+      <w:hyperlink r:id="rId47">
+        <w:r>
+          <w:rPr>
+            <w:lang w:val="zh_TW" w:bidi="zh_TW"/>
+          </w:rPr>
+          <w:rPr>
+            <w:color w:val="0000EE"/>
+            <w:u w:val="single"/>
+          </w:rPr>
+          <w:t>出34:12、16</w:t>
+        </w:r>
+      </w:hyperlink>
+      <w:r>
+        <w:rPr>
+          <w:lang w:val="zh_TW" w:bidi="zh_TW"/>
+        </w:rPr>
+        <w:t>；</w:t>
+      </w:r>
+      <w:hyperlink r:id="rId48">
+        <w:r>
+          <w:rPr>
+            <w:lang w:val="zh_TW" w:bidi="zh_TW"/>
+          </w:rPr>
+          <w:rPr>
+            <w:color w:val="0000EE"/>
+            <w:u w:val="single"/>
+          </w:rPr>
+          <w:t>申7:3–4</w:t>
+        </w:r>
+      </w:hyperlink>
+      <w:r>
+        <w:rPr>
+          <w:lang w:val="zh_TW" w:bidi="zh_TW"/>
+        </w:rPr>
+        <w:t>；</w:t>
+      </w:r>
+      <w:hyperlink r:id="rId49">
+        <w:r>
+          <w:rPr>
+            <w:lang w:val="zh_TW" w:bidi="zh_TW"/>
+          </w:rPr>
+          <w:rPr>
+            <w:color w:val="0000EE"/>
+            <w:u w:val="single"/>
+          </w:rPr>
+          <w:t>書23:12</w:t>
+        </w:r>
+      </w:hyperlink>
+      <w:r>
+        <w:rPr>
+          <w:lang w:val="zh_TW" w:bidi="zh_TW"/>
+        </w:rPr>
+        <w:t>）。</w:t>
       </w:r>
     </w:p>
     <w:p>
@@ -899,42 +1025,18 @@
         <w:rPr>
           <w:lang w:val="zh_TW" w:bidi="zh_TW"/>
         </w:rPr>
-        <w:t>希臘文翻譯為「</w:t>
-      </w:r>
-      <w:r>
-        <w:rPr>
-          <w:lang w:val="zh_TW" w:bidi="zh_TW"/>
-        </w:rPr>
-        <w:t>天兵</w:t>
-      </w:r>
-      <w:r>
-        <w:rPr>
-          <w:lang w:val="zh_TW" w:bidi="zh_TW"/>
-        </w:rPr>
-        <w:t>」或「</w:t>
-      </w:r>
-      <w:r>
-        <w:rPr>
-          <w:lang w:val="zh_TW" w:bidi="zh_TW"/>
-        </w:rPr>
-        <w:t>天上的日月星辰</w:t>
-      </w:r>
-      <w:r>
-        <w:rPr>
-          <w:lang w:val="zh_TW" w:bidi="zh_TW"/>
-        </w:rPr>
-        <w:t>」的詞語，只在新約聖經出現過兩次（</w:t>
-      </w:r>
-      <w:hyperlink r:id="rId42">
-        <w:r>
-          <w:rPr>
-            <w:lang w:val="zh_TW" w:bidi="zh_TW"/>
-          </w:rPr>
-          <w:rPr>
-            <w:color w:val="0000EE"/>
-            <w:u w:val="single"/>
-          </w:rPr>
-          <w:t>路2:13</w:t>
+        <w:t>摩西律法為外邦人提供公民權利（</w:t>
+      </w:r>
+      <w:hyperlink r:id="rId50">
+        <w:r>
+          <w:rPr>
+            <w:lang w:val="zh_TW" w:bidi="zh_TW"/>
+          </w:rPr>
+          <w:rPr>
+            <w:color w:val="0000EE"/>
+            <w:u w:val="single"/>
+          </w:rPr>
+          <w:t>出12:49</w:t>
         </w:r>
       </w:hyperlink>
       <w:r>
@@ -943,34 +1045,52 @@
         </w:rPr>
         <w:t>；</w:t>
       </w:r>
-      <w:hyperlink r:id="rId17">
-        <w:r>
-          <w:rPr>
-            <w:lang w:val="zh_TW" w:bidi="zh_TW"/>
-          </w:rPr>
-          <w:rPr>
-            <w:color w:val="0000EE"/>
-            <w:u w:val="single"/>
-          </w:rPr>
-          <w:t>徒7:42</w:t>
-        </w:r>
-      </w:hyperlink>
-      <w:r>
-        <w:rPr>
-          <w:lang w:val="zh_TW" w:bidi="zh_TW"/>
-        </w:rPr>
-        <w:t>）。「萬軍之主」這稱號被保羅和雅各用來指耶和華（</w:t>
-      </w:r>
-      <w:hyperlink r:id="rId44">
-        <w:r>
-          <w:rPr>
-            <w:lang w:val="zh_TW" w:bidi="zh_TW"/>
-          </w:rPr>
-          <w:rPr>
-            <w:color w:val="0000EE"/>
-            <w:u w:val="single"/>
-          </w:rPr>
-          <w:t>羅9:29</w:t>
+      <w:hyperlink r:id="rId51">
+        <w:r>
+          <w:rPr>
+            <w:lang w:val="zh_TW" w:bidi="zh_TW"/>
+          </w:rPr>
+          <w:rPr>
+            <w:color w:val="0000EE"/>
+            <w:u w:val="single"/>
+          </w:rPr>
+          <w:t>利24:22</w:t>
+        </w:r>
+      </w:hyperlink>
+      <w:r>
+        <w:rPr>
+          <w:lang w:val="zh_TW" w:bidi="zh_TW"/>
+        </w:rPr>
+        <w:t>）。他們遵循相同的法律程序和懲罰（</w:t>
+      </w:r>
+      <w:hyperlink r:id="rId52">
+        <w:r>
+          <w:rPr>
+            <w:lang w:val="zh_TW" w:bidi="zh_TW"/>
+          </w:rPr>
+          <w:rPr>
+            <w:color w:val="0000EE"/>
+            <w:u w:val="single"/>
+          </w:rPr>
+          <w:t>利20:2</w:t>
+        </w:r>
+      </w:hyperlink>
+      <w:r>
+        <w:rPr>
+          <w:lang w:val="zh_TW" w:bidi="zh_TW"/>
+        </w:rPr>
+        <w:t>，</w:t>
+      </w:r>
+      <w:hyperlink r:id="rId53">
+        <w:r>
+          <w:rPr>
+            <w:lang w:val="zh_TW" w:bidi="zh_TW"/>
+          </w:rPr>
+          <w:rPr>
+            <w:color w:val="0000EE"/>
+            <w:u w:val="single"/>
+          </w:rPr>
+          <w:t>24:16、22</w:t>
         </w:r>
       </w:hyperlink>
       <w:r>
@@ -979,23 +1099,239 @@
         </w:rPr>
         <w:t>；</w:t>
       </w:r>
-      <w:hyperlink r:id="rId45">
-        <w:r>
-          <w:rPr>
-            <w:lang w:val="zh_TW" w:bidi="zh_TW"/>
-          </w:rPr>
-          <w:rPr>
-            <w:color w:val="0000EE"/>
-            <w:u w:val="single"/>
-          </w:rPr>
-          <w:t>雅5:4</w:t>
-        </w:r>
-      </w:hyperlink>
-      <w:r>
-        <w:rPr>
-          <w:lang w:val="zh_TW" w:bidi="zh_TW"/>
-        </w:rPr>
-        <w:t>）。這個術語表達了神在歷史中的主權、權能與威嚴，但究竟這些受祂指揮的「萬軍」具體是什麼，我們並不確定。</w:t>
+      <w:hyperlink r:id="rId54">
+        <w:r>
+          <w:rPr>
+            <w:lang w:val="zh_TW" w:bidi="zh_TW"/>
+          </w:rPr>
+          <w:rPr>
+            <w:color w:val="0000EE"/>
+            <w:u w:val="single"/>
+          </w:rPr>
+          <w:t>申1:16</w:t>
+        </w:r>
+      </w:hyperlink>
+      <w:r>
+        <w:rPr>
+          <w:lang w:val="zh_TW" w:bidi="zh_TW"/>
+        </w:rPr>
+        <w:t>）。他們應被禮貌對待（</w:t>
+      </w:r>
+      <w:hyperlink r:id="rId55">
+        <w:r>
+          <w:rPr>
+            <w:lang w:val="zh_TW" w:bidi="zh_TW"/>
+          </w:rPr>
+          <w:rPr>
+            <w:color w:val="0000EE"/>
+            <w:u w:val="single"/>
+          </w:rPr>
+          <w:t>出22:21</w:t>
+        </w:r>
+      </w:hyperlink>
+      <w:r>
+        <w:rPr>
+          <w:lang w:val="zh_TW" w:bidi="zh_TW"/>
+        </w:rPr>
+        <w:t>，</w:t>
+      </w:r>
+      <w:hyperlink r:id="rId30">
+        <w:r>
+          <w:rPr>
+            <w:lang w:val="zh_TW" w:bidi="zh_TW"/>
+          </w:rPr>
+          <w:rPr>
+            <w:color w:val="0000EE"/>
+            <w:u w:val="single"/>
+          </w:rPr>
+          <w:t>23:9</w:t>
+        </w:r>
+      </w:hyperlink>
+      <w:r>
+        <w:rPr>
+          <w:lang w:val="zh_TW" w:bidi="zh_TW"/>
+        </w:rPr>
+        <w:t>）。他們應當被人以愛相待，與被神所愛的人一樣（</w:t>
+      </w:r>
+      <w:hyperlink r:id="rId56">
+        <w:r>
+          <w:rPr>
+            <w:lang w:val="zh_TW" w:bidi="zh_TW"/>
+          </w:rPr>
+          <w:rPr>
+            <w:color w:val="0000EE"/>
+            <w:u w:val="single"/>
+          </w:rPr>
+          <w:t>利19:34</w:t>
+        </w:r>
+      </w:hyperlink>
+      <w:r>
+        <w:rPr>
+          <w:lang w:val="zh_TW" w:bidi="zh_TW"/>
+        </w:rPr>
+        <w:t>；</w:t>
+      </w:r>
+      <w:hyperlink r:id="rId57">
+        <w:r>
+          <w:rPr>
+            <w:lang w:val="zh_TW" w:bidi="zh_TW"/>
+          </w:rPr>
+          <w:rPr>
+            <w:color w:val="0000EE"/>
+            <w:u w:val="single"/>
+          </w:rPr>
+          <w:t>申10:18–19</w:t>
+        </w:r>
+      </w:hyperlink>
+      <w:r>
+        <w:rPr>
+          <w:lang w:val="zh_TW" w:bidi="zh_TW"/>
+        </w:rPr>
+        <w:t>）。他們應被慷慨對待（</w:t>
+      </w:r>
+      <w:hyperlink r:id="rId58">
+        <w:r>
+          <w:rPr>
+            <w:lang w:val="zh_TW" w:bidi="zh_TW"/>
+          </w:rPr>
+          <w:rPr>
+            <w:color w:val="0000EE"/>
+            <w:u w:val="single"/>
+          </w:rPr>
+          <w:t>利19:10</w:t>
+        </w:r>
+      </w:hyperlink>
+      <w:r>
+        <w:rPr>
+          <w:lang w:val="zh_TW" w:bidi="zh_TW"/>
+        </w:rPr>
+        <w:t>，</w:t>
+      </w:r>
+      <w:hyperlink r:id="rId59">
+        <w:r>
+          <w:rPr>
+            <w:lang w:val="zh_TW" w:bidi="zh_TW"/>
+          </w:rPr>
+          <w:rPr>
+            <w:color w:val="0000EE"/>
+            <w:u w:val="single"/>
+          </w:rPr>
+          <w:t>23:22</w:t>
+        </w:r>
+      </w:hyperlink>
+      <w:r>
+        <w:rPr>
+          <w:lang w:val="zh_TW" w:bidi="zh_TW"/>
+        </w:rPr>
+        <w:t>；</w:t>
+      </w:r>
+      <w:hyperlink r:id="rId60">
+        <w:r>
+          <w:rPr>
+            <w:lang w:val="zh_TW" w:bidi="zh_TW"/>
+          </w:rPr>
+          <w:rPr>
+            <w:color w:val="0000EE"/>
+            <w:u w:val="single"/>
+          </w:rPr>
+          <w:t>申24:19–22</w:t>
+        </w:r>
+      </w:hyperlink>
+      <w:r>
+        <w:rPr>
+          <w:lang w:val="zh_TW" w:bidi="zh_TW"/>
+        </w:rPr>
+        <w:t>）。在困難時期，他們可以獲得庇護（保護或避難之所）（</w:t>
+      </w:r>
+      <w:hyperlink r:id="rId61">
+        <w:r>
+          <w:rPr>
+            <w:lang w:val="zh_TW" w:bidi="zh_TW"/>
+          </w:rPr>
+          <w:rPr>
+            <w:color w:val="0000EE"/>
+            <w:u w:val="single"/>
+          </w:rPr>
+          <w:t>民35:15</w:t>
+        </w:r>
+      </w:hyperlink>
+      <w:r>
+        <w:rPr>
+          <w:lang w:val="zh_TW" w:bidi="zh_TW"/>
+        </w:rPr>
+        <w:t>；</w:t>
+      </w:r>
+      <w:hyperlink r:id="rId62">
+        <w:r>
+          <w:rPr>
+            <w:lang w:val="zh_TW" w:bidi="zh_TW"/>
+          </w:rPr>
+          <w:rPr>
+            <w:color w:val="0000EE"/>
+            <w:u w:val="single"/>
+          </w:rPr>
+          <w:t>書20:9</w:t>
+        </w:r>
+      </w:hyperlink>
+      <w:r>
+        <w:rPr>
+          <w:lang w:val="zh_TW" w:bidi="zh_TW"/>
+        </w:rPr>
+        <w:t>）。外邦奴僕應得到與希伯來奴僕相同的待遇（</w:t>
+      </w:r>
+      <w:hyperlink r:id="rId63">
+        <w:r>
+          <w:rPr>
+            <w:lang w:val="zh_TW" w:bidi="zh_TW"/>
+          </w:rPr>
+          <w:rPr>
+            <w:color w:val="0000EE"/>
+            <w:u w:val="single"/>
+          </w:rPr>
+          <w:t>申24:14</w:t>
+        </w:r>
+      </w:hyperlink>
+      <w:r>
+        <w:rPr>
+          <w:lang w:val="zh_TW" w:bidi="zh_TW"/>
+        </w:rPr>
+        <w:t>）。外邦人不能參加各支派的會議或被立為王（</w:t>
+      </w:r>
+      <w:hyperlink r:id="rId64">
+        <w:r>
+          <w:rPr>
+            <w:lang w:val="zh_TW" w:bidi="zh_TW"/>
+          </w:rPr>
+          <w:rPr>
+            <w:color w:val="0000EE"/>
+            <w:u w:val="single"/>
+          </w:rPr>
+          <w:t>申17:15</w:t>
+        </w:r>
+      </w:hyperlink>
+      <w:r>
+        <w:rPr>
+          <w:lang w:val="zh_TW" w:bidi="zh_TW"/>
+        </w:rPr>
+        <w:t>）。先知以西結期待未來彌賽亞治理的時代。那時，外邦人將與神的百姓一同享受這片土地的所有祝福（</w:t>
+      </w:r>
+      <w:hyperlink r:id="rId65">
+        <w:r>
+          <w:rPr>
+            <w:lang w:val="zh_TW" w:bidi="zh_TW"/>
+          </w:rPr>
+          <w:rPr>
+            <w:color w:val="0000EE"/>
+            <w:u w:val="single"/>
+          </w:rPr>
+          <w:t>結47:22–23</w:t>
+        </w:r>
+      </w:hyperlink>
+      <w:r>
+        <w:rPr>
+          <w:lang w:val="zh_TW" w:bidi="zh_TW"/>
+        </w:rPr>
+        <w:t>）。</w:t>
       </w:r>
     </w:p>
     <w:p>
@@ -1007,6 +1343,74 @@
       </w:r>
       <w:r>
         <w:rPr>
+          <w:lang w:val="zh_TW" w:bidi="zh_TW"/>
+        </w:rPr>
+        <w:t>在新約聖經中，「外邦人」經常被象徵地使用。一方面，基督的工作使所有外邦人（例如，那些與基督隔絕的人）成為神家中的成員（</w:t>
+      </w:r>
+      <w:hyperlink r:id="rId66">
+        <w:r>
+          <w:rPr>
+            <w:lang w:val="zh_TW" w:bidi="zh_TW"/>
+          </w:rPr>
+          <w:rPr>
+            <w:color w:val="0000EE"/>
+            <w:u w:val="single"/>
+          </w:rPr>
+          <w:t>弗2:11–19</w:t>
+        </w:r>
+      </w:hyperlink>
+      <w:r>
+        <w:rPr>
+          <w:lang w:val="zh_TW" w:bidi="zh_TW"/>
+        </w:rPr>
+        <w:t>）。另一方面，基督徒應該看自己是在這個世界上寄居的（</w:t>
+      </w:r>
+      <w:hyperlink r:id="rId67">
+        <w:r>
+          <w:rPr>
+            <w:lang w:val="zh_TW" w:bidi="zh_TW"/>
+          </w:rPr>
+          <w:rPr>
+            <w:color w:val="0000EE"/>
+            <w:u w:val="single"/>
+          </w:rPr>
+          <w:t>來11:13</w:t>
+        </w:r>
+      </w:hyperlink>
+      <w:r>
+        <w:rPr>
+          <w:lang w:val="zh_TW" w:bidi="zh_TW"/>
+        </w:rPr>
+        <w:t>；</w:t>
+      </w:r>
+      <w:hyperlink r:id="rId68">
+        <w:r>
+          <w:rPr>
+            <w:lang w:val="zh_TW" w:bidi="zh_TW"/>
+          </w:rPr>
+          <w:rPr>
+            <w:color w:val="0000EE"/>
+            <w:u w:val="single"/>
+          </w:rPr>
+          <w:t>彼前2:11</w:t>
+        </w:r>
+      </w:hyperlink>
+      <w:r>
+        <w:rPr>
+          <w:lang w:val="zh_TW" w:bidi="zh_TW"/>
+        </w:rPr>
+        <w:t>）。</w:t>
+      </w:r>
+    </w:p>
+    <w:p>
+      <w:pPr/>
+      <w:r>
+        <w:rPr>
+          <w:lang w:val="zh_TW" w:bidi="zh_TW"/>
+        </w:rPr>
+      </w:r>
+      <w:r>
+        <w:rPr>
           <w:i/>
           <w:lang w:val="zh_TW" w:bidi="zh_TW"/>
         </w:rPr>
@@ -1016,7 +1420,168 @@
         <w:rPr>
           <w:lang w:val="zh_TW" w:bidi="zh_TW"/>
         </w:rPr>
-        <w:t>萬軍之主</w:t>
+        <w:t>野蠻人</w:t>
+      </w:r>
+      <w:r>
+        <w:rPr>
+          <w:lang w:val="zh_TW" w:bidi="zh_TW"/>
+        </w:rPr>
+        <w:t>、</w:t>
+      </w:r>
+      <w:r>
+        <w:rPr>
+          <w:lang w:val="zh_TW" w:bidi="zh_TW"/>
+        </w:rPr>
+        <w:t>鄰舍</w:t>
+      </w:r>
+      <w:r>
+        <w:rPr>
+          <w:lang w:val="zh_TW" w:bidi="zh_TW"/>
+        </w:rPr>
+        <w:t>。</w:t>
+      </w:r>
+      <w:r>
+        <w:rPr>
+          <w:lang w:val="zh_TW" w:bidi="zh_TW"/>
+        </w:rPr>
+      </w:r>
+      <w:r>
+        <w:rPr>
+          <w:lang w:val="zh_TW" w:bidi="zh_TW"/>
+        </w:rPr>
+      </w:r>
+    </w:p>
+    <w:p>
+      <w:pPr/>
+      <w:r>
+        <w:rPr>
+          <w:lang w:val="zh_TW" w:bidi="zh_TW"/>
+        </w:rPr>
+      </w:r>
+    </w:p>
+    <w:p>
+      <w:pPr>
+        <w:pStyle w:val="Heading2"/>
+      </w:pPr>
+      <w:r>
+        <w:rPr>
+          <w:lang w:val="zh_TW" w:bidi="zh_TW"/>
+        </w:rPr>
+        <w:t>外邦人院</w:t>
+      </w:r>
+      <w:r>
+        <w:rPr>
+          <w:lang w:val="zh_TW" w:bidi="zh_TW"/>
+        </w:rPr>
+      </w:r>
+    </w:p>
+    <w:p>
+      <w:pPr/>
+      <w:r>
+        <w:rPr>
+          <w:lang w:val="zh_TW" w:bidi="zh_TW"/>
+        </w:rPr>
+      </w:r>
+      <w:r>
+        <w:rPr>
+          <w:lang w:val="zh_TW" w:bidi="zh_TW"/>
+        </w:rPr>
+        <w:t>外邦人院是希律王建造的耶路撒冷聖殿中最大的外圍區域。這個庭院呈長方形，但四邊不完全均勻，北端比南端更寬。猶太人和非猶太人（外邦人）都可以進入這個區域。</w:t>
+      </w:r>
+    </w:p>
+    <w:p>
+      <w:pPr/>
+      <w:r>
+        <w:rPr>
+          <w:lang w:val="zh_TW" w:bidi="zh_TW"/>
+        </w:rPr>
+      </w:r>
+      <w:r>
+        <w:rPr>
+          <w:lang w:val="zh_TW" w:bidi="zh_TW"/>
+        </w:rPr>
+        <w:t>在這個庭院內，商販出售用於聖殿獻祭的動物，兌換銀錢的人則幫助訪客將硬幣兌換成適合使用的貨幣。庭院內有一道隔牆，上面有警告標誌，禁止外邦人進入聖殿的內部區域。耶穌曾在這裡驅趕那些濫用聖殿做買賣的人和兌換銀錢的人（</w:t>
+      </w:r>
+      <w:hyperlink r:id="rId69">
+        <w:r>
+          <w:rPr>
+            <w:lang w:val="zh_TW" w:bidi="zh_TW"/>
+          </w:rPr>
+          <w:rPr>
+            <w:color w:val="0000EE"/>
+            <w:u w:val="single"/>
+          </w:rPr>
+          <w:t>太21:12–13</w:t>
+        </w:r>
+      </w:hyperlink>
+      <w:r>
+        <w:rPr>
+          <w:lang w:val="zh_TW" w:bidi="zh_TW"/>
+        </w:rPr>
+        <w:t>；</w:t>
+      </w:r>
+      <w:hyperlink r:id="rId70">
+        <w:r>
+          <w:rPr>
+            <w:lang w:val="zh_TW" w:bidi="zh_TW"/>
+          </w:rPr>
+          <w:rPr>
+            <w:color w:val="0000EE"/>
+            <w:u w:val="single"/>
+          </w:rPr>
+          <w:t>可11:15–18</w:t>
+        </w:r>
+      </w:hyperlink>
+      <w:r>
+        <w:rPr>
+          <w:lang w:val="zh_TW" w:bidi="zh_TW"/>
+        </w:rPr>
+        <w:t>；</w:t>
+      </w:r>
+      <w:hyperlink r:id="rId71">
+        <w:r>
+          <w:rPr>
+            <w:lang w:val="zh_TW" w:bidi="zh_TW"/>
+          </w:rPr>
+          <w:rPr>
+            <w:color w:val="0000EE"/>
+            <w:u w:val="single"/>
+          </w:rPr>
+          <w:t>約2:14–16</w:t>
+        </w:r>
+      </w:hyperlink>
+      <w:r>
+        <w:rPr>
+          <w:lang w:val="zh_TW" w:bidi="zh_TW"/>
+        </w:rPr>
+        <w:t>）。</w:t>
+      </w:r>
+    </w:p>
+    <w:p>
+      <w:pPr/>
+      <w:r>
+        <w:rPr>
+          <w:lang w:val="zh_TW" w:bidi="zh_TW"/>
+        </w:rPr>
+      </w:r>
+      <w:r>
+        <w:rPr>
+          <w:i/>
+          <w:lang w:val="zh_TW" w:bidi="zh_TW"/>
+        </w:rPr>
+        <w:t>另見</w:t>
+      </w:r>
+      <w:r>
+        <w:rPr>
+          <w:lang w:val="zh_TW" w:bidi="zh_TW"/>
+        </w:rPr>
+        <w:t xml:space="preserve"> </w:t>
+      </w:r>
+      <w:r>
+        <w:rPr>
+          <w:lang w:val="zh_TW" w:bidi="zh_TW"/>
+        </w:rPr>
+        <w:t>聖殿</w:t>
       </w:r>
       <w:r>
         <w:rPr>

--- a/zht/docx/165.content.docx
+++ b/zht/docx/165.content.docx
@@ -149,7 +149,7 @@
         <w:rPr>
           <w:lang w:val="zh_TW" w:bidi="zh_TW"/>
         </w:rPr>
-        <w:t>wai</w:t>
+        <w:t>tie</w:t>
       </w:r>
       <w:r>
         <w:rPr>
@@ -212,7 +212,7 @@
         <w:rPr>
           <w:lang w:val="zh_TW" w:bidi="zh_TW"/>
         </w:rPr>
-        <w:t>外邦人（寄居的）</w:t>
+        <w:t>帖撒羅尼迦後書</w:t>
       </w:r>
       <w:r>
         <w:rPr>
@@ -231,7 +231,7 @@
         <w:rPr>
           <w:lang w:val="zh_TW" w:bidi="zh_TW"/>
         </w:rPr>
-        <w:t>非屬於國民的人。外邦人（寄居的）可能是臨時的客旅、臨時的居民或外國人。</w:t>
+        <w:t>保羅寫給帖撒羅尼迦教會的第二封信。</w:t>
       </w:r>
     </w:p>
     <w:p>
@@ -245,223 +245,90 @@
         <w:rPr>
           <w:lang w:val="zh_TW" w:bidi="zh_TW"/>
         </w:rPr>
-        <w:t>部分譯本正確譯出表達「外邦人」含義的詞，然而，有些譯本僅在兩處地方，表達其最真實的意義（</w:t>
-      </w:r>
-      <w:hyperlink r:id="rId13">
-        <w:r>
-          <w:rPr>
-            <w:lang w:val="zh_TW" w:bidi="zh_TW"/>
-          </w:rPr>
-          <w:rPr>
-            <w:color w:val="0000EE"/>
-            <w:u w:val="single"/>
-          </w:rPr>
-          <w:t>申15:3</w:t>
-        </w:r>
-      </w:hyperlink>
-      <w:r>
-        <w:rPr>
-          <w:lang w:val="zh_TW" w:bidi="zh_TW"/>
-        </w:rPr>
-        <w:t>；</w:t>
-      </w:r>
-      <w:hyperlink r:id="rId14">
-        <w:r>
-          <w:rPr>
-            <w:lang w:val="zh_TW" w:bidi="zh_TW"/>
-          </w:rPr>
-          <w:rPr>
-            <w:color w:val="0000EE"/>
-            <w:u w:val="single"/>
-          </w:rPr>
-          <w:t>俄1:11</w:t>
-        </w:r>
-      </w:hyperlink>
-      <w:r>
-        <w:rPr>
-          <w:lang w:val="zh_TW" w:bidi="zh_TW"/>
-        </w:rPr>
-        <w:t>）。在大多數情況下，這些基本將該詞翻譯為「外來者」（</w:t>
-      </w:r>
-      <w:hyperlink r:id="rId15">
-        <w:r>
-          <w:rPr>
-            <w:lang w:val="zh_TW" w:bidi="zh_TW"/>
-          </w:rPr>
-          <w:rPr>
-            <w:color w:val="0000EE"/>
-            <w:u w:val="single"/>
-          </w:rPr>
-          <w:t>申14:21</w:t>
-        </w:r>
-      </w:hyperlink>
-      <w:r>
-        <w:rPr>
-          <w:lang w:val="zh_TW" w:bidi="zh_TW"/>
-        </w:rPr>
-        <w:t>；</w:t>
-      </w:r>
-      <w:hyperlink r:id="rId16">
-        <w:r>
-          <w:rPr>
-            <w:lang w:val="zh_TW" w:bidi="zh_TW"/>
-          </w:rPr>
-          <w:rPr>
-            <w:color w:val="0000EE"/>
-            <w:u w:val="single"/>
-          </w:rPr>
-          <w:t>伯19:15</w:t>
-        </w:r>
-      </w:hyperlink>
-      <w:r>
-        <w:rPr>
-          <w:lang w:val="zh_TW" w:bidi="zh_TW"/>
-        </w:rPr>
-        <w:t>；</w:t>
-      </w:r>
-      <w:hyperlink r:id="rId17">
-        <w:r>
-          <w:rPr>
-            <w:lang w:val="zh_TW" w:bidi="zh_TW"/>
-          </w:rPr>
-          <w:rPr>
-            <w:color w:val="0000EE"/>
-            <w:u w:val="single"/>
-          </w:rPr>
-          <w:t>詩69:8</w:t>
-        </w:r>
-      </w:hyperlink>
-      <w:r>
-        <w:rPr>
-          <w:lang w:val="zh_TW" w:bidi="zh_TW"/>
-        </w:rPr>
-        <w:t>；</w:t>
-      </w:r>
-      <w:hyperlink r:id="rId18">
-        <w:r>
-          <w:rPr>
-            <w:lang w:val="zh_TW" w:bidi="zh_TW"/>
-          </w:rPr>
-          <w:rPr>
-            <w:color w:val="0000EE"/>
-            <w:u w:val="single"/>
-          </w:rPr>
-          <w:t>哀5:2</w:t>
-        </w:r>
-      </w:hyperlink>
-      <w:r>
-        <w:rPr>
-          <w:lang w:val="zh_TW" w:bidi="zh_TW"/>
-        </w:rPr>
-        <w:t>）或「陌生人」（</w:t>
-      </w:r>
-      <w:hyperlink r:id="rId19">
-        <w:r>
-          <w:rPr>
-            <w:lang w:val="zh_TW" w:bidi="zh_TW"/>
-          </w:rPr>
-          <w:rPr>
-            <w:color w:val="0000EE"/>
-            <w:u w:val="single"/>
-          </w:rPr>
-          <w:t>創15:13</w:t>
-        </w:r>
-      </w:hyperlink>
-      <w:r>
-        <w:rPr>
-          <w:lang w:val="zh_TW" w:bidi="zh_TW"/>
-        </w:rPr>
-        <w:t>；</w:t>
-      </w:r>
-      <w:hyperlink r:id="rId20">
-        <w:r>
-          <w:rPr>
-            <w:lang w:val="zh_TW" w:bidi="zh_TW"/>
-          </w:rPr>
-          <w:rPr>
-            <w:color w:val="0000EE"/>
-            <w:u w:val="single"/>
-          </w:rPr>
-          <w:t>出2:22</w:t>
-        </w:r>
-      </w:hyperlink>
-      <w:r>
-        <w:rPr>
-          <w:lang w:val="zh_TW" w:bidi="zh_TW"/>
-        </w:rPr>
-        <w:t>；</w:t>
-      </w:r>
-      <w:hyperlink r:id="rId21">
-        <w:r>
-          <w:rPr>
-            <w:lang w:val="zh_TW" w:bidi="zh_TW"/>
-          </w:rPr>
-          <w:rPr>
-            <w:color w:val="0000EE"/>
-            <w:u w:val="single"/>
-          </w:rPr>
-          <w:t>利25:35</w:t>
-        </w:r>
-      </w:hyperlink>
-      <w:r>
-        <w:rPr>
-          <w:lang w:val="zh_TW" w:bidi="zh_TW"/>
-        </w:rPr>
-        <w:t>）。另一個希伯來詞意為「居住者」或「定居者」（</w:t>
-      </w:r>
-      <w:hyperlink r:id="rId21">
-        <w:r>
-          <w:rPr>
-            <w:lang w:val="zh_TW" w:bidi="zh_TW"/>
-          </w:rPr>
-          <w:rPr>
-            <w:color w:val="0000EE"/>
-            <w:u w:val="single"/>
-          </w:rPr>
-          <w:t>利25:35</w:t>
-        </w:r>
-      </w:hyperlink>
-      <w:r>
-        <w:rPr>
-          <w:lang w:val="zh_TW" w:bidi="zh_TW"/>
-        </w:rPr>
-        <w:t>；</w:t>
-      </w:r>
-      <w:hyperlink r:id="rId22">
-        <w:r>
-          <w:rPr>
-            <w:lang w:val="zh_TW" w:bidi="zh_TW"/>
-          </w:rPr>
-          <w:rPr>
-            <w:color w:val="0000EE"/>
-            <w:u w:val="single"/>
-          </w:rPr>
-          <w:t>代上29:15</w:t>
-        </w:r>
-      </w:hyperlink>
-      <w:r>
-        <w:rPr>
-          <w:lang w:val="zh_TW" w:bidi="zh_TW"/>
-        </w:rPr>
-        <w:t>；</w:t>
-      </w:r>
-      <w:hyperlink r:id="rId23">
-        <w:r>
-          <w:rPr>
-            <w:lang w:val="zh_TW" w:bidi="zh_TW"/>
-          </w:rPr>
-          <w:rPr>
-            <w:color w:val="0000EE"/>
-            <w:u w:val="single"/>
-          </w:rPr>
-          <w:t>詩39:12</w:t>
-        </w:r>
-      </w:hyperlink>
-      <w:r>
-        <w:rPr>
-          <w:lang w:val="zh_TW" w:bidi="zh_TW"/>
-        </w:rPr>
-        <w:t>）。然而，它最常被翻譯為「寄居者」。</w:t>
+        <w:t>概述</w:t>
+      </w:r>
+    </w:p>
+    <w:p>
+      <w:pPr>
+        <w:pStyle w:val="ListBullet"/>
+        <w:spacing w:line="240" w:lineRule="auto"/>
+        <w:ind w:left="720"/>
+      </w:pPr>
+      <w:r>
+        <w:rPr>
+          <w:lang w:val="zh_TW" w:bidi="zh_TW"/>
+        </w:rPr>
+      </w:r>
+      <w:r>
+        <w:rPr>
+          <w:lang w:val="zh_TW" w:bidi="zh_TW"/>
+        </w:rPr>
+        <w:t>作者</w:t>
+      </w:r>
+    </w:p>
+    <w:p>
+      <w:pPr>
+        <w:pStyle w:val="ListBullet"/>
+        <w:spacing w:line="240" w:lineRule="auto"/>
+        <w:ind w:left="720"/>
+      </w:pPr>
+      <w:r>
+        <w:rPr>
+          <w:lang w:val="zh_TW" w:bidi="zh_TW"/>
+        </w:rPr>
+      </w:r>
+      <w:r>
+        <w:rPr>
+          <w:lang w:val="zh_TW" w:bidi="zh_TW"/>
+        </w:rPr>
+        <w:t>日期、起源與寫作對象</w:t>
+      </w:r>
+    </w:p>
+    <w:p>
+      <w:pPr>
+        <w:pStyle w:val="ListBullet"/>
+        <w:spacing w:line="240" w:lineRule="auto"/>
+        <w:ind w:left="720"/>
+      </w:pPr>
+      <w:r>
+        <w:rPr>
+          <w:lang w:val="zh_TW" w:bidi="zh_TW"/>
+        </w:rPr>
+      </w:r>
+      <w:r>
+        <w:rPr>
+          <w:lang w:val="zh_TW" w:bidi="zh_TW"/>
+        </w:rPr>
+        <w:t>目的</w:t>
+      </w:r>
+    </w:p>
+    <w:p>
+      <w:pPr>
+        <w:pStyle w:val="ListBullet"/>
+        <w:spacing w:line="240" w:lineRule="auto"/>
+        <w:ind w:left="720"/>
+      </w:pPr>
+      <w:r>
+        <w:rPr>
+          <w:lang w:val="zh_TW" w:bidi="zh_TW"/>
+        </w:rPr>
+      </w:r>
+      <w:r>
+        <w:rPr>
+          <w:lang w:val="zh_TW" w:bidi="zh_TW"/>
+        </w:rPr>
+        <w:t>內容</w:t>
+      </w:r>
+    </w:p>
+    <w:p>
+      <w:pPr>
+        <w:pStyle w:val="Heading3"/>
+      </w:pPr>
+      <w:r>
+        <w:rPr>
+          <w:lang w:val="zh_TW" w:bidi="zh_TW"/>
+        </w:rPr>
+        <w:t>作者簡介</w:t>
       </w:r>
     </w:p>
     <w:p>
@@ -475,9 +342,9 @@
         <w:rPr>
           <w:lang w:val="zh_TW" w:bidi="zh_TW"/>
         </w:rPr>
-        <w:t>臨時旅客或寄居者，通常是想暫時居住的人，或是從一個部落遷到另一個部落，並試圖獲得當地居民的某些優勢或權利。有時，整個部族都可以是以色列的臨時居民。基遍人（</w:t>
-      </w:r>
-      <w:hyperlink r:id="rId24">
+        <w:t>與帖撒羅尼迦前書一樣，這封信以保羅、西拉和提摩太的名字開始；並且像前書一樣，這封信經常使用複數代名詞「我們」和「我們的」，但也有使用單數代名詞「我」（例如</w:t>
+      </w:r>
+      <w:hyperlink r:id="rId13">
         <w:r>
           <w:rPr>
             <w:lang w:val="zh_TW" w:bidi="zh_TW"/>
@@ -486,16 +353,28 @@
             <w:color w:val="0000EE"/>
             <w:u w:val="single"/>
           </w:rPr>
-          <w:t>書9</w:t>
+          <w:t>帖後2:5</w:t>
         </w:r>
       </w:hyperlink>
       <w:r>
         <w:rPr>
           <w:lang w:val="zh_TW" w:bidi="zh_TW"/>
         </w:rPr>
-        <w:t>）和比珥人（</w:t>
-      </w:r>
-      <w:hyperlink r:id="rId25">
+        <w:t>）。信的結尾寫道：「</w:t>
+      </w:r>
+      <w:r>
+        <w:rPr>
+          <w:lang w:val="zh_TW" w:bidi="zh_TW"/>
+        </w:rPr>
+        <w:t>我－ 保羅親筆問你們安。凡我的信都以此為記，我的筆跡就是這樣</w:t>
+      </w:r>
+      <w:r>
+        <w:rPr>
+          <w:lang w:val="zh_TW" w:bidi="zh_TW"/>
+        </w:rPr>
+        <w:t>」（</w:t>
+      </w:r>
+      <w:hyperlink r:id="rId14">
         <w:r>
           <w:rPr>
             <w:lang w:val="zh_TW" w:bidi="zh_TW"/>
@@ -504,151 +383,7 @@
             <w:color w:val="0000EE"/>
             <w:u w:val="single"/>
           </w:rPr>
-          <w:t>撒下4:3</w:t>
-        </w:r>
-      </w:hyperlink>
-      <w:r>
-        <w:rPr>
-          <w:lang w:val="zh_TW" w:bidi="zh_TW"/>
-        </w:rPr>
-        <w:t>；參</w:t>
-      </w:r>
-      <w:hyperlink r:id="rId26">
-        <w:r>
-          <w:rPr>
-            <w:lang w:val="zh_TW" w:bidi="zh_TW"/>
-          </w:rPr>
-          <w:rPr>
-            <w:color w:val="0000EE"/>
-            <w:u w:val="single"/>
-          </w:rPr>
-          <w:t>代下2:17</w:t>
-        </w:r>
-      </w:hyperlink>
-      <w:r>
-        <w:rPr>
-          <w:lang w:val="zh_TW" w:bidi="zh_TW"/>
-        </w:rPr>
-        <w:t>）就是這種情況。以色列人本身是埃及地的臨時居民（</w:t>
-      </w:r>
-      <w:hyperlink r:id="rId19">
-        <w:r>
-          <w:rPr>
-            <w:lang w:val="zh_TW" w:bidi="zh_TW"/>
-          </w:rPr>
-          <w:rPr>
-            <w:color w:val="0000EE"/>
-            <w:u w:val="single"/>
-          </w:rPr>
-          <w:t>創15:13</w:t>
-        </w:r>
-      </w:hyperlink>
-      <w:r>
-        <w:rPr>
-          <w:lang w:val="zh_TW" w:bidi="zh_TW"/>
-        </w:rPr>
-        <w:t>，</w:t>
-      </w:r>
-      <w:hyperlink r:id="rId27">
-        <w:r>
-          <w:rPr>
-            <w:lang w:val="zh_TW" w:bidi="zh_TW"/>
-          </w:rPr>
-          <w:rPr>
-            <w:color w:val="0000EE"/>
-            <w:u w:val="single"/>
-          </w:rPr>
-          <w:t>23:4</w:t>
-        </w:r>
-      </w:hyperlink>
-      <w:r>
-        <w:rPr>
-          <w:lang w:val="zh_TW" w:bidi="zh_TW"/>
-        </w:rPr>
-        <w:t>，</w:t>
-      </w:r>
-      <w:hyperlink r:id="rId28">
-        <w:r>
-          <w:rPr>
-            <w:lang w:val="zh_TW" w:bidi="zh_TW"/>
-          </w:rPr>
-          <w:rPr>
-            <w:color w:val="0000EE"/>
-            <w:u w:val="single"/>
-          </w:rPr>
-          <w:t>26:3</w:t>
-        </w:r>
-      </w:hyperlink>
-      <w:r>
-        <w:rPr>
-          <w:lang w:val="zh_TW" w:bidi="zh_TW"/>
-        </w:rPr>
-        <w:t>，</w:t>
-      </w:r>
-      <w:hyperlink r:id="rId29">
-        <w:r>
-          <w:rPr>
-            <w:lang w:val="zh_TW" w:bidi="zh_TW"/>
-          </w:rPr>
-          <w:rPr>
-            <w:color w:val="0000EE"/>
-            <w:u w:val="single"/>
-          </w:rPr>
-          <w:t>47:4</w:t>
-        </w:r>
-      </w:hyperlink>
-      <w:r>
-        <w:rPr>
-          <w:lang w:val="zh_TW" w:bidi="zh_TW"/>
-        </w:rPr>
-        <w:t>；</w:t>
-      </w:r>
-      <w:hyperlink r:id="rId20">
-        <w:r>
-          <w:rPr>
-            <w:lang w:val="zh_TW" w:bidi="zh_TW"/>
-          </w:rPr>
-          <w:rPr>
-            <w:color w:val="0000EE"/>
-            <w:u w:val="single"/>
-          </w:rPr>
-          <w:t>出2:22</w:t>
-        </w:r>
-      </w:hyperlink>
-      <w:r>
-        <w:rPr>
-          <w:lang w:val="zh_TW" w:bidi="zh_TW"/>
-        </w:rPr>
-        <w:t>，</w:t>
-      </w:r>
-      <w:hyperlink r:id="rId30">
-        <w:r>
-          <w:rPr>
-            <w:lang w:val="zh_TW" w:bidi="zh_TW"/>
-          </w:rPr>
-          <w:rPr>
-            <w:color w:val="0000EE"/>
-            <w:u w:val="single"/>
-          </w:rPr>
-          <w:t>23:9</w:t>
-        </w:r>
-      </w:hyperlink>
-      <w:r>
-        <w:rPr>
-          <w:lang w:val="zh_TW" w:bidi="zh_TW"/>
-        </w:rPr>
-        <w:t>）以及其它地方的臨時居民（</w:t>
-      </w:r>
-      <w:hyperlink r:id="rId31">
-        <w:r>
-          <w:rPr>
-            <w:lang w:val="zh_TW" w:bidi="zh_TW"/>
-          </w:rPr>
-          <w:rPr>
-            <w:color w:val="0000EE"/>
-            <w:u w:val="single"/>
-          </w:rPr>
-          <w:t>得1:1</w:t>
+          <w:t>3:17</w:t>
         </w:r>
       </w:hyperlink>
       <w:r>
@@ -669,9 +404,9 @@
         <w:rPr>
           <w:lang w:val="zh_TW" w:bidi="zh_TW"/>
         </w:rPr>
-        <w:t>外邦人或臨時居民在以色列擁有某些權利，但也有一些限制。他們可以獻祭（</w:t>
-      </w:r>
-      <w:hyperlink r:id="rId32">
+        <w:t>有些學者質疑這封書信是否出自保羅之手，主要原因在於這書關於未來的教導，與帖撒羅尼迦前書的教導有所不同。根據</w:t>
+      </w:r>
+      <w:hyperlink r:id="rId14">
         <w:r>
           <w:rPr>
             <w:lang w:val="zh_TW" w:bidi="zh_TW"/>
@@ -680,338 +415,25 @@
             <w:color w:val="0000EE"/>
             <w:u w:val="single"/>
           </w:rPr>
-          <w:t>利17:8</w:t>
+          <w:t>帖撒羅尼迦後書三章17節</w:t>
         </w:r>
       </w:hyperlink>
       <w:r>
         <w:rPr>
           <w:lang w:val="zh_TW" w:bidi="zh_TW"/>
         </w:rPr>
-        <w:t>，</w:t>
-      </w:r>
-      <w:hyperlink r:id="rId33">
-        <w:r>
-          <w:rPr>
-            <w:lang w:val="zh_TW" w:bidi="zh_TW"/>
-          </w:rPr>
-          <w:rPr>
-            <w:color w:val="0000EE"/>
-            <w:u w:val="single"/>
-          </w:rPr>
-          <w:t>22:18</w:t>
-        </w:r>
-      </w:hyperlink>
-      <w:r>
-        <w:rPr>
-          <w:lang w:val="zh_TW" w:bidi="zh_TW"/>
-        </w:rPr>
-        <w:t>），但只有受過割禮，才能進入聖所（</w:t>
-      </w:r>
-      <w:hyperlink r:id="rId34">
-        <w:r>
-          <w:rPr>
-            <w:lang w:val="zh_TW" w:bidi="zh_TW"/>
-          </w:rPr>
-          <w:rPr>
-            <w:color w:val="0000EE"/>
-            <w:u w:val="single"/>
-          </w:rPr>
-          <w:t>結44:9</w:t>
-        </w:r>
-      </w:hyperlink>
-      <w:r>
-        <w:rPr>
-          <w:lang w:val="zh_TW" w:bidi="zh_TW"/>
-        </w:rPr>
-        <w:t>）。他們可以參加猶太的三個節期（</w:t>
-      </w:r>
-      <w:hyperlink r:id="rId35">
-        <w:r>
-          <w:rPr>
-            <w:lang w:val="zh_TW" w:bidi="zh_TW"/>
-          </w:rPr>
-          <w:rPr>
-            <w:color w:val="0000EE"/>
-            <w:u w:val="single"/>
-          </w:rPr>
-          <w:t>申16:11、14</w:t>
-        </w:r>
-      </w:hyperlink>
-      <w:r>
-        <w:rPr>
-          <w:lang w:val="zh_TW" w:bidi="zh_TW"/>
-        </w:rPr>
-        <w:t>），但只有受過割禮，才能吃逾越節的晚餐（</w:t>
-      </w:r>
-      <w:hyperlink r:id="rId36">
-        <w:r>
-          <w:rPr>
-            <w:lang w:val="zh_TW" w:bidi="zh_TW"/>
-          </w:rPr>
-          <w:rPr>
-            <w:color w:val="0000EE"/>
-            <w:u w:val="single"/>
-          </w:rPr>
-          <w:t>出12:43、48</w:t>
-        </w:r>
-      </w:hyperlink>
-      <w:r>
-        <w:rPr>
-          <w:lang w:val="zh_TW" w:bidi="zh_TW"/>
-        </w:rPr>
-        <w:t>）。外邦人不必遵循以色列的宗教，但他們可以享受其中一些利益（</w:t>
-      </w:r>
-      <w:hyperlink r:id="rId37">
-        <w:r>
-          <w:rPr>
-            <w:lang w:val="zh_TW" w:bidi="zh_TW"/>
-          </w:rPr>
-          <w:rPr>
-            <w:color w:val="0000EE"/>
-            <w:u w:val="single"/>
-          </w:rPr>
-          <w:t>申14:29</w:t>
-        </w:r>
-      </w:hyperlink>
-      <w:r>
-        <w:rPr>
-          <w:lang w:val="zh_TW" w:bidi="zh_TW"/>
-        </w:rPr>
-        <w:t>）。他們在安息日或贖罪日不能工作（</w:t>
-      </w:r>
-      <w:hyperlink r:id="rId38">
-        <w:r>
-          <w:rPr>
-            <w:lang w:val="zh_TW" w:bidi="zh_TW"/>
-          </w:rPr>
-          <w:rPr>
-            <w:color w:val="0000EE"/>
-            <w:u w:val="single"/>
-          </w:rPr>
-          <w:t>出20:10</w:t>
-        </w:r>
-      </w:hyperlink>
-      <w:r>
-        <w:rPr>
-          <w:lang w:val="zh_TW" w:bidi="zh_TW"/>
-        </w:rPr>
-        <w:t>，</w:t>
-      </w:r>
-      <w:hyperlink r:id="rId39">
-        <w:r>
-          <w:rPr>
-            <w:lang w:val="zh_TW" w:bidi="zh_TW"/>
-          </w:rPr>
-          <w:rPr>
-            <w:color w:val="0000EE"/>
-            <w:u w:val="single"/>
-          </w:rPr>
-          <w:t>23:12</w:t>
-        </w:r>
-      </w:hyperlink>
-      <w:r>
-        <w:rPr>
-          <w:lang w:val="zh_TW" w:bidi="zh_TW"/>
-        </w:rPr>
-        <w:t>；</w:t>
-      </w:r>
-      <w:hyperlink r:id="rId40">
-        <w:r>
-          <w:rPr>
-            <w:lang w:val="zh_TW" w:bidi="zh_TW"/>
-          </w:rPr>
-          <w:rPr>
-            <w:color w:val="0000EE"/>
-            <w:u w:val="single"/>
-          </w:rPr>
-          <w:t>利16:29</w:t>
-        </w:r>
-      </w:hyperlink>
-      <w:r>
-        <w:rPr>
-          <w:lang w:val="zh_TW" w:bidi="zh_TW"/>
-        </w:rPr>
-        <w:t>；</w:t>
-      </w:r>
-      <w:hyperlink r:id="rId41">
-        <w:r>
-          <w:rPr>
-            <w:lang w:val="zh_TW" w:bidi="zh_TW"/>
-          </w:rPr>
-          <w:rPr>
-            <w:color w:val="0000EE"/>
-            <w:u w:val="single"/>
-          </w:rPr>
-          <w:t>申5:14</w:t>
-        </w:r>
-      </w:hyperlink>
-      <w:r>
-        <w:rPr>
-          <w:lang w:val="zh_TW" w:bidi="zh_TW"/>
-        </w:rPr>
-        <w:t>），若褻瀆神的名字，可能會被石頭打死（</w:t>
-      </w:r>
-      <w:hyperlink r:id="rId42">
-        <w:r>
-          <w:rPr>
-            <w:lang w:val="zh_TW" w:bidi="zh_TW"/>
-          </w:rPr>
-          <w:rPr>
-            <w:color w:val="0000EE"/>
-            <w:u w:val="single"/>
-          </w:rPr>
-          <w:t>利24:16</w:t>
-        </w:r>
-      </w:hyperlink>
-      <w:r>
-        <w:rPr>
-          <w:lang w:val="zh_TW" w:bidi="zh_TW"/>
-        </w:rPr>
-        <w:t>；</w:t>
-      </w:r>
-      <w:hyperlink r:id="rId43">
-        <w:r>
-          <w:rPr>
-            <w:lang w:val="zh_TW" w:bidi="zh_TW"/>
-          </w:rPr>
-          <w:rPr>
-            <w:color w:val="0000EE"/>
-            <w:u w:val="single"/>
-          </w:rPr>
-          <w:t>民15:30</w:t>
-        </w:r>
-      </w:hyperlink>
-      <w:r>
-        <w:rPr>
-          <w:lang w:val="zh_TW" w:bidi="zh_TW"/>
-        </w:rPr>
-        <w:t>）。外邦人不可吃血（</w:t>
-      </w:r>
-      <w:hyperlink r:id="rId44">
-        <w:r>
-          <w:rPr>
-            <w:lang w:val="zh_TW" w:bidi="zh_TW"/>
-          </w:rPr>
-          <w:rPr>
-            <w:color w:val="0000EE"/>
-            <w:u w:val="single"/>
-          </w:rPr>
-          <w:t>利17:10–12</w:t>
-        </w:r>
-      </w:hyperlink>
-      <w:r>
-        <w:rPr>
-          <w:lang w:val="zh_TW" w:bidi="zh_TW"/>
-        </w:rPr>
-        <w:t>），但可以吃自然死亡的動物（</w:t>
-      </w:r>
-      <w:hyperlink r:id="rId15">
-        <w:r>
-          <w:rPr>
-            <w:lang w:val="zh_TW" w:bidi="zh_TW"/>
-          </w:rPr>
-          <w:rPr>
-            <w:color w:val="0000EE"/>
-            <w:u w:val="single"/>
-          </w:rPr>
-          <w:t>申14:21</w:t>
-        </w:r>
-      </w:hyperlink>
-      <w:r>
-        <w:rPr>
-          <w:lang w:val="zh_TW" w:bidi="zh_TW"/>
-        </w:rPr>
-        <w:t>）。以色列在性的道德規範也適用於外邦人（</w:t>
-      </w:r>
-      <w:hyperlink r:id="rId45">
-        <w:r>
-          <w:rPr>
-            <w:lang w:val="zh_TW" w:bidi="zh_TW"/>
-          </w:rPr>
-          <w:rPr>
-            <w:color w:val="0000EE"/>
-            <w:u w:val="single"/>
-          </w:rPr>
-          <w:t>利18:26</w:t>
-        </w:r>
-      </w:hyperlink>
-      <w:r>
-        <w:rPr>
-          <w:lang w:val="zh_TW" w:bidi="zh_TW"/>
-        </w:rPr>
-        <w:t>）。以色列人不可與外邦人通婚，但這仍然是常見的現象（</w:t>
-      </w:r>
-      <w:hyperlink r:id="rId46">
-        <w:r>
-          <w:rPr>
-            <w:lang w:val="zh_TW" w:bidi="zh_TW"/>
-          </w:rPr>
-          <w:rPr>
-            <w:color w:val="0000EE"/>
-            <w:u w:val="single"/>
-          </w:rPr>
-          <w:t>創34:14</w:t>
-        </w:r>
-      </w:hyperlink>
-      <w:r>
-        <w:rPr>
-          <w:lang w:val="zh_TW" w:bidi="zh_TW"/>
-        </w:rPr>
-        <w:t>；</w:t>
-      </w:r>
-      <w:hyperlink r:id="rId47">
-        <w:r>
-          <w:rPr>
-            <w:lang w:val="zh_TW" w:bidi="zh_TW"/>
-          </w:rPr>
-          <w:rPr>
-            <w:color w:val="0000EE"/>
-            <w:u w:val="single"/>
-          </w:rPr>
-          <w:t>出34:12、16</w:t>
-        </w:r>
-      </w:hyperlink>
-      <w:r>
-        <w:rPr>
-          <w:lang w:val="zh_TW" w:bidi="zh_TW"/>
-        </w:rPr>
-        <w:t>；</w:t>
-      </w:r>
-      <w:hyperlink r:id="rId48">
-        <w:r>
-          <w:rPr>
-            <w:lang w:val="zh_TW" w:bidi="zh_TW"/>
-          </w:rPr>
-          <w:rPr>
-            <w:color w:val="0000EE"/>
-            <w:u w:val="single"/>
-          </w:rPr>
-          <w:t>申7:3–4</w:t>
-        </w:r>
-      </w:hyperlink>
-      <w:r>
-        <w:rPr>
-          <w:lang w:val="zh_TW" w:bidi="zh_TW"/>
-        </w:rPr>
-        <w:t>；</w:t>
-      </w:r>
-      <w:hyperlink r:id="rId49">
-        <w:r>
-          <w:rPr>
-            <w:lang w:val="zh_TW" w:bidi="zh_TW"/>
-          </w:rPr>
-          <w:rPr>
-            <w:color w:val="0000EE"/>
-            <w:u w:val="single"/>
-          </w:rPr>
-          <w:t>書23:12</w:t>
-        </w:r>
-      </w:hyperlink>
-      <w:r>
-        <w:rPr>
-          <w:lang w:val="zh_TW" w:bidi="zh_TW"/>
-        </w:rPr>
-        <w:t>）。</w:t>
+        <w:t>的說法，第一封信必須被視為偽造。然而，事實並非如此，早期教會從未質疑這兩封信是否出由保羅所寫。</w:t>
+      </w:r>
+    </w:p>
+    <w:p>
+      <w:pPr>
+        <w:pStyle w:val="Heading3"/>
+      </w:pPr>
+      <w:r>
+        <w:rPr>
+          <w:lang w:val="zh_TW" w:bidi="zh_TW"/>
+        </w:rPr>
+        <w:t>日期、起源與寫作對象</w:t>
       </w:r>
     </w:p>
     <w:p>
@@ -1025,313 +447,7 @@
         <w:rPr>
           <w:lang w:val="zh_TW" w:bidi="zh_TW"/>
         </w:rPr>
-        <w:t>摩西律法為外邦人提供公民權利（</w:t>
-      </w:r>
-      <w:hyperlink r:id="rId50">
-        <w:r>
-          <w:rPr>
-            <w:lang w:val="zh_TW" w:bidi="zh_TW"/>
-          </w:rPr>
-          <w:rPr>
-            <w:color w:val="0000EE"/>
-            <w:u w:val="single"/>
-          </w:rPr>
-          <w:t>出12:49</w:t>
-        </w:r>
-      </w:hyperlink>
-      <w:r>
-        <w:rPr>
-          <w:lang w:val="zh_TW" w:bidi="zh_TW"/>
-        </w:rPr>
-        <w:t>；</w:t>
-      </w:r>
-      <w:hyperlink r:id="rId51">
-        <w:r>
-          <w:rPr>
-            <w:lang w:val="zh_TW" w:bidi="zh_TW"/>
-          </w:rPr>
-          <w:rPr>
-            <w:color w:val="0000EE"/>
-            <w:u w:val="single"/>
-          </w:rPr>
-          <w:t>利24:22</w:t>
-        </w:r>
-      </w:hyperlink>
-      <w:r>
-        <w:rPr>
-          <w:lang w:val="zh_TW" w:bidi="zh_TW"/>
-        </w:rPr>
-        <w:t>）。他們遵循相同的法律程序和懲罰（</w:t>
-      </w:r>
-      <w:hyperlink r:id="rId52">
-        <w:r>
-          <w:rPr>
-            <w:lang w:val="zh_TW" w:bidi="zh_TW"/>
-          </w:rPr>
-          <w:rPr>
-            <w:color w:val="0000EE"/>
-            <w:u w:val="single"/>
-          </w:rPr>
-          <w:t>利20:2</w:t>
-        </w:r>
-      </w:hyperlink>
-      <w:r>
-        <w:rPr>
-          <w:lang w:val="zh_TW" w:bidi="zh_TW"/>
-        </w:rPr>
-        <w:t>，</w:t>
-      </w:r>
-      <w:hyperlink r:id="rId53">
-        <w:r>
-          <w:rPr>
-            <w:lang w:val="zh_TW" w:bidi="zh_TW"/>
-          </w:rPr>
-          <w:rPr>
-            <w:color w:val="0000EE"/>
-            <w:u w:val="single"/>
-          </w:rPr>
-          <w:t>24:16、22</w:t>
-        </w:r>
-      </w:hyperlink>
-      <w:r>
-        <w:rPr>
-          <w:lang w:val="zh_TW" w:bidi="zh_TW"/>
-        </w:rPr>
-        <w:t>；</w:t>
-      </w:r>
-      <w:hyperlink r:id="rId54">
-        <w:r>
-          <w:rPr>
-            <w:lang w:val="zh_TW" w:bidi="zh_TW"/>
-          </w:rPr>
-          <w:rPr>
-            <w:color w:val="0000EE"/>
-            <w:u w:val="single"/>
-          </w:rPr>
-          <w:t>申1:16</w:t>
-        </w:r>
-      </w:hyperlink>
-      <w:r>
-        <w:rPr>
-          <w:lang w:val="zh_TW" w:bidi="zh_TW"/>
-        </w:rPr>
-        <w:t>）。他們應被禮貌對待（</w:t>
-      </w:r>
-      <w:hyperlink r:id="rId55">
-        <w:r>
-          <w:rPr>
-            <w:lang w:val="zh_TW" w:bidi="zh_TW"/>
-          </w:rPr>
-          <w:rPr>
-            <w:color w:val="0000EE"/>
-            <w:u w:val="single"/>
-          </w:rPr>
-          <w:t>出22:21</w:t>
-        </w:r>
-      </w:hyperlink>
-      <w:r>
-        <w:rPr>
-          <w:lang w:val="zh_TW" w:bidi="zh_TW"/>
-        </w:rPr>
-        <w:t>，</w:t>
-      </w:r>
-      <w:hyperlink r:id="rId30">
-        <w:r>
-          <w:rPr>
-            <w:lang w:val="zh_TW" w:bidi="zh_TW"/>
-          </w:rPr>
-          <w:rPr>
-            <w:color w:val="0000EE"/>
-            <w:u w:val="single"/>
-          </w:rPr>
-          <w:t>23:9</w:t>
-        </w:r>
-      </w:hyperlink>
-      <w:r>
-        <w:rPr>
-          <w:lang w:val="zh_TW" w:bidi="zh_TW"/>
-        </w:rPr>
-        <w:t>）。他們應當被人以愛相待，與被神所愛的人一樣（</w:t>
-      </w:r>
-      <w:hyperlink r:id="rId56">
-        <w:r>
-          <w:rPr>
-            <w:lang w:val="zh_TW" w:bidi="zh_TW"/>
-          </w:rPr>
-          <w:rPr>
-            <w:color w:val="0000EE"/>
-            <w:u w:val="single"/>
-          </w:rPr>
-          <w:t>利19:34</w:t>
-        </w:r>
-      </w:hyperlink>
-      <w:r>
-        <w:rPr>
-          <w:lang w:val="zh_TW" w:bidi="zh_TW"/>
-        </w:rPr>
-        <w:t>；</w:t>
-      </w:r>
-      <w:hyperlink r:id="rId57">
-        <w:r>
-          <w:rPr>
-            <w:lang w:val="zh_TW" w:bidi="zh_TW"/>
-          </w:rPr>
-          <w:rPr>
-            <w:color w:val="0000EE"/>
-            <w:u w:val="single"/>
-          </w:rPr>
-          <w:t>申10:18–19</w:t>
-        </w:r>
-      </w:hyperlink>
-      <w:r>
-        <w:rPr>
-          <w:lang w:val="zh_TW" w:bidi="zh_TW"/>
-        </w:rPr>
-        <w:t>）。他們應被慷慨對待（</w:t>
-      </w:r>
-      <w:hyperlink r:id="rId58">
-        <w:r>
-          <w:rPr>
-            <w:lang w:val="zh_TW" w:bidi="zh_TW"/>
-          </w:rPr>
-          <w:rPr>
-            <w:color w:val="0000EE"/>
-            <w:u w:val="single"/>
-          </w:rPr>
-          <w:t>利19:10</w:t>
-        </w:r>
-      </w:hyperlink>
-      <w:r>
-        <w:rPr>
-          <w:lang w:val="zh_TW" w:bidi="zh_TW"/>
-        </w:rPr>
-        <w:t>，</w:t>
-      </w:r>
-      <w:hyperlink r:id="rId59">
-        <w:r>
-          <w:rPr>
-            <w:lang w:val="zh_TW" w:bidi="zh_TW"/>
-          </w:rPr>
-          <w:rPr>
-            <w:color w:val="0000EE"/>
-            <w:u w:val="single"/>
-          </w:rPr>
-          <w:t>23:22</w:t>
-        </w:r>
-      </w:hyperlink>
-      <w:r>
-        <w:rPr>
-          <w:lang w:val="zh_TW" w:bidi="zh_TW"/>
-        </w:rPr>
-        <w:t>；</w:t>
-      </w:r>
-      <w:hyperlink r:id="rId60">
-        <w:r>
-          <w:rPr>
-            <w:lang w:val="zh_TW" w:bidi="zh_TW"/>
-          </w:rPr>
-          <w:rPr>
-            <w:color w:val="0000EE"/>
-            <w:u w:val="single"/>
-          </w:rPr>
-          <w:t>申24:19–22</w:t>
-        </w:r>
-      </w:hyperlink>
-      <w:r>
-        <w:rPr>
-          <w:lang w:val="zh_TW" w:bidi="zh_TW"/>
-        </w:rPr>
-        <w:t>）。在困難時期，他們可以獲得庇護（保護或避難之所）（</w:t>
-      </w:r>
-      <w:hyperlink r:id="rId61">
-        <w:r>
-          <w:rPr>
-            <w:lang w:val="zh_TW" w:bidi="zh_TW"/>
-          </w:rPr>
-          <w:rPr>
-            <w:color w:val="0000EE"/>
-            <w:u w:val="single"/>
-          </w:rPr>
-          <w:t>民35:15</w:t>
-        </w:r>
-      </w:hyperlink>
-      <w:r>
-        <w:rPr>
-          <w:lang w:val="zh_TW" w:bidi="zh_TW"/>
-        </w:rPr>
-        <w:t>；</w:t>
-      </w:r>
-      <w:hyperlink r:id="rId62">
-        <w:r>
-          <w:rPr>
-            <w:lang w:val="zh_TW" w:bidi="zh_TW"/>
-          </w:rPr>
-          <w:rPr>
-            <w:color w:val="0000EE"/>
-            <w:u w:val="single"/>
-          </w:rPr>
-          <w:t>書20:9</w:t>
-        </w:r>
-      </w:hyperlink>
-      <w:r>
-        <w:rPr>
-          <w:lang w:val="zh_TW" w:bidi="zh_TW"/>
-        </w:rPr>
-        <w:t>）。外邦奴僕應得到與希伯來奴僕相同的待遇（</w:t>
-      </w:r>
-      <w:hyperlink r:id="rId63">
-        <w:r>
-          <w:rPr>
-            <w:lang w:val="zh_TW" w:bidi="zh_TW"/>
-          </w:rPr>
-          <w:rPr>
-            <w:color w:val="0000EE"/>
-            <w:u w:val="single"/>
-          </w:rPr>
-          <w:t>申24:14</w:t>
-        </w:r>
-      </w:hyperlink>
-      <w:r>
-        <w:rPr>
-          <w:lang w:val="zh_TW" w:bidi="zh_TW"/>
-        </w:rPr>
-        <w:t>）。外邦人不能參加各支派的會議或被立為王（</w:t>
-      </w:r>
-      <w:hyperlink r:id="rId64">
-        <w:r>
-          <w:rPr>
-            <w:lang w:val="zh_TW" w:bidi="zh_TW"/>
-          </w:rPr>
-          <w:rPr>
-            <w:color w:val="0000EE"/>
-            <w:u w:val="single"/>
-          </w:rPr>
-          <w:t>申17:15</w:t>
-        </w:r>
-      </w:hyperlink>
-      <w:r>
-        <w:rPr>
-          <w:lang w:val="zh_TW" w:bidi="zh_TW"/>
-        </w:rPr>
-        <w:t>）。先知以西結期待未來彌賽亞治理的時代。那時，外邦人將與神的百姓一同享受這片土地的所有祝福（</w:t>
-      </w:r>
-      <w:hyperlink r:id="rId65">
-        <w:r>
-          <w:rPr>
-            <w:lang w:val="zh_TW" w:bidi="zh_TW"/>
-          </w:rPr>
-          <w:rPr>
-            <w:color w:val="0000EE"/>
-            <w:u w:val="single"/>
-          </w:rPr>
-          <w:t>結47:22–23</w:t>
-        </w:r>
-      </w:hyperlink>
-      <w:r>
-        <w:rPr>
-          <w:lang w:val="zh_TW" w:bidi="zh_TW"/>
-        </w:rPr>
-        <w:t>）。</w:t>
+        <w:t>與帖撒羅尼迦前書相同，這封信的第一節便說這是寫給「帖撒羅尼迦的教會」。與前書不同的是，這封信沒有提供關於保羅和他同工行蹤的個人細節。因此，沒有直接證據確定這封信的成書日期和地點。</w:t>
       </w:r>
     </w:p>
     <w:p>
@@ -1345,9 +461,49 @@
         <w:rPr>
           <w:lang w:val="zh_TW" w:bidi="zh_TW"/>
         </w:rPr>
-        <w:t>在新約聖經中，「外邦人」經常被象徵地使用。一方面，基督的工作使所有外邦人（例如，那些與基督隔絕的人）成為神家中的成員（</w:t>
-      </w:r>
-      <w:hyperlink r:id="rId66">
+        <w:t>由於這封書的教導與帖撒羅尼迦前書不同，因此有人質疑此信是否為保羅所寫，並且提出了幾種有關日期和寫作對象的推測：</w:t>
+      </w:r>
+    </w:p>
+    <w:p>
+      <w:pPr>
+        <w:pStyle w:val="ListNumber"/>
+        <w:numPr>
+          <w:ilvl w:val="0"/>
+          <w:numId w:val="14"/>
+        </w:numPr>
+        <w:spacing w:line="240" w:lineRule="auto"/>
+        <w:ind w:left="720"/>
+      </w:pPr>
+      <w:r>
+        <w:rPr>
+          <w:lang w:val="zh_TW" w:bidi="zh_TW"/>
+        </w:rPr>
+      </w:r>
+      <w:r>
+        <w:rPr>
+          <w:lang w:val="zh_TW" w:bidi="zh_TW"/>
+        </w:rPr>
+        <w:t>這封信是在帖撒羅尼迦前書寫成許久之後才寫的。然而，這種可能性不大，因為西拉和提摩太仍然與保羅同在。</w:t>
+      </w:r>
+    </w:p>
+    <w:p>
+      <w:pPr>
+        <w:pStyle w:val="ListNumber"/>
+        <w:spacing w:line="240" w:lineRule="auto"/>
+        <w:ind w:left="720"/>
+      </w:pPr>
+      <w:r>
+        <w:rPr>
+          <w:lang w:val="zh_TW" w:bidi="zh_TW"/>
+        </w:rPr>
+      </w:r>
+      <w:r>
+        <w:rPr>
+          <w:lang w:val="zh_TW" w:bidi="zh_TW"/>
+        </w:rPr>
+        <w:t>這封信的寫作時間早於帖撒羅尼迦前書。然而，</w:t>
+      </w:r>
+      <w:hyperlink r:id="rId15">
         <w:r>
           <w:rPr>
             <w:lang w:val="zh_TW" w:bidi="zh_TW"/>
@@ -1356,16 +512,34 @@
             <w:color w:val="0000EE"/>
             <w:u w:val="single"/>
           </w:rPr>
-          <w:t>弗2:11–19</w:t>
+          <w:t>二章15節</w:t>
         </w:r>
       </w:hyperlink>
       <w:r>
         <w:rPr>
           <w:lang w:val="zh_TW" w:bidi="zh_TW"/>
         </w:rPr>
-        <w:t>）。另一方面，基督徒應該看自己是在這個世界上寄居的（</w:t>
-      </w:r>
-      <w:hyperlink r:id="rId67">
+        <w:t>提到一封先前寫給帖撒羅尼迦的信。而且，從第二世紀開始，早期教會確實稱這封信為帖撒羅尼迦後書。</w:t>
+      </w:r>
+    </w:p>
+    <w:p>
+      <w:pPr>
+        <w:pStyle w:val="ListNumber"/>
+        <w:spacing w:line="240" w:lineRule="auto"/>
+        <w:ind w:left="720"/>
+      </w:pPr>
+      <w:r>
+        <w:rPr>
+          <w:lang w:val="zh_TW" w:bidi="zh_TW"/>
+        </w:rPr>
+      </w:r>
+      <w:r>
+        <w:rPr>
+          <w:lang w:val="zh_TW" w:bidi="zh_TW"/>
+        </w:rPr>
+        <w:t>這封信的寫作對象是帖撒羅尼迦的猶太基督徒，而帖撒羅尼迦前書則是寫給外邦基督徒的。然而，這種說法極不可能，因為這位使徒一向十分重視基督徒在同一地區應當合一（例如</w:t>
+      </w:r>
+      <w:hyperlink r:id="rId16">
         <w:r>
           <w:rPr>
             <w:lang w:val="zh_TW" w:bidi="zh_TW"/>
@@ -1374,16 +548,16 @@
             <w:color w:val="0000EE"/>
             <w:u w:val="single"/>
           </w:rPr>
-          <w:t>來11:13</w:t>
+          <w:t>林前1–3</w:t>
         </w:r>
       </w:hyperlink>
       <w:r>
         <w:rPr>
           <w:lang w:val="zh_TW" w:bidi="zh_TW"/>
         </w:rPr>
-        <w:t>；</w:t>
-      </w:r>
-      <w:hyperlink r:id="rId68">
+        <w:t>），並特別重視猶太信徒與外邦信徒的合一（見</w:t>
+      </w:r>
+      <w:hyperlink r:id="rId17">
         <w:r>
           <w:rPr>
             <w:lang w:val="zh_TW" w:bidi="zh_TW"/>
@@ -1392,14 +566,32 @@
             <w:color w:val="0000EE"/>
             <w:u w:val="single"/>
           </w:rPr>
-          <w:t>彼前2:11</w:t>
+          <w:t>弗2:11–22</w:t>
         </w:r>
       </w:hyperlink>
       <w:r>
         <w:rPr>
           <w:lang w:val="zh_TW" w:bidi="zh_TW"/>
         </w:rPr>
-        <w:t>）。</w:t>
+        <w:t>），所以他不可能這樣做。</w:t>
+      </w:r>
+    </w:p>
+    <w:p>
+      <w:pPr>
+        <w:pStyle w:val="ListNumber"/>
+        <w:spacing w:line="240" w:lineRule="auto"/>
+        <w:ind w:left="720"/>
+      </w:pPr>
+      <w:r>
+        <w:rPr>
+          <w:lang w:val="zh_TW" w:bidi="zh_TW"/>
+        </w:rPr>
+      </w:r>
+      <w:r>
+        <w:rPr>
+          <w:lang w:val="zh_TW" w:bidi="zh_TW"/>
+        </w:rPr>
+        <w:t>這封信是寫給別處的基督徒（庇哩亞和腓立比），後來傳到帖撒羅尼迦的基督徒手中。然而，沒有任何證據顯示這封信最初是寫給其它地方的基督徒，而非帖撒羅尼迦的信徒。</w:t>
       </w:r>
     </w:p>
     <w:p>
@@ -1411,44 +603,56 @@
       </w:r>
       <w:r>
         <w:rPr>
-          <w:i/>
-          <w:lang w:val="zh_TW" w:bidi="zh_TW"/>
-        </w:rPr>
-        <w:t>另見</w:t>
-      </w:r>
-      <w:r>
-        <w:rPr>
-          <w:lang w:val="zh_TW" w:bidi="zh_TW"/>
-        </w:rPr>
-        <w:t>野蠻人</w:t>
-      </w:r>
-      <w:r>
-        <w:rPr>
-          <w:lang w:val="zh_TW" w:bidi="zh_TW"/>
-        </w:rPr>
-        <w:t>、</w:t>
-      </w:r>
-      <w:r>
-        <w:rPr>
-          <w:lang w:val="zh_TW" w:bidi="zh_TW"/>
-        </w:rPr>
-        <w:t>鄰舍</w:t>
-      </w:r>
-      <w:r>
-        <w:rPr>
-          <w:lang w:val="zh_TW" w:bidi="zh_TW"/>
-        </w:rPr>
-        <w:t>。</w:t>
-      </w:r>
-      <w:r>
-        <w:rPr>
-          <w:lang w:val="zh_TW" w:bidi="zh_TW"/>
-        </w:rPr>
-      </w:r>
-      <w:r>
-        <w:rPr>
-          <w:lang w:val="zh_TW" w:bidi="zh_TW"/>
-        </w:rPr>
+          <w:lang w:val="zh_TW" w:bidi="zh_TW"/>
+        </w:rPr>
+        <w:t>寫這封信時，</w:t>
+      </w:r>
+      <w:r>
+        <w:rPr>
+          <w:lang w:val="zh_TW" w:bidi="zh_TW"/>
+        </w:rPr>
+        <w:t>保羅身邊的同工與寫帖撒羅尼迦前書時相同</w:t>
+      </w:r>
+      <w:r>
+        <w:rPr>
+          <w:lang w:val="zh_TW" w:bidi="zh_TW"/>
+        </w:rPr>
+        <w:t>（</w:t>
+      </w:r>
+      <w:hyperlink r:id="rId18">
+        <w:r>
+          <w:rPr>
+            <w:lang w:val="zh_TW" w:bidi="zh_TW"/>
+          </w:rPr>
+          <w:rPr>
+            <w:color w:val="0000EE"/>
+            <w:u w:val="single"/>
+          </w:rPr>
+          <w:t>帖後1:1</w:t>
+        </w:r>
+      </w:hyperlink>
+      <w:r>
+        <w:rPr>
+          <w:lang w:val="zh_TW" w:bidi="zh_TW"/>
+        </w:rPr>
+        <w:t>）。</w:t>
+      </w:r>
+      <w:r>
+        <w:rPr>
+          <w:lang w:val="zh_TW" w:bidi="zh_TW"/>
+        </w:rPr>
+        <w:t>這表明，保羅在寫完前書後不久，聽到了帖撒羅尼迦基督徒面臨的新問題，出於對他們的關心，就寫了這第二封信。</w:t>
+      </w:r>
+    </w:p>
+    <w:p>
+      <w:pPr>
+        <w:pStyle w:val="Heading3"/>
+      </w:pPr>
+      <w:r>
+        <w:rPr>
+          <w:lang w:val="zh_TW" w:bidi="zh_TW"/>
+        </w:rPr>
+        <w:t>目的</w:t>
       </w:r>
     </w:p>
     <w:p>
@@ -1458,21 +662,11 @@
           <w:lang w:val="zh_TW" w:bidi="zh_TW"/>
         </w:rPr>
       </w:r>
-    </w:p>
-    <w:p>
-      <w:pPr>
-        <w:pStyle w:val="Heading2"/>
-      </w:pPr>
-      <w:r>
-        <w:rPr>
-          <w:lang w:val="zh_TW" w:bidi="zh_TW"/>
-        </w:rPr>
-        <w:t>外邦人院</w:t>
-      </w:r>
-      <w:r>
-        <w:rPr>
-          <w:lang w:val="zh_TW" w:bidi="zh_TW"/>
-        </w:rPr>
+      <w:r>
+        <w:rPr>
+          <w:lang w:val="zh_TW" w:bidi="zh_TW"/>
+        </w:rPr>
+        <w:t>使徒保羅寫這封信時，心中有三個主要的關注。</w:t>
       </w:r>
     </w:p>
     <w:p>
@@ -1486,7 +680,91 @@
         <w:rPr>
           <w:lang w:val="zh_TW" w:bidi="zh_TW"/>
         </w:rPr>
-        <w:t>外邦人院是希律王建造的耶路撒冷聖殿中最大的外圍區域。這個庭院呈長方形，但四邊不完全均勻，北端比南端更寬。猶太人和非猶太人（外邦人）都可以進入這個區域。</w:t>
+        <w:t>首先，與他所有書信一樣，他希望鼓勵讀者在信仰上站立得穩（</w:t>
+      </w:r>
+      <w:hyperlink r:id="rId15">
+        <w:r>
+          <w:rPr>
+            <w:lang w:val="zh_TW" w:bidi="zh_TW"/>
+          </w:rPr>
+          <w:rPr>
+            <w:color w:val="0000EE"/>
+            <w:u w:val="single"/>
+          </w:rPr>
+          <w:t>2:15）</w:t>
+        </w:r>
+      </w:hyperlink>
+      <w:r>
+        <w:rPr>
+          <w:lang w:val="zh_TW" w:bidi="zh_TW"/>
+        </w:rPr>
+        <w:t>。他感謝神在他們生命中的工作（</w:t>
+      </w:r>
+      <w:hyperlink r:id="rId19">
+        <w:r>
+          <w:rPr>
+            <w:lang w:val="zh_TW" w:bidi="zh_TW"/>
+          </w:rPr>
+          <w:rPr>
+            <w:color w:val="0000EE"/>
+            <w:u w:val="single"/>
+          </w:rPr>
+          <w:t>1:3，</w:t>
+        </w:r>
+      </w:hyperlink>
+      <w:hyperlink r:id="rId20">
+        <w:r>
+          <w:rPr>
+            <w:lang w:val="zh_TW" w:bidi="zh_TW"/>
+          </w:rPr>
+          <w:rPr>
+            <w:color w:val="0000EE"/>
+            <w:u w:val="single"/>
+          </w:rPr>
+          <w:t>2:13</w:t>
+        </w:r>
+      </w:hyperlink>
+      <w:r>
+        <w:rPr>
+          <w:lang w:val="zh_TW" w:bidi="zh_TW"/>
+        </w:rPr>
+        <w:t>），這工作表現在他們的信心、愛心，以及在逼迫中堅忍的態度（</w:t>
+      </w:r>
+      <w:hyperlink r:id="rId21">
+        <w:r>
+          <w:rPr>
+            <w:lang w:val="zh_TW" w:bidi="zh_TW"/>
+          </w:rPr>
+          <w:rPr>
+            <w:color w:val="0000EE"/>
+            <w:u w:val="single"/>
+          </w:rPr>
+          <w:t>1:4</w:t>
+        </w:r>
+      </w:hyperlink>
+      <w:r>
+        <w:rPr>
+          <w:lang w:val="zh_TW" w:bidi="zh_TW"/>
+        </w:rPr>
+        <w:t>）。保羅向他們保證，神終將施行公義審判。信徒的責任是以生命榮耀耶穌的名；當主再來時，衪將在忠心的子民中得榮耀（</w:t>
+      </w:r>
+      <w:hyperlink r:id="rId22">
+        <w:r>
+          <w:rPr>
+            <w:lang w:val="zh_TW" w:bidi="zh_TW"/>
+          </w:rPr>
+          <w:rPr>
+            <w:color w:val="0000EE"/>
+            <w:u w:val="single"/>
+          </w:rPr>
+          <w:t>5–12</w:t>
+        </w:r>
+      </w:hyperlink>
+      <w:r>
+        <w:rPr>
+          <w:lang w:val="zh_TW" w:bidi="zh_TW"/>
+        </w:rPr>
+        <w:t>節）。</w:t>
       </w:r>
     </w:p>
     <w:p>
@@ -1500,9 +778,21 @@
         <w:rPr>
           <w:lang w:val="zh_TW" w:bidi="zh_TW"/>
         </w:rPr>
-        <w:t>在這個庭院內，商販出售用於聖殿獻祭的動物，兌換銀錢的人則幫助訪客將硬幣兌換成適合使用的貨幣。庭院內有一道隔牆，上面有警告標誌，禁止外邦人進入聖殿的內部區域。耶穌曾在這裡驅趕那些濫用聖殿做買賣的人和兌換銀錢的人（</w:t>
-      </w:r>
-      <w:hyperlink r:id="rId69">
+        <w:t>其次，教會中流傳著錯誤的教導，甚至有人假冒保羅的名義，宣稱</w:t>
+      </w:r>
+      <w:r>
+        <w:rPr>
+          <w:lang w:val="zh_TW" w:bidi="zh_TW"/>
+        </w:rPr>
+        <w:t>主的日子現在到了</w:t>
+      </w:r>
+      <w:r>
+        <w:rPr>
+          <w:lang w:val="zh_TW" w:bidi="zh_TW"/>
+        </w:rPr>
+        <w:t>（</w:t>
+      </w:r>
+      <w:hyperlink r:id="rId23">
         <w:r>
           <w:rPr>
             <w:lang w:val="zh_TW" w:bidi="zh_TW"/>
@@ -1511,16 +801,40 @@
             <w:color w:val="0000EE"/>
             <w:u w:val="single"/>
           </w:rPr>
-          <w:t>太21:12–13</w:t>
+          <w:t>2:2</w:t>
         </w:r>
       </w:hyperlink>
       <w:r>
         <w:rPr>
           <w:lang w:val="zh_TW" w:bidi="zh_TW"/>
         </w:rPr>
-        <w:t>；</w:t>
-      </w:r>
-      <w:hyperlink r:id="rId70">
+        <w:t>）。這位使徒駁斥這種教導，並指出在基督再來之前必須發生一些特定的事情。他提到，一個被稱為「</w:t>
+      </w:r>
+      <w:r>
+        <w:rPr>
+          <w:lang w:val="zh_TW" w:bidi="zh_TW"/>
+        </w:rPr>
+        <w:t>大罪人</w:t>
+      </w:r>
+      <w:r>
+        <w:rPr>
+          <w:lang w:val="zh_TW" w:bidi="zh_TW"/>
+        </w:rPr>
+        <w:t>」或「</w:t>
+      </w:r>
+      <w:r>
+        <w:rPr>
+          <w:lang w:val="zh_TW" w:bidi="zh_TW"/>
+        </w:rPr>
+        <w:t>沉淪之子</w:t>
+      </w:r>
+      <w:r>
+        <w:rPr>
+          <w:lang w:val="zh_TW" w:bidi="zh_TW"/>
+        </w:rPr>
+        <w:t>」的人將會顯現，這個人將否定一切真正的敬拜，行神蹟奇事，甚至自稱為神。目前，仍有一種力量在抑制牠。然而，到了適當的時候，「大罪人」將被揭露。然後，當主再來時，「大罪人」將被征服和摧毀。這（</w:t>
+      </w:r>
+      <w:hyperlink r:id="rId24">
         <w:r>
           <w:rPr>
             <w:lang w:val="zh_TW" w:bidi="zh_TW"/>
@@ -1529,16 +843,16 @@
             <w:color w:val="0000EE"/>
             <w:u w:val="single"/>
           </w:rPr>
-          <w:t>可11:15–18</w:t>
+          <w:t>1–12</w:t>
         </w:r>
       </w:hyperlink>
       <w:r>
         <w:rPr>
           <w:lang w:val="zh_TW" w:bidi="zh_TW"/>
         </w:rPr>
-        <w:t>；</w:t>
-      </w:r>
-      <w:hyperlink r:id="rId71">
+        <w:t>節）與福音書中關於敵基督的描述類似，牠將假冒基督，以神蹟奇事欺騙人（</w:t>
+      </w:r>
+      <w:hyperlink r:id="rId25">
         <w:r>
           <w:rPr>
             <w:lang w:val="zh_TW" w:bidi="zh_TW"/>
@@ -1547,7 +861,79 @@
             <w:color w:val="0000EE"/>
             <w:u w:val="single"/>
           </w:rPr>
-          <w:t>約2:14–16</w:t>
+          <w:t>太24:5、23–26</w:t>
+        </w:r>
+      </w:hyperlink>
+      <w:r>
+        <w:rPr>
+          <w:lang w:val="zh_TW" w:bidi="zh_TW"/>
+        </w:rPr>
+        <w:t>；</w:t>
+      </w:r>
+      <w:hyperlink r:id="rId26">
+        <w:r>
+          <w:rPr>
+            <w:lang w:val="zh_TW" w:bidi="zh_TW"/>
+          </w:rPr>
+          <w:rPr>
+            <w:color w:val="0000EE"/>
+            <w:u w:val="single"/>
+          </w:rPr>
+          <w:t>可13:5–6、20–23</w:t>
+        </w:r>
+      </w:hyperlink>
+      <w:r>
+        <w:rPr>
+          <w:lang w:val="zh_TW" w:bidi="zh_TW"/>
+        </w:rPr>
+        <w:t>）。在帖撒羅尼迦前書中，保羅強調主再來的時間是沒有人知道的，因此信徒必須隨時準備好迎接衪。在這裡，為了反駁主已經再來的觀念，保羅強調基督再來前必然發生的事件。耶穌在講論未來時，也同時強調這兩個方面（</w:t>
+      </w:r>
+      <w:hyperlink r:id="rId27">
+        <w:r>
+          <w:rPr>
+            <w:lang w:val="zh_TW" w:bidi="zh_TW"/>
+          </w:rPr>
+          <w:rPr>
+            <w:color w:val="0000EE"/>
+            <w:u w:val="single"/>
+          </w:rPr>
+          <w:t>太24</w:t>
+        </w:r>
+      </w:hyperlink>
+      <w:r>
+        <w:rPr>
+          <w:lang w:val="zh_TW" w:bidi="zh_TW"/>
+        </w:rPr>
+        <w:t>；</w:t>
+      </w:r>
+      <w:hyperlink r:id="rId28">
+        <w:r>
+          <w:rPr>
+            <w:lang w:val="zh_TW" w:bidi="zh_TW"/>
+          </w:rPr>
+          <w:rPr>
+            <w:color w:val="0000EE"/>
+            <w:u w:val="single"/>
+          </w:rPr>
+          <w:t>可13</w:t>
+        </w:r>
+      </w:hyperlink>
+      <w:r>
+        <w:rPr>
+          <w:lang w:val="zh_TW" w:bidi="zh_TW"/>
+        </w:rPr>
+        <w:t>；</w:t>
+      </w:r>
+      <w:hyperlink r:id="rId29">
+        <w:r>
+          <w:rPr>
+            <w:lang w:val="zh_TW" w:bidi="zh_TW"/>
+          </w:rPr>
+          <w:rPr>
+            <w:color w:val="0000EE"/>
+            <w:u w:val="single"/>
+          </w:rPr>
+          <w:t>路21</w:t>
         </w:r>
       </w:hyperlink>
       <w:r>
@@ -1566,6 +952,797 @@
       </w:r>
       <w:r>
         <w:rPr>
+          <w:lang w:val="zh_TW" w:bidi="zh_TW"/>
+        </w:rPr>
+        <w:t>最後，基督徒群體中的懶惰問題仍然存在，甚至可能有所加劇（參</w:t>
+      </w:r>
+      <w:hyperlink r:id="rId30">
+        <w:r>
+          <w:rPr>
+            <w:lang w:val="zh_TW" w:bidi="zh_TW"/>
+          </w:rPr>
+          <w:rPr>
+            <w:color w:val="0000EE"/>
+            <w:u w:val="single"/>
+          </w:rPr>
+          <w:t>帖前4:11</w:t>
+        </w:r>
+      </w:hyperlink>
+      <w:r>
+        <w:rPr>
+          <w:lang w:val="zh_TW" w:bidi="zh_TW"/>
+        </w:rPr>
+        <w:t>，</w:t>
+      </w:r>
+      <w:hyperlink r:id="rId31">
+        <w:r>
+          <w:rPr>
+            <w:lang w:val="zh_TW" w:bidi="zh_TW"/>
+          </w:rPr>
+          <w:rPr>
+            <w:color w:val="0000EE"/>
+            <w:u w:val="single"/>
+          </w:rPr>
+          <w:t>5:14</w:t>
+        </w:r>
+      </w:hyperlink>
+      <w:r>
+        <w:rPr>
+          <w:lang w:val="zh_TW" w:bidi="zh_TW"/>
+        </w:rPr>
+        <w:t>）。保羅再次提醒他們，他與同工們的榜樣——他們親自工作賺取生活費，而不是依賴他們的福音對象。保羅提出了一個簡單的原則：「</w:t>
+      </w:r>
+      <w:r>
+        <w:rPr>
+          <w:lang w:val="zh_TW" w:bidi="zh_TW"/>
+        </w:rPr>
+        <w:t>若有人不肯做工，就不可吃飯</w:t>
+      </w:r>
+      <w:r>
+        <w:rPr>
+          <w:lang w:val="zh_TW" w:bidi="zh_TW"/>
+        </w:rPr>
+        <w:t>」（</w:t>
+      </w:r>
+      <w:hyperlink r:id="rId32">
+        <w:r>
+          <w:rPr>
+            <w:lang w:val="zh_TW" w:bidi="zh_TW"/>
+          </w:rPr>
+          <w:rPr>
+            <w:color w:val="0000EE"/>
+            <w:u w:val="single"/>
+          </w:rPr>
+          <w:t>帖後3:10</w:t>
+        </w:r>
+      </w:hyperlink>
+      <w:r>
+        <w:rPr>
+          <w:lang w:val="zh_TW" w:bidi="zh_TW"/>
+        </w:rPr>
+        <w:t>）。</w:t>
+      </w:r>
+    </w:p>
+    <w:p>
+      <w:pPr>
+        <w:pStyle w:val="Heading3"/>
+      </w:pPr>
+      <w:r>
+        <w:rPr>
+          <w:lang w:val="zh_TW" w:bidi="zh_TW"/>
+        </w:rPr>
+        <w:t>內容</w:t>
+      </w:r>
+    </w:p>
+    <w:p>
+      <w:pPr>
+        <w:pStyle w:val="Heading4"/>
+      </w:pPr>
+      <w:r>
+        <w:rPr>
+          <w:lang w:val="zh_TW" w:bidi="zh_TW"/>
+        </w:rPr>
+        <w:t>為他們的基督徒生活感恩（</w:t>
+      </w:r>
+      <w:hyperlink r:id="rId33">
+        <w:r>
+          <w:rPr>
+            <w:lang w:val="zh_TW" w:bidi="zh_TW"/>
+          </w:rPr>
+          <w:rPr>
+            <w:color w:val="0000EE"/>
+            <w:u w:val="single"/>
+          </w:rPr>
+          <w:t>1:3–4</w:t>
+        </w:r>
+      </w:hyperlink>
+      <w:r>
+        <w:rPr>
+          <w:lang w:val="zh_TW" w:bidi="zh_TW"/>
+        </w:rPr>
+        <w:t>）</w:t>
+      </w:r>
+    </w:p>
+    <w:p>
+      <w:pPr/>
+      <w:r>
+        <w:rPr>
+          <w:lang w:val="zh_TW" w:bidi="zh_TW"/>
+        </w:rPr>
+      </w:r>
+      <w:r>
+        <w:rPr>
+          <w:lang w:val="zh_TW" w:bidi="zh_TW"/>
+        </w:rPr>
+        <w:t>因為帖撒羅尼迦人的信心增長，彼此之間的愛心加增，並且在逼迫中展現忍耐，所以保羅讚美神。</w:t>
+      </w:r>
+    </w:p>
+    <w:p>
+      <w:pPr>
+        <w:pStyle w:val="Heading4"/>
+      </w:pPr>
+      <w:r>
+        <w:rPr>
+          <w:lang w:val="zh_TW" w:bidi="zh_TW"/>
+        </w:rPr>
+        <w:t>逼迫者與被逼迫者的角色逆轉（</w:t>
+      </w:r>
+      <w:hyperlink r:id="rId34">
+        <w:r>
+          <w:rPr>
+            <w:lang w:val="zh_TW" w:bidi="zh_TW"/>
+          </w:rPr>
+          <w:rPr>
+            <w:color w:val="0000EE"/>
+            <w:u w:val="single"/>
+          </w:rPr>
+          <w:t>1:5–10</w:t>
+        </w:r>
+      </w:hyperlink>
+      <w:r>
+        <w:rPr>
+          <w:lang w:val="zh_TW" w:bidi="zh_TW"/>
+        </w:rPr>
+        <w:t>）</w:t>
+      </w:r>
+    </w:p>
+    <w:p>
+      <w:pPr/>
+      <w:r>
+        <w:rPr>
+          <w:lang w:val="zh_TW" w:bidi="zh_TW"/>
+        </w:rPr>
+      </w:r>
+      <w:r>
+        <w:rPr>
+          <w:lang w:val="zh_TW" w:bidi="zh_TW"/>
+        </w:rPr>
+        <w:t>當時，帖撒羅尼迦的基督徒正遭受苦難，但逼迫他們的人將在主耶穌帶著「</w:t>
+      </w:r>
+      <w:r>
+        <w:rPr>
+          <w:lang w:val="zh_TW" w:bidi="zh_TW"/>
+        </w:rPr>
+        <w:t>同他有能力的天使</w:t>
+      </w:r>
+      <w:r>
+        <w:rPr>
+          <w:lang w:val="zh_TW" w:bidi="zh_TW"/>
+        </w:rPr>
+        <w:t>」降臨時，面對神公義的審判。</w:t>
+      </w:r>
+      <w:r>
+        <w:rPr>
+          <w:lang w:val="zh_TW" w:bidi="zh_TW"/>
+        </w:rPr>
+        <w:t>那些拒絕神和福音救恩的人，將</w:t>
+      </w:r>
+      <w:r>
+        <w:rPr>
+          <w:lang w:val="zh_TW" w:bidi="zh_TW"/>
+        </w:rPr>
+        <w:t>「</w:t>
+      </w:r>
+      <w:r>
+        <w:rPr>
+          <w:lang w:val="zh_TW" w:bidi="zh_TW"/>
+        </w:rPr>
+        <w:t>要受刑罰，就是永遠沉淪</w:t>
+      </w:r>
+      <w:r>
+        <w:rPr>
+          <w:lang w:val="zh_TW" w:bidi="zh_TW"/>
+        </w:rPr>
+        <w:t>」。祂的子民將</w:t>
+      </w:r>
+      <w:r>
+        <w:rPr>
+          <w:lang w:val="zh_TW" w:bidi="zh_TW"/>
+        </w:rPr>
+        <w:t>經歷</w:t>
+      </w:r>
+      <w:r>
+        <w:rPr>
+          <w:lang w:val="zh_TW" w:bidi="zh_TW"/>
+        </w:rPr>
+        <w:t>祂再來的榮耀，並意識到他們的堅持所信和受苦並非徒</w:t>
+      </w:r>
+      <w:r>
+        <w:rPr>
+          <w:lang w:val="zh_TW" w:bidi="zh_TW"/>
+        </w:rPr>
+        <w:t>然</w:t>
+      </w:r>
+      <w:r>
+        <w:rPr>
+          <w:lang w:val="zh_TW" w:bidi="zh_TW"/>
+        </w:rPr>
+        <w:t>。</w:t>
+      </w:r>
+    </w:p>
+    <w:p>
+      <w:pPr>
+        <w:pStyle w:val="Heading4"/>
+      </w:pPr>
+      <w:r>
+        <w:rPr>
+          <w:lang w:val="zh_TW" w:bidi="zh_TW"/>
+        </w:rPr>
+        <w:t>禱告主耶穌得榮耀（</w:t>
+      </w:r>
+      <w:hyperlink r:id="rId35">
+        <w:r>
+          <w:rPr>
+            <w:lang w:val="zh_TW" w:bidi="zh_TW"/>
+          </w:rPr>
+          <w:rPr>
+            <w:color w:val="0000EE"/>
+            <w:u w:val="single"/>
+          </w:rPr>
+          <w:t>1:11–12</w:t>
+        </w:r>
+      </w:hyperlink>
+      <w:r>
+        <w:rPr>
+          <w:lang w:val="zh_TW" w:bidi="zh_TW"/>
+        </w:rPr>
+        <w:t>）</w:t>
+      </w:r>
+    </w:p>
+    <w:p>
+      <w:pPr/>
+      <w:r>
+        <w:rPr>
+          <w:lang w:val="zh_TW" w:bidi="zh_TW"/>
+        </w:rPr>
+      </w:r>
+      <w:r>
+        <w:rPr>
+          <w:lang w:val="zh_TW" w:bidi="zh_TW"/>
+        </w:rPr>
+        <w:t>這是保羅為帖撒羅尼迦基督徒的禱告——願他們過著配得上呼召的生活，實現他們的決心，並藉著神的恩典，使基督的名字在他們身上得榮耀。</w:t>
+      </w:r>
+    </w:p>
+    <w:p>
+      <w:pPr>
+        <w:pStyle w:val="Heading4"/>
+      </w:pPr>
+      <w:r>
+        <w:rPr>
+          <w:lang w:val="zh_TW" w:bidi="zh_TW"/>
+        </w:rPr>
+        <w:t>在基督再來之前必須發生的事（</w:t>
+      </w:r>
+      <w:hyperlink r:id="rId24">
+        <w:r>
+          <w:rPr>
+            <w:lang w:val="zh_TW" w:bidi="zh_TW"/>
+          </w:rPr>
+          <w:rPr>
+            <w:color w:val="0000EE"/>
+            <w:u w:val="single"/>
+          </w:rPr>
+          <w:t>2:1–12</w:t>
+        </w:r>
+      </w:hyperlink>
+      <w:r>
+        <w:rPr>
+          <w:lang w:val="zh_TW" w:bidi="zh_TW"/>
+        </w:rPr>
+        <w:t>）</w:t>
+      </w:r>
+    </w:p>
+    <w:p>
+      <w:pPr/>
+      <w:r>
+        <w:rPr>
+          <w:lang w:val="zh_TW" w:bidi="zh_TW"/>
+        </w:rPr>
+      </w:r>
+      <w:r>
+        <w:rPr>
+          <w:lang w:val="zh_TW" w:bidi="zh_TW"/>
+        </w:rPr>
+        <w:t>在這個段落，保羅駁斥那錯誤教導說</w:t>
+      </w:r>
+      <w:r>
+        <w:rPr>
+          <w:lang w:val="zh_TW" w:bidi="zh_TW"/>
+        </w:rPr>
+        <w:t>主的日子現在到了</w:t>
+      </w:r>
+      <w:r>
+        <w:rPr>
+          <w:lang w:val="zh_TW" w:bidi="zh_TW"/>
+        </w:rPr>
+        <w:t>，強調在此之前，「</w:t>
+      </w:r>
+      <w:r>
+        <w:rPr>
+          <w:lang w:val="zh_TW" w:bidi="zh_TW"/>
+        </w:rPr>
+        <w:t>那大罪人</w:t>
+      </w:r>
+      <w:r>
+        <w:rPr>
+          <w:lang w:val="zh_TW" w:bidi="zh_TW"/>
+        </w:rPr>
+        <w:t>」必須被揭示，也就是所謂的敵基督（不過需要注意的是，新約中也提到「</w:t>
+      </w:r>
+      <w:r>
+        <w:rPr>
+          <w:lang w:val="zh_TW" w:bidi="zh_TW"/>
+        </w:rPr>
+        <w:t>好些敵基督</w:t>
+      </w:r>
+      <w:r>
+        <w:rPr>
+          <w:lang w:val="zh_TW" w:bidi="zh_TW"/>
+        </w:rPr>
+        <w:t>」和「</w:t>
+      </w:r>
+      <w:r>
+        <w:rPr>
+          <w:lang w:val="zh_TW" w:bidi="zh_TW"/>
+        </w:rPr>
+        <w:t>那</w:t>
+      </w:r>
+      <w:r>
+        <w:rPr>
+          <w:lang w:val="zh_TW" w:bidi="zh_TW"/>
+        </w:rPr>
+        <w:t>敵基督者的靈」——</w:t>
+      </w:r>
+      <w:hyperlink r:id="rId36">
+        <w:r>
+          <w:rPr>
+            <w:lang w:val="zh_TW" w:bidi="zh_TW"/>
+          </w:rPr>
+          <w:rPr>
+            <w:color w:val="0000EE"/>
+            <w:u w:val="single"/>
+          </w:rPr>
+          <w:t>約一2:18</w:t>
+        </w:r>
+      </w:hyperlink>
+      <w:r>
+        <w:rPr>
+          <w:lang w:val="zh_TW" w:bidi="zh_TW"/>
+        </w:rPr>
+        <w:t>，</w:t>
+      </w:r>
+      <w:hyperlink r:id="rId37">
+        <w:r>
+          <w:rPr>
+            <w:lang w:val="zh_TW" w:bidi="zh_TW"/>
+          </w:rPr>
+          <w:rPr>
+            <w:color w:val="0000EE"/>
+            <w:u w:val="single"/>
+          </w:rPr>
+          <w:t>4:3</w:t>
+        </w:r>
+      </w:hyperlink>
+      <w:r>
+        <w:rPr>
+          <w:lang w:val="zh_TW" w:bidi="zh_TW"/>
+        </w:rPr>
+        <w:t>）。保羅說：「</w:t>
+      </w:r>
+      <w:r>
+        <w:rPr>
+          <w:lang w:val="zh_TW" w:bidi="zh_TW"/>
+        </w:rPr>
+        <w:t>因為那日子以前，必有離道反教的事，並有那大罪人，就是沉淪之子，顯露出來</w:t>
+      </w:r>
+      <w:r>
+        <w:rPr>
+          <w:lang w:val="zh_TW" w:bidi="zh_TW"/>
+        </w:rPr>
+        <w:t>」（</w:t>
+      </w:r>
+      <w:hyperlink r:id="rId38">
+        <w:r>
+          <w:rPr>
+            <w:lang w:val="zh_TW" w:bidi="zh_TW"/>
+          </w:rPr>
+          <w:rPr>
+            <w:color w:val="0000EE"/>
+            <w:u w:val="single"/>
+          </w:rPr>
+          <w:t>帖後2:3</w:t>
+        </w:r>
+      </w:hyperlink>
+      <w:r>
+        <w:rPr>
+          <w:lang w:val="zh_TW" w:bidi="zh_TW"/>
+        </w:rPr>
+        <w:t>）。</w:t>
+      </w:r>
+    </w:p>
+    <w:p>
+      <w:pPr/>
+      <w:r>
+        <w:rPr>
+          <w:lang w:val="zh_TW" w:bidi="zh_TW"/>
+        </w:rPr>
+      </w:r>
+      <w:r>
+        <w:rPr>
+          <w:lang w:val="zh_TW" w:bidi="zh_TW"/>
+        </w:rPr>
+        <w:t>目前，不法的</w:t>
+      </w:r>
+      <w:r>
+        <w:rPr>
+          <w:lang w:val="zh_TW" w:bidi="zh_TW"/>
+        </w:rPr>
+        <w:t>隱意正</w:t>
+      </w:r>
+      <w:r>
+        <w:rPr>
+          <w:lang w:val="zh_TW" w:bidi="zh_TW"/>
+        </w:rPr>
+        <w:t>被</w:t>
+      </w:r>
+      <w:r>
+        <w:rPr>
+          <w:lang w:val="zh_TW" w:bidi="zh_TW"/>
+        </w:rPr>
+        <w:t>攔阻</w:t>
+      </w:r>
+      <w:r>
+        <w:rPr>
+          <w:lang w:val="zh_TW" w:bidi="zh_TW"/>
+        </w:rPr>
+        <w:t>（</w:t>
+      </w:r>
+      <w:hyperlink r:id="rId39">
+        <w:r>
+          <w:rPr>
+            <w:lang w:val="zh_TW" w:bidi="zh_TW"/>
+          </w:rPr>
+          <w:rPr>
+            <w:color w:val="0000EE"/>
+            <w:u w:val="single"/>
+          </w:rPr>
+          <w:t>6–7</w:t>
+        </w:r>
+      </w:hyperlink>
+      <w:r>
+        <w:rPr>
+          <w:lang w:val="zh_TW" w:bidi="zh_TW"/>
+        </w:rPr>
+        <w:t>節）；但在未來——就是在主再來之前，這種</w:t>
+      </w:r>
+      <w:r>
+        <w:rPr>
+          <w:lang w:val="zh_TW" w:bidi="zh_TW"/>
+        </w:rPr>
+        <w:t>攔阻</w:t>
+      </w:r>
+      <w:r>
+        <w:rPr>
+          <w:lang w:val="zh_TW" w:bidi="zh_TW"/>
+        </w:rPr>
+        <w:t>將被解除。換句話說，邪惡將徹底爆發。基督徒必須預備好面對極端邪惡的顯現，這種顯現會伴隨著「</w:t>
+      </w:r>
+      <w:r>
+        <w:rPr>
+          <w:lang w:val="zh_TW" w:bidi="zh_TW"/>
+        </w:rPr>
+        <w:t>一切虛假的奇事</w:t>
+      </w:r>
+      <w:r>
+        <w:rPr>
+          <w:lang w:val="zh_TW" w:bidi="zh_TW"/>
+        </w:rPr>
+        <w:t>」（</w:t>
+      </w:r>
+      <w:hyperlink r:id="rId40">
+        <w:r>
+          <w:rPr>
+            <w:lang w:val="zh_TW" w:bidi="zh_TW"/>
+          </w:rPr>
+          <w:rPr>
+            <w:color w:val="0000EE"/>
+            <w:u w:val="single"/>
+          </w:rPr>
+          <w:t>9</w:t>
+        </w:r>
+      </w:hyperlink>
+      <w:r>
+        <w:rPr>
+          <w:lang w:val="zh_TW" w:bidi="zh_TW"/>
+        </w:rPr>
+        <w:t>節），許多人將因此被欺騙。基督的再來將帶來邪惡的終結，並審判那些敵擋真理、樂於不義之人。</w:t>
+      </w:r>
+    </w:p>
+    <w:p>
+      <w:pPr>
+        <w:pStyle w:val="Heading4"/>
+      </w:pPr>
+      <w:r>
+        <w:rPr>
+          <w:lang w:val="zh_TW" w:bidi="zh_TW"/>
+        </w:rPr>
+        <w:t>更新的感恩、鼓勵和禱告（</w:t>
+      </w:r>
+      <w:hyperlink r:id="rId41">
+        <w:r>
+          <w:rPr>
+            <w:lang w:val="zh_TW" w:bidi="zh_TW"/>
+          </w:rPr>
+          <w:rPr>
+            <w:color w:val="0000EE"/>
+            <w:u w:val="single"/>
+          </w:rPr>
+          <w:t>2:13–3:5</w:t>
+        </w:r>
+      </w:hyperlink>
+      <w:r>
+        <w:rPr>
+          <w:lang w:val="zh_TW" w:bidi="zh_TW"/>
+        </w:rPr>
+        <w:t>）</w:t>
+      </w:r>
+    </w:p>
+    <w:p>
+      <w:pPr/>
+      <w:r>
+        <w:rPr>
+          <w:lang w:val="zh_TW" w:bidi="zh_TW"/>
+        </w:rPr>
+      </w:r>
+      <w:r>
+        <w:rPr>
+          <w:lang w:val="zh_TW" w:bidi="zh_TW"/>
+        </w:rPr>
+        <w:t>保羅討論邪惡力量對人們生活的影響之後，他感謝神的靈在帖撒羅尼迦基督徒生活中工作。他勉勵他們持守自己所教導的一切，無論是親身教導還是以書信傳遞的信息。保羅的禱告是求這位賜安慰與盼望的神，使他們在一切善行與</w:t>
+      </w:r>
+      <w:r>
+        <w:rPr>
+          <w:lang w:val="zh_TW" w:bidi="zh_TW"/>
+        </w:rPr>
+        <w:t>善言</w:t>
+      </w:r>
+      <w:r>
+        <w:rPr>
+          <w:lang w:val="zh_TW" w:bidi="zh_TW"/>
+        </w:rPr>
+        <w:t>上</w:t>
+      </w:r>
+      <w:r>
+        <w:rPr>
+          <w:lang w:val="zh_TW" w:bidi="zh_TW"/>
+        </w:rPr>
+        <w:t>堅固</w:t>
+      </w:r>
+      <w:r>
+        <w:rPr>
+          <w:lang w:val="zh_TW" w:bidi="zh_TW"/>
+        </w:rPr>
+        <w:t>他們。他也表達自己需要他們的禱告，希望神能繼續使他所傳講的道興旺，並保守他脫離惡人的手。又求神保守帖撒羅尼迦的基督徒，讓他們可以確信神的信實。保羅為他們禱告，願他們在所學之道上堅定不移，被引導進入神的愛與基督所賜的忍耐之中。</w:t>
+      </w:r>
+    </w:p>
+    <w:p>
+      <w:pPr>
+        <w:pStyle w:val="Heading4"/>
+      </w:pPr>
+      <w:r>
+        <w:rPr>
+          <w:b/>
+          <w:lang w:val="zh_TW" w:bidi="zh_TW"/>
+        </w:rPr>
+        <w:t>警告不守規矩與懶惰的人</w:t>
+      </w:r>
+      <w:r>
+        <w:rPr>
+          <w:lang w:val="zh_TW" w:bidi="zh_TW"/>
+        </w:rPr>
+        <w:t>（</w:t>
+      </w:r>
+      <w:hyperlink r:id="rId42">
+        <w:r>
+          <w:rPr>
+            <w:lang w:val="zh_TW" w:bidi="zh_TW"/>
+          </w:rPr>
+          <w:rPr>
+            <w:color w:val="0000EE"/>
+            <w:u w:val="single"/>
+          </w:rPr>
+          <w:t>3:6–15</w:t>
+        </w:r>
+      </w:hyperlink>
+      <w:r>
+        <w:rPr>
+          <w:lang w:val="zh_TW" w:bidi="zh_TW"/>
+        </w:rPr>
+        <w:t>）</w:t>
+      </w:r>
+    </w:p>
+    <w:p>
+      <w:pPr/>
+      <w:r>
+        <w:rPr>
+          <w:lang w:val="zh_TW" w:bidi="zh_TW"/>
+        </w:rPr>
+      </w:r>
+      <w:r>
+        <w:rPr>
+          <w:lang w:val="zh_TW" w:bidi="zh_TW"/>
+        </w:rPr>
+        <w:t>保羅寫作的另一個特別目的，是強調基督徒的生活不應懶惰。他不僅這樣教導，也以自己的生活作為榜樣。基督徒應該「</w:t>
+      </w:r>
+      <w:r>
+        <w:rPr>
+          <w:lang w:val="zh_TW" w:bidi="zh_TW"/>
+        </w:rPr>
+        <w:t>安靜做工，吃自己的飯」</w:t>
+      </w:r>
+      <w:r>
+        <w:rPr>
+          <w:lang w:val="zh_TW" w:bidi="zh_TW"/>
+        </w:rPr>
+        <w:t>，並且「</w:t>
+      </w:r>
+      <w:r>
+        <w:rPr>
+          <w:lang w:val="zh_TW" w:bidi="zh_TW"/>
+        </w:rPr>
+        <w:t>行善不可喪志</w:t>
+      </w:r>
+      <w:r>
+        <w:rPr>
+          <w:lang w:val="zh_TW" w:bidi="zh_TW"/>
+        </w:rPr>
+        <w:t>」（</w:t>
+      </w:r>
+      <w:hyperlink r:id="rId43">
+        <w:r>
+          <w:rPr>
+            <w:lang w:val="zh_TW" w:bidi="zh_TW"/>
+          </w:rPr>
+          <w:rPr>
+            <w:color w:val="0000EE"/>
+            <w:u w:val="single"/>
+          </w:rPr>
+          <w:t>12–13</w:t>
+        </w:r>
+      </w:hyperlink>
+      <w:r>
+        <w:rPr>
+          <w:lang w:val="zh_TW" w:bidi="zh_TW"/>
+        </w:rPr>
+        <w:t>節）。基督徒不應與拒絕這教導的人來往，但應當以弟兄的身份勸戒，而不是將他們視為敵人。</w:t>
+      </w:r>
+    </w:p>
+    <w:p>
+      <w:pPr>
+        <w:pStyle w:val="Heading4"/>
+      </w:pPr>
+      <w:r>
+        <w:rPr>
+          <w:lang w:val="zh_TW" w:bidi="zh_TW"/>
+        </w:rPr>
+        <w:t>結論（</w:t>
+      </w:r>
+      <w:hyperlink r:id="rId44">
+        <w:r>
+          <w:rPr>
+            <w:lang w:val="zh_TW" w:bidi="zh_TW"/>
+          </w:rPr>
+          <w:rPr>
+            <w:color w:val="0000EE"/>
+            <w:u w:val="single"/>
+          </w:rPr>
+          <w:t>3:16–18</w:t>
+        </w:r>
+      </w:hyperlink>
+      <w:r>
+        <w:rPr>
+          <w:lang w:val="zh_TW" w:bidi="zh_TW"/>
+        </w:rPr>
+        <w:t>）</w:t>
+      </w:r>
+    </w:p>
+    <w:p>
+      <w:pPr/>
+      <w:r>
+        <w:rPr>
+          <w:lang w:val="zh_TW" w:bidi="zh_TW"/>
+        </w:rPr>
+      </w:r>
+      <w:r>
+        <w:rPr>
+          <w:lang w:val="zh_TW" w:bidi="zh_TW"/>
+        </w:rPr>
+        <w:t>保羅以禱告求恩典與平安，並親筆署名，為書信畫下句點。他在第</w:t>
+      </w:r>
+      <w:hyperlink r:id="rId14">
+        <w:r>
+          <w:rPr>
+            <w:lang w:val="zh_TW" w:bidi="zh_TW"/>
+          </w:rPr>
+          <w:rPr>
+            <w:color w:val="0000EE"/>
+            <w:u w:val="single"/>
+          </w:rPr>
+          <w:t>17</w:t>
+        </w:r>
+      </w:hyperlink>
+      <w:r>
+        <w:rPr>
+          <w:lang w:val="zh_TW" w:bidi="zh_TW"/>
+        </w:rPr>
+        <w:t>節提到親筆寫信，這很可能是指在此之前，他一直由他人代筆，而這最後的部分則由他親自寫下（參</w:t>
+      </w:r>
+      <w:hyperlink r:id="rId45">
+        <w:r>
+          <w:rPr>
+            <w:lang w:val="zh_TW" w:bidi="zh_TW"/>
+          </w:rPr>
+          <w:rPr>
+            <w:color w:val="0000EE"/>
+            <w:u w:val="single"/>
+          </w:rPr>
+          <w:t>林前16:21</w:t>
+        </w:r>
+      </w:hyperlink>
+      <w:r>
+        <w:rPr>
+          <w:lang w:val="zh_TW" w:bidi="zh_TW"/>
+        </w:rPr>
+        <w:t>；</w:t>
+      </w:r>
+      <w:hyperlink r:id="rId46">
+        <w:r>
+          <w:rPr>
+            <w:lang w:val="zh_TW" w:bidi="zh_TW"/>
+          </w:rPr>
+          <w:rPr>
+            <w:color w:val="0000EE"/>
+            <w:u w:val="single"/>
+          </w:rPr>
+          <w:t>西4:18</w:t>
+        </w:r>
+      </w:hyperlink>
+      <w:r>
+        <w:rPr>
+          <w:lang w:val="zh_TW" w:bidi="zh_TW"/>
+        </w:rPr>
+        <w:t>）。</w:t>
+      </w:r>
+    </w:p>
+    <w:p>
+      <w:pPr/>
+      <w:r>
+        <w:rPr>
+          <w:lang w:val="zh_TW" w:bidi="zh_TW"/>
+        </w:rPr>
+      </w:r>
+      <w:r>
+        <w:rPr>
           <w:i/>
           <w:lang w:val="zh_TW" w:bidi="zh_TW"/>
         </w:rPr>
@@ -1581,7 +1758,236 @@
         <w:rPr>
           <w:lang w:val="zh_TW" w:bidi="zh_TW"/>
         </w:rPr>
-        <w:t>聖殿</w:t>
+        <w:t>末世論</w:t>
+      </w:r>
+      <w:r>
+        <w:rPr>
+          <w:lang w:val="zh_TW" w:bidi="zh_TW"/>
+        </w:rPr>
+        <w:t>，</w:t>
+      </w:r>
+      <w:r>
+        <w:rPr>
+          <w:lang w:val="zh_TW" w:bidi="zh_TW"/>
+        </w:rPr>
+        <w:t>使徒保羅</w:t>
+      </w:r>
+      <w:r>
+        <w:rPr>
+          <w:lang w:val="zh_TW" w:bidi="zh_TW"/>
+        </w:rPr>
+        <w:t>，</w:t>
+      </w:r>
+      <w:r>
+        <w:rPr>
+          <w:lang w:val="zh_TW" w:bidi="zh_TW"/>
+        </w:rPr>
+        <w:t>基督的再來</w:t>
+      </w:r>
+      <w:r>
+        <w:rPr>
+          <w:lang w:val="zh_TW" w:bidi="zh_TW"/>
+        </w:rPr>
+        <w:t>，</w:t>
+      </w:r>
+      <w:r>
+        <w:rPr>
+          <w:lang w:val="zh_TW" w:bidi="zh_TW"/>
+        </w:rPr>
+        <w:t>帖撒羅尼迦前書</w:t>
+      </w:r>
+      <w:r>
+        <w:rPr>
+          <w:lang w:val="zh_TW" w:bidi="zh_TW"/>
+        </w:rPr>
+        <w:t>，</w:t>
+      </w:r>
+      <w:r>
+        <w:rPr>
+          <w:lang w:val="zh_TW" w:bidi="zh_TW"/>
+        </w:rPr>
+        <w:t>帖撒羅尼迦</w:t>
+      </w:r>
+      <w:r>
+        <w:rPr>
+          <w:lang w:val="zh_TW" w:bidi="zh_TW"/>
+        </w:rPr>
+        <w:t>。</w:t>
+      </w:r>
+      <w:r>
+        <w:rPr>
+          <w:lang w:val="zh_TW" w:bidi="zh_TW"/>
+        </w:rPr>
+      </w:r>
+      <w:r>
+        <w:rPr>
+          <w:lang w:val="zh_TW" w:bidi="zh_TW"/>
+        </w:rPr>
+      </w:r>
+    </w:p>
+    <w:p>
+      <w:pPr/>
+      <w:r>
+        <w:rPr>
+          <w:lang w:val="zh_TW" w:bidi="zh_TW"/>
+        </w:rPr>
+      </w:r>
+    </w:p>
+    <w:p>
+      <w:pPr>
+        <w:pStyle w:val="Heading2"/>
+      </w:pPr>
+      <w:r>
+        <w:rPr>
+          <w:lang w:val="zh_TW" w:bidi="zh_TW"/>
+        </w:rPr>
+        <w:t>鐵匠</w:t>
+      </w:r>
+      <w:r>
+        <w:rPr>
+          <w:lang w:val="zh_TW" w:bidi="zh_TW"/>
+        </w:rPr>
+      </w:r>
+    </w:p>
+    <w:p>
+      <w:pPr/>
+      <w:r>
+        <w:rPr>
+          <w:lang w:val="zh_TW" w:bidi="zh_TW"/>
+        </w:rPr>
+      </w:r>
+      <w:r>
+        <w:rPr>
+          <w:lang w:val="zh_TW" w:bidi="zh_TW"/>
+        </w:rPr>
+        <w:t>一般從事鐵製品加工的工匠（</w:t>
+      </w:r>
+      <w:hyperlink r:id="rId47">
+        <w:r>
+          <w:rPr>
+            <w:lang w:val="zh_TW" w:bidi="zh_TW"/>
+          </w:rPr>
+          <w:rPr>
+            <w:color w:val="0000EE"/>
+            <w:u w:val="single"/>
+          </w:rPr>
+          <w:t>賽44:12</w:t>
+        </w:r>
+      </w:hyperlink>
+      <w:r>
+        <w:rPr>
+          <w:lang w:val="zh_TW" w:bidi="zh_TW"/>
+        </w:rPr>
+        <w:t>），也就是打鐵的匠人。土八‧該隱（</w:t>
+      </w:r>
+      <w:hyperlink r:id="rId48">
+        <w:r>
+          <w:rPr>
+            <w:lang w:val="zh_TW" w:bidi="zh_TW"/>
+          </w:rPr>
+          <w:rPr>
+            <w:color w:val="0000EE"/>
+            <w:u w:val="single"/>
+          </w:rPr>
+          <w:t>創4:22</w:t>
+        </w:r>
+      </w:hyperlink>
+      <w:r>
+        <w:rPr>
+          <w:lang w:val="zh_TW" w:bidi="zh_TW"/>
+        </w:rPr>
+        <w:t>）是聖經裡第一位從事鐵匠的人。在以色列，人們大約在公元前11世紀開始廣泛認識和使用鐵（</w:t>
+      </w:r>
+      <w:hyperlink r:id="rId49">
+        <w:r>
+          <w:rPr>
+            <w:lang w:val="zh_TW" w:bidi="zh_TW"/>
+          </w:rPr>
+          <w:rPr>
+            <w:color w:val="0000EE"/>
+            <w:u w:val="single"/>
+          </w:rPr>
+          <w:t>申3:11</w:t>
+        </w:r>
+      </w:hyperlink>
+      <w:r>
+        <w:rPr>
+          <w:lang w:val="zh_TW" w:bidi="zh_TW"/>
+        </w:rPr>
+        <w:t>；</w:t>
+      </w:r>
+      <w:hyperlink r:id="rId50">
+        <w:r>
+          <w:rPr>
+            <w:lang w:val="zh_TW" w:bidi="zh_TW"/>
+          </w:rPr>
+          <w:rPr>
+            <w:color w:val="0000EE"/>
+            <w:u w:val="single"/>
+          </w:rPr>
+          <w:t>書6:19、24，</w:t>
+        </w:r>
+      </w:hyperlink>
+      <w:hyperlink r:id="rId51">
+        <w:r>
+          <w:rPr>
+            <w:lang w:val="zh_TW" w:bidi="zh_TW"/>
+          </w:rPr>
+          <w:rPr>
+            <w:color w:val="0000EE"/>
+            <w:u w:val="single"/>
+          </w:rPr>
+          <w:t>17:16</w:t>
+        </w:r>
+      </w:hyperlink>
+      <w:r>
+        <w:rPr>
+          <w:lang w:val="zh_TW" w:bidi="zh_TW"/>
+        </w:rPr>
+        <w:t>；</w:t>
+      </w:r>
+      <w:hyperlink r:id="rId52">
+        <w:r>
+          <w:rPr>
+            <w:lang w:val="zh_TW" w:bidi="zh_TW"/>
+          </w:rPr>
+          <w:rPr>
+            <w:color w:val="0000EE"/>
+            <w:u w:val="single"/>
+          </w:rPr>
+          <w:t>士1:19，</w:t>
+        </w:r>
+      </w:hyperlink>
+      <w:hyperlink r:id="rId53">
+        <w:r>
+          <w:rPr>
+            <w:lang w:val="zh_TW" w:bidi="zh_TW"/>
+          </w:rPr>
+          <w:rPr>
+            <w:color w:val="0000EE"/>
+            <w:u w:val="single"/>
+          </w:rPr>
+          <w:t>4:3、13</w:t>
+        </w:r>
+      </w:hyperlink>
+      <w:r>
+        <w:rPr>
+          <w:lang w:val="zh_TW" w:bidi="zh_TW"/>
+        </w:rPr>
+        <w:t>）。</w:t>
+      </w:r>
+      <w:r>
+        <w:rPr>
+          <w:i/>
+          <w:lang w:val="zh_TW" w:bidi="zh_TW"/>
+        </w:rPr>
+        <w:t>見</w:t>
+      </w:r>
+      <w:r>
+        <w:rPr>
+          <w:lang w:val="zh_TW" w:bidi="zh_TW"/>
+        </w:rPr>
+        <w:t>礦物和金屬</w:t>
       </w:r>
       <w:r>
         <w:rPr>
@@ -3489,6 +3895,12 @@
   </w:num>
   <w:num w:numId="13" w16cid:durableId="592781308">
     <w:abstractNumId w:val="11"/>
+  </w:num>
+  <w:num w:numId="14">
+    <w:abstractNumId w:val="3"/>
+    <w:lvlOverride w:ilvl="0">
+      <w:startOverride w:val="1"/>
+    </w:lvlOverride>
   </w:num>
   <w:numIdMacAtCleanup w:val="10"/>
 </w:numbering>

--- a/zht/docx/165.content.docx
+++ b/zht/docx/165.content.docx
@@ -149,7 +149,7 @@
         <w:rPr>
           <w:lang w:val="zh_TW" w:bidi="zh_TW"/>
         </w:rPr>
-        <w:t>tie</w:t>
+        <w:t>tao</w:t>
       </w:r>
       <w:r>
         <w:rPr>
@@ -212,7 +212,7 @@
         <w:rPr>
           <w:lang w:val="zh_TW" w:bidi="zh_TW"/>
         </w:rPr>
-        <w:t>帖撒羅尼迦後書</w:t>
+        <w:t>陶器</w:t>
       </w:r>
       <w:r>
         <w:rPr>
@@ -231,7 +231,18 @@
         <w:rPr>
           <w:lang w:val="zh_TW" w:bidi="zh_TW"/>
         </w:rPr>
-        <w:t>保羅寫給帖撒羅尼迦教會的第二封信。</w:t>
+        <w:t>黏土與陶土器皿的製作。</w:t>
+      </w:r>
+    </w:p>
+    <w:p>
+      <w:pPr>
+        <w:pStyle w:val="Heading3"/>
+      </w:pPr>
+      <w:r>
+        <w:rPr>
+          <w:lang w:val="zh_TW" w:bidi="zh_TW"/>
+        </w:rPr>
+        <w:t>歷史與發展</w:t>
       </w:r>
     </w:p>
     <w:p>
@@ -245,90 +256,7 @@
         <w:rPr>
           <w:lang w:val="zh_TW" w:bidi="zh_TW"/>
         </w:rPr>
-        <w:t>概述</w:t>
-      </w:r>
-    </w:p>
-    <w:p>
-      <w:pPr>
-        <w:pStyle w:val="ListBullet"/>
-        <w:spacing w:line="240" w:lineRule="auto"/>
-        <w:ind w:left="720"/>
-      </w:pPr>
-      <w:r>
-        <w:rPr>
-          <w:lang w:val="zh_TW" w:bidi="zh_TW"/>
-        </w:rPr>
-      </w:r>
-      <w:r>
-        <w:rPr>
-          <w:lang w:val="zh_TW" w:bidi="zh_TW"/>
-        </w:rPr>
-        <w:t>作者</w:t>
-      </w:r>
-    </w:p>
-    <w:p>
-      <w:pPr>
-        <w:pStyle w:val="ListBullet"/>
-        <w:spacing w:line="240" w:lineRule="auto"/>
-        <w:ind w:left="720"/>
-      </w:pPr>
-      <w:r>
-        <w:rPr>
-          <w:lang w:val="zh_TW" w:bidi="zh_TW"/>
-        </w:rPr>
-      </w:r>
-      <w:r>
-        <w:rPr>
-          <w:lang w:val="zh_TW" w:bidi="zh_TW"/>
-        </w:rPr>
-        <w:t>日期、起源與寫作對象</w:t>
-      </w:r>
-    </w:p>
-    <w:p>
-      <w:pPr>
-        <w:pStyle w:val="ListBullet"/>
-        <w:spacing w:line="240" w:lineRule="auto"/>
-        <w:ind w:left="720"/>
-      </w:pPr>
-      <w:r>
-        <w:rPr>
-          <w:lang w:val="zh_TW" w:bidi="zh_TW"/>
-        </w:rPr>
-      </w:r>
-      <w:r>
-        <w:rPr>
-          <w:lang w:val="zh_TW" w:bidi="zh_TW"/>
-        </w:rPr>
-        <w:t>目的</w:t>
-      </w:r>
-    </w:p>
-    <w:p>
-      <w:pPr>
-        <w:pStyle w:val="ListBullet"/>
-        <w:spacing w:line="240" w:lineRule="auto"/>
-        <w:ind w:left="720"/>
-      </w:pPr>
-      <w:r>
-        <w:rPr>
-          <w:lang w:val="zh_TW" w:bidi="zh_TW"/>
-        </w:rPr>
-      </w:r>
-      <w:r>
-        <w:rPr>
-          <w:lang w:val="zh_TW" w:bidi="zh_TW"/>
-        </w:rPr>
-        <w:t>內容</w:t>
-      </w:r>
-    </w:p>
-    <w:p>
-      <w:pPr>
-        <w:pStyle w:val="Heading3"/>
-      </w:pPr>
-      <w:r>
-        <w:rPr>
-          <w:lang w:val="zh_TW" w:bidi="zh_TW"/>
-        </w:rPr>
-        <w:t>作者簡介</w:t>
+        <w:t>最早的陶器是用手塑形而成，再放在太陽下曬乾。雖然古代沒有留下關於陶匠工作及其社會地位的文字記載，但埃及墓室與宮殿的牆壁上充滿陶匠工作的圖畫，從這些圖像可以觀察出許多有關他們工藝的細節。人們普遍認為，最早的陶匠是女性，因為她們在家中為準備食物而製作容器，而男人則外出打獵或採集食物。直到今天，在非洲、安納托利亞（Anatolia）、庫爾德（Kurdistan）地區以及美國西南部，仍可見到類似的情形。最終，製陶逐漸成為一種職業，通常由村落中特定的人負責，有時也由四處遷移的流動工匠進行——他們從一個村莊到另一個村莊，為當地人製作陶器，滿足需求後再繼續前往下一處。</w:t>
       </w:r>
     </w:p>
     <w:p>
@@ -342,7 +270,7 @@
         <w:rPr>
           <w:lang w:val="zh_TW" w:bidi="zh_TW"/>
         </w:rPr>
-        <w:t>與帖撒羅尼迦前書一樣，這封信以保羅、西拉和提摩太的名字開始；並且像前書一樣，這封信經常使用複數代名詞「我們」和「我們的」，但也有使用單數代名詞「我」（例如</w:t>
+        <w:t>人們發明陶輪（potter’s wheel）之後，製陶不再只是家庭中偶爾的活動，而成為一項專門的職業。陶輪大大提高成器的速度，使這項手工藝邁向類似工業化的規模，並逐漸成為以男性為主的工作。不過，有證據顯示，當時仍有人（推測為女性）在家中製作部分陶器。在發明陶輪之前，主要的製陶方法是以盤條狀的黏土一層層堆疊起來塑形，尤其用於製作大型容器。在聖經所記述的地區的考古發掘中，最早的陶輪出土於蘇美（Sumer）的吾珥，年代約為公元前3500年至3000年。當時新興的城逐漸形成，可能帶動了陶輪的出現，因為更多的城裡人需要陶器。耶利米在公元前六世紀提到一個陶匠的工作坊：「我就下到窯匠的家裡去，正遇他轉輪做器皿。窯匠用泥做的器皿，在他手中做壞了，他又用這泥另做別的器皿；窯匠看怎樣好，就怎樣做。」（</w:t>
       </w:r>
       <w:hyperlink r:id="rId13">
         <w:r>
@@ -353,26 +281,95 @@
             <w:color w:val="0000EE"/>
             <w:u w:val="single"/>
           </w:rPr>
-          <w:t>帖後2:5</w:t>
+          <w:t>耶18:3–4</w:t>
         </w:r>
       </w:hyperlink>
       <w:r>
         <w:rPr>
           <w:lang w:val="zh_TW" w:bidi="zh_TW"/>
         </w:rPr>
-        <w:t>）。信的結尾寫道：「</w:t>
-      </w:r>
-      <w:r>
-        <w:rPr>
-          <w:lang w:val="zh_TW" w:bidi="zh_TW"/>
-        </w:rPr>
-        <w:t>我－ 保羅親筆問你們安。凡我的信都以此為記，我的筆跡就是這樣</w:t>
-      </w:r>
-      <w:r>
-        <w:rPr>
-          <w:lang w:val="zh_TW" w:bidi="zh_TW"/>
-        </w:rPr>
-        <w:t>」（</w:t>
+        <w:t>）。有證據顯示，在古希臘的古典時期，出現了大型陶器工作坊，有些僱用了超過五十名工人。</w:t>
+      </w:r>
+    </w:p>
+    <w:p>
+      <w:pPr/>
+      <w:r>
+        <w:rPr>
+          <w:lang w:val="zh_TW" w:bidi="zh_TW"/>
+        </w:rPr>
+      </w:r>
+      <w:r>
+        <w:rPr>
+          <w:lang w:val="zh_TW" w:bidi="zh_TW"/>
+        </w:rPr>
+        <w:t>要產生「拉坯」所需的離心力，陶土每分鐘必須旋轉至少一百圈。最早的陶輪由兩塊石頭組成，下方的石頭中央有孔，上方的石頭有突起，正好插入下方的孔中，使上面的石頭能轉動。上方的石頭上固定一塊較大的木板，用來放置陶器，而轉動陶輪的工作無疑是由學徒負責的。到了希臘化時期（公元前300年之後），出現了以腳踏帶動的陶輪。</w:t>
+      </w:r>
+    </w:p>
+    <w:p>
+      <w:pPr/>
+      <w:r>
+        <w:rPr>
+          <w:lang w:val="zh_TW" w:bidi="zh_TW"/>
+        </w:rPr>
+      </w:r>
+      <w:r>
+        <w:rPr>
+          <w:lang w:val="zh_TW" w:bidi="zh_TW"/>
+        </w:rPr>
+        <w:t>古代製陶的另一種技術是使用模具。模具是用軟石雕刻而成，或以黏土製作，用於大量生產相同形狀的器皿。在中東地區的博物館中，常可見到希臘化時期與羅馬時期的燈具模具。當時的小油燈是在模具中分上下兩半製成，再在燒製前將兩半黏合在一起。希律王時期的油燈還有獨立塑成的匙形燈嘴，與前述的兩個部分分開製作。</w:t>
+      </w:r>
+    </w:p>
+    <w:p>
+      <w:pPr/>
+      <w:r>
+        <w:rPr>
+          <w:lang w:val="zh_TW" w:bidi="zh_TW"/>
+        </w:rPr>
+      </w:r>
+      <w:r>
+        <w:rPr>
+          <w:lang w:val="zh_TW" w:bidi="zh_TW"/>
+        </w:rPr>
+        <w:t>古代陶器在大小和形狀上變化極為豐富，令人驚嘆。一般的古代家庭通常會有大型器皿（雙耳瓶〔amphorae〕和儲物罐〔pithoi〕），用來盛裝酒或水等液體。這些容器底部呈尖形，最初設計是為了在運輸時能靠在船身的斜面上。在平民的家中，人們常把這些容器部分埋入地面，並靠牆擺放；而在龐貝（Pompeii）與赫庫蘭尼姆（Herculaneum）的酒館中，人們把這些容器放在木架上。人們常把開口較大的大甕部分埋入地面，好讓其中的液體保持清涼。此外，各種穀物也會儲存在這類容器中，其中有些高達四英尺（約1.2公尺），寬達三英尺（約0.9公尺）。較小的水瓶為日常常用器皿，可盛約一夸脫（約0.9公升）或更多的液體。圓腹形的壺則用來盛酒，壺嘴設計能防止珍貴的液體流出。圓形水壺在壺肩兩側各有一個把手，便於旅途中攜帶水。家庭中常見各種大小與深淺不同的碗與盤。稱為混酒缸（krater）的寬口大甕，多用於飲酒。烹飪時使用中型的陶鍋（容量約一加侖，約3.8公升），鍋底圓潤，方便直接放在火上或放入地上掏出的火坑中加熱。這些陶鍋通常有兩個環形把手，可以懸掛於火上使用。</w:t>
+      </w:r>
+    </w:p>
+    <w:p>
+      <w:pPr/>
+      <w:r>
+        <w:rPr>
+          <w:lang w:val="zh_TW" w:bidi="zh_TW"/>
+        </w:rPr>
+      </w:r>
+      <w:r>
+        <w:rPr>
+          <w:lang w:val="zh_TW" w:bidi="zh_TW"/>
+        </w:rPr>
+        <w:t>在古典時期的希臘，陶器上常繪有鮮明生動的圖像，內容包括宗教、性愛、戰爭及社會生活的場景。更早期的米諾安（Minoan）與邁錫尼（Mycenaean）文化所出產的陶器，則有優美的圖案裝飾，如植物、動物、海洋生物以及各種幾何設計。自古以來，中東地區的陶器在造型與花紋上也展現出多樣的變化，人們利用深淺不同的泥漿色層，在陶器上塗抹或潑灑，形成自然變化的紋理與圖案。</w:t>
+      </w:r>
+    </w:p>
+    <w:p>
+      <w:pPr>
+        <w:pStyle w:val="Heading3"/>
+      </w:pPr>
+      <w:r>
+        <w:rPr>
+          <w:lang w:val="zh_TW" w:bidi="zh_TW"/>
+        </w:rPr>
+        <w:t>聖經中的陶器</w:t>
+      </w:r>
+    </w:p>
+    <w:p>
+      <w:pPr/>
+      <w:r>
+        <w:rPr>
+          <w:lang w:val="zh_TW" w:bidi="zh_TW"/>
+        </w:rPr>
+      </w:r>
+      <w:r>
+        <w:rPr>
+          <w:lang w:val="zh_TW" w:bidi="zh_TW"/>
+        </w:rPr>
+        <w:t>聖經中多次提到陶匠及其工作。典型的例子包括：「以色列家啊，我待你們，豈不能照這窯匠弄泥嗎？ 以色列家啊，泥在窯匠的手中怎樣，你們在我的手中也怎樣」（</w:t>
       </w:r>
       <w:hyperlink r:id="rId14">
         <w:r>
@@ -383,125 +380,14 @@
             <w:color w:val="0000EE"/>
             <w:u w:val="single"/>
           </w:rPr>
-          <w:t>3:17</w:t>
+          <w:t>耶18:6</w:t>
         </w:r>
       </w:hyperlink>
       <w:r>
         <w:rPr>
           <w:lang w:val="zh_TW" w:bidi="zh_TW"/>
         </w:rPr>
-        <w:t>）。</w:t>
-      </w:r>
-    </w:p>
-    <w:p>
-      <w:pPr/>
-      <w:r>
-        <w:rPr>
-          <w:lang w:val="zh_TW" w:bidi="zh_TW"/>
-        </w:rPr>
-      </w:r>
-      <w:r>
-        <w:rPr>
-          <w:lang w:val="zh_TW" w:bidi="zh_TW"/>
-        </w:rPr>
-        <w:t>有些學者質疑這封書信是否出自保羅之手，主要原因在於這書關於未來的教導，與帖撒羅尼迦前書的教導有所不同。根據</w:t>
-      </w:r>
-      <w:hyperlink r:id="rId14">
-        <w:r>
-          <w:rPr>
-            <w:lang w:val="zh_TW" w:bidi="zh_TW"/>
-          </w:rPr>
-          <w:rPr>
-            <w:color w:val="0000EE"/>
-            <w:u w:val="single"/>
-          </w:rPr>
-          <w:t>帖撒羅尼迦後書三章17節</w:t>
-        </w:r>
-      </w:hyperlink>
-      <w:r>
-        <w:rPr>
-          <w:lang w:val="zh_TW" w:bidi="zh_TW"/>
-        </w:rPr>
-        <w:t>的說法，第一封信必須被視為偽造。然而，事實並非如此，早期教會從未質疑這兩封信是否出由保羅所寫。</w:t>
-      </w:r>
-    </w:p>
-    <w:p>
-      <w:pPr>
-        <w:pStyle w:val="Heading3"/>
-      </w:pPr>
-      <w:r>
-        <w:rPr>
-          <w:lang w:val="zh_TW" w:bidi="zh_TW"/>
-        </w:rPr>
-        <w:t>日期、起源與寫作對象</w:t>
-      </w:r>
-    </w:p>
-    <w:p>
-      <w:pPr/>
-      <w:r>
-        <w:rPr>
-          <w:lang w:val="zh_TW" w:bidi="zh_TW"/>
-        </w:rPr>
-      </w:r>
-      <w:r>
-        <w:rPr>
-          <w:lang w:val="zh_TW" w:bidi="zh_TW"/>
-        </w:rPr>
-        <w:t>與帖撒羅尼迦前書相同，這封信的第一節便說這是寫給「帖撒羅尼迦的教會」。與前書不同的是，這封信沒有提供關於保羅和他同工行蹤的個人細節。因此，沒有直接證據確定這封信的成書日期和地點。</w:t>
-      </w:r>
-    </w:p>
-    <w:p>
-      <w:pPr/>
-      <w:r>
-        <w:rPr>
-          <w:lang w:val="zh_TW" w:bidi="zh_TW"/>
-        </w:rPr>
-      </w:r>
-      <w:r>
-        <w:rPr>
-          <w:lang w:val="zh_TW" w:bidi="zh_TW"/>
-        </w:rPr>
-        <w:t>由於這封書的教導與帖撒羅尼迦前書不同，因此有人質疑此信是否為保羅所寫，並且提出了幾種有關日期和寫作對象的推測：</w:t>
-      </w:r>
-    </w:p>
-    <w:p>
-      <w:pPr>
-        <w:pStyle w:val="ListNumber"/>
-        <w:numPr>
-          <w:ilvl w:val="0"/>
-          <w:numId w:val="14"/>
-        </w:numPr>
-        <w:spacing w:line="240" w:lineRule="auto"/>
-        <w:ind w:left="720"/>
-      </w:pPr>
-      <w:r>
-        <w:rPr>
-          <w:lang w:val="zh_TW" w:bidi="zh_TW"/>
-        </w:rPr>
-      </w:r>
-      <w:r>
-        <w:rPr>
-          <w:lang w:val="zh_TW" w:bidi="zh_TW"/>
-        </w:rPr>
-        <w:t>這封信是在帖撒羅尼迦前書寫成許久之後才寫的。然而，這種可能性不大，因為西拉和提摩太仍然與保羅同在。</w:t>
-      </w:r>
-    </w:p>
-    <w:p>
-      <w:pPr>
-        <w:pStyle w:val="ListNumber"/>
-        <w:spacing w:line="240" w:lineRule="auto"/>
-        <w:ind w:left="720"/>
-      </w:pPr>
-      <w:r>
-        <w:rPr>
-          <w:lang w:val="zh_TW" w:bidi="zh_TW"/>
-        </w:rPr>
-      </w:r>
-      <w:r>
-        <w:rPr>
-          <w:lang w:val="zh_TW" w:bidi="zh_TW"/>
-        </w:rPr>
-        <w:t>這封信的寫作時間早於帖撒羅尼迦前書。然而，</w:t>
+        <w:t>）；「耶和華啊，現在你仍是我們的父！我們是泥，你是窯匠；我們都是你手的工作。」（</w:t>
       </w:r>
       <w:hyperlink r:id="rId15">
         <w:r>
@@ -512,32 +398,14 @@
             <w:color w:val="0000EE"/>
             <w:u w:val="single"/>
           </w:rPr>
-          <w:t>二章15節</w:t>
+          <w:t>賽64:8</w:t>
         </w:r>
       </w:hyperlink>
       <w:r>
         <w:rPr>
           <w:lang w:val="zh_TW" w:bidi="zh_TW"/>
         </w:rPr>
-        <w:t>提到一封先前寫給帖撒羅尼迦的信。而且，從第二世紀開始，早期教會確實稱這封信為帖撒羅尼迦後書。</w:t>
-      </w:r>
-    </w:p>
-    <w:p>
-      <w:pPr>
-        <w:pStyle w:val="ListNumber"/>
-        <w:spacing w:line="240" w:lineRule="auto"/>
-        <w:ind w:left="720"/>
-      </w:pPr>
-      <w:r>
-        <w:rPr>
-          <w:lang w:val="zh_TW" w:bidi="zh_TW"/>
-        </w:rPr>
-      </w:r>
-      <w:r>
-        <w:rPr>
-          <w:lang w:val="zh_TW" w:bidi="zh_TW"/>
-        </w:rPr>
-        <w:t>這封信的寫作對象是帖撒羅尼迦的猶太基督徒，而帖撒羅尼迦前書則是寫給外邦基督徒的。然而，這種說法極不可能，因為這位使徒一向十分重視基督徒在同一地區應當合一（例如</w:t>
+        <w:t>）。在創造的記載中，神以陶匠的形象出現，祂用地上的塵土造人（</w:t>
       </w:r>
       <w:hyperlink r:id="rId16">
         <w:r>
@@ -548,14 +416,14 @@
             <w:color w:val="0000EE"/>
             <w:u w:val="single"/>
           </w:rPr>
-          <w:t>林前1–3</w:t>
+          <w:t>創2:7</w:t>
         </w:r>
       </w:hyperlink>
       <w:r>
         <w:rPr>
           <w:lang w:val="zh_TW" w:bidi="zh_TW"/>
         </w:rPr>
-        <w:t>），並特別重視猶太信徒與外邦信徒的合一（見</w:t>
+        <w:t>）。保羅（</w:t>
       </w:r>
       <w:hyperlink r:id="rId17">
         <w:r>
@@ -566,58 +434,14 @@
             <w:color w:val="0000EE"/>
             <w:u w:val="single"/>
           </w:rPr>
-          <w:t>弗2:11–22</w:t>
+          <w:t>羅9:20–21</w:t>
         </w:r>
       </w:hyperlink>
       <w:r>
         <w:rPr>
           <w:lang w:val="zh_TW" w:bidi="zh_TW"/>
         </w:rPr>
-        <w:t>），所以他不可能這樣做。</w:t>
-      </w:r>
-    </w:p>
-    <w:p>
-      <w:pPr>
-        <w:pStyle w:val="ListNumber"/>
-        <w:spacing w:line="240" w:lineRule="auto"/>
-        <w:ind w:left="720"/>
-      </w:pPr>
-      <w:r>
-        <w:rPr>
-          <w:lang w:val="zh_TW" w:bidi="zh_TW"/>
-        </w:rPr>
-      </w:r>
-      <w:r>
-        <w:rPr>
-          <w:lang w:val="zh_TW" w:bidi="zh_TW"/>
-        </w:rPr>
-        <w:t>這封信是寫給別處的基督徒（庇哩亞和腓立比），後來傳到帖撒羅尼迦的基督徒手中。然而，沒有任何證據顯示這封信最初是寫給其它地方的基督徒，而非帖撒羅尼迦的信徒。</w:t>
-      </w:r>
-    </w:p>
-    <w:p>
-      <w:pPr/>
-      <w:r>
-        <w:rPr>
-          <w:lang w:val="zh_TW" w:bidi="zh_TW"/>
-        </w:rPr>
-      </w:r>
-      <w:r>
-        <w:rPr>
-          <w:lang w:val="zh_TW" w:bidi="zh_TW"/>
-        </w:rPr>
-        <w:t>寫這封信時，</w:t>
-      </w:r>
-      <w:r>
-        <w:rPr>
-          <w:lang w:val="zh_TW" w:bidi="zh_TW"/>
-        </w:rPr>
-        <w:t>保羅身邊的同工與寫帖撒羅尼迦前書時相同</w:t>
-      </w:r>
-      <w:r>
-        <w:rPr>
-          <w:lang w:val="zh_TW" w:bidi="zh_TW"/>
-        </w:rPr>
-        <w:t>（</w:t>
+        <w:t>）藉著以賽亞所用的比喻（</w:t>
       </w:r>
       <w:hyperlink r:id="rId18">
         <w:r>
@@ -628,31 +452,14 @@
             <w:color w:val="0000EE"/>
             <w:u w:val="single"/>
           </w:rPr>
-          <w:t>帖後1:1</w:t>
+          <w:t>賽45:9</w:t>
         </w:r>
       </w:hyperlink>
       <w:r>
         <w:rPr>
           <w:lang w:val="zh_TW" w:bidi="zh_TW"/>
         </w:rPr>
-        <w:t>）。</w:t>
-      </w:r>
-      <w:r>
-        <w:rPr>
-          <w:lang w:val="zh_TW" w:bidi="zh_TW"/>
-        </w:rPr>
-        <w:t>這表明，保羅在寫完前書後不久，聽到了帖撒羅尼迦基督徒面臨的新問題，出於對他們的關心，就寫了這第二封信。</w:t>
-      </w:r>
-    </w:p>
-    <w:p>
-      <w:pPr>
-        <w:pStyle w:val="Heading3"/>
-      </w:pPr>
-      <w:r>
-        <w:rPr>
-          <w:lang w:val="zh_TW" w:bidi="zh_TW"/>
-        </w:rPr>
-        <w:t>目的</w:t>
+        <w:t>），論證神在揀選以色列時的絕對主權。那比喻說到一個器皿與製造它的陶匠爭論：「泥土豈可對摶弄它的說：你做甚麼呢？所做的物豈可說：你沒有手呢？」</w:t>
       </w:r>
     </w:p>
     <w:p>
@@ -666,39 +473,7 @@
         <w:rPr>
           <w:lang w:val="zh_TW" w:bidi="zh_TW"/>
         </w:rPr>
-        <w:t>使徒保羅寫這封信時，心中有三個主要的關注。</w:t>
-      </w:r>
-    </w:p>
-    <w:p>
-      <w:pPr/>
-      <w:r>
-        <w:rPr>
-          <w:lang w:val="zh_TW" w:bidi="zh_TW"/>
-        </w:rPr>
-      </w:r>
-      <w:r>
-        <w:rPr>
-          <w:lang w:val="zh_TW" w:bidi="zh_TW"/>
-        </w:rPr>
-        <w:t>首先，與他所有書信一樣，他希望鼓勵讀者在信仰上站立得穩（</w:t>
-      </w:r>
-      <w:hyperlink r:id="rId15">
-        <w:r>
-          <w:rPr>
-            <w:lang w:val="zh_TW" w:bidi="zh_TW"/>
-          </w:rPr>
-          <w:rPr>
-            <w:color w:val="0000EE"/>
-            <w:u w:val="single"/>
-          </w:rPr>
-          <w:t>2:15）</w:t>
-        </w:r>
-      </w:hyperlink>
-      <w:r>
-        <w:rPr>
-          <w:lang w:val="zh_TW" w:bidi="zh_TW"/>
-        </w:rPr>
-        <w:t>。他感謝神在他們生命中的工作（</w:t>
+        <w:t>耶利米曾以極具象徵性的行動預言耶路撒冷的毀滅，他打碎一個陶匠所做的瓦瓶，使其破成無法再修復的碎片（</w:t>
       </w:r>
       <w:hyperlink r:id="rId19">
         <w:r>
@@ -709,9 +484,15 @@
             <w:color w:val="0000EE"/>
             <w:u w:val="single"/>
           </w:rPr>
-          <w:t>1:3，</w:t>
+          <w:t>耶19:11</w:t>
         </w:r>
       </w:hyperlink>
+      <w:r>
+        <w:rPr>
+          <w:lang w:val="zh_TW" w:bidi="zh_TW"/>
+        </w:rPr>
+        <w:t>）。在耶路撒冷被毀之時，以色列人雖然在神眼中看為寶貴，卻「算為窯匠手所做的瓦瓶」（</w:t>
+      </w:r>
       <w:hyperlink r:id="rId20">
         <w:r>
           <w:rPr>
@@ -721,14 +502,28 @@
             <w:color w:val="0000EE"/>
             <w:u w:val="single"/>
           </w:rPr>
-          <w:t>2:13</w:t>
+          <w:t>哀4:2</w:t>
         </w:r>
       </w:hyperlink>
       <w:r>
         <w:rPr>
           <w:lang w:val="zh_TW" w:bidi="zh_TW"/>
         </w:rPr>
-        <w:t>），這工作表現在他們的信心、愛心，以及在逼迫中堅忍的態度（</w:t>
+        <w:t>）——這表明他們如陶器一般脆弱，極易被打碎與毀滅。</w:t>
+      </w:r>
+    </w:p>
+    <w:p>
+      <w:pPr/>
+      <w:r>
+        <w:rPr>
+          <w:lang w:val="zh_TW" w:bidi="zh_TW"/>
+        </w:rPr>
+      </w:r>
+      <w:r>
+        <w:rPr>
+          <w:lang w:val="zh_TW" w:bidi="zh_TW"/>
+        </w:rPr>
+        <w:t>在古代世界中，破裂的陶器被視為毫無價值，人們會將碎片掃到一旁或扔出窗外，再重新製作新的器皿。由於陶器製作技術普及，價格便宜，人們搬遷時通常不會攜帶陶器，因為製作或購買新的陶器比搬運舊的更方便，特別是體積較大的那些。然而，破片也並非全無用途。約伯曾用一片瓦片刮去瘡口的膿液，瓦片就是破碎的陶器碎片（</w:t>
       </w:r>
       <w:hyperlink r:id="rId21">
         <w:r>
@@ -739,14 +534,14 @@
             <w:color w:val="0000EE"/>
             <w:u w:val="single"/>
           </w:rPr>
-          <w:t>1:4</w:t>
+          <w:t>伯2:8</w:t>
         </w:r>
       </w:hyperlink>
       <w:r>
         <w:rPr>
           <w:lang w:val="zh_TW" w:bidi="zh_TW"/>
         </w:rPr>
-        <w:t>）。保羅向他們保證，神終將施行公義審判。信徒的責任是以生命榮耀耶穌的名；當主再來時，衪將在忠心的子民中得榮耀（</w:t>
+        <w:t>）。在更晚的時期，陶器碎片常被用來書寫便條，被稱為陶片（ostraca）。詩人也曾說自己的精力枯乾如同瓦片（</w:t>
       </w:r>
       <w:hyperlink r:id="rId22">
         <w:r>
@@ -757,40 +552,14 @@
             <w:color w:val="0000EE"/>
             <w:u w:val="single"/>
           </w:rPr>
-          <w:t>5–12</w:t>
+          <w:t>詩22:15</w:t>
         </w:r>
       </w:hyperlink>
       <w:r>
         <w:rPr>
           <w:lang w:val="zh_TW" w:bidi="zh_TW"/>
         </w:rPr>
-        <w:t>節）。</w:t>
-      </w:r>
-    </w:p>
-    <w:p>
-      <w:pPr/>
-      <w:r>
-        <w:rPr>
-          <w:lang w:val="zh_TW" w:bidi="zh_TW"/>
-        </w:rPr>
-      </w:r>
-      <w:r>
-        <w:rPr>
-          <w:lang w:val="zh_TW" w:bidi="zh_TW"/>
-        </w:rPr>
-        <w:t>其次，教會中流傳著錯誤的教導，甚至有人假冒保羅的名義，宣稱</w:t>
-      </w:r>
-      <w:r>
-        <w:rPr>
-          <w:lang w:val="zh_TW" w:bidi="zh_TW"/>
-        </w:rPr>
-        <w:t>主的日子現在到了</w:t>
-      </w:r>
-      <w:r>
-        <w:rPr>
-          <w:lang w:val="zh_TW" w:bidi="zh_TW"/>
-        </w:rPr>
-        <w:t>（</w:t>
+        <w:t>）——這是指陶器燒乾後失去水分的狀態。敬拜多神和偶像的民族最終會敗亡，聖經形容這情景好像陶器被摔得粉碎（</w:t>
       </w:r>
       <w:hyperlink r:id="rId23">
         <w:r>
@@ -801,38 +570,14 @@
             <w:color w:val="0000EE"/>
             <w:u w:val="single"/>
           </w:rPr>
-          <w:t>2:2</w:t>
+          <w:t>詩2:9</w:t>
         </w:r>
       </w:hyperlink>
       <w:r>
         <w:rPr>
           <w:lang w:val="zh_TW" w:bidi="zh_TW"/>
         </w:rPr>
-        <w:t>）。這位使徒駁斥這種教導，並指出在基督再來之前必須發生一些特定的事情。他提到，一個被稱為「</w:t>
-      </w:r>
-      <w:r>
-        <w:rPr>
-          <w:lang w:val="zh_TW" w:bidi="zh_TW"/>
-        </w:rPr>
-        <w:t>大罪人</w:t>
-      </w:r>
-      <w:r>
-        <w:rPr>
-          <w:lang w:val="zh_TW" w:bidi="zh_TW"/>
-        </w:rPr>
-        <w:t>」或「</w:t>
-      </w:r>
-      <w:r>
-        <w:rPr>
-          <w:lang w:val="zh_TW" w:bidi="zh_TW"/>
-        </w:rPr>
-        <w:t>沉淪之子</w:t>
-      </w:r>
-      <w:r>
-        <w:rPr>
-          <w:lang w:val="zh_TW" w:bidi="zh_TW"/>
-        </w:rPr>
-        <w:t>」的人將會顯現，這個人將否定一切真正的敬拜，行神蹟奇事，甚至自稱為神。目前，仍有一種力量在抑制牠。然而，到了適當的時候，「大罪人」將被揭露。然後，當主再來時，「大罪人」將被征服和摧毀。這（</w:t>
+        <w:t>；</w:t>
       </w:r>
       <w:hyperlink r:id="rId24">
         <w:r>
@@ -843,97 +588,7 @@
             <w:color w:val="0000EE"/>
             <w:u w:val="single"/>
           </w:rPr>
-          <w:t>1–12</w:t>
-        </w:r>
-      </w:hyperlink>
-      <w:r>
-        <w:rPr>
-          <w:lang w:val="zh_TW" w:bidi="zh_TW"/>
-        </w:rPr>
-        <w:t>節）與福音書中關於敵基督的描述類似，牠將假冒基督，以神蹟奇事欺騙人（</w:t>
-      </w:r>
-      <w:hyperlink r:id="rId25">
-        <w:r>
-          <w:rPr>
-            <w:lang w:val="zh_TW" w:bidi="zh_TW"/>
-          </w:rPr>
-          <w:rPr>
-            <w:color w:val="0000EE"/>
-            <w:u w:val="single"/>
-          </w:rPr>
-          <w:t>太24:5、23–26</w:t>
-        </w:r>
-      </w:hyperlink>
-      <w:r>
-        <w:rPr>
-          <w:lang w:val="zh_TW" w:bidi="zh_TW"/>
-        </w:rPr>
-        <w:t>；</w:t>
-      </w:r>
-      <w:hyperlink r:id="rId26">
-        <w:r>
-          <w:rPr>
-            <w:lang w:val="zh_TW" w:bidi="zh_TW"/>
-          </w:rPr>
-          <w:rPr>
-            <w:color w:val="0000EE"/>
-            <w:u w:val="single"/>
-          </w:rPr>
-          <w:t>可13:5–6、20–23</w:t>
-        </w:r>
-      </w:hyperlink>
-      <w:r>
-        <w:rPr>
-          <w:lang w:val="zh_TW" w:bidi="zh_TW"/>
-        </w:rPr>
-        <w:t>）。在帖撒羅尼迦前書中，保羅強調主再來的時間是沒有人知道的，因此信徒必須隨時準備好迎接衪。在這裡，為了反駁主已經再來的觀念，保羅強調基督再來前必然發生的事件。耶穌在講論未來時，也同時強調這兩個方面（</w:t>
-      </w:r>
-      <w:hyperlink r:id="rId27">
-        <w:r>
-          <w:rPr>
-            <w:lang w:val="zh_TW" w:bidi="zh_TW"/>
-          </w:rPr>
-          <w:rPr>
-            <w:color w:val="0000EE"/>
-            <w:u w:val="single"/>
-          </w:rPr>
-          <w:t>太24</w:t>
-        </w:r>
-      </w:hyperlink>
-      <w:r>
-        <w:rPr>
-          <w:lang w:val="zh_TW" w:bidi="zh_TW"/>
-        </w:rPr>
-        <w:t>；</w:t>
-      </w:r>
-      <w:hyperlink r:id="rId28">
-        <w:r>
-          <w:rPr>
-            <w:lang w:val="zh_TW" w:bidi="zh_TW"/>
-          </w:rPr>
-          <w:rPr>
-            <w:color w:val="0000EE"/>
-            <w:u w:val="single"/>
-          </w:rPr>
-          <w:t>可13</w:t>
-        </w:r>
-      </w:hyperlink>
-      <w:r>
-        <w:rPr>
-          <w:lang w:val="zh_TW" w:bidi="zh_TW"/>
-        </w:rPr>
-        <w:t>；</w:t>
-      </w:r>
-      <w:hyperlink r:id="rId29">
-        <w:r>
-          <w:rPr>
-            <w:lang w:val="zh_TW" w:bidi="zh_TW"/>
-          </w:rPr>
-          <w:rPr>
-            <w:color w:val="0000EE"/>
-            <w:u w:val="single"/>
-          </w:rPr>
-          <w:t>路21</w:t>
+          <w:t>啟2:27</w:t>
         </w:r>
       </w:hyperlink>
       <w:r>
@@ -952,1042 +607,40 @@
       </w:r>
       <w:r>
         <w:rPr>
-          <w:lang w:val="zh_TW" w:bidi="zh_TW"/>
-        </w:rPr>
-        <w:t>最後，基督徒群體中的懶惰問題仍然存在，甚至可能有所加劇（參</w:t>
-      </w:r>
-      <w:hyperlink r:id="rId30">
-        <w:r>
-          <w:rPr>
-            <w:lang w:val="zh_TW" w:bidi="zh_TW"/>
-          </w:rPr>
-          <w:rPr>
-            <w:color w:val="0000EE"/>
-            <w:u w:val="single"/>
-          </w:rPr>
-          <w:t>帖前4:11</w:t>
-        </w:r>
-      </w:hyperlink>
-      <w:r>
-        <w:rPr>
-          <w:lang w:val="zh_TW" w:bidi="zh_TW"/>
-        </w:rPr>
-        <w:t>，</w:t>
-      </w:r>
-      <w:hyperlink r:id="rId31">
-        <w:r>
-          <w:rPr>
-            <w:lang w:val="zh_TW" w:bidi="zh_TW"/>
-          </w:rPr>
-          <w:rPr>
-            <w:color w:val="0000EE"/>
-            <w:u w:val="single"/>
-          </w:rPr>
-          <w:t>5:14</w:t>
-        </w:r>
-      </w:hyperlink>
-      <w:r>
-        <w:rPr>
-          <w:lang w:val="zh_TW" w:bidi="zh_TW"/>
-        </w:rPr>
-        <w:t>）。保羅再次提醒他們，他與同工們的榜樣——他們親自工作賺取生活費，而不是依賴他們的福音對象。保羅提出了一個簡單的原則：「</w:t>
-      </w:r>
-      <w:r>
-        <w:rPr>
-          <w:lang w:val="zh_TW" w:bidi="zh_TW"/>
-        </w:rPr>
-        <w:t>若有人不肯做工，就不可吃飯</w:t>
-      </w:r>
-      <w:r>
-        <w:rPr>
-          <w:lang w:val="zh_TW" w:bidi="zh_TW"/>
-        </w:rPr>
-        <w:t>」（</w:t>
-      </w:r>
-      <w:hyperlink r:id="rId32">
-        <w:r>
-          <w:rPr>
-            <w:lang w:val="zh_TW" w:bidi="zh_TW"/>
-          </w:rPr>
-          <w:rPr>
-            <w:color w:val="0000EE"/>
-            <w:u w:val="single"/>
-          </w:rPr>
-          <w:t>帖後3:10</w:t>
-        </w:r>
-      </w:hyperlink>
-      <w:r>
-        <w:rPr>
-          <w:lang w:val="zh_TW" w:bidi="zh_TW"/>
-        </w:rPr>
-        <w:t>）。</w:t>
-      </w:r>
-    </w:p>
-    <w:p>
-      <w:pPr>
-        <w:pStyle w:val="Heading3"/>
-      </w:pPr>
-      <w:r>
-        <w:rPr>
-          <w:lang w:val="zh_TW" w:bidi="zh_TW"/>
-        </w:rPr>
-        <w:t>內容</w:t>
-      </w:r>
-    </w:p>
-    <w:p>
-      <w:pPr>
-        <w:pStyle w:val="Heading4"/>
-      </w:pPr>
-      <w:r>
-        <w:rPr>
-          <w:lang w:val="zh_TW" w:bidi="zh_TW"/>
-        </w:rPr>
-        <w:t>為他們的基督徒生活感恩（</w:t>
-      </w:r>
-      <w:hyperlink r:id="rId33">
-        <w:r>
-          <w:rPr>
-            <w:lang w:val="zh_TW" w:bidi="zh_TW"/>
-          </w:rPr>
-          <w:rPr>
-            <w:color w:val="0000EE"/>
-            <w:u w:val="single"/>
-          </w:rPr>
-          <w:t>1:3–4</w:t>
-        </w:r>
-      </w:hyperlink>
-      <w:r>
-        <w:rPr>
-          <w:lang w:val="zh_TW" w:bidi="zh_TW"/>
-        </w:rPr>
-        <w:t>）</w:t>
-      </w:r>
-    </w:p>
-    <w:p>
-      <w:pPr/>
-      <w:r>
-        <w:rPr>
-          <w:lang w:val="zh_TW" w:bidi="zh_TW"/>
-        </w:rPr>
-      </w:r>
-      <w:r>
-        <w:rPr>
-          <w:lang w:val="zh_TW" w:bidi="zh_TW"/>
-        </w:rPr>
-        <w:t>因為帖撒羅尼迦人的信心增長，彼此之間的愛心加增，並且在逼迫中展現忍耐，所以保羅讚美神。</w:t>
-      </w:r>
-    </w:p>
-    <w:p>
-      <w:pPr>
-        <w:pStyle w:val="Heading4"/>
-      </w:pPr>
-      <w:r>
-        <w:rPr>
-          <w:lang w:val="zh_TW" w:bidi="zh_TW"/>
-        </w:rPr>
-        <w:t>逼迫者與被逼迫者的角色逆轉（</w:t>
-      </w:r>
-      <w:hyperlink r:id="rId34">
-        <w:r>
-          <w:rPr>
-            <w:lang w:val="zh_TW" w:bidi="zh_TW"/>
-          </w:rPr>
-          <w:rPr>
-            <w:color w:val="0000EE"/>
-            <w:u w:val="single"/>
-          </w:rPr>
-          <w:t>1:5–10</w:t>
-        </w:r>
-      </w:hyperlink>
-      <w:r>
-        <w:rPr>
-          <w:lang w:val="zh_TW" w:bidi="zh_TW"/>
-        </w:rPr>
-        <w:t>）</w:t>
-      </w:r>
-    </w:p>
-    <w:p>
-      <w:pPr/>
-      <w:r>
-        <w:rPr>
-          <w:lang w:val="zh_TW" w:bidi="zh_TW"/>
-        </w:rPr>
-      </w:r>
-      <w:r>
-        <w:rPr>
-          <w:lang w:val="zh_TW" w:bidi="zh_TW"/>
-        </w:rPr>
-        <w:t>當時，帖撒羅尼迦的基督徒正遭受苦難，但逼迫他們的人將在主耶穌帶著「</w:t>
-      </w:r>
-      <w:r>
-        <w:rPr>
-          <w:lang w:val="zh_TW" w:bidi="zh_TW"/>
-        </w:rPr>
-        <w:t>同他有能力的天使</w:t>
-      </w:r>
-      <w:r>
-        <w:rPr>
-          <w:lang w:val="zh_TW" w:bidi="zh_TW"/>
-        </w:rPr>
-        <w:t>」降臨時，面對神公義的審判。</w:t>
-      </w:r>
-      <w:r>
-        <w:rPr>
-          <w:lang w:val="zh_TW" w:bidi="zh_TW"/>
-        </w:rPr>
-        <w:t>那些拒絕神和福音救恩的人，將</w:t>
-      </w:r>
-      <w:r>
-        <w:rPr>
-          <w:lang w:val="zh_TW" w:bidi="zh_TW"/>
-        </w:rPr>
-        <w:t>「</w:t>
-      </w:r>
-      <w:r>
-        <w:rPr>
-          <w:lang w:val="zh_TW" w:bidi="zh_TW"/>
-        </w:rPr>
-        <w:t>要受刑罰，就是永遠沉淪</w:t>
-      </w:r>
-      <w:r>
-        <w:rPr>
-          <w:lang w:val="zh_TW" w:bidi="zh_TW"/>
-        </w:rPr>
-        <w:t>」。祂的子民將</w:t>
-      </w:r>
-      <w:r>
-        <w:rPr>
-          <w:lang w:val="zh_TW" w:bidi="zh_TW"/>
-        </w:rPr>
-        <w:t>經歷</w:t>
-      </w:r>
-      <w:r>
-        <w:rPr>
-          <w:lang w:val="zh_TW" w:bidi="zh_TW"/>
-        </w:rPr>
-        <w:t>祂再來的榮耀，並意識到他們的堅持所信和受苦並非徒</w:t>
-      </w:r>
-      <w:r>
-        <w:rPr>
-          <w:lang w:val="zh_TW" w:bidi="zh_TW"/>
-        </w:rPr>
-        <w:t>然</w:t>
-      </w:r>
-      <w:r>
-        <w:rPr>
-          <w:lang w:val="zh_TW" w:bidi="zh_TW"/>
-        </w:rPr>
-        <w:t>。</w:t>
-      </w:r>
-    </w:p>
-    <w:p>
-      <w:pPr>
-        <w:pStyle w:val="Heading4"/>
-      </w:pPr>
-      <w:r>
-        <w:rPr>
-          <w:lang w:val="zh_TW" w:bidi="zh_TW"/>
-        </w:rPr>
-        <w:t>禱告主耶穌得榮耀（</w:t>
-      </w:r>
-      <w:hyperlink r:id="rId35">
-        <w:r>
-          <w:rPr>
-            <w:lang w:val="zh_TW" w:bidi="zh_TW"/>
-          </w:rPr>
-          <w:rPr>
-            <w:color w:val="0000EE"/>
-            <w:u w:val="single"/>
-          </w:rPr>
-          <w:t>1:11–12</w:t>
-        </w:r>
-      </w:hyperlink>
-      <w:r>
-        <w:rPr>
-          <w:lang w:val="zh_TW" w:bidi="zh_TW"/>
-        </w:rPr>
-        <w:t>）</w:t>
-      </w:r>
-    </w:p>
-    <w:p>
-      <w:pPr/>
-      <w:r>
-        <w:rPr>
-          <w:lang w:val="zh_TW" w:bidi="zh_TW"/>
-        </w:rPr>
-      </w:r>
-      <w:r>
-        <w:rPr>
-          <w:lang w:val="zh_TW" w:bidi="zh_TW"/>
-        </w:rPr>
-        <w:t>這是保羅為帖撒羅尼迦基督徒的禱告——願他們過著配得上呼召的生活，實現他們的決心，並藉著神的恩典，使基督的名字在他們身上得榮耀。</w:t>
-      </w:r>
-    </w:p>
-    <w:p>
-      <w:pPr>
-        <w:pStyle w:val="Heading4"/>
-      </w:pPr>
-      <w:r>
-        <w:rPr>
-          <w:lang w:val="zh_TW" w:bidi="zh_TW"/>
-        </w:rPr>
-        <w:t>在基督再來之前必須發生的事（</w:t>
-      </w:r>
-      <w:hyperlink r:id="rId24">
-        <w:r>
-          <w:rPr>
-            <w:lang w:val="zh_TW" w:bidi="zh_TW"/>
-          </w:rPr>
-          <w:rPr>
-            <w:color w:val="0000EE"/>
-            <w:u w:val="single"/>
-          </w:rPr>
-          <w:t>2:1–12</w:t>
-        </w:r>
-      </w:hyperlink>
-      <w:r>
-        <w:rPr>
-          <w:lang w:val="zh_TW" w:bidi="zh_TW"/>
-        </w:rPr>
-        <w:t>）</w:t>
-      </w:r>
-    </w:p>
-    <w:p>
-      <w:pPr/>
-      <w:r>
-        <w:rPr>
-          <w:lang w:val="zh_TW" w:bidi="zh_TW"/>
-        </w:rPr>
-      </w:r>
-      <w:r>
-        <w:rPr>
-          <w:lang w:val="zh_TW" w:bidi="zh_TW"/>
-        </w:rPr>
-        <w:t>在這個段落，保羅駁斥那錯誤教導說</w:t>
-      </w:r>
-      <w:r>
-        <w:rPr>
-          <w:lang w:val="zh_TW" w:bidi="zh_TW"/>
-        </w:rPr>
-        <w:t>主的日子現在到了</w:t>
-      </w:r>
-      <w:r>
-        <w:rPr>
-          <w:lang w:val="zh_TW" w:bidi="zh_TW"/>
-        </w:rPr>
-        <w:t>，強調在此之前，「</w:t>
-      </w:r>
-      <w:r>
-        <w:rPr>
-          <w:lang w:val="zh_TW" w:bidi="zh_TW"/>
-        </w:rPr>
-        <w:t>那大罪人</w:t>
-      </w:r>
-      <w:r>
-        <w:rPr>
-          <w:lang w:val="zh_TW" w:bidi="zh_TW"/>
-        </w:rPr>
-        <w:t>」必須被揭示，也就是所謂的敵基督（不過需要注意的是，新約中也提到「</w:t>
-      </w:r>
-      <w:r>
-        <w:rPr>
-          <w:lang w:val="zh_TW" w:bidi="zh_TW"/>
-        </w:rPr>
-        <w:t>好些敵基督</w:t>
-      </w:r>
-      <w:r>
-        <w:rPr>
-          <w:lang w:val="zh_TW" w:bidi="zh_TW"/>
-        </w:rPr>
-        <w:t>」和「</w:t>
-      </w:r>
-      <w:r>
-        <w:rPr>
-          <w:lang w:val="zh_TW" w:bidi="zh_TW"/>
-        </w:rPr>
-        <w:t>那</w:t>
-      </w:r>
-      <w:r>
-        <w:rPr>
-          <w:lang w:val="zh_TW" w:bidi="zh_TW"/>
-        </w:rPr>
-        <w:t>敵基督者的靈」——</w:t>
-      </w:r>
-      <w:hyperlink r:id="rId36">
-        <w:r>
-          <w:rPr>
-            <w:lang w:val="zh_TW" w:bidi="zh_TW"/>
-          </w:rPr>
-          <w:rPr>
-            <w:color w:val="0000EE"/>
-            <w:u w:val="single"/>
-          </w:rPr>
-          <w:t>約一2:18</w:t>
-        </w:r>
-      </w:hyperlink>
-      <w:r>
-        <w:rPr>
-          <w:lang w:val="zh_TW" w:bidi="zh_TW"/>
-        </w:rPr>
-        <w:t>，</w:t>
-      </w:r>
-      <w:hyperlink r:id="rId37">
-        <w:r>
-          <w:rPr>
-            <w:lang w:val="zh_TW" w:bidi="zh_TW"/>
-          </w:rPr>
-          <w:rPr>
-            <w:color w:val="0000EE"/>
-            <w:u w:val="single"/>
-          </w:rPr>
-          <w:t>4:3</w:t>
-        </w:r>
-      </w:hyperlink>
-      <w:r>
-        <w:rPr>
-          <w:lang w:val="zh_TW" w:bidi="zh_TW"/>
-        </w:rPr>
-        <w:t>）。保羅說：「</w:t>
-      </w:r>
-      <w:r>
-        <w:rPr>
-          <w:lang w:val="zh_TW" w:bidi="zh_TW"/>
-        </w:rPr>
-        <w:t>因為那日子以前，必有離道反教的事，並有那大罪人，就是沉淪之子，顯露出來</w:t>
-      </w:r>
-      <w:r>
-        <w:rPr>
-          <w:lang w:val="zh_TW" w:bidi="zh_TW"/>
-        </w:rPr>
-        <w:t>」（</w:t>
-      </w:r>
-      <w:hyperlink r:id="rId38">
-        <w:r>
-          <w:rPr>
-            <w:lang w:val="zh_TW" w:bidi="zh_TW"/>
-          </w:rPr>
-          <w:rPr>
-            <w:color w:val="0000EE"/>
-            <w:u w:val="single"/>
-          </w:rPr>
-          <w:t>帖後2:3</w:t>
-        </w:r>
-      </w:hyperlink>
-      <w:r>
-        <w:rPr>
-          <w:lang w:val="zh_TW" w:bidi="zh_TW"/>
-        </w:rPr>
-        <w:t>）。</w:t>
-      </w:r>
-    </w:p>
-    <w:p>
-      <w:pPr/>
-      <w:r>
-        <w:rPr>
-          <w:lang w:val="zh_TW" w:bidi="zh_TW"/>
-        </w:rPr>
-      </w:r>
-      <w:r>
-        <w:rPr>
-          <w:lang w:val="zh_TW" w:bidi="zh_TW"/>
-        </w:rPr>
-        <w:t>目前，不法的</w:t>
-      </w:r>
-      <w:r>
-        <w:rPr>
-          <w:lang w:val="zh_TW" w:bidi="zh_TW"/>
-        </w:rPr>
-        <w:t>隱意正</w:t>
-      </w:r>
-      <w:r>
-        <w:rPr>
-          <w:lang w:val="zh_TW" w:bidi="zh_TW"/>
-        </w:rPr>
-        <w:t>被</w:t>
-      </w:r>
-      <w:r>
-        <w:rPr>
-          <w:lang w:val="zh_TW" w:bidi="zh_TW"/>
-        </w:rPr>
-        <w:t>攔阻</w:t>
-      </w:r>
-      <w:r>
-        <w:rPr>
-          <w:lang w:val="zh_TW" w:bidi="zh_TW"/>
-        </w:rPr>
-        <w:t>（</w:t>
-      </w:r>
-      <w:hyperlink r:id="rId39">
-        <w:r>
-          <w:rPr>
-            <w:lang w:val="zh_TW" w:bidi="zh_TW"/>
-          </w:rPr>
-          <w:rPr>
-            <w:color w:val="0000EE"/>
-            <w:u w:val="single"/>
-          </w:rPr>
-          <w:t>6–7</w:t>
-        </w:r>
-      </w:hyperlink>
-      <w:r>
-        <w:rPr>
-          <w:lang w:val="zh_TW" w:bidi="zh_TW"/>
-        </w:rPr>
-        <w:t>節）；但在未來——就是在主再來之前，這種</w:t>
-      </w:r>
-      <w:r>
-        <w:rPr>
-          <w:lang w:val="zh_TW" w:bidi="zh_TW"/>
-        </w:rPr>
-        <w:t>攔阻</w:t>
-      </w:r>
-      <w:r>
-        <w:rPr>
-          <w:lang w:val="zh_TW" w:bidi="zh_TW"/>
-        </w:rPr>
-        <w:t>將被解除。換句話說，邪惡將徹底爆發。基督徒必須預備好面對極端邪惡的顯現，這種顯現會伴隨著「</w:t>
-      </w:r>
-      <w:r>
-        <w:rPr>
-          <w:lang w:val="zh_TW" w:bidi="zh_TW"/>
-        </w:rPr>
-        <w:t>一切虛假的奇事</w:t>
-      </w:r>
-      <w:r>
-        <w:rPr>
-          <w:lang w:val="zh_TW" w:bidi="zh_TW"/>
-        </w:rPr>
-        <w:t>」（</w:t>
-      </w:r>
-      <w:hyperlink r:id="rId40">
-        <w:r>
-          <w:rPr>
-            <w:lang w:val="zh_TW" w:bidi="zh_TW"/>
-          </w:rPr>
-          <w:rPr>
-            <w:color w:val="0000EE"/>
-            <w:u w:val="single"/>
-          </w:rPr>
-          <w:t>9</w:t>
-        </w:r>
-      </w:hyperlink>
-      <w:r>
-        <w:rPr>
-          <w:lang w:val="zh_TW" w:bidi="zh_TW"/>
-        </w:rPr>
-        <w:t>節），許多人將因此被欺騙。基督的再來將帶來邪惡的終結，並審判那些敵擋真理、樂於不義之人。</w:t>
-      </w:r>
-    </w:p>
-    <w:p>
-      <w:pPr>
-        <w:pStyle w:val="Heading4"/>
-      </w:pPr>
-      <w:r>
-        <w:rPr>
-          <w:lang w:val="zh_TW" w:bidi="zh_TW"/>
-        </w:rPr>
-        <w:t>更新的感恩、鼓勵和禱告（</w:t>
-      </w:r>
-      <w:hyperlink r:id="rId41">
-        <w:r>
-          <w:rPr>
-            <w:lang w:val="zh_TW" w:bidi="zh_TW"/>
-          </w:rPr>
-          <w:rPr>
-            <w:color w:val="0000EE"/>
-            <w:u w:val="single"/>
-          </w:rPr>
-          <w:t>2:13–3:5</w:t>
-        </w:r>
-      </w:hyperlink>
-      <w:r>
-        <w:rPr>
-          <w:lang w:val="zh_TW" w:bidi="zh_TW"/>
-        </w:rPr>
-        <w:t>）</w:t>
-      </w:r>
-    </w:p>
-    <w:p>
-      <w:pPr/>
-      <w:r>
-        <w:rPr>
-          <w:lang w:val="zh_TW" w:bidi="zh_TW"/>
-        </w:rPr>
-      </w:r>
-      <w:r>
-        <w:rPr>
-          <w:lang w:val="zh_TW" w:bidi="zh_TW"/>
-        </w:rPr>
-        <w:t>保羅討論邪惡力量對人們生活的影響之後，他感謝神的靈在帖撒羅尼迦基督徒生活中工作。他勉勵他們持守自己所教導的一切，無論是親身教導還是以書信傳遞的信息。保羅的禱告是求這位賜安慰與盼望的神，使他們在一切善行與</w:t>
-      </w:r>
-      <w:r>
-        <w:rPr>
-          <w:lang w:val="zh_TW" w:bidi="zh_TW"/>
-        </w:rPr>
-        <w:t>善言</w:t>
-      </w:r>
-      <w:r>
-        <w:rPr>
-          <w:lang w:val="zh_TW" w:bidi="zh_TW"/>
-        </w:rPr>
-        <w:t>上</w:t>
-      </w:r>
-      <w:r>
-        <w:rPr>
-          <w:lang w:val="zh_TW" w:bidi="zh_TW"/>
-        </w:rPr>
-        <w:t>堅固</w:t>
-      </w:r>
-      <w:r>
-        <w:rPr>
-          <w:lang w:val="zh_TW" w:bidi="zh_TW"/>
-        </w:rPr>
-        <w:t>他們。他也表達自己需要他們的禱告，希望神能繼續使他所傳講的道興旺，並保守他脫離惡人的手。又求神保守帖撒羅尼迦的基督徒，讓他們可以確信神的信實。保羅為他們禱告，願他們在所學之道上堅定不移，被引導進入神的愛與基督所賜的忍耐之中。</w:t>
-      </w:r>
-    </w:p>
-    <w:p>
-      <w:pPr>
-        <w:pStyle w:val="Heading4"/>
-      </w:pPr>
-      <w:r>
-        <w:rPr>
-          <w:b/>
-          <w:lang w:val="zh_TW" w:bidi="zh_TW"/>
-        </w:rPr>
-        <w:t>警告不守規矩與懶惰的人</w:t>
-      </w:r>
-      <w:r>
-        <w:rPr>
-          <w:lang w:val="zh_TW" w:bidi="zh_TW"/>
-        </w:rPr>
-        <w:t>（</w:t>
-      </w:r>
-      <w:hyperlink r:id="rId42">
-        <w:r>
-          <w:rPr>
-            <w:lang w:val="zh_TW" w:bidi="zh_TW"/>
-          </w:rPr>
-          <w:rPr>
-            <w:color w:val="0000EE"/>
-            <w:u w:val="single"/>
-          </w:rPr>
-          <w:t>3:6–15</w:t>
-        </w:r>
-      </w:hyperlink>
-      <w:r>
-        <w:rPr>
-          <w:lang w:val="zh_TW" w:bidi="zh_TW"/>
-        </w:rPr>
-        <w:t>）</w:t>
-      </w:r>
-    </w:p>
-    <w:p>
-      <w:pPr/>
-      <w:r>
-        <w:rPr>
-          <w:lang w:val="zh_TW" w:bidi="zh_TW"/>
-        </w:rPr>
-      </w:r>
-      <w:r>
-        <w:rPr>
-          <w:lang w:val="zh_TW" w:bidi="zh_TW"/>
-        </w:rPr>
-        <w:t>保羅寫作的另一個特別目的，是強調基督徒的生活不應懶惰。他不僅這樣教導，也以自己的生活作為榜樣。基督徒應該「</w:t>
-      </w:r>
-      <w:r>
-        <w:rPr>
-          <w:lang w:val="zh_TW" w:bidi="zh_TW"/>
-        </w:rPr>
-        <w:t>安靜做工，吃自己的飯」</w:t>
-      </w:r>
-      <w:r>
-        <w:rPr>
-          <w:lang w:val="zh_TW" w:bidi="zh_TW"/>
-        </w:rPr>
-        <w:t>，並且「</w:t>
-      </w:r>
-      <w:r>
-        <w:rPr>
-          <w:lang w:val="zh_TW" w:bidi="zh_TW"/>
-        </w:rPr>
-        <w:t>行善不可喪志</w:t>
-      </w:r>
-      <w:r>
-        <w:rPr>
-          <w:lang w:val="zh_TW" w:bidi="zh_TW"/>
-        </w:rPr>
-        <w:t>」（</w:t>
-      </w:r>
-      <w:hyperlink r:id="rId43">
-        <w:r>
-          <w:rPr>
-            <w:lang w:val="zh_TW" w:bidi="zh_TW"/>
-          </w:rPr>
-          <w:rPr>
-            <w:color w:val="0000EE"/>
-            <w:u w:val="single"/>
-          </w:rPr>
-          <w:t>12–13</w:t>
-        </w:r>
-      </w:hyperlink>
-      <w:r>
-        <w:rPr>
-          <w:lang w:val="zh_TW" w:bidi="zh_TW"/>
-        </w:rPr>
-        <w:t>節）。基督徒不應與拒絕這教導的人來往，但應當以弟兄的身份勸戒，而不是將他們視為敵人。</w:t>
-      </w:r>
-    </w:p>
-    <w:p>
-      <w:pPr>
-        <w:pStyle w:val="Heading4"/>
-      </w:pPr>
-      <w:r>
-        <w:rPr>
-          <w:lang w:val="zh_TW" w:bidi="zh_TW"/>
-        </w:rPr>
-        <w:t>結論（</w:t>
-      </w:r>
-      <w:hyperlink r:id="rId44">
-        <w:r>
-          <w:rPr>
-            <w:lang w:val="zh_TW" w:bidi="zh_TW"/>
-          </w:rPr>
-          <w:rPr>
-            <w:color w:val="0000EE"/>
-            <w:u w:val="single"/>
-          </w:rPr>
-          <w:t>3:16–18</w:t>
-        </w:r>
-      </w:hyperlink>
-      <w:r>
-        <w:rPr>
-          <w:lang w:val="zh_TW" w:bidi="zh_TW"/>
-        </w:rPr>
-        <w:t>）</w:t>
-      </w:r>
-    </w:p>
-    <w:p>
-      <w:pPr/>
-      <w:r>
-        <w:rPr>
-          <w:lang w:val="zh_TW" w:bidi="zh_TW"/>
-        </w:rPr>
-      </w:r>
-      <w:r>
-        <w:rPr>
-          <w:lang w:val="zh_TW" w:bidi="zh_TW"/>
-        </w:rPr>
-        <w:t>保羅以禱告求恩典與平安，並親筆署名，為書信畫下句點。他在第</w:t>
-      </w:r>
-      <w:hyperlink r:id="rId14">
-        <w:r>
-          <w:rPr>
-            <w:lang w:val="zh_TW" w:bidi="zh_TW"/>
-          </w:rPr>
-          <w:rPr>
-            <w:color w:val="0000EE"/>
-            <w:u w:val="single"/>
-          </w:rPr>
-          <w:t>17</w:t>
-        </w:r>
-      </w:hyperlink>
-      <w:r>
-        <w:rPr>
-          <w:lang w:val="zh_TW" w:bidi="zh_TW"/>
-        </w:rPr>
-        <w:t>節提到親筆寫信，這很可能是指在此之前，他一直由他人代筆，而這最後的部分則由他親自寫下（參</w:t>
-      </w:r>
-      <w:hyperlink r:id="rId45">
-        <w:r>
-          <w:rPr>
-            <w:lang w:val="zh_TW" w:bidi="zh_TW"/>
-          </w:rPr>
-          <w:rPr>
-            <w:color w:val="0000EE"/>
-            <w:u w:val="single"/>
-          </w:rPr>
-          <w:t>林前16:21</w:t>
-        </w:r>
-      </w:hyperlink>
+          <w:i/>
+          <w:lang w:val="zh_TW" w:bidi="zh_TW"/>
+        </w:rPr>
+        <w:t>另見</w:t>
+      </w:r>
+      <w:r>
+        <w:rPr>
+          <w:lang w:val="zh_TW" w:bidi="zh_TW"/>
+        </w:rPr>
+        <w:t>考古學與聖經</w:t>
+      </w:r>
       <w:r>
         <w:rPr>
           <w:lang w:val="zh_TW" w:bidi="zh_TW"/>
         </w:rPr>
         <w:t>；</w:t>
       </w:r>
-      <w:hyperlink r:id="rId46">
-        <w:r>
-          <w:rPr>
-            <w:lang w:val="zh_TW" w:bidi="zh_TW"/>
-          </w:rPr>
-          <w:rPr>
-            <w:color w:val="0000EE"/>
-            <w:u w:val="single"/>
-          </w:rPr>
-          <w:t>西4:18</w:t>
-        </w:r>
-      </w:hyperlink>
-      <w:r>
-        <w:rPr>
-          <w:lang w:val="zh_TW" w:bidi="zh_TW"/>
-        </w:rPr>
-        <w:t>）。</w:t>
-      </w:r>
-    </w:p>
-    <w:p>
-      <w:pPr/>
-      <w:r>
-        <w:rPr>
-          <w:lang w:val="zh_TW" w:bidi="zh_TW"/>
-        </w:rPr>
-      </w:r>
-      <w:r>
-        <w:rPr>
-          <w:i/>
-          <w:lang w:val="zh_TW" w:bidi="zh_TW"/>
-        </w:rPr>
-        <w:t>另見</w:t>
-      </w:r>
-      <w:r>
-        <w:rPr>
-          <w:lang w:val="zh_TW" w:bidi="zh_TW"/>
-        </w:rPr>
-        <w:t xml:space="preserve"> </w:t>
-      </w:r>
-      <w:r>
-        <w:rPr>
-          <w:lang w:val="zh_TW" w:bidi="zh_TW"/>
-        </w:rPr>
-        <w:t>末世論</w:t>
-      </w:r>
-      <w:r>
-        <w:rPr>
-          <w:lang w:val="zh_TW" w:bidi="zh_TW"/>
-        </w:rPr>
-        <w:t>，</w:t>
-      </w:r>
-      <w:r>
-        <w:rPr>
-          <w:lang w:val="zh_TW" w:bidi="zh_TW"/>
-        </w:rPr>
-        <w:t>使徒保羅</w:t>
-      </w:r>
-      <w:r>
-        <w:rPr>
-          <w:lang w:val="zh_TW" w:bidi="zh_TW"/>
-        </w:rPr>
-        <w:t>，</w:t>
-      </w:r>
-      <w:r>
-        <w:rPr>
-          <w:lang w:val="zh_TW" w:bidi="zh_TW"/>
-        </w:rPr>
-        <w:t>基督的再來</w:t>
-      </w:r>
-      <w:r>
-        <w:rPr>
-          <w:lang w:val="zh_TW" w:bidi="zh_TW"/>
-        </w:rPr>
-        <w:t>，</w:t>
-      </w:r>
-      <w:r>
-        <w:rPr>
-          <w:lang w:val="zh_TW" w:bidi="zh_TW"/>
-        </w:rPr>
-        <w:t>帖撒羅尼迦前書</w:t>
-      </w:r>
-      <w:r>
-        <w:rPr>
-          <w:lang w:val="zh_TW" w:bidi="zh_TW"/>
-        </w:rPr>
-        <w:t>，</w:t>
-      </w:r>
-      <w:r>
-        <w:rPr>
-          <w:lang w:val="zh_TW" w:bidi="zh_TW"/>
-        </w:rPr>
-        <w:t>帖撒羅尼迦</w:t>
-      </w:r>
-      <w:r>
-        <w:rPr>
-          <w:lang w:val="zh_TW" w:bidi="zh_TW"/>
-        </w:rPr>
-        <w:t>。</w:t>
-      </w:r>
-      <w:r>
-        <w:rPr>
-          <w:lang w:val="zh_TW" w:bidi="zh_TW"/>
-        </w:rPr>
-      </w:r>
-      <w:r>
-        <w:rPr>
-          <w:lang w:val="zh_TW" w:bidi="zh_TW"/>
-        </w:rPr>
-      </w:r>
-    </w:p>
-    <w:p>
-      <w:pPr/>
-      <w:r>
-        <w:rPr>
-          <w:lang w:val="zh_TW" w:bidi="zh_TW"/>
-        </w:rPr>
-      </w:r>
-    </w:p>
-    <w:p>
-      <w:pPr>
-        <w:pStyle w:val="Heading2"/>
-      </w:pPr>
-      <w:r>
-        <w:rPr>
-          <w:lang w:val="zh_TW" w:bidi="zh_TW"/>
-        </w:rPr>
-        <w:t>鐵匠</w:t>
-      </w:r>
-      <w:r>
-        <w:rPr>
-          <w:lang w:val="zh_TW" w:bidi="zh_TW"/>
-        </w:rPr>
-      </w:r>
-    </w:p>
-    <w:p>
-      <w:pPr/>
-      <w:r>
-        <w:rPr>
-          <w:lang w:val="zh_TW" w:bidi="zh_TW"/>
-        </w:rPr>
-      </w:r>
-      <w:r>
-        <w:rPr>
-          <w:lang w:val="zh_TW" w:bidi="zh_TW"/>
-        </w:rPr>
-        <w:t>一般從事鐵製品加工的工匠（</w:t>
-      </w:r>
-      <w:hyperlink r:id="rId47">
-        <w:r>
-          <w:rPr>
-            <w:lang w:val="zh_TW" w:bidi="zh_TW"/>
-          </w:rPr>
-          <w:rPr>
-            <w:color w:val="0000EE"/>
-            <w:u w:val="single"/>
-          </w:rPr>
-          <w:t>賽44:12</w:t>
-        </w:r>
-      </w:hyperlink>
-      <w:r>
-        <w:rPr>
-          <w:lang w:val="zh_TW" w:bidi="zh_TW"/>
-        </w:rPr>
-        <w:t>），也就是打鐵的匠人。土八‧該隱（</w:t>
-      </w:r>
-      <w:hyperlink r:id="rId48">
-        <w:r>
-          <w:rPr>
-            <w:lang w:val="zh_TW" w:bidi="zh_TW"/>
-          </w:rPr>
-          <w:rPr>
-            <w:color w:val="0000EE"/>
-            <w:u w:val="single"/>
-          </w:rPr>
-          <w:t>創4:22</w:t>
-        </w:r>
-      </w:hyperlink>
-      <w:r>
-        <w:rPr>
-          <w:lang w:val="zh_TW" w:bidi="zh_TW"/>
-        </w:rPr>
-        <w:t>）是聖經裡第一位從事鐵匠的人。在以色列，人們大約在公元前11世紀開始廣泛認識和使用鐵（</w:t>
-      </w:r>
-      <w:hyperlink r:id="rId49">
-        <w:r>
-          <w:rPr>
-            <w:lang w:val="zh_TW" w:bidi="zh_TW"/>
-          </w:rPr>
-          <w:rPr>
-            <w:color w:val="0000EE"/>
-            <w:u w:val="single"/>
-          </w:rPr>
-          <w:t>申3:11</w:t>
-        </w:r>
-      </w:hyperlink>
+      <w:r>
+        <w:rPr>
+          <w:lang w:val="zh_TW" w:bidi="zh_TW"/>
+        </w:rPr>
+        <w:t>磚、磚窯</w:t>
+      </w:r>
       <w:r>
         <w:rPr>
           <w:lang w:val="zh_TW" w:bidi="zh_TW"/>
         </w:rPr>
         <w:t>；</w:t>
       </w:r>
-      <w:hyperlink r:id="rId50">
-        <w:r>
-          <w:rPr>
-            <w:lang w:val="zh_TW" w:bidi="zh_TW"/>
-          </w:rPr>
-          <w:rPr>
-            <w:color w:val="0000EE"/>
-            <w:u w:val="single"/>
-          </w:rPr>
-          <w:t>書6:19、24，</w:t>
-        </w:r>
-      </w:hyperlink>
-      <w:hyperlink r:id="rId51">
-        <w:r>
-          <w:rPr>
-            <w:lang w:val="zh_TW" w:bidi="zh_TW"/>
-          </w:rPr>
-          <w:rPr>
-            <w:color w:val="0000EE"/>
-            <w:u w:val="single"/>
-          </w:rPr>
-          <w:t>17:16</w:t>
-        </w:r>
-      </w:hyperlink>
-      <w:r>
-        <w:rPr>
-          <w:lang w:val="zh_TW" w:bidi="zh_TW"/>
-        </w:rPr>
-        <w:t>；</w:t>
-      </w:r>
-      <w:hyperlink r:id="rId52">
-        <w:r>
-          <w:rPr>
-            <w:lang w:val="zh_TW" w:bidi="zh_TW"/>
-          </w:rPr>
-          <w:rPr>
-            <w:color w:val="0000EE"/>
-            <w:u w:val="single"/>
-          </w:rPr>
-          <w:t>士1:19，</w:t>
-        </w:r>
-      </w:hyperlink>
-      <w:hyperlink r:id="rId53">
-        <w:r>
-          <w:rPr>
-            <w:lang w:val="zh_TW" w:bidi="zh_TW"/>
-          </w:rPr>
-          <w:rPr>
-            <w:color w:val="0000EE"/>
-            <w:u w:val="single"/>
-          </w:rPr>
-          <w:t>4:3、13</w:t>
-        </w:r>
-      </w:hyperlink>
-      <w:r>
-        <w:rPr>
-          <w:lang w:val="zh_TW" w:bidi="zh_TW"/>
-        </w:rPr>
-        <w:t>）。</w:t>
-      </w:r>
-      <w:r>
-        <w:rPr>
-          <w:i/>
-          <w:lang w:val="zh_TW" w:bidi="zh_TW"/>
-        </w:rPr>
-        <w:t>見</w:t>
-      </w:r>
-      <w:r>
-        <w:rPr>
-          <w:lang w:val="zh_TW" w:bidi="zh_TW"/>
-        </w:rPr>
-        <w:t>礦物和金屬</w:t>
+      <w:r>
+        <w:rPr>
+          <w:lang w:val="zh_TW" w:bidi="zh_TW"/>
+        </w:rPr>
+        <w:t>牌</w:t>
       </w:r>
       <w:r>
         <w:rPr>
@@ -3895,12 +2548,6 @@
   </w:num>
   <w:num w:numId="13" w16cid:durableId="592781308">
     <w:abstractNumId w:val="11"/>
-  </w:num>
-  <w:num w:numId="14">
-    <w:abstractNumId w:val="3"/>
-    <w:lvlOverride w:ilvl="0">
-      <w:startOverride w:val="1"/>
-    </w:lvlOverride>
   </w:num>
   <w:numIdMacAtCleanup w:val="10"/>
 </w:numbering>

--- a/zht/docx/165.content.docx
+++ b/zht/docx/165.content.docx
@@ -149,7 +149,7 @@
         <w:rPr>
           <w:lang w:val="zh_TW" w:bidi="zh_TW"/>
         </w:rPr>
-        <w:t>tao</w:t>
+        <w:t>tai</w:t>
       </w:r>
       <w:r>
         <w:rPr>
@@ -212,7 +212,7 @@
         <w:rPr>
           <w:lang w:val="zh_TW" w:bidi="zh_TW"/>
         </w:rPr>
-        <w:t>陶器</w:t>
+        <w:t>太監</w:t>
       </w:r>
       <w:r>
         <w:rPr>
@@ -231,18 +231,205 @@
         <w:rPr>
           <w:lang w:val="zh_TW" w:bidi="zh_TW"/>
         </w:rPr>
-        <w:t>黏土與陶土器皿的製作。</w:t>
+        <w:t>君王宮廷或家中的官員，常負責管理婦女居住的區域。許多這類男子都曾被閹割（即切除男性生殖器官），但並非所有人都是如此（參</w:t>
+      </w:r>
+      <w:hyperlink r:id="rId13">
+        <w:r>
+          <w:rPr>
+            <w:lang w:val="zh_TW" w:bidi="zh_TW"/>
+          </w:rPr>
+          <w:rPr>
+            <w:color w:val="0000EE"/>
+            <w:u w:val="single"/>
+          </w:rPr>
+          <w:t>創39:1</w:t>
+        </w:r>
+      </w:hyperlink>
+      <w:r>
+        <w:rPr>
+          <w:lang w:val="zh_TW" w:bidi="zh_TW"/>
+        </w:rPr>
+        <w:t>）。太監在下列的國擔任公職：</w:t>
       </w:r>
     </w:p>
     <w:p>
       <w:pPr>
-        <w:pStyle w:val="Heading3"/>
-      </w:pPr>
-      <w:r>
-        <w:rPr>
-          <w:lang w:val="zh_TW" w:bidi="zh_TW"/>
-        </w:rPr>
-        <w:t>歷史與發展</w:t>
+        <w:pStyle w:val="ListBullet"/>
+        <w:spacing w:line="240" w:lineRule="auto"/>
+        <w:ind w:left="720"/>
+      </w:pPr>
+      <w:r>
+        <w:rPr>
+          <w:lang w:val="zh_TW" w:bidi="zh_TW"/>
+        </w:rPr>
+      </w:r>
+      <w:r>
+        <w:rPr>
+          <w:lang w:val="zh_TW" w:bidi="zh_TW"/>
+        </w:rPr>
+        <w:t>以色列（</w:t>
+      </w:r>
+      <w:hyperlink r:id="rId14">
+        <w:r>
+          <w:rPr>
+            <w:lang w:val="zh_TW" w:bidi="zh_TW"/>
+          </w:rPr>
+          <w:rPr>
+            <w:color w:val="0000EE"/>
+            <w:u w:val="single"/>
+          </w:rPr>
+          <w:t>撒上8:15</w:t>
+        </w:r>
+      </w:hyperlink>
+      <w:r>
+        <w:rPr>
+          <w:lang w:val="zh_TW" w:bidi="zh_TW"/>
+        </w:rPr>
+        <w:t>；</w:t>
+      </w:r>
+      <w:hyperlink r:id="rId15">
+        <w:r>
+          <w:rPr>
+            <w:lang w:val="zh_TW" w:bidi="zh_TW"/>
+          </w:rPr>
+          <w:rPr>
+            <w:color w:val="0000EE"/>
+            <w:u w:val="single"/>
+          </w:rPr>
+          <w:t>代上28:1</w:t>
+        </w:r>
+      </w:hyperlink>
+      <w:r>
+        <w:rPr>
+          <w:lang w:val="zh_TW" w:bidi="zh_TW"/>
+        </w:rPr>
+        <w:t>）</w:t>
+      </w:r>
+    </w:p>
+    <w:p>
+      <w:pPr>
+        <w:pStyle w:val="ListBullet"/>
+        <w:spacing w:line="240" w:lineRule="auto"/>
+        <w:ind w:left="720"/>
+      </w:pPr>
+      <w:r>
+        <w:rPr>
+          <w:lang w:val="zh_TW" w:bidi="zh_TW"/>
+        </w:rPr>
+      </w:r>
+      <w:r>
+        <w:rPr>
+          <w:lang w:val="zh_TW" w:bidi="zh_TW"/>
+        </w:rPr>
+        <w:t>波斯（</w:t>
+      </w:r>
+      <w:hyperlink r:id="rId16">
+        <w:r>
+          <w:rPr>
+            <w:lang w:val="zh_TW" w:bidi="zh_TW"/>
+          </w:rPr>
+          <w:rPr>
+            <w:color w:val="0000EE"/>
+            <w:u w:val="single"/>
+          </w:rPr>
+          <w:t>斯2:3</w:t>
+        </w:r>
+      </w:hyperlink>
+      <w:r>
+        <w:rPr>
+          <w:lang w:val="zh_TW" w:bidi="zh_TW"/>
+        </w:rPr>
+        <w:t>）</w:t>
+      </w:r>
+    </w:p>
+    <w:p>
+      <w:pPr>
+        <w:pStyle w:val="ListBullet"/>
+        <w:spacing w:line="240" w:lineRule="auto"/>
+        <w:ind w:left="720"/>
+      </w:pPr>
+      <w:r>
+        <w:rPr>
+          <w:lang w:val="zh_TW" w:bidi="zh_TW"/>
+        </w:rPr>
+      </w:r>
+      <w:r>
+        <w:rPr>
+          <w:lang w:val="zh_TW" w:bidi="zh_TW"/>
+        </w:rPr>
+        <w:t>衣索比亞（</w:t>
+      </w:r>
+      <w:hyperlink r:id="rId17">
+        <w:r>
+          <w:rPr>
+            <w:lang w:val="zh_TW" w:bidi="zh_TW"/>
+          </w:rPr>
+          <w:rPr>
+            <w:color w:val="0000EE"/>
+            <w:u w:val="single"/>
+          </w:rPr>
+          <w:t>耶38:7</w:t>
+        </w:r>
+      </w:hyperlink>
+      <w:r>
+        <w:rPr>
+          <w:lang w:val="zh_TW" w:bidi="zh_TW"/>
+        </w:rPr>
+        <w:t>；</w:t>
+      </w:r>
+      <w:hyperlink r:id="rId18">
+        <w:r>
+          <w:rPr>
+            <w:lang w:val="zh_TW" w:bidi="zh_TW"/>
+          </w:rPr>
+          <w:rPr>
+            <w:color w:val="0000EE"/>
+            <w:u w:val="single"/>
+          </w:rPr>
+          <w:t>徒8:27</w:t>
+        </w:r>
+      </w:hyperlink>
+      <w:r>
+        <w:rPr>
+          <w:lang w:val="zh_TW" w:bidi="zh_TW"/>
+        </w:rPr>
+        <w:t>）</w:t>
+      </w:r>
+    </w:p>
+    <w:p>
+      <w:pPr>
+        <w:pStyle w:val="ListBullet"/>
+        <w:spacing w:line="240" w:lineRule="auto"/>
+        <w:ind w:left="720"/>
+      </w:pPr>
+      <w:r>
+        <w:rPr>
+          <w:lang w:val="zh_TW" w:bidi="zh_TW"/>
+        </w:rPr>
+      </w:r>
+      <w:r>
+        <w:rPr>
+          <w:lang w:val="zh_TW" w:bidi="zh_TW"/>
+        </w:rPr>
+        <w:t>巴比倫（</w:t>
+      </w:r>
+      <w:hyperlink r:id="rId19">
+        <w:r>
+          <w:rPr>
+            <w:lang w:val="zh_TW" w:bidi="zh_TW"/>
+          </w:rPr>
+          <w:rPr>
+            <w:color w:val="0000EE"/>
+            <w:u w:val="single"/>
+          </w:rPr>
+          <w:t>但1:3</w:t>
+        </w:r>
+      </w:hyperlink>
+      <w:r>
+        <w:rPr>
+          <w:lang w:val="zh_TW" w:bidi="zh_TW"/>
+        </w:rPr>
+        <w:t>）</w:t>
       </w:r>
     </w:p>
     <w:p>
@@ -256,7 +443,61 @@
         <w:rPr>
           <w:lang w:val="zh_TW" w:bidi="zh_TW"/>
         </w:rPr>
-        <w:t>最早的陶器是用手塑形而成，再放在太陽下曬乾。雖然古代沒有留下關於陶匠工作及其社會地位的文字記載，但埃及墓室與宮殿的牆壁上充滿陶匠工作的圖畫，從這些圖像可以觀察出許多有關他們工藝的細節。人們普遍認為，最早的陶匠是女性，因為她們在家中為準備食物而製作容器，而男人則外出打獵或採集食物。直到今天，在非洲、安納托利亞（Anatolia）、庫爾德（Kurdistan）地區以及美國西南部，仍可見到類似的情形。最終，製陶逐漸成為一種職業，通常由村落中特定的人負責，有時也由四處遷移的流動工匠進行——他們從一個村莊到另一個村莊，為當地人製作陶器，滿足需求後再繼續前往下一處。</w:t>
+        <w:t>太監不得參與以色列的公共敬拜（</w:t>
+      </w:r>
+      <w:hyperlink r:id="rId20">
+        <w:r>
+          <w:rPr>
+            <w:lang w:val="zh_TW" w:bidi="zh_TW"/>
+          </w:rPr>
+          <w:rPr>
+            <w:color w:val="0000EE"/>
+            <w:u w:val="single"/>
+          </w:rPr>
+          <w:t>申23:1</w:t>
+        </w:r>
+      </w:hyperlink>
+      <w:r>
+        <w:rPr>
+          <w:lang w:val="zh_TW" w:bidi="zh_TW"/>
+        </w:rPr>
+        <w:t>），但先知以賽亞曾在關於彌賽亞復興國度的預言中提到他們（</w:t>
+      </w:r>
+      <w:hyperlink r:id="rId21">
+        <w:r>
+          <w:rPr>
+            <w:lang w:val="zh_TW" w:bidi="zh_TW"/>
+          </w:rPr>
+          <w:rPr>
+            <w:color w:val="0000EE"/>
+            <w:u w:val="single"/>
+          </w:rPr>
+          <w:t>賽56:3–5</w:t>
+        </w:r>
+      </w:hyperlink>
+      <w:r>
+        <w:rPr>
+          <w:lang w:val="zh_TW" w:bidi="zh_TW"/>
+        </w:rPr>
+        <w:t>；見</w:t>
+      </w:r>
+      <w:hyperlink r:id="rId22">
+        <w:r>
+          <w:rPr>
+            <w:lang w:val="zh_TW" w:bidi="zh_TW"/>
+          </w:rPr>
+          <w:rPr>
+            <w:color w:val="0000EE"/>
+            <w:u w:val="single"/>
+          </w:rPr>
+          <w:t>徒8章</w:t>
+        </w:r>
+      </w:hyperlink>
+      <w:r>
+        <w:rPr>
+          <w:lang w:val="zh_TW" w:bidi="zh_TW"/>
+        </w:rPr>
+        <w:t>）。</w:t>
       </w:r>
     </w:p>
     <w:p>
@@ -266,13 +507,7 @@
           <w:lang w:val="zh_TW" w:bidi="zh_TW"/>
         </w:rPr>
       </w:r>
-      <w:r>
-        <w:rPr>
-          <w:lang w:val="zh_TW" w:bidi="zh_TW"/>
-        </w:rPr>
-        <w:t>人們發明陶輪（potter’s wheel）之後，製陶不再只是家庭中偶爾的活動，而成為一項專門的職業。陶輪大大提高成器的速度，使這項手工藝邁向類似工業化的規模，並逐漸成為以男性為主的工作。不過，有證據顯示，當時仍有人（推測為女性）在家中製作部分陶器。在發明陶輪之前，主要的製陶方法是以盤條狀的黏土一層層堆疊起來塑形，尤其用於製作大型容器。在聖經所記述的地區的考古發掘中，最早的陶輪出土於蘇美（Sumer）的吾珥，年代約為公元前3500年至3000年。當時新興的城逐漸形成，可能帶動了陶輪的出現，因為更多的城裡人需要陶器。耶利米在公元前六世紀提到一個陶匠的工作坊：「我就下到窯匠的家裡去，正遇他轉輪做器皿。窯匠用泥做的器皿，在他手中做壞了，他又用這泥另做別的器皿；窯匠看怎樣好，就怎樣做。」（</w:t>
-      </w:r>
-      <w:hyperlink r:id="rId13">
+      <w:hyperlink r:id="rId23">
         <w:r>
           <w:rPr>
             <w:lang w:val="zh_TW" w:bidi="zh_TW"/>
@@ -281,14 +516,14 @@
             <w:color w:val="0000EE"/>
             <w:u w:val="single"/>
           </w:rPr>
-          <w:t>耶18:3–4</w:t>
+          <w:t>使徒行傳八章27至39節</w:t>
         </w:r>
       </w:hyperlink>
       <w:r>
         <w:rPr>
           <w:lang w:val="zh_TW" w:bidi="zh_TW"/>
         </w:rPr>
-        <w:t>）。有證據顯示，在古希臘的古典時期，出現了大型陶器工作坊，有些僱用了超過五十名工人。</w:t>
+        <w:t>中所提到的衣索匹亞太監，很可能是負責管理國庫。許多人認為，這位太監後來把基督教信仰帶到衣索匹亞。</w:t>
       </w:r>
     </w:p>
     <w:p>
@@ -302,7 +537,35 @@
         <w:rPr>
           <w:lang w:val="zh_TW" w:bidi="zh_TW"/>
         </w:rPr>
-        <w:t>要產生「拉坯」所需的離心力，陶土每分鐘必須旋轉至少一百圈。最早的陶輪由兩塊石頭組成，下方的石頭中央有孔，上方的石頭有突起，正好插入下方的孔中，使上面的石頭能轉動。上方的石頭上固定一塊較大的木板，用來放置陶器，而轉動陶輪的工作無疑是由學徒負責的。到了希臘化時期（公元前300年之後），出現了以腳踏帶動的陶輪。</w:t>
+        <w:t>耶穌提到三種太監（</w:t>
+      </w:r>
+      <w:hyperlink r:id="rId24">
+        <w:r>
+          <w:rPr>
+            <w:lang w:val="zh_TW" w:bidi="zh_TW"/>
+          </w:rPr>
+          <w:rPr>
+            <w:color w:val="0000EE"/>
+            <w:u w:val="single"/>
+          </w:rPr>
+          <w:t>太19:12</w:t>
+        </w:r>
+      </w:hyperlink>
+      <w:r>
+        <w:rPr>
+          <w:lang w:val="zh_TW" w:bidi="zh_TW"/>
+        </w:rPr>
+        <w:t>；和合本譯為：閹人），其中包括那些為天國的緣故使自己成為太監的人。這大概是指那些決定終身不結婚，好專心服事神國的人（例如施洗約翰、耶穌和使徒保羅）。</w:t>
+      </w:r>
+      <w:r>
+        <w:rPr>
+          <w:lang w:val="zh_TW" w:bidi="zh_TW"/>
+        </w:rPr>
+      </w:r>
+      <w:r>
+        <w:rPr>
+          <w:lang w:val="zh_TW" w:bidi="zh_TW"/>
+        </w:rPr>
       </w:r>
     </w:p>
     <w:p>
@@ -312,11 +575,21 @@
           <w:lang w:val="zh_TW" w:bidi="zh_TW"/>
         </w:rPr>
       </w:r>
-      <w:r>
-        <w:rPr>
-          <w:lang w:val="zh_TW" w:bidi="zh_TW"/>
-        </w:rPr>
-        <w:t>古代製陶的另一種技術是使用模具。模具是用軟石雕刻而成，或以黏土製作，用於大量生產相同形狀的器皿。在中東地區的博物館中，常可見到希臘化時期與羅馬時期的燈具模具。當時的小油燈是在模具中分上下兩半製成，再在燒製前將兩半黏合在一起。希律王時期的油燈還有獨立塑成的匙形燈嘴，與前述的兩個部分分開製作。</w:t>
+    </w:p>
+    <w:p>
+      <w:pPr>
+        <w:pStyle w:val="Heading2"/>
+      </w:pPr>
+      <w:r>
+        <w:rPr>
+          <w:lang w:val="zh_TW" w:bidi="zh_TW"/>
+        </w:rPr>
+        <w:t>太陽</w:t>
+      </w:r>
+      <w:r>
+        <w:rPr>
+          <w:lang w:val="zh_TW" w:bidi="zh_TW"/>
+        </w:rPr>
       </w:r>
     </w:p>
     <w:p>
@@ -330,7 +603,61 @@
         <w:rPr>
           <w:lang w:val="zh_TW" w:bidi="zh_TW"/>
         </w:rPr>
-        <w:t>古代陶器在大小和形狀上變化極為豐富，令人驚嘆。一般的古代家庭通常會有大型器皿（雙耳瓶〔amphorae〕和儲物罐〔pithoi〕），用來盛裝酒或水等液體。這些容器底部呈尖形，最初設計是為了在運輸時能靠在船身的斜面上。在平民的家中，人們常把這些容器部分埋入地面，並靠牆擺放；而在龐貝（Pompeii）與赫庫蘭尼姆（Herculaneum）的酒館中，人們把這些容器放在木架上。人們常把開口較大的大甕部分埋入地面，好讓其中的液體保持清涼。此外，各種穀物也會儲存在這類容器中，其中有些高達四英尺（約1.2公尺），寬達三英尺（約0.9公尺）。較小的水瓶為日常常用器皿，可盛約一夸脫（約0.9公升）或更多的液體。圓腹形的壺則用來盛酒，壺嘴設計能防止珍貴的液體流出。圓形水壺在壺肩兩側各有一個把手，便於旅途中攜帶水。家庭中常見各種大小與深淺不同的碗與盤。稱為混酒缸（krater）的寬口大甕，多用於飲酒。烹飪時使用中型的陶鍋（容量約一加侖，約3.8公升），鍋底圓潤，方便直接放在火上或放入地上掏出的火坑中加熱。這些陶鍋通常有兩個環形把手，可以懸掛於火上使用。</w:t>
+        <w:t>太陽（譯註：或譯「日頭」）是神所創造的兩大光體之一，用來管理白晝（</w:t>
+      </w:r>
+      <w:hyperlink r:id="rId25">
+        <w:r>
+          <w:rPr>
+            <w:lang w:val="zh_TW" w:bidi="zh_TW"/>
+          </w:rPr>
+          <w:rPr>
+            <w:color w:val="0000EE"/>
+            <w:u w:val="single"/>
+          </w:rPr>
+          <w:t>創1:14–15</w:t>
+        </w:r>
+      </w:hyperlink>
+      <w:r>
+        <w:rPr>
+          <w:lang w:val="zh_TW" w:bidi="zh_TW"/>
+        </w:rPr>
+        <w:t>）。在聖經時代，一天是從日落開始的，日常獻祭也與太陽的位置有關。第一個燔祭是在日出時獻上的（</w:t>
+      </w:r>
+      <w:hyperlink r:id="rId26">
+        <w:r>
+          <w:rPr>
+            <w:lang w:val="zh_TW" w:bidi="zh_TW"/>
+          </w:rPr>
+          <w:rPr>
+            <w:color w:val="0000EE"/>
+            <w:u w:val="single"/>
+          </w:rPr>
+          <w:t>出29:39</w:t>
+        </w:r>
+      </w:hyperlink>
+      <w:r>
+        <w:rPr>
+          <w:lang w:val="zh_TW" w:bidi="zh_TW"/>
+        </w:rPr>
+        <w:t>；</w:t>
+      </w:r>
+      <w:hyperlink r:id="rId27">
+        <w:r>
+          <w:rPr>
+            <w:lang w:val="zh_TW" w:bidi="zh_TW"/>
+          </w:rPr>
+          <w:rPr>
+            <w:color w:val="0000EE"/>
+            <w:u w:val="single"/>
+          </w:rPr>
+          <w:t>民28:4</w:t>
+        </w:r>
+      </w:hyperlink>
+      <w:r>
+        <w:rPr>
+          <w:lang w:val="zh_TW" w:bidi="zh_TW"/>
+        </w:rPr>
+        <w:t>）。在猶太教的拉比傳統中，白晝的時數隨著季節變化，取決於太陽週期。</w:t>
       </w:r>
     </w:p>
     <w:p>
@@ -344,18 +671,7 @@
         <w:rPr>
           <w:lang w:val="zh_TW" w:bidi="zh_TW"/>
         </w:rPr>
-        <w:t>在古典時期的希臘，陶器上常繪有鮮明生動的圖像，內容包括宗教、性愛、戰爭及社會生活的場景。更早期的米諾安（Minoan）與邁錫尼（Mycenaean）文化所出產的陶器，則有優美的圖案裝飾，如植物、動物、海洋生物以及各種幾何設計。自古以來，中東地區的陶器在造型與花紋上也展現出多樣的變化，人們利用深淺不同的泥漿色層，在陶器上塗抹或潑灑，形成自然變化的紋理與圖案。</w:t>
-      </w:r>
-    </w:p>
-    <w:p>
-      <w:pPr>
-        <w:pStyle w:val="Heading3"/>
-      </w:pPr>
-      <w:r>
-        <w:rPr>
-          <w:lang w:val="zh_TW" w:bidi="zh_TW"/>
-        </w:rPr>
-        <w:t>聖經中的陶器</w:t>
+        <w:t>以色列人用的曆法是陰曆，但春季（逾越節）和秋季（吹角節、贖罪日、住棚節）的大節期卻顯示，他們也考量了太陽年（solar year）。與農事對應的基色曆（Gezer calendar）以太陽年為依據。猶太曆採用19年循環，其中有7年會加上閏月，使陰曆與太陽年對齊，聖經並沒有提到這套系統，學者認為第十三個月是後來才加上的。來自埃及象島（Elephantine）猶太殖民地的亞蘭文文件顯示，早在主前五世紀，這個19年循環的系統已經被使用。雖然沒有相關記錄留存，猶大和以色列王國很可能採用類似的制度。</w:t>
       </w:r>
     </w:p>
     <w:p>
@@ -369,9 +685,21 @@
         <w:rPr>
           <w:lang w:val="zh_TW" w:bidi="zh_TW"/>
         </w:rPr>
-        <w:t>聖經中多次提到陶匠及其工作。典型的例子包括：「以色列家啊，我待你們，豈不能照這窯匠弄泥嗎？ 以色列家啊，泥在窯匠的手中怎樣，你們在我的手中也怎樣」（</w:t>
-      </w:r>
-      <w:hyperlink r:id="rId14">
+        <w:t>在猶太教的拉比傳統中，認為每年都有四季，但舊約僅提到兩季：「</w:t>
+      </w:r>
+      <w:r>
+        <w:rPr>
+          <w:lang w:val="zh_TW" w:bidi="zh_TW"/>
+        </w:rPr>
+        <w:t>稼穡、寒暑、冬夏</w:t>
+      </w:r>
+      <w:r>
+        <w:rPr>
+          <w:lang w:val="zh_TW" w:bidi="zh_TW"/>
+        </w:rPr>
+        <w:t>」（</w:t>
+      </w:r>
+      <w:hyperlink r:id="rId28">
         <w:r>
           <w:rPr>
             <w:lang w:val="zh_TW" w:bidi="zh_TW"/>
@@ -380,86 +708,14 @@
             <w:color w:val="0000EE"/>
             <w:u w:val="single"/>
           </w:rPr>
-          <w:t>耶18:6</w:t>
+          <w:t>創8:22</w:t>
         </w:r>
       </w:hyperlink>
       <w:r>
         <w:rPr>
           <w:lang w:val="zh_TW" w:bidi="zh_TW"/>
         </w:rPr>
-        <w:t>）；「耶和華啊，現在你仍是我們的父！我們是泥，你是窯匠；我們都是你手的工作。」（</w:t>
-      </w:r>
-      <w:hyperlink r:id="rId15">
-        <w:r>
-          <w:rPr>
-            <w:lang w:val="zh_TW" w:bidi="zh_TW"/>
-          </w:rPr>
-          <w:rPr>
-            <w:color w:val="0000EE"/>
-            <w:u w:val="single"/>
-          </w:rPr>
-          <w:t>賽64:8</w:t>
-        </w:r>
-      </w:hyperlink>
-      <w:r>
-        <w:rPr>
-          <w:lang w:val="zh_TW" w:bidi="zh_TW"/>
-        </w:rPr>
-        <w:t>）。在創造的記載中，神以陶匠的形象出現，祂用地上的塵土造人（</w:t>
-      </w:r>
-      <w:hyperlink r:id="rId16">
-        <w:r>
-          <w:rPr>
-            <w:lang w:val="zh_TW" w:bidi="zh_TW"/>
-          </w:rPr>
-          <w:rPr>
-            <w:color w:val="0000EE"/>
-            <w:u w:val="single"/>
-          </w:rPr>
-          <w:t>創2:7</w:t>
-        </w:r>
-      </w:hyperlink>
-      <w:r>
-        <w:rPr>
-          <w:lang w:val="zh_TW" w:bidi="zh_TW"/>
-        </w:rPr>
-        <w:t>）。保羅（</w:t>
-      </w:r>
-      <w:hyperlink r:id="rId17">
-        <w:r>
-          <w:rPr>
-            <w:lang w:val="zh_TW" w:bidi="zh_TW"/>
-          </w:rPr>
-          <w:rPr>
-            <w:color w:val="0000EE"/>
-            <w:u w:val="single"/>
-          </w:rPr>
-          <w:t>羅9:20–21</w:t>
-        </w:r>
-      </w:hyperlink>
-      <w:r>
-        <w:rPr>
-          <w:lang w:val="zh_TW" w:bidi="zh_TW"/>
-        </w:rPr>
-        <w:t>）藉著以賽亞所用的比喻（</w:t>
-      </w:r>
-      <w:hyperlink r:id="rId18">
-        <w:r>
-          <w:rPr>
-            <w:lang w:val="zh_TW" w:bidi="zh_TW"/>
-          </w:rPr>
-          <w:rPr>
-            <w:color w:val="0000EE"/>
-            <w:u w:val="single"/>
-          </w:rPr>
-          <w:t>賽45:9</w:t>
-        </w:r>
-      </w:hyperlink>
-      <w:r>
-        <w:rPr>
-          <w:lang w:val="zh_TW" w:bidi="zh_TW"/>
-        </w:rPr>
-        <w:t>），論證神在揀選以色列時的絕對主權。那比喻說到一個器皿與製造它的陶匠爭論：「泥土豈可對摶弄它的說：你做甚麼呢？所做的物豈可說：你沒有手呢？」</w:t>
+        <w:t>）。</w:t>
       </w:r>
     </w:p>
     <w:p>
@@ -473,9 +729,40 @@
         <w:rPr>
           <w:lang w:val="zh_TW" w:bidi="zh_TW"/>
         </w:rPr>
-        <w:t>耶利米曾以極具象徵性的行動預言耶路撒冷的毀滅，他打碎一個陶匠所做的瓦瓶，使其破成無法再修復的碎片（</w:t>
-      </w:r>
-      <w:hyperlink r:id="rId19">
+        <w:t>四個季節與太陽的運行有關：</w:t>
+      </w:r>
+    </w:p>
+    <w:p>
+      <w:pPr>
+        <w:pStyle w:val="ListBullet"/>
+        <w:spacing w:line="240" w:lineRule="auto"/>
+        <w:ind w:left="720"/>
+      </w:pPr>
+      <w:r>
+        <w:rPr>
+          <w:lang w:val="zh_TW" w:bidi="zh_TW"/>
+        </w:rPr>
+      </w:r>
+      <w:r>
+        <w:rPr>
+          <w:lang w:val="zh_TW" w:bidi="zh_TW"/>
+        </w:rPr>
+        <w:t>秋季（</w:t>
+      </w:r>
+      <w:r>
+        <w:rPr>
+          <w:i/>
+          <w:lang w:val="zh_TW" w:bidi="zh_TW"/>
+        </w:rPr>
+        <w:t>setav；</w:t>
+      </w:r>
+      <w:r>
+        <w:rPr>
+          <w:lang w:val="zh_TW" w:bidi="zh_TW"/>
+        </w:rPr>
+        <w:t>原指「雨季」或「雨」；</w:t>
+      </w:r>
+      <w:hyperlink r:id="rId29">
         <w:r>
           <w:rPr>
             <w:lang w:val="zh_TW" w:bidi="zh_TW"/>
@@ -484,32 +771,107 @@
             <w:color w:val="0000EE"/>
             <w:u w:val="single"/>
           </w:rPr>
-          <w:t>耶19:11</w:t>
+          <w:t>歌2:11</w:t>
         </w:r>
       </w:hyperlink>
       <w:r>
         <w:rPr>
           <w:lang w:val="zh_TW" w:bidi="zh_TW"/>
         </w:rPr>
-        <w:t>）。在耶路撒冷被毀之時，以色列人雖然在神眼中看為寶貴，卻「算為窯匠手所做的瓦瓶」（</w:t>
-      </w:r>
-      <w:hyperlink r:id="rId20">
-        <w:r>
-          <w:rPr>
-            <w:lang w:val="zh_TW" w:bidi="zh_TW"/>
-          </w:rPr>
-          <w:rPr>
-            <w:color w:val="0000EE"/>
-            <w:u w:val="single"/>
-          </w:rPr>
-          <w:t>哀4:2</w:t>
-        </w:r>
-      </w:hyperlink>
-      <w:r>
-        <w:rPr>
-          <w:lang w:val="zh_TW" w:bidi="zh_TW"/>
-        </w:rPr>
-        <w:t>）——這表明他們如陶器一般脆弱，極易被打碎與毀滅。</w:t>
+        <w:t>）始於秋分（9月21日）</w:t>
+      </w:r>
+    </w:p>
+    <w:p>
+      <w:pPr>
+        <w:pStyle w:val="ListBullet"/>
+        <w:spacing w:line="240" w:lineRule="auto"/>
+        <w:ind w:left="720"/>
+      </w:pPr>
+      <w:r>
+        <w:rPr>
+          <w:lang w:val="zh_TW" w:bidi="zh_TW"/>
+        </w:rPr>
+      </w:r>
+      <w:r>
+        <w:rPr>
+          <w:lang w:val="zh_TW" w:bidi="zh_TW"/>
+        </w:rPr>
+        <w:t>冬季（</w:t>
+      </w:r>
+      <w:r>
+        <w:rPr>
+          <w:i/>
+          <w:lang w:val="zh_TW" w:bidi="zh_TW"/>
+        </w:rPr>
+        <w:t>horeph</w:t>
+      </w:r>
+      <w:r>
+        <w:rPr>
+          <w:lang w:val="zh_TW" w:bidi="zh_TW"/>
+        </w:rPr>
+        <w:t>）始於冬至（約12月22日）</w:t>
+      </w:r>
+    </w:p>
+    <w:p>
+      <w:pPr>
+        <w:pStyle w:val="ListBullet"/>
+        <w:spacing w:line="240" w:lineRule="auto"/>
+        <w:ind w:left="720"/>
+      </w:pPr>
+      <w:r>
+        <w:rPr>
+          <w:lang w:val="zh_TW" w:bidi="zh_TW"/>
+        </w:rPr>
+      </w:r>
+      <w:r>
+        <w:rPr>
+          <w:lang w:val="zh_TW" w:bidi="zh_TW"/>
+        </w:rPr>
+        <w:t>春天 （</w:t>
+      </w:r>
+      <w:r>
+        <w:rPr>
+          <w:i/>
+          <w:lang w:val="zh_TW" w:bidi="zh_TW"/>
+        </w:rPr>
+        <w:t>aviv</w:t>
+      </w:r>
+      <w:r>
+        <w:rPr>
+          <w:lang w:val="zh_TW" w:bidi="zh_TW"/>
+        </w:rPr>
+        <w:t>） 開始於春分（3月21日）</w:t>
+      </w:r>
+    </w:p>
+    <w:p>
+      <w:pPr>
+        <w:pStyle w:val="ListBullet"/>
+        <w:spacing w:line="240" w:lineRule="auto"/>
+        <w:ind w:left="720"/>
+      </w:pPr>
+      <w:r>
+        <w:rPr>
+          <w:lang w:val="zh_TW" w:bidi="zh_TW"/>
+        </w:rPr>
+      </w:r>
+      <w:r>
+        <w:rPr>
+          <w:lang w:val="zh_TW" w:bidi="zh_TW"/>
+        </w:rPr>
+        <w:t>夏季（</w:t>
+      </w:r>
+      <w:r>
+        <w:rPr>
+          <w:i/>
+          <w:lang w:val="zh_TW" w:bidi="zh_TW"/>
+        </w:rPr>
+        <w:t>qayits</w:t>
+      </w:r>
+      <w:r>
+        <w:rPr>
+          <w:lang w:val="zh_TW" w:bidi="zh_TW"/>
+        </w:rPr>
+        <w:t>）始於夏至（6月22日）</w:t>
       </w:r>
     </w:p>
     <w:p>
@@ -523,79 +885,7 @@
         <w:rPr>
           <w:lang w:val="zh_TW" w:bidi="zh_TW"/>
         </w:rPr>
-        <w:t>在古代世界中，破裂的陶器被視為毫無價值，人們會將碎片掃到一旁或扔出窗外，再重新製作新的器皿。由於陶器製作技術普及，價格便宜，人們搬遷時通常不會攜帶陶器，因為製作或購買新的陶器比搬運舊的更方便，特別是體積較大的那些。然而，破片也並非全無用途。約伯曾用一片瓦片刮去瘡口的膿液，瓦片就是破碎的陶器碎片（</w:t>
-      </w:r>
-      <w:hyperlink r:id="rId21">
-        <w:r>
-          <w:rPr>
-            <w:lang w:val="zh_TW" w:bidi="zh_TW"/>
-          </w:rPr>
-          <w:rPr>
-            <w:color w:val="0000EE"/>
-            <w:u w:val="single"/>
-          </w:rPr>
-          <w:t>伯2:8</w:t>
-        </w:r>
-      </w:hyperlink>
-      <w:r>
-        <w:rPr>
-          <w:lang w:val="zh_TW" w:bidi="zh_TW"/>
-        </w:rPr>
-        <w:t>）。在更晚的時期，陶器碎片常被用來書寫便條，被稱為陶片（ostraca）。詩人也曾說自己的精力枯乾如同瓦片（</w:t>
-      </w:r>
-      <w:hyperlink r:id="rId22">
-        <w:r>
-          <w:rPr>
-            <w:lang w:val="zh_TW" w:bidi="zh_TW"/>
-          </w:rPr>
-          <w:rPr>
-            <w:color w:val="0000EE"/>
-            <w:u w:val="single"/>
-          </w:rPr>
-          <w:t>詩22:15</w:t>
-        </w:r>
-      </w:hyperlink>
-      <w:r>
-        <w:rPr>
-          <w:lang w:val="zh_TW" w:bidi="zh_TW"/>
-        </w:rPr>
-        <w:t>）——這是指陶器燒乾後失去水分的狀態。敬拜多神和偶像的民族最終會敗亡，聖經形容這情景好像陶器被摔得粉碎（</w:t>
-      </w:r>
-      <w:hyperlink r:id="rId23">
-        <w:r>
-          <w:rPr>
-            <w:lang w:val="zh_TW" w:bidi="zh_TW"/>
-          </w:rPr>
-          <w:rPr>
-            <w:color w:val="0000EE"/>
-            <w:u w:val="single"/>
-          </w:rPr>
-          <w:t>詩2:9</w:t>
-        </w:r>
-      </w:hyperlink>
-      <w:r>
-        <w:rPr>
-          <w:lang w:val="zh_TW" w:bidi="zh_TW"/>
-        </w:rPr>
-        <w:t>；</w:t>
-      </w:r>
-      <w:hyperlink r:id="rId24">
-        <w:r>
-          <w:rPr>
-            <w:lang w:val="zh_TW" w:bidi="zh_TW"/>
-          </w:rPr>
-          <w:rPr>
-            <w:color w:val="0000EE"/>
-            <w:u w:val="single"/>
-          </w:rPr>
-          <w:t>啟2:27</w:t>
-        </w:r>
-      </w:hyperlink>
-      <w:r>
-        <w:rPr>
-          <w:lang w:val="zh_TW" w:bidi="zh_TW"/>
-        </w:rPr>
-        <w:t>）。</w:t>
+        <w:t>在別是巴發現的一座聖殿（追溯到公元前125年），與夏至的日出對齊。同樣，拉吉（Lachish）的一座聖殿則朝向冬至。來自君主時代的亞拉得（Arad）聖殿幾乎正對東方。它很可能與春分或秋分的日出對齊，耶路撒冷聖殿也是如此。</w:t>
       </w:r>
     </w:p>
     <w:p>
@@ -607,6 +897,458 @@
       </w:r>
       <w:r>
         <w:rPr>
+          <w:lang w:val="zh_TW" w:bidi="zh_TW"/>
+        </w:rPr>
+        <w:t>在希伯來詩詞中，太陽常被用作一個強烈的意象。它被描述為：</w:t>
+      </w:r>
+    </w:p>
+    <w:p>
+      <w:pPr>
+        <w:pStyle w:val="ListBullet"/>
+        <w:spacing w:line="240" w:lineRule="auto"/>
+        <w:ind w:left="720"/>
+      </w:pPr>
+      <w:r>
+        <w:rPr>
+          <w:lang w:val="zh_TW" w:bidi="zh_TW"/>
+        </w:rPr>
+      </w:r>
+      <w:r>
+        <w:rPr>
+          <w:lang w:val="zh_TW" w:bidi="zh_TW"/>
+        </w:rPr>
+        <w:t>擁有居所（</w:t>
+      </w:r>
+      <w:hyperlink r:id="rId30">
+        <w:r>
+          <w:rPr>
+            <w:lang w:val="zh_TW" w:bidi="zh_TW"/>
+          </w:rPr>
+          <w:rPr>
+            <w:color w:val="0000EE"/>
+            <w:u w:val="single"/>
+          </w:rPr>
+          <w:t>哈3:11</w:t>
+        </w:r>
+      </w:hyperlink>
+      <w:r>
+        <w:rPr>
+          <w:lang w:val="zh_TW" w:bidi="zh_TW"/>
+        </w:rPr>
+        <w:t>）</w:t>
+      </w:r>
+    </w:p>
+    <w:p>
+      <w:pPr>
+        <w:pStyle w:val="ListBullet"/>
+        <w:spacing w:line="240" w:lineRule="auto"/>
+        <w:ind w:left="720"/>
+      </w:pPr>
+      <w:r>
+        <w:rPr>
+          <w:lang w:val="zh_TW" w:bidi="zh_TW"/>
+        </w:rPr>
+      </w:r>
+      <w:r>
+        <w:rPr>
+          <w:lang w:val="zh_TW" w:bidi="zh_TW"/>
+        </w:rPr>
+        <w:t>如同新郎出洞房般 （</w:t>
+      </w:r>
+      <w:hyperlink r:id="rId31">
+        <w:r>
+          <w:rPr>
+            <w:lang w:val="zh_TW" w:bidi="zh_TW"/>
+          </w:rPr>
+          <w:rPr>
+            <w:color w:val="0000EE"/>
+            <w:u w:val="single"/>
+          </w:rPr>
+          <w:t>詩19:4–5</w:t>
+        </w:r>
+      </w:hyperlink>
+      <w:r>
+        <w:rPr>
+          <w:lang w:val="zh_TW" w:bidi="zh_TW"/>
+        </w:rPr>
+        <w:t>）</w:t>
+      </w:r>
+    </w:p>
+    <w:p>
+      <w:pPr/>
+      <w:r>
+        <w:rPr>
+          <w:lang w:val="zh_TW" w:bidi="zh_TW"/>
+        </w:rPr>
+      </w:r>
+      <w:r>
+        <w:rPr>
+          <w:lang w:val="zh_TW" w:bidi="zh_TW"/>
+        </w:rPr>
+        <w:t>太陽象徵：</w:t>
+      </w:r>
+    </w:p>
+    <w:p>
+      <w:pPr>
+        <w:pStyle w:val="ListBullet"/>
+        <w:spacing w:line="240" w:lineRule="auto"/>
+        <w:ind w:left="720"/>
+      </w:pPr>
+      <w:r>
+        <w:rPr>
+          <w:lang w:val="zh_TW" w:bidi="zh_TW"/>
+        </w:rPr>
+      </w:r>
+      <w:r>
+        <w:rPr>
+          <w:lang w:val="zh_TW" w:bidi="zh_TW"/>
+        </w:rPr>
+        <w:t>恆久不變（</w:t>
+      </w:r>
+      <w:hyperlink r:id="rId32">
+        <w:r>
+          <w:rPr>
+            <w:lang w:val="zh_TW" w:bidi="zh_TW"/>
+          </w:rPr>
+          <w:rPr>
+            <w:color w:val="0000EE"/>
+            <w:u w:val="single"/>
+          </w:rPr>
+          <w:t>詩72:5、17</w:t>
+        </w:r>
+      </w:hyperlink>
+      <w:r>
+        <w:rPr>
+          <w:lang w:val="zh_TW" w:bidi="zh_TW"/>
+        </w:rPr>
+        <w:t>）</w:t>
+      </w:r>
+    </w:p>
+    <w:p>
+      <w:pPr>
+        <w:pStyle w:val="ListBullet"/>
+        <w:spacing w:line="240" w:lineRule="auto"/>
+        <w:ind w:left="720"/>
+      </w:pPr>
+      <w:r>
+        <w:rPr>
+          <w:lang w:val="zh_TW" w:bidi="zh_TW"/>
+        </w:rPr>
+      </w:r>
+      <w:r>
+        <w:rPr>
+          <w:lang w:val="zh_TW" w:bidi="zh_TW"/>
+        </w:rPr>
+        <w:t>律法（</w:t>
+      </w:r>
+      <w:hyperlink r:id="rId33">
+        <w:r>
+          <w:rPr>
+            <w:lang w:val="zh_TW" w:bidi="zh_TW"/>
+          </w:rPr>
+          <w:rPr>
+            <w:color w:val="0000EE"/>
+            <w:u w:val="single"/>
+          </w:rPr>
+          <w:t>詩19:7</w:t>
+        </w:r>
+      </w:hyperlink>
+      <w:r>
+        <w:rPr>
+          <w:lang w:val="zh_TW" w:bidi="zh_TW"/>
+        </w:rPr>
+        <w:t>）</w:t>
+      </w:r>
+    </w:p>
+    <w:p>
+      <w:pPr>
+        <w:pStyle w:val="ListBullet"/>
+        <w:spacing w:line="240" w:lineRule="auto"/>
+        <w:ind w:left="720"/>
+      </w:pPr>
+      <w:r>
+        <w:rPr>
+          <w:lang w:val="zh_TW" w:bidi="zh_TW"/>
+        </w:rPr>
+      </w:r>
+      <w:r>
+        <w:rPr>
+          <w:lang w:val="zh_TW" w:bidi="zh_TW"/>
+        </w:rPr>
+        <w:t>神的同在 （</w:t>
+      </w:r>
+      <w:hyperlink r:id="rId34">
+        <w:r>
+          <w:rPr>
+            <w:lang w:val="zh_TW" w:bidi="zh_TW"/>
+          </w:rPr>
+          <w:rPr>
+            <w:color w:val="0000EE"/>
+            <w:u w:val="single"/>
+          </w:rPr>
+          <w:t>詩84:11</w:t>
+        </w:r>
+      </w:hyperlink>
+      <w:r>
+        <w:rPr>
+          <w:lang w:val="zh_TW" w:bidi="zh_TW"/>
+        </w:rPr>
+        <w:t>）</w:t>
+      </w:r>
+    </w:p>
+    <w:p>
+      <w:pPr>
+        <w:pStyle w:val="ListBullet"/>
+        <w:spacing w:line="240" w:lineRule="auto"/>
+        <w:ind w:left="720"/>
+      </w:pPr>
+      <w:r>
+        <w:rPr>
+          <w:lang w:val="zh_TW" w:bidi="zh_TW"/>
+        </w:rPr>
+      </w:r>
+      <w:r>
+        <w:rPr>
+          <w:lang w:val="zh_TW" w:bidi="zh_TW"/>
+        </w:rPr>
+        <w:t>美麗（</w:t>
+      </w:r>
+      <w:hyperlink r:id="rId35">
+        <w:r>
+          <w:rPr>
+            <w:lang w:val="zh_TW" w:bidi="zh_TW"/>
+          </w:rPr>
+          <w:rPr>
+            <w:color w:val="0000EE"/>
+            <w:u w:val="single"/>
+          </w:rPr>
+          <w:t>歌6:10</w:t>
+        </w:r>
+      </w:hyperlink>
+      <w:r>
+        <w:rPr>
+          <w:lang w:val="zh_TW" w:bidi="zh_TW"/>
+        </w:rPr>
+        <w:t>）</w:t>
+      </w:r>
+    </w:p>
+    <w:p>
+      <w:pPr/>
+      <w:r>
+        <w:rPr>
+          <w:lang w:val="zh_TW" w:bidi="zh_TW"/>
+        </w:rPr>
+      </w:r>
+      <w:r>
+        <w:rPr>
+          <w:lang w:val="zh_TW" w:bidi="zh_TW"/>
+        </w:rPr>
+        <w:t>在傳道書中，地上的人生常被描述為發生在「日光之下」（</w:t>
+      </w:r>
+      <w:hyperlink r:id="rId36">
+        <w:r>
+          <w:rPr>
+            <w:lang w:val="zh_TW" w:bidi="zh_TW"/>
+          </w:rPr>
+          <w:rPr>
+            <w:color w:val="0000EE"/>
+            <w:u w:val="single"/>
+          </w:rPr>
+          <w:t>傳1:3、9、14</w:t>
+        </w:r>
+      </w:hyperlink>
+      <w:r>
+        <w:rPr>
+          <w:lang w:val="zh_TW" w:bidi="zh_TW"/>
+        </w:rPr>
+        <w:t>，</w:t>
+      </w:r>
+      <w:hyperlink r:id="rId37">
+        <w:r>
+          <w:rPr>
+            <w:lang w:val="zh_TW" w:bidi="zh_TW"/>
+          </w:rPr>
+          <w:rPr>
+            <w:color w:val="0000EE"/>
+            <w:u w:val="single"/>
+          </w:rPr>
+          <w:t>2:11</w:t>
+        </w:r>
+      </w:hyperlink>
+      <w:r>
+        <w:rPr>
+          <w:lang w:val="zh_TW" w:bidi="zh_TW"/>
+        </w:rPr>
+        <w:t>）。</w:t>
+      </w:r>
+    </w:p>
+    <w:p>
+      <w:pPr/>
+      <w:r>
+        <w:rPr>
+          <w:lang w:val="zh_TW" w:bidi="zh_TW"/>
+        </w:rPr>
+      </w:r>
+      <w:r>
+        <w:rPr>
+          <w:lang w:val="zh_TW" w:bidi="zh_TW"/>
+        </w:rPr>
+        <w:t>在混亂和神憤怒的時候，聖經描述太陽變暗（</w:t>
+      </w:r>
+      <w:hyperlink r:id="rId38">
+        <w:r>
+          <w:rPr>
+            <w:lang w:val="zh_TW" w:bidi="zh_TW"/>
+          </w:rPr>
+          <w:rPr>
+            <w:color w:val="0000EE"/>
+            <w:u w:val="single"/>
+          </w:rPr>
+          <w:t>賽13:10</w:t>
+        </w:r>
+      </w:hyperlink>
+      <w:r>
+        <w:rPr>
+          <w:lang w:val="zh_TW" w:bidi="zh_TW"/>
+        </w:rPr>
+        <w:t>；</w:t>
+      </w:r>
+      <w:hyperlink r:id="rId39">
+        <w:r>
+          <w:rPr>
+            <w:lang w:val="zh_TW" w:bidi="zh_TW"/>
+          </w:rPr>
+          <w:rPr>
+            <w:color w:val="0000EE"/>
+            <w:u w:val="single"/>
+          </w:rPr>
+          <w:t>結32:7</w:t>
+        </w:r>
+      </w:hyperlink>
+      <w:r>
+        <w:rPr>
+          <w:lang w:val="zh_TW" w:bidi="zh_TW"/>
+        </w:rPr>
+        <w:t>；</w:t>
+      </w:r>
+      <w:hyperlink r:id="rId40">
+        <w:r>
+          <w:rPr>
+            <w:lang w:val="zh_TW" w:bidi="zh_TW"/>
+          </w:rPr>
+          <w:rPr>
+            <w:color w:val="0000EE"/>
+            <w:u w:val="single"/>
+          </w:rPr>
+          <w:t>珥2:10、31</w:t>
+        </w:r>
+      </w:hyperlink>
+      <w:r>
+        <w:rPr>
+          <w:lang w:val="zh_TW" w:bidi="zh_TW"/>
+        </w:rPr>
+        <w:t>，</w:t>
+      </w:r>
+      <w:hyperlink r:id="rId41">
+        <w:r>
+          <w:rPr>
+            <w:lang w:val="zh_TW" w:bidi="zh_TW"/>
+          </w:rPr>
+          <w:rPr>
+            <w:color w:val="0000EE"/>
+            <w:u w:val="single"/>
+          </w:rPr>
+          <w:t>3:15</w:t>
+        </w:r>
+      </w:hyperlink>
+      <w:r>
+        <w:rPr>
+          <w:lang w:val="zh_TW" w:bidi="zh_TW"/>
+        </w:rPr>
+        <w:t>；</w:t>
+      </w:r>
+      <w:hyperlink r:id="rId42">
+        <w:r>
+          <w:rPr>
+            <w:lang w:val="zh_TW" w:bidi="zh_TW"/>
+          </w:rPr>
+          <w:rPr>
+            <w:color w:val="0000EE"/>
+            <w:u w:val="single"/>
+          </w:rPr>
+          <w:t>番1:15</w:t>
+        </w:r>
+      </w:hyperlink>
+      <w:r>
+        <w:rPr>
+          <w:lang w:val="zh_TW" w:bidi="zh_TW"/>
+        </w:rPr>
+        <w:t>；</w:t>
+      </w:r>
+      <w:hyperlink r:id="rId43">
+        <w:r>
+          <w:rPr>
+            <w:lang w:val="zh_TW" w:bidi="zh_TW"/>
+          </w:rPr>
+          <w:rPr>
+            <w:color w:val="0000EE"/>
+            <w:u w:val="single"/>
+          </w:rPr>
+          <w:t>太24:29</w:t>
+        </w:r>
+      </w:hyperlink>
+      <w:r>
+        <w:rPr>
+          <w:lang w:val="zh_TW" w:bidi="zh_TW"/>
+        </w:rPr>
+        <w:t>；</w:t>
+      </w:r>
+      <w:hyperlink r:id="rId44">
+        <w:r>
+          <w:rPr>
+            <w:lang w:val="zh_TW" w:bidi="zh_TW"/>
+          </w:rPr>
+          <w:rPr>
+            <w:color w:val="0000EE"/>
+            <w:u w:val="single"/>
+          </w:rPr>
+          <w:t>啟8:12</w:t>
+        </w:r>
+      </w:hyperlink>
+      <w:r>
+        <w:rPr>
+          <w:lang w:val="zh_TW" w:bidi="zh_TW"/>
+        </w:rPr>
+        <w:t>）。這個意象可能指的是日蝕，這在古人眼中是極其可怕的事件。太陽變得灰暗也可能是指「西洛可風」（sirocco）的影響，當沙塵暴或濃霧遮蔽天空時，陽光會黯淡無光。另一方面，耶和華得勝的日子則被描述為太陽要比現在的光強烈七倍（</w:t>
+      </w:r>
+      <w:hyperlink r:id="rId45">
+        <w:r>
+          <w:rPr>
+            <w:lang w:val="zh_TW" w:bidi="zh_TW"/>
+          </w:rPr>
+          <w:rPr>
+            <w:color w:val="0000EE"/>
+            <w:u w:val="single"/>
+          </w:rPr>
+          <w:t>賽30:26</w:t>
+        </w:r>
+      </w:hyperlink>
+      <w:r>
+        <w:rPr>
+          <w:lang w:val="zh_TW" w:bidi="zh_TW"/>
+        </w:rPr>
+        <w:t>）。</w:t>
+      </w:r>
+    </w:p>
+    <w:p>
+      <w:pPr/>
+      <w:r>
+        <w:rPr>
+          <w:lang w:val="zh_TW" w:bidi="zh_TW"/>
+        </w:rPr>
+      </w:r>
+      <w:r>
+        <w:rPr>
           <w:i/>
           <w:lang w:val="zh_TW" w:bidi="zh_TW"/>
         </w:rPr>
@@ -616,37 +1358,873 @@
         <w:rPr>
           <w:lang w:val="zh_TW" w:bidi="zh_TW"/>
         </w:rPr>
-        <w:t>考古學與聖經</w:t>
-      </w:r>
+        <w:t xml:space="preserve"> </w:t>
+      </w:r>
+      <w:r>
+        <w:rPr>
+          <w:lang w:val="zh_TW" w:bidi="zh_TW"/>
+        </w:rPr>
+        <w:t>天文學</w:t>
+      </w:r>
+      <w:r>
+        <w:rPr>
+          <w:lang w:val="zh_TW" w:bidi="zh_TW"/>
+        </w:rPr>
+        <w:t>、</w:t>
+      </w:r>
+      <w:r>
+        <w:rPr>
+          <w:lang w:val="zh_TW" w:bidi="zh_TW"/>
+        </w:rPr>
+        <w:t>古代與現代曆法</w:t>
+      </w:r>
+      <w:r>
+        <w:rPr>
+          <w:lang w:val="zh_TW" w:bidi="zh_TW"/>
+        </w:rPr>
+        <w:t>、</w:t>
+      </w:r>
+      <w:r>
+        <w:rPr>
+          <w:lang w:val="zh_TW" w:bidi="zh_TW"/>
+        </w:rPr>
+        <w:t>日</w:t>
+      </w:r>
+      <w:r>
+        <w:rPr>
+          <w:lang w:val="zh_TW" w:bidi="zh_TW"/>
+        </w:rPr>
+        <w:t>、</w:t>
+      </w:r>
+      <w:r>
+        <w:rPr>
+          <w:lang w:val="zh_TW" w:bidi="zh_TW"/>
+        </w:rPr>
+        <w:t>月亮</w:t>
+      </w:r>
+      <w:r>
+        <w:rPr>
+          <w:lang w:val="zh_TW" w:bidi="zh_TW"/>
+        </w:rPr>
+        <w:t>。</w:t>
+      </w:r>
+      <w:r>
+        <w:rPr>
+          <w:lang w:val="zh_TW" w:bidi="zh_TW"/>
+        </w:rPr>
+      </w:r>
+      <w:r>
+        <w:rPr>
+          <w:lang w:val="zh_TW" w:bidi="zh_TW"/>
+        </w:rPr>
+      </w:r>
+    </w:p>
+    <w:p>
+      <w:pPr/>
+      <w:r>
+        <w:rPr>
+          <w:lang w:val="zh_TW" w:bidi="zh_TW"/>
+        </w:rPr>
+      </w:r>
+    </w:p>
+    <w:p>
+      <w:pPr>
+        <w:pStyle w:val="Heading2"/>
+      </w:pPr>
+      <w:r>
+        <w:rPr>
+          <w:lang w:val="zh_TW" w:bidi="zh_TW"/>
+        </w:rPr>
+        <w:t>泰爾</w:t>
+      </w:r>
+      <w:r>
+        <w:rPr>
+          <w:lang w:val="zh_TW" w:bidi="zh_TW"/>
+        </w:rPr>
+      </w:r>
+    </w:p>
+    <w:p>
+      <w:pPr/>
+      <w:r>
+        <w:rPr>
+          <w:lang w:val="zh_TW" w:bidi="zh_TW"/>
+        </w:rPr>
+      </w:r>
+      <w:r>
+        <w:rPr>
+          <w:lang w:val="zh_TW" w:bidi="zh_TW"/>
+        </w:rPr>
+        <w:t>一個古老的腓尼基城邦國家，以小型獨立國家的方式自治。泰爾（Tyre）位於地中海沿岸，距離西頓以南32.2公里（20英里），阿卡以北37公里（23英里）。泰爾有兩個主要區域：</w:t>
+      </w:r>
+    </w:p>
+    <w:p>
+      <w:pPr>
+        <w:pStyle w:val="ListBullet"/>
+        <w:spacing w:line="240" w:lineRule="auto"/>
+        <w:ind w:left="720"/>
+      </w:pPr>
+      <w:r>
+        <w:rPr>
+          <w:lang w:val="zh_TW" w:bidi="zh_TW"/>
+        </w:rPr>
+      </w:r>
+      <w:r>
+        <w:rPr>
+          <w:lang w:val="zh_TW" w:bidi="zh_TW"/>
+        </w:rPr>
+        <w:t>位於陸地上較古老的港口城市</w:t>
+      </w:r>
+    </w:p>
+    <w:p>
+      <w:pPr>
+        <w:pStyle w:val="ListBullet"/>
+        <w:spacing w:line="240" w:lineRule="auto"/>
+        <w:ind w:left="720"/>
+      </w:pPr>
+      <w:r>
+        <w:rPr>
+          <w:lang w:val="zh_TW" w:bidi="zh_TW"/>
+        </w:rPr>
+      </w:r>
+      <w:r>
+        <w:rPr>
+          <w:lang w:val="zh_TW" w:bidi="zh_TW"/>
+        </w:rPr>
+        <w:t>距離海岸半英里（0.8公里）的島嶼城市，大多數人口居住在那裡。</w:t>
+      </w:r>
+    </w:p>
+    <w:p>
+      <w:pPr>
+        <w:pStyle w:val="Heading3"/>
+      </w:pPr>
+      <w:r>
+        <w:rPr>
+          <w:lang w:val="zh_TW" w:bidi="zh_TW"/>
+        </w:rPr>
+        <w:t>泰爾的歷史</w:t>
+      </w:r>
+    </w:p>
+    <w:p>
+      <w:pPr/>
+      <w:r>
+        <w:rPr>
+          <w:lang w:val="zh_TW" w:bidi="zh_TW"/>
+        </w:rPr>
+      </w:r>
+      <w:r>
+        <w:rPr>
+          <w:lang w:val="zh_TW" w:bidi="zh_TW"/>
+        </w:rPr>
+        <w:t>根據希羅多德（Herodotus）的說法，泰爾在大約公元前2700年建立。最早提到泰爾的是15世紀的烏加里特（Ugaritic）文件和類似的埃及文件。泰爾首次出現在聖經中是在亞設產業的城市列表中（</w:t>
+      </w:r>
+      <w:hyperlink r:id="rId46">
+        <w:r>
+          <w:rPr>
+            <w:lang w:val="zh_TW" w:bidi="zh_TW"/>
+          </w:rPr>
+          <w:rPr>
+            <w:color w:val="0000EE"/>
+            <w:u w:val="single"/>
+          </w:rPr>
+          <w:t>約書亞記19:29</w:t>
+        </w:r>
+      </w:hyperlink>
+      <w:r>
+        <w:rPr>
+          <w:lang w:val="zh_TW" w:bidi="zh_TW"/>
+        </w:rPr>
+        <w:t>）。當時，它被描述是「保障」，顯然從未被以色列人征服過（</w:t>
+      </w:r>
+      <w:hyperlink r:id="rId47">
+        <w:r>
+          <w:rPr>
+            <w:lang w:val="zh_TW" w:bidi="zh_TW"/>
+          </w:rPr>
+          <w:rPr>
+            <w:color w:val="0000EE"/>
+            <w:u w:val="single"/>
+          </w:rPr>
+          <w:t>撒母耳記下24:7</w:t>
+        </w:r>
+      </w:hyperlink>
+      <w:r>
+        <w:rPr>
+          <w:lang w:val="zh_TW" w:bidi="zh_TW"/>
+        </w:rPr>
+        <w:t>）。泰爾最重要的意義是一個商業中心。由於其地理位置，泰爾透過地中海地區的海路而有繁榮昌盛的貿易。與美索不達米亞和阿拉伯的陸路貿易往來也很重要。</w:t>
+      </w:r>
+    </w:p>
+    <w:p>
+      <w:pPr>
+        <w:pStyle w:val="Heading3"/>
+      </w:pPr>
+      <w:r>
+        <w:rPr>
+          <w:lang w:val="zh_TW" w:bidi="zh_TW"/>
+        </w:rPr>
+        <w:t>泰爾與以色列的關係</w:t>
+      </w:r>
+    </w:p>
+    <w:p>
+      <w:pPr/>
+      <w:r>
+        <w:rPr>
+          <w:lang w:val="zh_TW" w:bidi="zh_TW"/>
+        </w:rPr>
+      </w:r>
+      <w:r>
+        <w:rPr>
+          <w:lang w:val="zh_TW" w:bidi="zh_TW"/>
+        </w:rPr>
+        <w:t>當大衛和所羅門統治以色列時，泰爾是強大的商業盟友。大衛和所羅門都與泰爾的希蘭進行貿易。他們用農產品換取木材、建築材料和技術工人（</w:t>
+      </w:r>
+      <w:hyperlink r:id="rId48">
+        <w:r>
+          <w:rPr>
+            <w:lang w:val="zh_TW" w:bidi="zh_TW"/>
+          </w:rPr>
+          <w:rPr>
+            <w:color w:val="0000EE"/>
+            <w:u w:val="single"/>
+          </w:rPr>
+          <w:t>撒母耳記下5:11</w:t>
+        </w:r>
+      </w:hyperlink>
       <w:r>
         <w:rPr>
           <w:lang w:val="zh_TW" w:bidi="zh_TW"/>
         </w:rPr>
         <w:t>；</w:t>
       </w:r>
-      <w:r>
-        <w:rPr>
-          <w:lang w:val="zh_TW" w:bidi="zh_TW"/>
-        </w:rPr>
-        <w:t>磚、磚窯</w:t>
-      </w:r>
+      <w:hyperlink r:id="rId49">
+        <w:r>
+          <w:rPr>
+            <w:lang w:val="zh_TW" w:bidi="zh_TW"/>
+          </w:rPr>
+          <w:rPr>
+            <w:color w:val="0000EE"/>
+            <w:u w:val="single"/>
+          </w:rPr>
+          <w:t>列王紀上5:1–11</w:t>
+        </w:r>
+      </w:hyperlink>
       <w:r>
         <w:rPr>
           <w:lang w:val="zh_TW" w:bidi="zh_TW"/>
         </w:rPr>
         <w:t>；</w:t>
       </w:r>
-      <w:r>
-        <w:rPr>
-          <w:lang w:val="zh_TW" w:bidi="zh_TW"/>
-        </w:rPr>
-        <w:t>牌</w:t>
-      </w:r>
-      <w:r>
-        <w:rPr>
-          <w:lang w:val="zh_TW" w:bidi="zh_TW"/>
-        </w:rPr>
-        <w:t>。</w:t>
+      <w:hyperlink r:id="rId50">
+        <w:r>
+          <w:rPr>
+            <w:lang w:val="zh_TW" w:bidi="zh_TW"/>
+          </w:rPr>
+          <w:rPr>
+            <w:color w:val="0000EE"/>
+            <w:u w:val="single"/>
+          </w:rPr>
+          <w:t>曆代志上14:1</w:t>
+        </w:r>
+      </w:hyperlink>
+      <w:r>
+        <w:rPr>
+          <w:lang w:val="zh_TW" w:bidi="zh_TW"/>
+        </w:rPr>
+        <w:t>；</w:t>
+      </w:r>
+      <w:hyperlink r:id="rId51">
+        <w:r>
+          <w:rPr>
+            <w:lang w:val="zh_TW" w:bidi="zh_TW"/>
+          </w:rPr>
+          <w:rPr>
+            <w:color w:val="0000EE"/>
+            <w:u w:val="single"/>
+          </w:rPr>
+          <w:t>曆代志下2:3</w:t>
+        </w:r>
+      </w:hyperlink>
+      <w:hyperlink r:id="rId49">
+        <w:r>
+          <w:rPr>
+            <w:lang w:val="zh_TW" w:bidi="zh_TW"/>
+          </w:rPr>
+          <w:rPr>
+            <w:color w:val="0000EE"/>
+            <w:u w:val="single"/>
+          </w:rPr>
+          <w:t>–</w:t>
+        </w:r>
+      </w:hyperlink>
+      <w:hyperlink r:id="rId51">
+        <w:r>
+          <w:rPr>
+            <w:lang w:val="zh_TW" w:bidi="zh_TW"/>
+          </w:rPr>
+          <w:rPr>
+            <w:color w:val="0000EE"/>
+            <w:u w:val="single"/>
+          </w:rPr>
+          <w:t>16</w:t>
+        </w:r>
+      </w:hyperlink>
+      <w:r>
+        <w:rPr>
+          <w:lang w:val="zh_TW" w:bidi="zh_TW"/>
+        </w:rPr>
+        <w:t>）。</w:t>
+      </w:r>
+    </w:p>
+    <w:p>
+      <w:pPr/>
+      <w:r>
+        <w:rPr>
+          <w:lang w:val="zh_TW" w:bidi="zh_TW"/>
+        </w:rPr>
+      </w:r>
+      <w:r>
+        <w:rPr>
+          <w:lang w:val="zh_TW" w:bidi="zh_TW"/>
+        </w:rPr>
+        <w:t>在王國分裂後，泰爾與以色列仍保持了一段時間的友好關係。亞哈的妻子耶洗別是「</w:t>
+      </w:r>
+      <w:r>
+        <w:rPr>
+          <w:lang w:val="zh_TW" w:bidi="zh_TW"/>
+        </w:rPr>
+        <w:t>西頓王謁巴力</w:t>
+      </w:r>
+      <w:r>
+        <w:rPr>
+          <w:lang w:val="zh_TW" w:bidi="zh_TW"/>
+        </w:rPr>
+        <w:t>」的女兒。這位王在其它地方被稱為泰爾王謁巴力（</w:t>
+      </w:r>
+      <w:hyperlink r:id="rId52">
+        <w:r>
+          <w:rPr>
+            <w:lang w:val="zh_TW" w:bidi="zh_TW"/>
+          </w:rPr>
+          <w:rPr>
+            <w:color w:val="0000EE"/>
+            <w:u w:val="single"/>
+          </w:rPr>
+          <w:t>列王紀上16:31</w:t>
+        </w:r>
+      </w:hyperlink>
+      <w:r>
+        <w:rPr>
+          <w:lang w:val="zh_TW" w:bidi="zh_TW"/>
+        </w:rPr>
+        <w:t>；古代歷史學家梅南德〔Menander〕也提到這位王）。在某個時候，亞述和巴比倫的侵略對泰爾施加了足夠的壓力，使其拒絕了聯盟。到撒馬利亞陷落時，泰爾和以色列不再是盟友，不久後成為敵人。</w:t>
+      </w:r>
+    </w:p>
+    <w:p>
+      <w:pPr>
+        <w:pStyle w:val="Heading3"/>
+      </w:pPr>
+      <w:r>
+        <w:rPr>
+          <w:lang w:val="zh_TW" w:bidi="zh_TW"/>
+        </w:rPr>
+        <w:t>關於泰爾的預言</w:t>
+      </w:r>
+    </w:p>
+    <w:p>
+      <w:pPr/>
+      <w:r>
+        <w:rPr>
+          <w:lang w:val="zh_TW" w:bidi="zh_TW"/>
+        </w:rPr>
+      </w:r>
+      <w:r>
+        <w:rPr>
+          <w:lang w:val="zh_TW" w:bidi="zh_TW"/>
+        </w:rPr>
+        <w:t>在王國時代後期，泰爾受到先知們的強烈責備（</w:t>
+      </w:r>
+      <w:hyperlink r:id="rId53">
+        <w:r>
+          <w:rPr>
+            <w:lang w:val="zh_TW" w:bidi="zh_TW"/>
+          </w:rPr>
+          <w:rPr>
+            <w:color w:val="0000EE"/>
+            <w:u w:val="single"/>
+          </w:rPr>
+          <w:t>以賽亞書23:1–18</w:t>
+        </w:r>
+      </w:hyperlink>
+      <w:r>
+        <w:rPr>
+          <w:lang w:val="zh_TW" w:bidi="zh_TW"/>
+        </w:rPr>
+        <w:t>；</w:t>
+      </w:r>
+      <w:hyperlink r:id="rId54">
+        <w:r>
+          <w:rPr>
+            <w:lang w:val="zh_TW" w:bidi="zh_TW"/>
+          </w:rPr>
+          <w:rPr>
+            <w:color w:val="0000EE"/>
+            <w:u w:val="single"/>
+          </w:rPr>
+          <w:t>耶利米書25:22</w:t>
+        </w:r>
+      </w:hyperlink>
+      <w:r>
+        <w:rPr>
+          <w:lang w:val="zh_TW" w:bidi="zh_TW"/>
+        </w:rPr>
+        <w:t>，</w:t>
+      </w:r>
+      <w:hyperlink r:id="rId55">
+        <w:r>
+          <w:rPr>
+            <w:lang w:val="zh_TW" w:bidi="zh_TW"/>
+          </w:rPr>
+          <w:rPr>
+            <w:color w:val="0000EE"/>
+            <w:u w:val="single"/>
+          </w:rPr>
+          <w:t>27:1</w:t>
+        </w:r>
+      </w:hyperlink>
+      <w:hyperlink r:id="rId53">
+        <w:r>
+          <w:rPr>
+            <w:lang w:val="zh_TW" w:bidi="zh_TW"/>
+          </w:rPr>
+          <w:rPr>
+            <w:color w:val="0000EE"/>
+            <w:u w:val="single"/>
+          </w:rPr>
+          <w:t>–</w:t>
+        </w:r>
+      </w:hyperlink>
+      <w:hyperlink r:id="rId55">
+        <w:r>
+          <w:rPr>
+            <w:lang w:val="zh_TW" w:bidi="zh_TW"/>
+          </w:rPr>
+          <w:rPr>
+            <w:color w:val="0000EE"/>
+            <w:u w:val="single"/>
+          </w:rPr>
+          <w:t>11</w:t>
+        </w:r>
+      </w:hyperlink>
+      <w:r>
+        <w:rPr>
+          <w:lang w:val="zh_TW" w:bidi="zh_TW"/>
+        </w:rPr>
+        <w:t>；</w:t>
+      </w:r>
+      <w:hyperlink r:id="rId56">
+        <w:r>
+          <w:rPr>
+            <w:lang w:val="zh_TW" w:bidi="zh_TW"/>
+          </w:rPr>
+          <w:rPr>
+            <w:color w:val="0000EE"/>
+            <w:u w:val="single"/>
+          </w:rPr>
+          <w:t>以西結書26:1</w:t>
+        </w:r>
+      </w:hyperlink>
+      <w:hyperlink r:id="rId53">
+        <w:r>
+          <w:rPr>
+            <w:lang w:val="zh_TW" w:bidi="zh_TW"/>
+          </w:rPr>
+          <w:rPr>
+            <w:color w:val="0000EE"/>
+            <w:u w:val="single"/>
+          </w:rPr>
+          <w:t>–</w:t>
+        </w:r>
+      </w:hyperlink>
+      <w:hyperlink r:id="rId56">
+        <w:r>
+          <w:rPr>
+            <w:lang w:val="zh_TW" w:bidi="zh_TW"/>
+          </w:rPr>
+          <w:rPr>
+            <w:color w:val="0000EE"/>
+            <w:u w:val="single"/>
+          </w:rPr>
+          <w:t>19</w:t>
+        </w:r>
+      </w:hyperlink>
+      <w:r>
+        <w:rPr>
+          <w:lang w:val="zh_TW" w:bidi="zh_TW"/>
+        </w:rPr>
+        <w:t>；</w:t>
+      </w:r>
+      <w:hyperlink r:id="rId57">
+        <w:r>
+          <w:rPr>
+            <w:lang w:val="zh_TW" w:bidi="zh_TW"/>
+          </w:rPr>
+          <w:rPr>
+            <w:color w:val="0000EE"/>
+            <w:u w:val="single"/>
+          </w:rPr>
+          <w:t>約珥書3:4</w:t>
+        </w:r>
+      </w:hyperlink>
+      <w:hyperlink r:id="rId53">
+        <w:r>
+          <w:rPr>
+            <w:lang w:val="zh_TW" w:bidi="zh_TW"/>
+          </w:rPr>
+          <w:rPr>
+            <w:color w:val="0000EE"/>
+            <w:u w:val="single"/>
+          </w:rPr>
+          <w:t>–</w:t>
+        </w:r>
+      </w:hyperlink>
+      <w:hyperlink r:id="rId57">
+        <w:r>
+          <w:rPr>
+            <w:lang w:val="zh_TW" w:bidi="zh_TW"/>
+          </w:rPr>
+          <w:rPr>
+            <w:color w:val="0000EE"/>
+            <w:u w:val="single"/>
+          </w:rPr>
+          <w:t>8</w:t>
+        </w:r>
+      </w:hyperlink>
+      <w:r>
+        <w:rPr>
+          <w:lang w:val="zh_TW" w:bidi="zh_TW"/>
+        </w:rPr>
+        <w:t>；</w:t>
+      </w:r>
+      <w:hyperlink r:id="rId58">
+        <w:r>
+          <w:rPr>
+            <w:lang w:val="zh_TW" w:bidi="zh_TW"/>
+          </w:rPr>
+          <w:rPr>
+            <w:color w:val="0000EE"/>
+            <w:u w:val="single"/>
+          </w:rPr>
+          <w:t>阿摩司書1:9</w:t>
+        </w:r>
+      </w:hyperlink>
+      <w:hyperlink r:id="rId53">
+        <w:r>
+          <w:rPr>
+            <w:lang w:val="zh_TW" w:bidi="zh_TW"/>
+          </w:rPr>
+          <w:rPr>
+            <w:color w:val="0000EE"/>
+            <w:u w:val="single"/>
+          </w:rPr>
+          <w:t>–</w:t>
+        </w:r>
+      </w:hyperlink>
+      <w:hyperlink r:id="rId58">
+        <w:r>
+          <w:rPr>
+            <w:lang w:val="zh_TW" w:bidi="zh_TW"/>
+          </w:rPr>
+          <w:rPr>
+            <w:color w:val="0000EE"/>
+            <w:u w:val="single"/>
+          </w:rPr>
+          <w:t>10</w:t>
+        </w:r>
+      </w:hyperlink>
+      <w:r>
+        <w:rPr>
+          <w:lang w:val="zh_TW" w:bidi="zh_TW"/>
+        </w:rPr>
+        <w:t>）。泰爾被譴責的原因有幾個：</w:t>
+      </w:r>
+    </w:p>
+    <w:p>
+      <w:pPr>
+        <w:pStyle w:val="ListBullet"/>
+        <w:spacing w:line="240" w:lineRule="auto"/>
+        <w:ind w:left="720"/>
+      </w:pPr>
+      <w:r>
+        <w:rPr>
+          <w:lang w:val="zh_TW" w:bidi="zh_TW"/>
+        </w:rPr>
+      </w:r>
+      <w:r>
+        <w:rPr>
+          <w:lang w:val="zh_TW" w:bidi="zh_TW"/>
+        </w:rPr>
+        <w:t>由於其商業重要性，泰爾成為亞述和埃及競爭的焦點。泰爾在這些競爭者之間周旋，同時積累自己的財富並剝削鄰國。</w:t>
+      </w:r>
+    </w:p>
+    <w:p>
+      <w:pPr>
+        <w:pStyle w:val="ListBullet"/>
+        <w:spacing w:line="240" w:lineRule="auto"/>
+        <w:ind w:left="720"/>
+      </w:pPr>
+      <w:r>
+        <w:rPr>
+          <w:lang w:val="zh_TW" w:bidi="zh_TW"/>
+        </w:rPr>
+      </w:r>
+      <w:r>
+        <w:rPr>
+          <w:lang w:val="zh_TW" w:bidi="zh_TW"/>
+        </w:rPr>
+        <w:t>泰爾充滿了貪婪的商人。</w:t>
+      </w:r>
+    </w:p>
+    <w:p>
+      <w:pPr>
+        <w:pStyle w:val="ListBullet"/>
+        <w:spacing w:line="240" w:lineRule="auto"/>
+        <w:ind w:left="720"/>
+      </w:pPr>
+      <w:r>
+        <w:rPr>
+          <w:lang w:val="zh_TW" w:bidi="zh_TW"/>
+        </w:rPr>
+      </w:r>
+      <w:r>
+        <w:rPr>
+          <w:lang w:val="zh_TW" w:bidi="zh_TW"/>
+        </w:rPr>
+        <w:t>泰爾也是宗教偶像崇拜和性道德敗壞的中心。</w:t>
+      </w:r>
+    </w:p>
+    <w:p>
+      <w:pPr>
+        <w:pStyle w:val="ListBullet"/>
+        <w:spacing w:line="240" w:lineRule="auto"/>
+        <w:ind w:left="720"/>
+      </w:pPr>
+      <w:r>
+        <w:rPr>
+          <w:lang w:val="zh_TW" w:bidi="zh_TW"/>
+        </w:rPr>
+      </w:r>
+      <w:r>
+        <w:rPr>
+          <w:lang w:val="zh_TW" w:bidi="zh_TW"/>
+        </w:rPr>
+        <w:t>泰爾因其巨大的財富和戰略位置而極其驕傲。</w:t>
+      </w:r>
+    </w:p>
+    <w:p>
+      <w:pPr/>
+      <w:r>
+        <w:rPr>
+          <w:lang w:val="zh_TW" w:bidi="zh_TW"/>
+        </w:rPr>
+      </w:r>
+      <w:r>
+        <w:rPr>
+          <w:lang w:val="zh_TW" w:bidi="zh_TW"/>
+        </w:rPr>
+        <w:t>以西結的預言提供了泰爾城的詳細圖景，其商業帝國、罪惡及最終的滅亡（</w:t>
+      </w:r>
+      <w:hyperlink r:id="rId59">
+        <w:r>
+          <w:rPr>
+            <w:lang w:val="zh_TW" w:bidi="zh_TW"/>
+          </w:rPr>
+          <w:rPr>
+            <w:color w:val="0000EE"/>
+            <w:u w:val="single"/>
+          </w:rPr>
+          <w:t>以西結書26:1</w:t>
+        </w:r>
+      </w:hyperlink>
+      <w:hyperlink r:id="rId53">
+        <w:r>
+          <w:rPr>
+            <w:lang w:val="zh_TW" w:bidi="zh_TW"/>
+          </w:rPr>
+          <w:rPr>
+            <w:color w:val="0000EE"/>
+            <w:u w:val="single"/>
+          </w:rPr>
+          <w:t>–</w:t>
+        </w:r>
+      </w:hyperlink>
+      <w:hyperlink r:id="rId59">
+        <w:r>
+          <w:rPr>
+            <w:lang w:val="zh_TW" w:bidi="zh_TW"/>
+          </w:rPr>
+          <w:rPr>
+            <w:color w:val="0000EE"/>
+            <w:u w:val="single"/>
+          </w:rPr>
+          <w:t>28</w:t>
+        </w:r>
+      </w:hyperlink>
+      <w:r>
+        <w:rPr>
+          <w:lang w:val="zh_TW" w:bidi="zh_TW"/>
+        </w:rPr>
+        <w:t>，</w:t>
+      </w:r>
+      <w:hyperlink r:id="rId60">
+        <w:r>
+          <w:rPr>
+            <w:lang w:val="zh_TW" w:bidi="zh_TW"/>
+          </w:rPr>
+          <w:rPr>
+            <w:color w:val="0000EE"/>
+            <w:u w:val="single"/>
+          </w:rPr>
+          <w:t>29:18</w:t>
+        </w:r>
+      </w:hyperlink>
+      <w:hyperlink r:id="rId53">
+        <w:r>
+          <w:rPr>
+            <w:lang w:val="zh_TW" w:bidi="zh_TW"/>
+          </w:rPr>
+          <w:rPr>
+            <w:color w:val="0000EE"/>
+            <w:u w:val="single"/>
+          </w:rPr>
+          <w:t>–</w:t>
+        </w:r>
+      </w:hyperlink>
+      <w:hyperlink r:id="rId60">
+        <w:r>
+          <w:rPr>
+            <w:lang w:val="zh_TW" w:bidi="zh_TW"/>
+          </w:rPr>
+          <w:rPr>
+            <w:color w:val="0000EE"/>
+            <w:u w:val="single"/>
+          </w:rPr>
+          <w:t>20</w:t>
+        </w:r>
+      </w:hyperlink>
+      <w:r>
+        <w:rPr>
+          <w:lang w:val="zh_TW" w:bidi="zh_TW"/>
+        </w:rPr>
+        <w:t>）。泰爾的最終毀滅經歷了將近1900年。直到公元1291年才被徹底摧毀。泰爾被尼布甲尼撒圍攻了13年——從公元前587年直到574年。亞歷山大大帝在公元前332年經過七個月的圍攻後征服了這座城市。亞歷山大從大陸建造了一條通往島上的高架道路。以西結對泰爾驕傲的描述將其與撒但的驕傲相提並論。泰爾的宣稱「</w:t>
+      </w:r>
+      <w:r>
+        <w:rPr>
+          <w:lang w:val="zh_TW" w:bidi="zh_TW"/>
+        </w:rPr>
+        <w:t>我是神； 我在海中坐神之位</w:t>
+      </w:r>
+      <w:r>
+        <w:rPr>
+          <w:lang w:val="zh_TW" w:bidi="zh_TW"/>
+        </w:rPr>
+        <w:t>」，這也是導致撒但墮落同樣的表達方式（</w:t>
+      </w:r>
+      <w:hyperlink r:id="rId61">
+        <w:r>
+          <w:rPr>
+            <w:lang w:val="zh_TW" w:bidi="zh_TW"/>
+          </w:rPr>
+          <w:rPr>
+            <w:color w:val="0000EE"/>
+            <w:u w:val="single"/>
+          </w:rPr>
+          <w:t>以西結書28:2</w:t>
+        </w:r>
+      </w:hyperlink>
+      <w:r>
+        <w:rPr>
+          <w:lang w:val="zh_TW" w:bidi="zh_TW"/>
+        </w:rPr>
+        <w:t>）。</w:t>
+      </w:r>
+    </w:p>
+    <w:p>
+      <w:pPr>
+        <w:pStyle w:val="Heading3"/>
+      </w:pPr>
+      <w:r>
+        <w:rPr>
+          <w:lang w:val="zh_TW" w:bidi="zh_TW"/>
+        </w:rPr>
+        <w:t>新約聖經中的泰爾</w:t>
+      </w:r>
+    </w:p>
+    <w:p>
+      <w:pPr/>
+      <w:r>
+        <w:rPr>
+          <w:lang w:val="zh_TW" w:bidi="zh_TW"/>
+        </w:rPr>
+      </w:r>
+      <w:r>
+        <w:rPr>
+          <w:lang w:val="zh_TW" w:bidi="zh_TW"/>
+        </w:rPr>
+        <w:t>亞歷山大征服並摧毀了部分城市。但新約聖經指出，泰爾已經恢復了一些地位。泰爾在人口和商業力量上等同於或超過耶路撒冷。耶穌在祂早期的事工中曾造訪泰爾周圍地區。祂在那裡醫治了敘利腓尼基婦女的女兒（</w:t>
+      </w:r>
+      <w:hyperlink r:id="rId62">
+        <w:r>
+          <w:rPr>
+            <w:lang w:val="zh_TW" w:bidi="zh_TW"/>
+          </w:rPr>
+          <w:rPr>
+            <w:color w:val="0000EE"/>
+            <w:u w:val="single"/>
+          </w:rPr>
+          <w:t>馬太福音15:21–28</w:t>
+        </w:r>
+      </w:hyperlink>
+      <w:r>
+        <w:rPr>
+          <w:lang w:val="zh_TW" w:bidi="zh_TW"/>
+        </w:rPr>
+        <w:t>；</w:t>
+      </w:r>
+      <w:hyperlink r:id="rId63">
+        <w:r>
+          <w:rPr>
+            <w:lang w:val="zh_TW" w:bidi="zh_TW"/>
+          </w:rPr>
+          <w:rPr>
+            <w:color w:val="0000EE"/>
+            <w:u w:val="single"/>
+          </w:rPr>
+          <w:t>馬可福音7:24–31</w:t>
+        </w:r>
+      </w:hyperlink>
+      <w:r>
+        <w:rPr>
+          <w:lang w:val="zh_TW" w:bidi="zh_TW"/>
+        </w:rPr>
+        <w:t>）。耶穌將棄絕祂的加利利城鎮與泰爾和西頓相比。這種比較意味著加利利人理論上可以拒絕耶穌的理由應該更少，因為他在那裡行了許多神蹟（</w:t>
+      </w:r>
+      <w:hyperlink r:id="rId64">
+        <w:r>
+          <w:rPr>
+            <w:lang w:val="zh_TW" w:bidi="zh_TW"/>
+          </w:rPr>
+          <w:rPr>
+            <w:color w:val="0000EE"/>
+            <w:u w:val="single"/>
+          </w:rPr>
+          <w:t>路加福音10:13–14</w:t>
+        </w:r>
+      </w:hyperlink>
+      <w:r>
+        <w:rPr>
+          <w:lang w:val="zh_TW" w:bidi="zh_TW"/>
+        </w:rPr>
+        <w:t>）。</w:t>
       </w:r>
       <w:r>
         <w:rPr>

--- a/zht/docx/165.content.docx
+++ b/zht/docx/165.content.docx
@@ -233,18 +233,12 @@
         </w:rPr>
         <w:t>君王宮廷或家中的官員，常負責管理婦女居住的區域。許多這類男子都曾被閹割（即切除男性生殖器官），但並非所有人都是如此（參</w:t>
       </w:r>
-      <w:hyperlink r:id="rId13">
-        <w:r>
-          <w:rPr>
-            <w:lang w:val="zh_TW" w:bidi="zh_TW"/>
-          </w:rPr>
-          <w:rPr>
-            <w:color w:val="0000EE"/>
-            <w:u w:val="single"/>
-          </w:rPr>
-          <w:t>創39:1</w:t>
-        </w:r>
-      </w:hyperlink>
+      <w:r>
+        <w:rPr>
+          <w:lang w:val="zh_TW" w:bidi="zh_TW"/>
+        </w:rPr>
+        <w:t>創39:1</w:t>
+      </w:r>
       <w:r>
         <w:rPr>
           <w:lang w:val="zh_TW" w:bidi="zh_TW"/>
@@ -269,36 +263,24 @@
         </w:rPr>
         <w:t>以色列（</w:t>
       </w:r>
-      <w:hyperlink r:id="rId14">
-        <w:r>
-          <w:rPr>
-            <w:lang w:val="zh_TW" w:bidi="zh_TW"/>
-          </w:rPr>
-          <w:rPr>
-            <w:color w:val="0000EE"/>
-            <w:u w:val="single"/>
-          </w:rPr>
-          <w:t>撒上8:15</w:t>
-        </w:r>
-      </w:hyperlink>
+      <w:r>
+        <w:rPr>
+          <w:lang w:val="zh_TW" w:bidi="zh_TW"/>
+        </w:rPr>
+        <w:t>撒上8:15</w:t>
+      </w:r>
       <w:r>
         <w:rPr>
           <w:lang w:val="zh_TW" w:bidi="zh_TW"/>
         </w:rPr>
         <w:t>；</w:t>
       </w:r>
-      <w:hyperlink r:id="rId15">
-        <w:r>
-          <w:rPr>
-            <w:lang w:val="zh_TW" w:bidi="zh_TW"/>
-          </w:rPr>
-          <w:rPr>
-            <w:color w:val="0000EE"/>
-            <w:u w:val="single"/>
-          </w:rPr>
-          <w:t>代上28:1</w:t>
-        </w:r>
-      </w:hyperlink>
+      <w:r>
+        <w:rPr>
+          <w:lang w:val="zh_TW" w:bidi="zh_TW"/>
+        </w:rPr>
+        <w:t>代上28:1</w:t>
+      </w:r>
       <w:r>
         <w:rPr>
           <w:lang w:val="zh_TW" w:bidi="zh_TW"/>
@@ -323,18 +305,12 @@
         </w:rPr>
         <w:t>波斯（</w:t>
       </w:r>
-      <w:hyperlink r:id="rId16">
-        <w:r>
-          <w:rPr>
-            <w:lang w:val="zh_TW" w:bidi="zh_TW"/>
-          </w:rPr>
-          <w:rPr>
-            <w:color w:val="0000EE"/>
-            <w:u w:val="single"/>
-          </w:rPr>
-          <w:t>斯2:3</w:t>
-        </w:r>
-      </w:hyperlink>
+      <w:r>
+        <w:rPr>
+          <w:lang w:val="zh_TW" w:bidi="zh_TW"/>
+        </w:rPr>
+        <w:t>斯2:3</w:t>
+      </w:r>
       <w:r>
         <w:rPr>
           <w:lang w:val="zh_TW" w:bidi="zh_TW"/>
@@ -359,36 +335,24 @@
         </w:rPr>
         <w:t>衣索比亞（</w:t>
       </w:r>
-      <w:hyperlink r:id="rId17">
-        <w:r>
-          <w:rPr>
-            <w:lang w:val="zh_TW" w:bidi="zh_TW"/>
-          </w:rPr>
-          <w:rPr>
-            <w:color w:val="0000EE"/>
-            <w:u w:val="single"/>
-          </w:rPr>
-          <w:t>耶38:7</w:t>
-        </w:r>
-      </w:hyperlink>
+      <w:r>
+        <w:rPr>
+          <w:lang w:val="zh_TW" w:bidi="zh_TW"/>
+        </w:rPr>
+        <w:t>耶38:7</w:t>
+      </w:r>
       <w:r>
         <w:rPr>
           <w:lang w:val="zh_TW" w:bidi="zh_TW"/>
         </w:rPr>
         <w:t>；</w:t>
       </w:r>
-      <w:hyperlink r:id="rId18">
-        <w:r>
-          <w:rPr>
-            <w:lang w:val="zh_TW" w:bidi="zh_TW"/>
-          </w:rPr>
-          <w:rPr>
-            <w:color w:val="0000EE"/>
-            <w:u w:val="single"/>
-          </w:rPr>
-          <w:t>徒8:27</w:t>
-        </w:r>
-      </w:hyperlink>
+      <w:r>
+        <w:rPr>
+          <w:lang w:val="zh_TW" w:bidi="zh_TW"/>
+        </w:rPr>
+        <w:t>徒8:27</w:t>
+      </w:r>
       <w:r>
         <w:rPr>
           <w:lang w:val="zh_TW" w:bidi="zh_TW"/>
@@ -413,18 +377,12 @@
         </w:rPr>
         <w:t>巴比倫（</w:t>
       </w:r>
-      <w:hyperlink r:id="rId19">
-        <w:r>
-          <w:rPr>
-            <w:lang w:val="zh_TW" w:bidi="zh_TW"/>
-          </w:rPr>
-          <w:rPr>
-            <w:color w:val="0000EE"/>
-            <w:u w:val="single"/>
-          </w:rPr>
-          <w:t>但1:3</w:t>
-        </w:r>
-      </w:hyperlink>
+      <w:r>
+        <w:rPr>
+          <w:lang w:val="zh_TW" w:bidi="zh_TW"/>
+        </w:rPr>
+        <w:t>但1:3</w:t>
+      </w:r>
       <w:r>
         <w:rPr>
           <w:lang w:val="zh_TW" w:bidi="zh_TW"/>
@@ -445,54 +403,36 @@
         </w:rPr>
         <w:t>太監不得參與以色列的公共敬拜（</w:t>
       </w:r>
-      <w:hyperlink r:id="rId20">
-        <w:r>
-          <w:rPr>
-            <w:lang w:val="zh_TW" w:bidi="zh_TW"/>
-          </w:rPr>
-          <w:rPr>
-            <w:color w:val="0000EE"/>
-            <w:u w:val="single"/>
-          </w:rPr>
-          <w:t>申23:1</w:t>
-        </w:r>
-      </w:hyperlink>
+      <w:r>
+        <w:rPr>
+          <w:lang w:val="zh_TW" w:bidi="zh_TW"/>
+        </w:rPr>
+        <w:t>申23:1</w:t>
+      </w:r>
       <w:r>
         <w:rPr>
           <w:lang w:val="zh_TW" w:bidi="zh_TW"/>
         </w:rPr>
         <w:t>），但先知以賽亞曾在關於彌賽亞復興國度的預言中提到他們（</w:t>
       </w:r>
-      <w:hyperlink r:id="rId21">
-        <w:r>
-          <w:rPr>
-            <w:lang w:val="zh_TW" w:bidi="zh_TW"/>
-          </w:rPr>
-          <w:rPr>
-            <w:color w:val="0000EE"/>
-            <w:u w:val="single"/>
-          </w:rPr>
-          <w:t>賽56:3–5</w:t>
-        </w:r>
-      </w:hyperlink>
+      <w:r>
+        <w:rPr>
+          <w:lang w:val="zh_TW" w:bidi="zh_TW"/>
+        </w:rPr>
+        <w:t>賽56:3–5</w:t>
+      </w:r>
       <w:r>
         <w:rPr>
           <w:lang w:val="zh_TW" w:bidi="zh_TW"/>
         </w:rPr>
         <w:t>；見</w:t>
       </w:r>
-      <w:hyperlink r:id="rId22">
-        <w:r>
-          <w:rPr>
-            <w:lang w:val="zh_TW" w:bidi="zh_TW"/>
-          </w:rPr>
-          <w:rPr>
-            <w:color w:val="0000EE"/>
-            <w:u w:val="single"/>
-          </w:rPr>
-          <w:t>徒8章</w:t>
-        </w:r>
-      </w:hyperlink>
+      <w:r>
+        <w:rPr>
+          <w:lang w:val="zh_TW" w:bidi="zh_TW"/>
+        </w:rPr>
+        <w:t>徒8章</w:t>
+      </w:r>
       <w:r>
         <w:rPr>
           <w:lang w:val="zh_TW" w:bidi="zh_TW"/>
@@ -507,18 +447,12 @@
           <w:lang w:val="zh_TW" w:bidi="zh_TW"/>
         </w:rPr>
       </w:r>
-      <w:hyperlink r:id="rId23">
-        <w:r>
-          <w:rPr>
-            <w:lang w:val="zh_TW" w:bidi="zh_TW"/>
-          </w:rPr>
-          <w:rPr>
-            <w:color w:val="0000EE"/>
-            <w:u w:val="single"/>
-          </w:rPr>
-          <w:t>使徒行傳八章27至39節</w:t>
-        </w:r>
-      </w:hyperlink>
+      <w:r>
+        <w:rPr>
+          <w:lang w:val="zh_TW" w:bidi="zh_TW"/>
+        </w:rPr>
+        <w:t>使徒行傳八章27至39節</w:t>
+      </w:r>
       <w:r>
         <w:rPr>
           <w:lang w:val="zh_TW" w:bidi="zh_TW"/>
@@ -539,18 +473,12 @@
         </w:rPr>
         <w:t>耶穌提到三種太監（</w:t>
       </w:r>
-      <w:hyperlink r:id="rId24">
-        <w:r>
-          <w:rPr>
-            <w:lang w:val="zh_TW" w:bidi="zh_TW"/>
-          </w:rPr>
-          <w:rPr>
-            <w:color w:val="0000EE"/>
-            <w:u w:val="single"/>
-          </w:rPr>
-          <w:t>太19:12</w:t>
-        </w:r>
-      </w:hyperlink>
+      <w:r>
+        <w:rPr>
+          <w:lang w:val="zh_TW" w:bidi="zh_TW"/>
+        </w:rPr>
+        <w:t>太19:12</w:t>
+      </w:r>
       <w:r>
         <w:rPr>
           <w:lang w:val="zh_TW" w:bidi="zh_TW"/>
@@ -605,54 +533,36 @@
         </w:rPr>
         <w:t>太陽（譯註：或譯「日頭」）是神所創造的兩大光體之一，用來管理白晝（</w:t>
       </w:r>
-      <w:hyperlink r:id="rId25">
-        <w:r>
-          <w:rPr>
-            <w:lang w:val="zh_TW" w:bidi="zh_TW"/>
-          </w:rPr>
-          <w:rPr>
-            <w:color w:val="0000EE"/>
-            <w:u w:val="single"/>
-          </w:rPr>
-          <w:t>創1:14–15</w:t>
-        </w:r>
-      </w:hyperlink>
+      <w:r>
+        <w:rPr>
+          <w:lang w:val="zh_TW" w:bidi="zh_TW"/>
+        </w:rPr>
+        <w:t>創1:14–15</w:t>
+      </w:r>
       <w:r>
         <w:rPr>
           <w:lang w:val="zh_TW" w:bidi="zh_TW"/>
         </w:rPr>
         <w:t>）。在聖經時代，一天是從日落開始的，日常獻祭也與太陽的位置有關。第一個燔祭是在日出時獻上的（</w:t>
       </w:r>
-      <w:hyperlink r:id="rId26">
-        <w:r>
-          <w:rPr>
-            <w:lang w:val="zh_TW" w:bidi="zh_TW"/>
-          </w:rPr>
-          <w:rPr>
-            <w:color w:val="0000EE"/>
-            <w:u w:val="single"/>
-          </w:rPr>
-          <w:t>出29:39</w:t>
-        </w:r>
-      </w:hyperlink>
+      <w:r>
+        <w:rPr>
+          <w:lang w:val="zh_TW" w:bidi="zh_TW"/>
+        </w:rPr>
+        <w:t>出29:39</w:t>
+      </w:r>
       <w:r>
         <w:rPr>
           <w:lang w:val="zh_TW" w:bidi="zh_TW"/>
         </w:rPr>
         <w:t>；</w:t>
       </w:r>
-      <w:hyperlink r:id="rId27">
-        <w:r>
-          <w:rPr>
-            <w:lang w:val="zh_TW" w:bidi="zh_TW"/>
-          </w:rPr>
-          <w:rPr>
-            <w:color w:val="0000EE"/>
-            <w:u w:val="single"/>
-          </w:rPr>
-          <w:t>民28:4</w:t>
-        </w:r>
-      </w:hyperlink>
+      <w:r>
+        <w:rPr>
+          <w:lang w:val="zh_TW" w:bidi="zh_TW"/>
+        </w:rPr>
+        <w:t>民28:4</w:t>
+      </w:r>
       <w:r>
         <w:rPr>
           <w:lang w:val="zh_TW" w:bidi="zh_TW"/>
@@ -699,18 +609,12 @@
         </w:rPr>
         <w:t>」（</w:t>
       </w:r>
-      <w:hyperlink r:id="rId28">
-        <w:r>
-          <w:rPr>
-            <w:lang w:val="zh_TW" w:bidi="zh_TW"/>
-          </w:rPr>
-          <w:rPr>
-            <w:color w:val="0000EE"/>
-            <w:u w:val="single"/>
-          </w:rPr>
-          <w:t>創8:22</w:t>
-        </w:r>
-      </w:hyperlink>
+      <w:r>
+        <w:rPr>
+          <w:lang w:val="zh_TW" w:bidi="zh_TW"/>
+        </w:rPr>
+        <w:t>創8:22</w:t>
+      </w:r>
       <w:r>
         <w:rPr>
           <w:lang w:val="zh_TW" w:bidi="zh_TW"/>
@@ -762,18 +666,12 @@
         </w:rPr>
         <w:t>原指「雨季」或「雨」；</w:t>
       </w:r>
-      <w:hyperlink r:id="rId29">
-        <w:r>
-          <w:rPr>
-            <w:lang w:val="zh_TW" w:bidi="zh_TW"/>
-          </w:rPr>
-          <w:rPr>
-            <w:color w:val="0000EE"/>
-            <w:u w:val="single"/>
-          </w:rPr>
-          <w:t>歌2:11</w:t>
-        </w:r>
-      </w:hyperlink>
+      <w:r>
+        <w:rPr>
+          <w:lang w:val="zh_TW" w:bidi="zh_TW"/>
+        </w:rPr>
+        <w:t>歌2:11</w:t>
+      </w:r>
       <w:r>
         <w:rPr>
           <w:lang w:val="zh_TW" w:bidi="zh_TW"/>
@@ -919,18 +817,12 @@
         </w:rPr>
         <w:t>擁有居所（</w:t>
       </w:r>
-      <w:hyperlink r:id="rId30">
-        <w:r>
-          <w:rPr>
-            <w:lang w:val="zh_TW" w:bidi="zh_TW"/>
-          </w:rPr>
-          <w:rPr>
-            <w:color w:val="0000EE"/>
-            <w:u w:val="single"/>
-          </w:rPr>
-          <w:t>哈3:11</w:t>
-        </w:r>
-      </w:hyperlink>
+      <w:r>
+        <w:rPr>
+          <w:lang w:val="zh_TW" w:bidi="zh_TW"/>
+        </w:rPr>
+        <w:t>哈3:11</w:t>
+      </w:r>
       <w:r>
         <w:rPr>
           <w:lang w:val="zh_TW" w:bidi="zh_TW"/>
@@ -955,18 +847,12 @@
         </w:rPr>
         <w:t>如同新郎出洞房般 （</w:t>
       </w:r>
-      <w:hyperlink r:id="rId31">
-        <w:r>
-          <w:rPr>
-            <w:lang w:val="zh_TW" w:bidi="zh_TW"/>
-          </w:rPr>
-          <w:rPr>
-            <w:color w:val="0000EE"/>
-            <w:u w:val="single"/>
-          </w:rPr>
-          <w:t>詩19:4–5</w:t>
-        </w:r>
-      </w:hyperlink>
+      <w:r>
+        <w:rPr>
+          <w:lang w:val="zh_TW" w:bidi="zh_TW"/>
+        </w:rPr>
+        <w:t>詩19:4–5</w:t>
+      </w:r>
       <w:r>
         <w:rPr>
           <w:lang w:val="zh_TW" w:bidi="zh_TW"/>
@@ -1005,18 +891,12 @@
         </w:rPr>
         <w:t>恆久不變（</w:t>
       </w:r>
-      <w:hyperlink r:id="rId32">
-        <w:r>
-          <w:rPr>
-            <w:lang w:val="zh_TW" w:bidi="zh_TW"/>
-          </w:rPr>
-          <w:rPr>
-            <w:color w:val="0000EE"/>
-            <w:u w:val="single"/>
-          </w:rPr>
-          <w:t>詩72:5、17</w:t>
-        </w:r>
-      </w:hyperlink>
+      <w:r>
+        <w:rPr>
+          <w:lang w:val="zh_TW" w:bidi="zh_TW"/>
+        </w:rPr>
+        <w:t>詩72:5、17</w:t>
+      </w:r>
       <w:r>
         <w:rPr>
           <w:lang w:val="zh_TW" w:bidi="zh_TW"/>
@@ -1041,18 +921,12 @@
         </w:rPr>
         <w:t>律法（</w:t>
       </w:r>
-      <w:hyperlink r:id="rId33">
-        <w:r>
-          <w:rPr>
-            <w:lang w:val="zh_TW" w:bidi="zh_TW"/>
-          </w:rPr>
-          <w:rPr>
-            <w:color w:val="0000EE"/>
-            <w:u w:val="single"/>
-          </w:rPr>
-          <w:t>詩19:7</w:t>
-        </w:r>
-      </w:hyperlink>
+      <w:r>
+        <w:rPr>
+          <w:lang w:val="zh_TW" w:bidi="zh_TW"/>
+        </w:rPr>
+        <w:t>詩19:7</w:t>
+      </w:r>
       <w:r>
         <w:rPr>
           <w:lang w:val="zh_TW" w:bidi="zh_TW"/>
@@ -1077,18 +951,12 @@
         </w:rPr>
         <w:t>神的同在 （</w:t>
       </w:r>
-      <w:hyperlink r:id="rId34">
-        <w:r>
-          <w:rPr>
-            <w:lang w:val="zh_TW" w:bidi="zh_TW"/>
-          </w:rPr>
-          <w:rPr>
-            <w:color w:val="0000EE"/>
-            <w:u w:val="single"/>
-          </w:rPr>
-          <w:t>詩84:11</w:t>
-        </w:r>
-      </w:hyperlink>
+      <w:r>
+        <w:rPr>
+          <w:lang w:val="zh_TW" w:bidi="zh_TW"/>
+        </w:rPr>
+        <w:t>詩84:11</w:t>
+      </w:r>
       <w:r>
         <w:rPr>
           <w:lang w:val="zh_TW" w:bidi="zh_TW"/>
@@ -1113,18 +981,12 @@
         </w:rPr>
         <w:t>美麗（</w:t>
       </w:r>
-      <w:hyperlink r:id="rId35">
-        <w:r>
-          <w:rPr>
-            <w:lang w:val="zh_TW" w:bidi="zh_TW"/>
-          </w:rPr>
-          <w:rPr>
-            <w:color w:val="0000EE"/>
-            <w:u w:val="single"/>
-          </w:rPr>
-          <w:t>歌6:10</w:t>
-        </w:r>
-      </w:hyperlink>
+      <w:r>
+        <w:rPr>
+          <w:lang w:val="zh_TW" w:bidi="zh_TW"/>
+        </w:rPr>
+        <w:t>歌6:10</w:t>
+      </w:r>
       <w:r>
         <w:rPr>
           <w:lang w:val="zh_TW" w:bidi="zh_TW"/>
@@ -1145,36 +1007,24 @@
         </w:rPr>
         <w:t>在傳道書中，地上的人生常被描述為發生在「日光之下」（</w:t>
       </w:r>
-      <w:hyperlink r:id="rId36">
-        <w:r>
-          <w:rPr>
-            <w:lang w:val="zh_TW" w:bidi="zh_TW"/>
-          </w:rPr>
-          <w:rPr>
-            <w:color w:val="0000EE"/>
-            <w:u w:val="single"/>
-          </w:rPr>
-          <w:t>傳1:3、9、14</w:t>
-        </w:r>
-      </w:hyperlink>
+      <w:r>
+        <w:rPr>
+          <w:lang w:val="zh_TW" w:bidi="zh_TW"/>
+        </w:rPr>
+        <w:t>傳1:3、9、14</w:t>
+      </w:r>
       <w:r>
         <w:rPr>
           <w:lang w:val="zh_TW" w:bidi="zh_TW"/>
         </w:rPr>
         <w:t>，</w:t>
       </w:r>
-      <w:hyperlink r:id="rId37">
-        <w:r>
-          <w:rPr>
-            <w:lang w:val="zh_TW" w:bidi="zh_TW"/>
-          </w:rPr>
-          <w:rPr>
-            <w:color w:val="0000EE"/>
-            <w:u w:val="single"/>
-          </w:rPr>
-          <w:t>2:11</w:t>
-        </w:r>
-      </w:hyperlink>
+      <w:r>
+        <w:rPr>
+          <w:lang w:val="zh_TW" w:bidi="zh_TW"/>
+        </w:rPr>
+        <w:t>2:11</w:t>
+      </w:r>
       <w:r>
         <w:rPr>
           <w:lang w:val="zh_TW" w:bidi="zh_TW"/>
@@ -1195,144 +1045,96 @@
         </w:rPr>
         <w:t>在混亂和神憤怒的時候，聖經描述太陽變暗（</w:t>
       </w:r>
-      <w:hyperlink r:id="rId38">
-        <w:r>
-          <w:rPr>
-            <w:lang w:val="zh_TW" w:bidi="zh_TW"/>
-          </w:rPr>
-          <w:rPr>
-            <w:color w:val="0000EE"/>
-            <w:u w:val="single"/>
-          </w:rPr>
-          <w:t>賽13:10</w:t>
-        </w:r>
-      </w:hyperlink>
+      <w:r>
+        <w:rPr>
+          <w:lang w:val="zh_TW" w:bidi="zh_TW"/>
+        </w:rPr>
+        <w:t>賽13:10</w:t>
+      </w:r>
       <w:r>
         <w:rPr>
           <w:lang w:val="zh_TW" w:bidi="zh_TW"/>
         </w:rPr>
         <w:t>；</w:t>
       </w:r>
-      <w:hyperlink r:id="rId39">
-        <w:r>
-          <w:rPr>
-            <w:lang w:val="zh_TW" w:bidi="zh_TW"/>
-          </w:rPr>
-          <w:rPr>
-            <w:color w:val="0000EE"/>
-            <w:u w:val="single"/>
-          </w:rPr>
-          <w:t>結32:7</w:t>
-        </w:r>
-      </w:hyperlink>
+      <w:r>
+        <w:rPr>
+          <w:lang w:val="zh_TW" w:bidi="zh_TW"/>
+        </w:rPr>
+        <w:t>結32:7</w:t>
+      </w:r>
       <w:r>
         <w:rPr>
           <w:lang w:val="zh_TW" w:bidi="zh_TW"/>
         </w:rPr>
         <w:t>；</w:t>
       </w:r>
-      <w:hyperlink r:id="rId40">
-        <w:r>
-          <w:rPr>
-            <w:lang w:val="zh_TW" w:bidi="zh_TW"/>
-          </w:rPr>
-          <w:rPr>
-            <w:color w:val="0000EE"/>
-            <w:u w:val="single"/>
-          </w:rPr>
-          <w:t>珥2:10、31</w:t>
-        </w:r>
-      </w:hyperlink>
+      <w:r>
+        <w:rPr>
+          <w:lang w:val="zh_TW" w:bidi="zh_TW"/>
+        </w:rPr>
+        <w:t>珥2:10、31</w:t>
+      </w:r>
       <w:r>
         <w:rPr>
           <w:lang w:val="zh_TW" w:bidi="zh_TW"/>
         </w:rPr>
         <w:t>，</w:t>
       </w:r>
-      <w:hyperlink r:id="rId41">
-        <w:r>
-          <w:rPr>
-            <w:lang w:val="zh_TW" w:bidi="zh_TW"/>
-          </w:rPr>
-          <w:rPr>
-            <w:color w:val="0000EE"/>
-            <w:u w:val="single"/>
-          </w:rPr>
-          <w:t>3:15</w:t>
-        </w:r>
-      </w:hyperlink>
+      <w:r>
+        <w:rPr>
+          <w:lang w:val="zh_TW" w:bidi="zh_TW"/>
+        </w:rPr>
+        <w:t>3:15</w:t>
+      </w:r>
       <w:r>
         <w:rPr>
           <w:lang w:val="zh_TW" w:bidi="zh_TW"/>
         </w:rPr>
         <w:t>；</w:t>
       </w:r>
-      <w:hyperlink r:id="rId42">
-        <w:r>
-          <w:rPr>
-            <w:lang w:val="zh_TW" w:bidi="zh_TW"/>
-          </w:rPr>
-          <w:rPr>
-            <w:color w:val="0000EE"/>
-            <w:u w:val="single"/>
-          </w:rPr>
-          <w:t>番1:15</w:t>
-        </w:r>
-      </w:hyperlink>
+      <w:r>
+        <w:rPr>
+          <w:lang w:val="zh_TW" w:bidi="zh_TW"/>
+        </w:rPr>
+        <w:t>番1:15</w:t>
+      </w:r>
       <w:r>
         <w:rPr>
           <w:lang w:val="zh_TW" w:bidi="zh_TW"/>
         </w:rPr>
         <w:t>；</w:t>
       </w:r>
-      <w:hyperlink r:id="rId43">
-        <w:r>
-          <w:rPr>
-            <w:lang w:val="zh_TW" w:bidi="zh_TW"/>
-          </w:rPr>
-          <w:rPr>
-            <w:color w:val="0000EE"/>
-            <w:u w:val="single"/>
-          </w:rPr>
-          <w:t>太24:29</w:t>
-        </w:r>
-      </w:hyperlink>
+      <w:r>
+        <w:rPr>
+          <w:lang w:val="zh_TW" w:bidi="zh_TW"/>
+        </w:rPr>
+        <w:t>太24:29</w:t>
+      </w:r>
       <w:r>
         <w:rPr>
           <w:lang w:val="zh_TW" w:bidi="zh_TW"/>
         </w:rPr>
         <w:t>；</w:t>
       </w:r>
-      <w:hyperlink r:id="rId44">
-        <w:r>
-          <w:rPr>
-            <w:lang w:val="zh_TW" w:bidi="zh_TW"/>
-          </w:rPr>
-          <w:rPr>
-            <w:color w:val="0000EE"/>
-            <w:u w:val="single"/>
-          </w:rPr>
-          <w:t>啟8:12</w:t>
-        </w:r>
-      </w:hyperlink>
+      <w:r>
+        <w:rPr>
+          <w:lang w:val="zh_TW" w:bidi="zh_TW"/>
+        </w:rPr>
+        <w:t>啟8:12</w:t>
+      </w:r>
       <w:r>
         <w:rPr>
           <w:lang w:val="zh_TW" w:bidi="zh_TW"/>
         </w:rPr>
         <w:t>）。這個意象可能指的是日蝕，這在古人眼中是極其可怕的事件。太陽變得灰暗也可能是指「西洛可風」（sirocco）的影響，當沙塵暴或濃霧遮蔽天空時，陽光會黯淡無光。另一方面，耶和華得勝的日子則被描述為太陽要比現在的光強烈七倍（</w:t>
       </w:r>
-      <w:hyperlink r:id="rId45">
-        <w:r>
-          <w:rPr>
-            <w:lang w:val="zh_TW" w:bidi="zh_TW"/>
-          </w:rPr>
-          <w:rPr>
-            <w:color w:val="0000EE"/>
-            <w:u w:val="single"/>
-          </w:rPr>
-          <w:t>賽30:26</w:t>
-        </w:r>
-      </w:hyperlink>
+      <w:r>
+        <w:rPr>
+          <w:lang w:val="zh_TW" w:bidi="zh_TW"/>
+        </w:rPr>
+        <w:t>賽30:26</w:t>
+      </w:r>
       <w:r>
         <w:rPr>
           <w:lang w:val="zh_TW" w:bidi="zh_TW"/>
@@ -1517,36 +1319,24 @@
         </w:rPr>
         <w:t>根據希羅多德（Herodotus）的說法，泰爾在大約公元前2700年建立。最早提到泰爾的是15世紀的烏加里特（Ugaritic）文件和類似的埃及文件。泰爾首次出現在聖經中是在亞設產業的城市列表中（</w:t>
       </w:r>
-      <w:hyperlink r:id="rId46">
-        <w:r>
-          <w:rPr>
-            <w:lang w:val="zh_TW" w:bidi="zh_TW"/>
-          </w:rPr>
-          <w:rPr>
-            <w:color w:val="0000EE"/>
-            <w:u w:val="single"/>
-          </w:rPr>
-          <w:t>約書亞記19:29</w:t>
-        </w:r>
-      </w:hyperlink>
+      <w:r>
+        <w:rPr>
+          <w:lang w:val="zh_TW" w:bidi="zh_TW"/>
+        </w:rPr>
+        <w:t>約書亞記19:29</w:t>
+      </w:r>
       <w:r>
         <w:rPr>
           <w:lang w:val="zh_TW" w:bidi="zh_TW"/>
         </w:rPr>
         <w:t>）。當時，它被描述是「保障」，顯然從未被以色列人征服過（</w:t>
       </w:r>
-      <w:hyperlink r:id="rId47">
-        <w:r>
-          <w:rPr>
-            <w:lang w:val="zh_TW" w:bidi="zh_TW"/>
-          </w:rPr>
-          <w:rPr>
-            <w:color w:val="0000EE"/>
-            <w:u w:val="single"/>
-          </w:rPr>
-          <w:t>撒母耳記下24:7</w:t>
-        </w:r>
-      </w:hyperlink>
+      <w:r>
+        <w:rPr>
+          <w:lang w:val="zh_TW" w:bidi="zh_TW"/>
+        </w:rPr>
+        <w:t>撒母耳記下24:7</w:t>
+      </w:r>
       <w:r>
         <w:rPr>
           <w:lang w:val="zh_TW" w:bidi="zh_TW"/>
@@ -1578,96 +1368,60 @@
         </w:rPr>
         <w:t>當大衛和所羅門統治以色列時，泰爾是強大的商業盟友。大衛和所羅門都與泰爾的希蘭進行貿易。他們用農產品換取木材、建築材料和技術工人（</w:t>
       </w:r>
-      <w:hyperlink r:id="rId48">
-        <w:r>
-          <w:rPr>
-            <w:lang w:val="zh_TW" w:bidi="zh_TW"/>
-          </w:rPr>
-          <w:rPr>
-            <w:color w:val="0000EE"/>
-            <w:u w:val="single"/>
-          </w:rPr>
-          <w:t>撒母耳記下5:11</w:t>
-        </w:r>
-      </w:hyperlink>
+      <w:r>
+        <w:rPr>
+          <w:lang w:val="zh_TW" w:bidi="zh_TW"/>
+        </w:rPr>
+        <w:t>撒母耳記下5:11</w:t>
+      </w:r>
       <w:r>
         <w:rPr>
           <w:lang w:val="zh_TW" w:bidi="zh_TW"/>
         </w:rPr>
         <w:t>；</w:t>
       </w:r>
-      <w:hyperlink r:id="rId49">
-        <w:r>
-          <w:rPr>
-            <w:lang w:val="zh_TW" w:bidi="zh_TW"/>
-          </w:rPr>
-          <w:rPr>
-            <w:color w:val="0000EE"/>
-            <w:u w:val="single"/>
-          </w:rPr>
-          <w:t>列王紀上5:1–11</w:t>
-        </w:r>
-      </w:hyperlink>
+      <w:r>
+        <w:rPr>
+          <w:lang w:val="zh_TW" w:bidi="zh_TW"/>
+        </w:rPr>
+        <w:t>列王紀上5:1–11</w:t>
+      </w:r>
       <w:r>
         <w:rPr>
           <w:lang w:val="zh_TW" w:bidi="zh_TW"/>
         </w:rPr>
         <w:t>；</w:t>
       </w:r>
-      <w:hyperlink r:id="rId50">
-        <w:r>
-          <w:rPr>
-            <w:lang w:val="zh_TW" w:bidi="zh_TW"/>
-          </w:rPr>
-          <w:rPr>
-            <w:color w:val="0000EE"/>
-            <w:u w:val="single"/>
-          </w:rPr>
-          <w:t>曆代志上14:1</w:t>
-        </w:r>
-      </w:hyperlink>
+      <w:r>
+        <w:rPr>
+          <w:lang w:val="zh_TW" w:bidi="zh_TW"/>
+        </w:rPr>
+        <w:t>曆代志上14:1</w:t>
+      </w:r>
       <w:r>
         <w:rPr>
           <w:lang w:val="zh_TW" w:bidi="zh_TW"/>
         </w:rPr>
         <w:t>；</w:t>
       </w:r>
-      <w:hyperlink r:id="rId51">
-        <w:r>
-          <w:rPr>
-            <w:lang w:val="zh_TW" w:bidi="zh_TW"/>
-          </w:rPr>
-          <w:rPr>
-            <w:color w:val="0000EE"/>
-            <w:u w:val="single"/>
-          </w:rPr>
-          <w:t>曆代志下2:3</w:t>
-        </w:r>
-      </w:hyperlink>
-      <w:hyperlink r:id="rId49">
-        <w:r>
-          <w:rPr>
-            <w:lang w:val="zh_TW" w:bidi="zh_TW"/>
-          </w:rPr>
-          <w:rPr>
-            <w:color w:val="0000EE"/>
-            <w:u w:val="single"/>
-          </w:rPr>
-          <w:t>–</w:t>
-        </w:r>
-      </w:hyperlink>
-      <w:hyperlink r:id="rId51">
-        <w:r>
-          <w:rPr>
-            <w:lang w:val="zh_TW" w:bidi="zh_TW"/>
-          </w:rPr>
-          <w:rPr>
-            <w:color w:val="0000EE"/>
-            <w:u w:val="single"/>
-          </w:rPr>
-          <w:t>16</w:t>
-        </w:r>
-      </w:hyperlink>
+      <w:r>
+        <w:rPr>
+          <w:lang w:val="zh_TW" w:bidi="zh_TW"/>
+        </w:rPr>
+        <w:t>曆代志下2:3</w:t>
+      </w:r>
+      <w:r>
+        <w:rPr>
+          <w:lang w:val="zh_TW" w:bidi="zh_TW"/>
+        </w:rPr>
+        <w:t>–</w:t>
+      </w:r>
+      <w:r>
+        <w:rPr>
+          <w:lang w:val="zh_TW" w:bidi="zh_TW"/>
+        </w:rPr>
+        <w:t>16</w:t>
+      </w:r>
       <w:r>
         <w:rPr>
           <w:lang w:val="zh_TW" w:bidi="zh_TW"/>
@@ -1700,18 +1454,12 @@
         </w:rPr>
         <w:t>」的女兒。這位王在其它地方被稱為泰爾王謁巴力（</w:t>
       </w:r>
-      <w:hyperlink r:id="rId52">
-        <w:r>
-          <w:rPr>
-            <w:lang w:val="zh_TW" w:bidi="zh_TW"/>
-          </w:rPr>
-          <w:rPr>
-            <w:color w:val="0000EE"/>
-            <w:u w:val="single"/>
-          </w:rPr>
-          <w:t>列王紀上16:31</w:t>
-        </w:r>
-      </w:hyperlink>
+      <w:r>
+        <w:rPr>
+          <w:lang w:val="zh_TW" w:bidi="zh_TW"/>
+        </w:rPr>
+        <w:t>列王紀上16:31</w:t>
+      </w:r>
       <w:r>
         <w:rPr>
           <w:lang w:val="zh_TW" w:bidi="zh_TW"/>
@@ -1743,204 +1491,120 @@
         </w:rPr>
         <w:t>在王國時代後期，泰爾受到先知們的強烈責備（</w:t>
       </w:r>
-      <w:hyperlink r:id="rId53">
-        <w:r>
-          <w:rPr>
-            <w:lang w:val="zh_TW" w:bidi="zh_TW"/>
-          </w:rPr>
-          <w:rPr>
-            <w:color w:val="0000EE"/>
-            <w:u w:val="single"/>
-          </w:rPr>
-          <w:t>以賽亞書23:1–18</w:t>
-        </w:r>
-      </w:hyperlink>
+      <w:r>
+        <w:rPr>
+          <w:lang w:val="zh_TW" w:bidi="zh_TW"/>
+        </w:rPr>
+        <w:t>以賽亞書23:1–18</w:t>
+      </w:r>
       <w:r>
         <w:rPr>
           <w:lang w:val="zh_TW" w:bidi="zh_TW"/>
         </w:rPr>
         <w:t>；</w:t>
       </w:r>
-      <w:hyperlink r:id="rId54">
-        <w:r>
-          <w:rPr>
-            <w:lang w:val="zh_TW" w:bidi="zh_TW"/>
-          </w:rPr>
-          <w:rPr>
-            <w:color w:val="0000EE"/>
-            <w:u w:val="single"/>
-          </w:rPr>
-          <w:t>耶利米書25:22</w:t>
-        </w:r>
-      </w:hyperlink>
+      <w:r>
+        <w:rPr>
+          <w:lang w:val="zh_TW" w:bidi="zh_TW"/>
+        </w:rPr>
+        <w:t>耶利米書25:22</w:t>
+      </w:r>
       <w:r>
         <w:rPr>
           <w:lang w:val="zh_TW" w:bidi="zh_TW"/>
         </w:rPr>
         <w:t>，</w:t>
       </w:r>
-      <w:hyperlink r:id="rId55">
-        <w:r>
-          <w:rPr>
-            <w:lang w:val="zh_TW" w:bidi="zh_TW"/>
-          </w:rPr>
-          <w:rPr>
-            <w:color w:val="0000EE"/>
-            <w:u w:val="single"/>
-          </w:rPr>
-          <w:t>27:1</w:t>
-        </w:r>
-      </w:hyperlink>
-      <w:hyperlink r:id="rId53">
-        <w:r>
-          <w:rPr>
-            <w:lang w:val="zh_TW" w:bidi="zh_TW"/>
-          </w:rPr>
-          <w:rPr>
-            <w:color w:val="0000EE"/>
-            <w:u w:val="single"/>
-          </w:rPr>
-          <w:t>–</w:t>
-        </w:r>
-      </w:hyperlink>
-      <w:hyperlink r:id="rId55">
-        <w:r>
-          <w:rPr>
-            <w:lang w:val="zh_TW" w:bidi="zh_TW"/>
-          </w:rPr>
-          <w:rPr>
-            <w:color w:val="0000EE"/>
-            <w:u w:val="single"/>
-          </w:rPr>
-          <w:t>11</w:t>
-        </w:r>
-      </w:hyperlink>
+      <w:r>
+        <w:rPr>
+          <w:lang w:val="zh_TW" w:bidi="zh_TW"/>
+        </w:rPr>
+        <w:t>27:1</w:t>
+      </w:r>
+      <w:r>
+        <w:rPr>
+          <w:lang w:val="zh_TW" w:bidi="zh_TW"/>
+        </w:rPr>
+        <w:t>–</w:t>
+      </w:r>
+      <w:r>
+        <w:rPr>
+          <w:lang w:val="zh_TW" w:bidi="zh_TW"/>
+        </w:rPr>
+        <w:t>11</w:t>
+      </w:r>
       <w:r>
         <w:rPr>
           <w:lang w:val="zh_TW" w:bidi="zh_TW"/>
         </w:rPr>
         <w:t>；</w:t>
       </w:r>
-      <w:hyperlink r:id="rId56">
-        <w:r>
-          <w:rPr>
-            <w:lang w:val="zh_TW" w:bidi="zh_TW"/>
-          </w:rPr>
-          <w:rPr>
-            <w:color w:val="0000EE"/>
-            <w:u w:val="single"/>
-          </w:rPr>
-          <w:t>以西結書26:1</w:t>
-        </w:r>
-      </w:hyperlink>
-      <w:hyperlink r:id="rId53">
-        <w:r>
-          <w:rPr>
-            <w:lang w:val="zh_TW" w:bidi="zh_TW"/>
-          </w:rPr>
-          <w:rPr>
-            <w:color w:val="0000EE"/>
-            <w:u w:val="single"/>
-          </w:rPr>
-          <w:t>–</w:t>
-        </w:r>
-      </w:hyperlink>
-      <w:hyperlink r:id="rId56">
-        <w:r>
-          <w:rPr>
-            <w:lang w:val="zh_TW" w:bidi="zh_TW"/>
-          </w:rPr>
-          <w:rPr>
-            <w:color w:val="0000EE"/>
-            <w:u w:val="single"/>
-          </w:rPr>
-          <w:t>19</w:t>
-        </w:r>
-      </w:hyperlink>
+      <w:r>
+        <w:rPr>
+          <w:lang w:val="zh_TW" w:bidi="zh_TW"/>
+        </w:rPr>
+        <w:t>以西結書26:1</w:t>
+      </w:r>
+      <w:r>
+        <w:rPr>
+          <w:lang w:val="zh_TW" w:bidi="zh_TW"/>
+        </w:rPr>
+        <w:t>–</w:t>
+      </w:r>
+      <w:r>
+        <w:rPr>
+          <w:lang w:val="zh_TW" w:bidi="zh_TW"/>
+        </w:rPr>
+        <w:t>19</w:t>
+      </w:r>
       <w:r>
         <w:rPr>
           <w:lang w:val="zh_TW" w:bidi="zh_TW"/>
         </w:rPr>
         <w:t>；</w:t>
       </w:r>
-      <w:hyperlink r:id="rId57">
-        <w:r>
-          <w:rPr>
-            <w:lang w:val="zh_TW" w:bidi="zh_TW"/>
-          </w:rPr>
-          <w:rPr>
-            <w:color w:val="0000EE"/>
-            <w:u w:val="single"/>
-          </w:rPr>
-          <w:t>約珥書3:4</w:t>
-        </w:r>
-      </w:hyperlink>
-      <w:hyperlink r:id="rId53">
-        <w:r>
-          <w:rPr>
-            <w:lang w:val="zh_TW" w:bidi="zh_TW"/>
-          </w:rPr>
-          <w:rPr>
-            <w:color w:val="0000EE"/>
-            <w:u w:val="single"/>
-          </w:rPr>
-          <w:t>–</w:t>
-        </w:r>
-      </w:hyperlink>
-      <w:hyperlink r:id="rId57">
-        <w:r>
-          <w:rPr>
-            <w:lang w:val="zh_TW" w:bidi="zh_TW"/>
-          </w:rPr>
-          <w:rPr>
-            <w:color w:val="0000EE"/>
-            <w:u w:val="single"/>
-          </w:rPr>
-          <w:t>8</w:t>
-        </w:r>
-      </w:hyperlink>
+      <w:r>
+        <w:rPr>
+          <w:lang w:val="zh_TW" w:bidi="zh_TW"/>
+        </w:rPr>
+        <w:t>約珥書3:4</w:t>
+      </w:r>
+      <w:r>
+        <w:rPr>
+          <w:lang w:val="zh_TW" w:bidi="zh_TW"/>
+        </w:rPr>
+        <w:t>–</w:t>
+      </w:r>
+      <w:r>
+        <w:rPr>
+          <w:lang w:val="zh_TW" w:bidi="zh_TW"/>
+        </w:rPr>
+        <w:t>8</w:t>
+      </w:r>
       <w:r>
         <w:rPr>
           <w:lang w:val="zh_TW" w:bidi="zh_TW"/>
         </w:rPr>
         <w:t>；</w:t>
       </w:r>
-      <w:hyperlink r:id="rId58">
-        <w:r>
-          <w:rPr>
-            <w:lang w:val="zh_TW" w:bidi="zh_TW"/>
-          </w:rPr>
-          <w:rPr>
-            <w:color w:val="0000EE"/>
-            <w:u w:val="single"/>
-          </w:rPr>
-          <w:t>阿摩司書1:9</w:t>
-        </w:r>
-      </w:hyperlink>
-      <w:hyperlink r:id="rId53">
-        <w:r>
-          <w:rPr>
-            <w:lang w:val="zh_TW" w:bidi="zh_TW"/>
-          </w:rPr>
-          <w:rPr>
-            <w:color w:val="0000EE"/>
-            <w:u w:val="single"/>
-          </w:rPr>
-          <w:t>–</w:t>
-        </w:r>
-      </w:hyperlink>
-      <w:hyperlink r:id="rId58">
-        <w:r>
-          <w:rPr>
-            <w:lang w:val="zh_TW" w:bidi="zh_TW"/>
-          </w:rPr>
-          <w:rPr>
-            <w:color w:val="0000EE"/>
-            <w:u w:val="single"/>
-          </w:rPr>
-          <w:t>10</w:t>
-        </w:r>
-      </w:hyperlink>
+      <w:r>
+        <w:rPr>
+          <w:lang w:val="zh_TW" w:bidi="zh_TW"/>
+        </w:rPr>
+        <w:t>阿摩司書1:9</w:t>
+      </w:r>
+      <w:r>
+        <w:rPr>
+          <w:lang w:val="zh_TW" w:bidi="zh_TW"/>
+        </w:rPr>
+        <w:t>–</w:t>
+      </w:r>
+      <w:r>
+        <w:rPr>
+          <w:lang w:val="zh_TW" w:bidi="zh_TW"/>
+        </w:rPr>
+        <w:t>10</w:t>
+      </w:r>
       <w:r>
         <w:rPr>
           <w:lang w:val="zh_TW" w:bidi="zh_TW"/>
@@ -2033,84 +1697,48 @@
         </w:rPr>
         <w:t>以西結的預言提供了泰爾城的詳細圖景，其商業帝國、罪惡及最終的滅亡（</w:t>
       </w:r>
-      <w:hyperlink r:id="rId59">
-        <w:r>
-          <w:rPr>
-            <w:lang w:val="zh_TW" w:bidi="zh_TW"/>
-          </w:rPr>
-          <w:rPr>
-            <w:color w:val="0000EE"/>
-            <w:u w:val="single"/>
-          </w:rPr>
-          <w:t>以西結書26:1</w:t>
-        </w:r>
-      </w:hyperlink>
-      <w:hyperlink r:id="rId53">
-        <w:r>
-          <w:rPr>
-            <w:lang w:val="zh_TW" w:bidi="zh_TW"/>
-          </w:rPr>
-          <w:rPr>
-            <w:color w:val="0000EE"/>
-            <w:u w:val="single"/>
-          </w:rPr>
-          <w:t>–</w:t>
-        </w:r>
-      </w:hyperlink>
-      <w:hyperlink r:id="rId59">
-        <w:r>
-          <w:rPr>
-            <w:lang w:val="zh_TW" w:bidi="zh_TW"/>
-          </w:rPr>
-          <w:rPr>
-            <w:color w:val="0000EE"/>
-            <w:u w:val="single"/>
-          </w:rPr>
-          <w:t>28</w:t>
-        </w:r>
-      </w:hyperlink>
+      <w:r>
+        <w:rPr>
+          <w:lang w:val="zh_TW" w:bidi="zh_TW"/>
+        </w:rPr>
+        <w:t>以西結書26:1</w:t>
+      </w:r>
+      <w:r>
+        <w:rPr>
+          <w:lang w:val="zh_TW" w:bidi="zh_TW"/>
+        </w:rPr>
+        <w:t>–</w:t>
+      </w:r>
+      <w:r>
+        <w:rPr>
+          <w:lang w:val="zh_TW" w:bidi="zh_TW"/>
+        </w:rPr>
+        <w:t>28</w:t>
+      </w:r>
       <w:r>
         <w:rPr>
           <w:lang w:val="zh_TW" w:bidi="zh_TW"/>
         </w:rPr>
         <w:t>，</w:t>
       </w:r>
-      <w:hyperlink r:id="rId60">
-        <w:r>
-          <w:rPr>
-            <w:lang w:val="zh_TW" w:bidi="zh_TW"/>
-          </w:rPr>
-          <w:rPr>
-            <w:color w:val="0000EE"/>
-            <w:u w:val="single"/>
-          </w:rPr>
-          <w:t>29:18</w:t>
-        </w:r>
-      </w:hyperlink>
-      <w:hyperlink r:id="rId53">
-        <w:r>
-          <w:rPr>
-            <w:lang w:val="zh_TW" w:bidi="zh_TW"/>
-          </w:rPr>
-          <w:rPr>
-            <w:color w:val="0000EE"/>
-            <w:u w:val="single"/>
-          </w:rPr>
-          <w:t>–</w:t>
-        </w:r>
-      </w:hyperlink>
-      <w:hyperlink r:id="rId60">
-        <w:r>
-          <w:rPr>
-            <w:lang w:val="zh_TW" w:bidi="zh_TW"/>
-          </w:rPr>
-          <w:rPr>
-            <w:color w:val="0000EE"/>
-            <w:u w:val="single"/>
-          </w:rPr>
-          <w:t>20</w:t>
-        </w:r>
-      </w:hyperlink>
+      <w:r>
+        <w:rPr>
+          <w:lang w:val="zh_TW" w:bidi="zh_TW"/>
+        </w:rPr>
+        <w:t>29:18</w:t>
+      </w:r>
+      <w:r>
+        <w:rPr>
+          <w:lang w:val="zh_TW" w:bidi="zh_TW"/>
+        </w:rPr>
+        <w:t>–</w:t>
+      </w:r>
+      <w:r>
+        <w:rPr>
+          <w:lang w:val="zh_TW" w:bidi="zh_TW"/>
+        </w:rPr>
+        <w:t>20</w:t>
+      </w:r>
       <w:r>
         <w:rPr>
           <w:lang w:val="zh_TW" w:bidi="zh_TW"/>
@@ -2129,18 +1757,12 @@
         </w:rPr>
         <w:t>」，這也是導致撒但墮落同樣的表達方式（</w:t>
       </w:r>
-      <w:hyperlink r:id="rId61">
-        <w:r>
-          <w:rPr>
-            <w:lang w:val="zh_TW" w:bidi="zh_TW"/>
-          </w:rPr>
-          <w:rPr>
-            <w:color w:val="0000EE"/>
-            <w:u w:val="single"/>
-          </w:rPr>
-          <w:t>以西結書28:2</w:t>
-        </w:r>
-      </w:hyperlink>
+      <w:r>
+        <w:rPr>
+          <w:lang w:val="zh_TW" w:bidi="zh_TW"/>
+        </w:rPr>
+        <w:t>以西結書28:2</w:t>
+      </w:r>
       <w:r>
         <w:rPr>
           <w:lang w:val="zh_TW" w:bidi="zh_TW"/>
@@ -2172,54 +1794,36 @@
         </w:rPr>
         <w:t>亞歷山大征服並摧毀了部分城市。但新約聖經指出，泰爾已經恢復了一些地位。泰爾在人口和商業力量上等同於或超過耶路撒冷。耶穌在祂早期的事工中曾造訪泰爾周圍地區。祂在那裡醫治了敘利腓尼基婦女的女兒（</w:t>
       </w:r>
-      <w:hyperlink r:id="rId62">
-        <w:r>
-          <w:rPr>
-            <w:lang w:val="zh_TW" w:bidi="zh_TW"/>
-          </w:rPr>
-          <w:rPr>
-            <w:color w:val="0000EE"/>
-            <w:u w:val="single"/>
-          </w:rPr>
-          <w:t>馬太福音15:21–28</w:t>
-        </w:r>
-      </w:hyperlink>
+      <w:r>
+        <w:rPr>
+          <w:lang w:val="zh_TW" w:bidi="zh_TW"/>
+        </w:rPr>
+        <w:t>馬太福音15:21–28</w:t>
+      </w:r>
       <w:r>
         <w:rPr>
           <w:lang w:val="zh_TW" w:bidi="zh_TW"/>
         </w:rPr>
         <w:t>；</w:t>
       </w:r>
-      <w:hyperlink r:id="rId63">
-        <w:r>
-          <w:rPr>
-            <w:lang w:val="zh_TW" w:bidi="zh_TW"/>
-          </w:rPr>
-          <w:rPr>
-            <w:color w:val="0000EE"/>
-            <w:u w:val="single"/>
-          </w:rPr>
-          <w:t>馬可福音7:24–31</w:t>
-        </w:r>
-      </w:hyperlink>
+      <w:r>
+        <w:rPr>
+          <w:lang w:val="zh_TW" w:bidi="zh_TW"/>
+        </w:rPr>
+        <w:t>馬可福音7:24–31</w:t>
+      </w:r>
       <w:r>
         <w:rPr>
           <w:lang w:val="zh_TW" w:bidi="zh_TW"/>
         </w:rPr>
         <w:t>）。耶穌將棄絕祂的加利利城鎮與泰爾和西頓相比。這種比較意味著加利利人理論上可以拒絕耶穌的理由應該更少，因為他在那裡行了許多神蹟（</w:t>
       </w:r>
-      <w:hyperlink r:id="rId64">
-        <w:r>
-          <w:rPr>
-            <w:lang w:val="zh_TW" w:bidi="zh_TW"/>
-          </w:rPr>
-          <w:rPr>
-            <w:color w:val="0000EE"/>
-            <w:u w:val="single"/>
-          </w:rPr>
-          <w:t>路加福音10:13–14</w:t>
-        </w:r>
-      </w:hyperlink>
+      <w:r>
+        <w:rPr>
+          <w:lang w:val="zh_TW" w:bidi="zh_TW"/>
+        </w:rPr>
+        <w:t>路加福音10:13–14</w:t>
+      </w:r>
       <w:r>
         <w:rPr>
           <w:lang w:val="zh_TW" w:bidi="zh_TW"/>
